--- a/docs/gost/out/09_33_Руководство_программиста.docx
+++ b/docs/gost/out/09_33_Руководство_программиста.docx
@@ -484,7 +484,7 @@
         <w:rPr>
           <w:noProof/>
         </w:rPr>
-        <w:t>20</w:t>
+        <w:t>21</w:t>
       </w:r>
       <w:r>
         <w:fldChar w:fldCharType="end"/>
@@ -610,7 +610,7 @@
       <w:r>
         <w:fldChar w:fldCharType="separate"/>
       </w:r>
-      <w:hyperlink w:anchor="_Toc241772694" w:history="1">
+      <w:hyperlink w:anchor="_Toc242104121" w:history="1">
         <w:r>
           <w:rPr>
             <w:rStyle w:val="aff8"/>
@@ -637,7 +637,7 @@
             <w:noProof/>
             <w:webHidden/>
           </w:rPr>
-          <w:instrText xml:space="preserve"> PAGEREF _Toc241772694 \h </w:instrText>
+          <w:instrText xml:space="preserve"> PAGEREF _Toc242104121 \h </w:instrText>
         </w:r>
         <w:r>
           <w:rPr>
@@ -683,7 +683,7 @@
           <w14:ligatures w14:val="standardContextual"/>
         </w:rPr>
       </w:pPr>
-      <w:hyperlink w:anchor="_Toc241772695" w:history="1">
+      <w:hyperlink w:anchor="_Toc242104122" w:history="1">
         <w:r>
           <w:rPr>
             <w:rStyle w:val="aff8"/>
@@ -710,7 +710,7 @@
             <w:noProof/>
             <w:webHidden/>
           </w:rPr>
-          <w:instrText xml:space="preserve"> PAGEREF _Toc241772695 \h </w:instrText>
+          <w:instrText xml:space="preserve"> PAGEREF _Toc242104122 \h </w:instrText>
         </w:r>
         <w:r>
           <w:rPr>
@@ -756,7 +756,7 @@
           <w14:ligatures w14:val="standardContextual"/>
         </w:rPr>
       </w:pPr>
-      <w:hyperlink w:anchor="_Toc241772696" w:history="1">
+      <w:hyperlink w:anchor="_Toc242104123" w:history="1">
         <w:r>
           <w:rPr>
             <w:rStyle w:val="aff8"/>
@@ -783,7 +783,7 @@
             <w:noProof/>
             <w:webHidden/>
           </w:rPr>
-          <w:instrText xml:space="preserve"> PAGEREF _Toc241772696 \h </w:instrText>
+          <w:instrText xml:space="preserve"> PAGEREF _Toc242104123 \h </w:instrText>
         </w:r>
         <w:r>
           <w:rPr>
@@ -829,7 +829,7 @@
           <w14:ligatures w14:val="standardContextual"/>
         </w:rPr>
       </w:pPr>
-      <w:hyperlink w:anchor="_Toc241772697" w:history="1">
+      <w:hyperlink w:anchor="_Toc242104124" w:history="1">
         <w:r>
           <w:rPr>
             <w:rStyle w:val="aff8"/>
@@ -856,7 +856,7 @@
             <w:noProof/>
             <w:webHidden/>
           </w:rPr>
-          <w:instrText xml:space="preserve"> PAGEREF _Toc241772697 \h </w:instrText>
+          <w:instrText xml:space="preserve"> PAGEREF _Toc242104124 \h </w:instrText>
         </w:r>
         <w:r>
           <w:rPr>
@@ -902,7 +902,7 @@
           <w14:ligatures w14:val="standardContextual"/>
         </w:rPr>
       </w:pPr>
-      <w:hyperlink w:anchor="_Toc241772698" w:history="1">
+      <w:hyperlink w:anchor="_Toc242104125" w:history="1">
         <w:r>
           <w:rPr>
             <w:rStyle w:val="aff8"/>
@@ -929,7 +929,7 @@
             <w:noProof/>
             <w:webHidden/>
           </w:rPr>
-          <w:instrText xml:space="preserve"> PAGEREF _Toc241772698 \h </w:instrText>
+          <w:instrText xml:space="preserve"> PAGEREF _Toc242104125 \h </w:instrText>
         </w:r>
         <w:r>
           <w:rPr>
@@ -975,7 +975,7 @@
           <w14:ligatures w14:val="standardContextual"/>
         </w:rPr>
       </w:pPr>
-      <w:hyperlink w:anchor="_Toc241772699" w:history="1">
+      <w:hyperlink w:anchor="_Toc242104126" w:history="1">
         <w:r>
           <w:rPr>
             <w:rStyle w:val="aff8"/>
@@ -1002,7 +1002,7 @@
             <w:noProof/>
             <w:webHidden/>
           </w:rPr>
-          <w:instrText xml:space="preserve"> PAGEREF _Toc241772699 \h </w:instrText>
+          <w:instrText xml:space="preserve"> PAGEREF _Toc242104126 \h </w:instrText>
         </w:r>
         <w:r>
           <w:rPr>
@@ -1048,7 +1048,7 @@
           <w14:ligatures w14:val="standardContextual"/>
         </w:rPr>
       </w:pPr>
-      <w:hyperlink w:anchor="_Toc241772700" w:history="1">
+      <w:hyperlink w:anchor="_Toc242104127" w:history="1">
         <w:r>
           <w:rPr>
             <w:rStyle w:val="aff8"/>
@@ -1075,7 +1075,7 @@
             <w:noProof/>
             <w:webHidden/>
           </w:rPr>
-          <w:instrText xml:space="preserve"> PAGEREF _Toc241772700 \h </w:instrText>
+          <w:instrText xml:space="preserve"> PAGEREF _Toc242104127 \h </w:instrText>
         </w:r>
         <w:r>
           <w:rPr>
@@ -1121,7 +1121,7 @@
           <w14:ligatures w14:val="standardContextual"/>
         </w:rPr>
       </w:pPr>
-      <w:hyperlink w:anchor="_Toc241772701" w:history="1">
+      <w:hyperlink w:anchor="_Toc242104128" w:history="1">
         <w:r>
           <w:rPr>
             <w:rStyle w:val="aff8"/>
@@ -1148,7 +1148,7 @@
             <w:noProof/>
             <w:webHidden/>
           </w:rPr>
-          <w:instrText xml:space="preserve"> PAGEREF _Toc241772701 \h </w:instrText>
+          <w:instrText xml:space="preserve"> PAGEREF _Toc242104128 \h </w:instrText>
         </w:r>
         <w:r>
           <w:rPr>
@@ -1194,7 +1194,7 @@
           <w14:ligatures w14:val="standardContextual"/>
         </w:rPr>
       </w:pPr>
-      <w:hyperlink w:anchor="_Toc241772702" w:history="1">
+      <w:hyperlink w:anchor="_Toc242104129" w:history="1">
         <w:r>
           <w:rPr>
             <w:rStyle w:val="aff8"/>
@@ -1221,7 +1221,7 @@
             <w:noProof/>
             <w:webHidden/>
           </w:rPr>
-          <w:instrText xml:space="preserve"> PAGEREF _Toc241772702 \h </w:instrText>
+          <w:instrText xml:space="preserve"> PAGEREF _Toc242104129 \h </w:instrText>
         </w:r>
         <w:r>
           <w:rPr>
@@ -1267,7 +1267,7 @@
           <w14:ligatures w14:val="standardContextual"/>
         </w:rPr>
       </w:pPr>
-      <w:hyperlink w:anchor="_Toc241772703" w:history="1">
+      <w:hyperlink w:anchor="_Toc242104130" w:history="1">
         <w:r>
           <w:rPr>
             <w:rStyle w:val="aff8"/>
@@ -1294,7 +1294,7 @@
             <w:noProof/>
             <w:webHidden/>
           </w:rPr>
-          <w:instrText xml:space="preserve"> PAGEREF _Toc241772703 \h </w:instrText>
+          <w:instrText xml:space="preserve"> PAGEREF _Toc242104130 \h </w:instrText>
         </w:r>
         <w:r>
           <w:rPr>
@@ -1340,7 +1340,7 @@
           <w14:ligatures w14:val="standardContextual"/>
         </w:rPr>
       </w:pPr>
-      <w:hyperlink w:anchor="_Toc241772704" w:history="1">
+      <w:hyperlink w:anchor="_Toc242104131" w:history="1">
         <w:r>
           <w:rPr>
             <w:rStyle w:val="aff8"/>
@@ -1367,7 +1367,7 @@
             <w:noProof/>
             <w:webHidden/>
           </w:rPr>
-          <w:instrText xml:space="preserve"> PAGEREF _Toc241772704 \h </w:instrText>
+          <w:instrText xml:space="preserve"> PAGEREF _Toc242104131 \h </w:instrText>
         </w:r>
         <w:r>
           <w:rPr>
@@ -1413,7 +1413,7 @@
           <w14:ligatures w14:val="standardContextual"/>
         </w:rPr>
       </w:pPr>
-      <w:hyperlink w:anchor="_Toc241772705" w:history="1">
+      <w:hyperlink w:anchor="_Toc242104132" w:history="1">
         <w:r>
           <w:rPr>
             <w:rStyle w:val="aff8"/>
@@ -1440,7 +1440,7 @@
             <w:noProof/>
             <w:webHidden/>
           </w:rPr>
-          <w:instrText xml:space="preserve"> PAGEREF _Toc241772705 \h </w:instrText>
+          <w:instrText xml:space="preserve"> PAGEREF _Toc242104132 \h </w:instrText>
         </w:r>
         <w:r>
           <w:rPr>
@@ -1486,7 +1486,7 @@
           <w14:ligatures w14:val="standardContextual"/>
         </w:rPr>
       </w:pPr>
-      <w:hyperlink w:anchor="_Toc241772706" w:history="1">
+      <w:hyperlink w:anchor="_Toc242104133" w:history="1">
         <w:r>
           <w:rPr>
             <w:rStyle w:val="aff8"/>
@@ -1513,7 +1513,7 @@
             <w:noProof/>
             <w:webHidden/>
           </w:rPr>
-          <w:instrText xml:space="preserve"> PAGEREF _Toc241772706 \h </w:instrText>
+          <w:instrText xml:space="preserve"> PAGEREF _Toc242104133 \h </w:instrText>
         </w:r>
         <w:r>
           <w:rPr>
@@ -1559,7 +1559,7 @@
           <w14:ligatures w14:val="standardContextual"/>
         </w:rPr>
       </w:pPr>
-      <w:hyperlink w:anchor="_Toc241772707" w:history="1">
+      <w:hyperlink w:anchor="_Toc242104134" w:history="1">
         <w:r>
           <w:rPr>
             <w:rStyle w:val="aff8"/>
@@ -1586,7 +1586,7 @@
             <w:noProof/>
             <w:webHidden/>
           </w:rPr>
-          <w:instrText xml:space="preserve"> PAGEREF _Toc241772707 \h </w:instrText>
+          <w:instrText xml:space="preserve"> PAGEREF _Toc242104134 \h </w:instrText>
         </w:r>
         <w:r>
           <w:rPr>
@@ -1632,7 +1632,7 @@
           <w14:ligatures w14:val="standardContextual"/>
         </w:rPr>
       </w:pPr>
-      <w:hyperlink w:anchor="_Toc241772708" w:history="1">
+      <w:hyperlink w:anchor="_Toc242104135" w:history="1">
         <w:r>
           <w:rPr>
             <w:rStyle w:val="aff8"/>
@@ -1659,7 +1659,7 @@
             <w:noProof/>
             <w:webHidden/>
           </w:rPr>
-          <w:instrText xml:space="preserve"> PAGEREF _Toc241772708 \h </w:instrText>
+          <w:instrText xml:space="preserve"> PAGEREF _Toc242104135 \h </w:instrText>
         </w:r>
         <w:r>
           <w:rPr>
@@ -1705,7 +1705,7 @@
           <w14:ligatures w14:val="standardContextual"/>
         </w:rPr>
       </w:pPr>
-      <w:hyperlink w:anchor="_Toc241772709" w:history="1">
+      <w:hyperlink w:anchor="_Toc242104136" w:history="1">
         <w:r>
           <w:rPr>
             <w:rStyle w:val="aff8"/>
@@ -1732,7 +1732,7 @@
             <w:noProof/>
             <w:webHidden/>
           </w:rPr>
-          <w:instrText xml:space="preserve"> PAGEREF _Toc241772709 \h </w:instrText>
+          <w:instrText xml:space="preserve"> PAGEREF _Toc242104136 \h </w:instrText>
         </w:r>
         <w:r>
           <w:rPr>
@@ -1778,13 +1778,13 @@
           <w14:ligatures w14:val="standardContextual"/>
         </w:rPr>
       </w:pPr>
-      <w:hyperlink w:anchor="_Toc241772710" w:history="1">
+      <w:hyperlink w:anchor="_Toc242104137" w:history="1">
         <w:r>
           <w:rPr>
             <w:rStyle w:val="aff8"/>
             <w:noProof/>
           </w:rPr>
-          <w:t>2.11 Регламентные задания</w:t>
+          <w:t>2.11 Валюты и курсы</w:t>
         </w:r>
         <w:r>
           <w:rPr>
@@ -1805,7 +1805,80 @@
             <w:noProof/>
             <w:webHidden/>
           </w:rPr>
-          <w:instrText xml:space="preserve"> PAGEREF _Toc241772710 \h </w:instrText>
+          <w:instrText xml:space="preserve"> PAGEREF _Toc242104137 \h </w:instrText>
+        </w:r>
+        <w:r>
+          <w:rPr>
+            <w:noProof/>
+            <w:webHidden/>
+          </w:rPr>
+        </w:r>
+        <w:r>
+          <w:rPr>
+            <w:noProof/>
+            <w:webHidden/>
+          </w:rPr>
+          <w:fldChar w:fldCharType="separate"/>
+        </w:r>
+        <w:r>
+          <w:rPr>
+            <w:noProof/>
+            <w:webHidden/>
+          </w:rPr>
+          <w:t>12</w:t>
+        </w:r>
+        <w:r>
+          <w:rPr>
+            <w:noProof/>
+            <w:webHidden/>
+          </w:rPr>
+          <w:fldChar w:fldCharType="end"/>
+        </w:r>
+      </w:hyperlink>
+    </w:p>
+    <w:p>
+      <w:pPr>
+        <w:pStyle w:val="2c"/>
+        <w:tabs>
+          <w:tab w:val="right" w:leader="dot" w:pos="9345"/>
+        </w:tabs>
+        <w:rPr>
+          <w:rFonts w:asciiTheme="minorHAnsi" w:eastAsiaTheme="minorEastAsia" w:hAnsiTheme="minorHAnsi" w:cstheme="minorBidi"/>
+          <w:noProof/>
+          <w:color w:val="auto"/>
+          <w:kern w:val="2"/>
+          <w:szCs w:val="24"/>
+          <w14:ligatures w14:val="standardContextual"/>
+        </w:rPr>
+      </w:pPr>
+      <w:hyperlink w:anchor="_Toc242104138" w:history="1">
+        <w:r>
+          <w:rPr>
+            <w:rStyle w:val="aff8"/>
+            <w:noProof/>
+          </w:rPr>
+          <w:t>2.12 Регламентные задания</w:t>
+        </w:r>
+        <w:r>
+          <w:rPr>
+            <w:noProof/>
+            <w:webHidden/>
+          </w:rPr>
+          <w:tab/>
+        </w:r>
+        <w:r>
+          <w:rPr>
+            <w:noProof/>
+            <w:webHidden/>
+          </w:rPr>
+          <w:fldChar w:fldCharType="begin"/>
+        </w:r>
+        <w:r>
+          <w:rPr>
+            <w:noProof/>
+            <w:webHidden/>
+          </w:rPr>
+          <w:instrText xml:space="preserve"> PAGEREF _Toc242104138 \h </w:instrText>
         </w:r>
         <w:r>
           <w:rPr>
@@ -1851,7 +1924,7 @@
           <w14:ligatures w14:val="standardContextual"/>
         </w:rPr>
       </w:pPr>
-      <w:hyperlink w:anchor="_Toc241772711" w:history="1">
+      <w:hyperlink w:anchor="_Toc242104139" w:history="1">
         <w:r>
           <w:rPr>
             <w:rStyle w:val="aff8"/>
@@ -1878,7 +1951,7 @@
             <w:noProof/>
             <w:webHidden/>
           </w:rPr>
-          <w:instrText xml:space="preserve"> PAGEREF _Toc241772711 \h </w:instrText>
+          <w:instrText xml:space="preserve"> PAGEREF _Toc242104139 \h </w:instrText>
         </w:r>
         <w:r>
           <w:rPr>
@@ -1924,7 +1997,7 @@
           <w14:ligatures w14:val="standardContextual"/>
         </w:rPr>
       </w:pPr>
-      <w:hyperlink w:anchor="_Toc241772712" w:history="1">
+      <w:hyperlink w:anchor="_Toc242104140" w:history="1">
         <w:r>
           <w:rPr>
             <w:rStyle w:val="aff8"/>
@@ -1951,7 +2024,7 @@
             <w:noProof/>
             <w:webHidden/>
           </w:rPr>
-          <w:instrText xml:space="preserve"> PAGEREF _Toc241772712 \h </w:instrText>
+          <w:instrText xml:space="preserve"> PAGEREF _Toc242104140 \h </w:instrText>
         </w:r>
         <w:r>
           <w:rPr>
@@ -1997,7 +2070,7 @@
           <w14:ligatures w14:val="standardContextual"/>
         </w:rPr>
       </w:pPr>
-      <w:hyperlink w:anchor="_Toc241772713" w:history="1">
+      <w:hyperlink w:anchor="_Toc242104141" w:history="1">
         <w:r>
           <w:rPr>
             <w:rStyle w:val="aff8"/>
@@ -2024,7 +2097,7 @@
             <w:noProof/>
             <w:webHidden/>
           </w:rPr>
-          <w:instrText xml:space="preserve"> PAGEREF _Toc241772713 \h </w:instrText>
+          <w:instrText xml:space="preserve"> PAGEREF _Toc242104141 \h </w:instrText>
         </w:r>
         <w:r>
           <w:rPr>
@@ -2070,7 +2143,7 @@
           <w14:ligatures w14:val="standardContextual"/>
         </w:rPr>
       </w:pPr>
-      <w:hyperlink w:anchor="_Toc241772714" w:history="1">
+      <w:hyperlink w:anchor="_Toc242104142" w:history="1">
         <w:r>
           <w:rPr>
             <w:rStyle w:val="aff8"/>
@@ -2097,7 +2170,7 @@
             <w:noProof/>
             <w:webHidden/>
           </w:rPr>
-          <w:instrText xml:space="preserve"> PAGEREF _Toc241772714 \h </w:instrText>
+          <w:instrText xml:space="preserve"> PAGEREF _Toc242104142 \h </w:instrText>
         </w:r>
         <w:r>
           <w:rPr>
@@ -2143,7 +2216,7 @@
           <w14:ligatures w14:val="standardContextual"/>
         </w:rPr>
       </w:pPr>
-      <w:hyperlink w:anchor="_Toc241772715" w:history="1">
+      <w:hyperlink w:anchor="_Toc242104143" w:history="1">
         <w:r>
           <w:rPr>
             <w:rStyle w:val="aff8"/>
@@ -2170,7 +2243,7 @@
             <w:noProof/>
             <w:webHidden/>
           </w:rPr>
-          <w:instrText xml:space="preserve"> PAGEREF _Toc241772715 \h </w:instrText>
+          <w:instrText xml:space="preserve"> PAGEREF _Toc242104143 \h </w:instrText>
         </w:r>
         <w:r>
           <w:rPr>
@@ -2216,7 +2289,7 @@
           <w14:ligatures w14:val="standardContextual"/>
         </w:rPr>
       </w:pPr>
-      <w:hyperlink w:anchor="_Toc241772716" w:history="1">
+      <w:hyperlink w:anchor="_Toc242104144" w:history="1">
         <w:r>
           <w:rPr>
             <w:rStyle w:val="aff8"/>
@@ -2243,7 +2316,7 @@
             <w:noProof/>
             <w:webHidden/>
           </w:rPr>
-          <w:instrText xml:space="preserve"> PAGEREF _Toc241772716 \h </w:instrText>
+          <w:instrText xml:space="preserve"> PAGEREF _Toc242104144 \h </w:instrText>
         </w:r>
         <w:r>
           <w:rPr>
@@ -2289,7 +2362,7 @@
           <w14:ligatures w14:val="standardContextual"/>
         </w:rPr>
       </w:pPr>
-      <w:hyperlink w:anchor="_Toc241772717" w:history="1">
+      <w:hyperlink w:anchor="_Toc242104145" w:history="1">
         <w:r>
           <w:rPr>
             <w:rStyle w:val="aff8"/>
@@ -2316,7 +2389,7 @@
             <w:noProof/>
             <w:webHidden/>
           </w:rPr>
-          <w:instrText xml:space="preserve"> PAGEREF _Toc241772717 \h </w:instrText>
+          <w:instrText xml:space="preserve"> PAGEREF _Toc242104145 \h </w:instrText>
         </w:r>
         <w:r>
           <w:rPr>
@@ -2362,7 +2435,7 @@
           <w14:ligatures w14:val="standardContextual"/>
         </w:rPr>
       </w:pPr>
-      <w:hyperlink w:anchor="_Toc241772718" w:history="1">
+      <w:hyperlink w:anchor="_Toc242104146" w:history="1">
         <w:r>
           <w:rPr>
             <w:rStyle w:val="aff8"/>
@@ -2389,7 +2462,7 @@
             <w:noProof/>
             <w:webHidden/>
           </w:rPr>
-          <w:instrText xml:space="preserve"> PAGEREF _Toc241772718 \h </w:instrText>
+          <w:instrText xml:space="preserve"> PAGEREF _Toc242104146 \h </w:instrText>
         </w:r>
         <w:r>
           <w:rPr>
@@ -2435,7 +2508,7 @@
           <w14:ligatures w14:val="standardContextual"/>
         </w:rPr>
       </w:pPr>
-      <w:hyperlink w:anchor="_Toc241772719" w:history="1">
+      <w:hyperlink w:anchor="_Toc242104147" w:history="1">
         <w:r>
           <w:rPr>
             <w:rStyle w:val="aff8"/>
@@ -2462,7 +2535,7 @@
             <w:noProof/>
             <w:webHidden/>
           </w:rPr>
-          <w:instrText xml:space="preserve"> PAGEREF _Toc241772719 \h </w:instrText>
+          <w:instrText xml:space="preserve"> PAGEREF _Toc242104147 \h </w:instrText>
         </w:r>
         <w:r>
           <w:rPr>
@@ -2508,7 +2581,7 @@
           <w14:ligatures w14:val="standardContextual"/>
         </w:rPr>
       </w:pPr>
-      <w:hyperlink w:anchor="_Toc241772720" w:history="1">
+      <w:hyperlink w:anchor="_Toc242104148" w:history="1">
         <w:r>
           <w:rPr>
             <w:rStyle w:val="aff8"/>
@@ -2535,7 +2608,7 @@
             <w:noProof/>
             <w:webHidden/>
           </w:rPr>
-          <w:instrText xml:space="preserve"> PAGEREF _Toc241772720 \h </w:instrText>
+          <w:instrText xml:space="preserve"> PAGEREF _Toc242104148 \h </w:instrText>
         </w:r>
         <w:r>
           <w:rPr>
@@ -2555,7 +2628,7 @@
             <w:noProof/>
             <w:webHidden/>
           </w:rPr>
-          <w:t>20</w:t>
+          <w:t>21</w:t>
         </w:r>
         <w:r>
           <w:rPr>
@@ -2571,7 +2644,6 @@
         <w:ind w:firstLine="0"/>
       </w:pPr>
       <w:r>
-        <w:lastRenderedPageBreak/>
         <w:fldChar w:fldCharType="end"/>
       </w:r>
     </w:p>
@@ -2582,7 +2654,7 @@
         <w:ind w:firstLine="0"/>
         <w:jc w:val="center"/>
       </w:pPr>
-      <w:bookmarkStart w:id="0" w:name="_Toc241772694"/>
+      <w:bookmarkStart w:id="0" w:name="_Toc242104121"/>
       <w:r>
         <w:lastRenderedPageBreak/>
         <w:t>ПЕРЕЧЕНЬ ТЕРМИНОВ И СОКРАЩЕНИЙ</w:t>
@@ -3844,7 +3916,7 @@
         <w:pStyle w:val="1"/>
         <w:pageBreakBefore/>
       </w:pPr>
-      <w:bookmarkStart w:id="1" w:name="_Toc241772695"/>
+      <w:bookmarkStart w:id="1" w:name="_Toc242104122"/>
       <w:r>
         <w:lastRenderedPageBreak/>
         <w:t>1 Назначение и условия применения программы</w:t>
@@ -3855,7 +3927,7 @@
       <w:pPr>
         <w:pStyle w:val="21"/>
       </w:pPr>
-      <w:bookmarkStart w:id="2" w:name="_Toc241772696"/>
+      <w:bookmarkStart w:id="2" w:name="_Toc242104123"/>
       <w:r>
         <w:t>1.1 Назначение</w:t>
       </w:r>
@@ -3870,7 +3942,7 @@
       <w:pPr>
         <w:pStyle w:val="21"/>
       </w:pPr>
-      <w:bookmarkStart w:id="3" w:name="_Toc241772697"/>
+      <w:bookmarkStart w:id="3" w:name="_Toc242104124"/>
       <w:r>
         <w:t>1.2 Условия применения</w:t>
       </w:r>
@@ -3976,7 +4048,7 @@
         <w:pStyle w:val="1"/>
         <w:pageBreakBefore/>
       </w:pPr>
-      <w:bookmarkStart w:id="4" w:name="_Toc241772698"/>
+      <w:bookmarkStart w:id="4" w:name="_Toc242104125"/>
       <w:r>
         <w:lastRenderedPageBreak/>
         <w:t>2 Характеристики программы</w:t>
@@ -3987,7 +4059,7 @@
       <w:pPr>
         <w:pStyle w:val="21"/>
       </w:pPr>
-      <w:bookmarkStart w:id="5" w:name="_Toc241772699"/>
+      <w:bookmarkStart w:id="5" w:name="_Toc242104126"/>
       <w:r>
         <w:t>2.1 Структура исходных текстов</w:t>
       </w:r>
@@ -4385,7 +4457,7 @@
       <w:pPr>
         <w:pStyle w:val="21"/>
       </w:pPr>
-      <w:bookmarkStart w:id="6" w:name="_Toc241772700"/>
+      <w:bookmarkStart w:id="6" w:name="_Toc242104127"/>
       <w:r>
         <w:t>2.2 Разграничение доступа</w:t>
       </w:r>
@@ -4731,7 +4803,7 @@
       <w:pPr>
         <w:pStyle w:val="31"/>
       </w:pPr>
-      <w:bookmarkStart w:id="7" w:name="_Toc241772701"/>
+      <w:bookmarkStart w:id="7" w:name="_Toc242104128"/>
       <w:r>
         <w:t>2.2.1 Добавление нового ресурса</w:t>
       </w:r>
@@ -4896,7 +4968,7 @@
       <w:pPr>
         <w:pStyle w:val="21"/>
       </w:pPr>
-      <w:bookmarkStart w:id="8" w:name="_Toc241772702"/>
+      <w:bookmarkStart w:id="8" w:name="_Toc242104129"/>
       <w:r>
         <w:t>2.3 Изоляция компаний</w:t>
       </w:r>
@@ -5022,7 +5094,7 @@
       <w:pPr>
         <w:pStyle w:val="21"/>
       </w:pPr>
-      <w:bookmarkStart w:id="9" w:name="_Toc241772703"/>
+      <w:bookmarkStart w:id="9" w:name="_Toc242104130"/>
       <w:r>
         <w:t>2.4 Мягкое удаление</w:t>
       </w:r>
@@ -5147,7 +5219,7 @@
       <w:pPr>
         <w:pStyle w:val="21"/>
       </w:pPr>
-      <w:bookmarkStart w:id="10" w:name="_Toc241772704"/>
+      <w:bookmarkStart w:id="10" w:name="_Toc242104131"/>
       <w:r>
         <w:t>2.5 Журналы изменений</w:t>
       </w:r>
@@ -5252,7 +5324,7 @@
       <w:pPr>
         <w:pStyle w:val="21"/>
       </w:pPr>
-      <w:bookmarkStart w:id="11" w:name="_Toc241772705"/>
+      <w:bookmarkStart w:id="11" w:name="_Toc242104132"/>
       <w:r>
         <w:t>2.6 Транзакции и конкурентный доступ</w:t>
       </w:r>
@@ -5287,7 +5359,7 @@
       <w:pPr>
         <w:pStyle w:val="21"/>
       </w:pPr>
-      <w:bookmarkStart w:id="12" w:name="_Toc241772706"/>
+      <w:bookmarkStart w:id="12" w:name="_Toc242104133"/>
       <w:r>
         <w:t>2.7 Выдача файлов</w:t>
       </w:r>
@@ -5452,7 +5524,7 @@
       <w:pPr>
         <w:pStyle w:val="21"/>
       </w:pPr>
-      <w:bookmarkStart w:id="13" w:name="_Toc241772707"/>
+      <w:bookmarkStart w:id="13" w:name="_Toc242104134"/>
       <w:r>
         <w:lastRenderedPageBreak/>
         <w:t>2.8 Постраничная выдача и ошибки</w:t>
@@ -5583,7 +5655,7 @@
       <w:pPr>
         <w:pStyle w:val="21"/>
       </w:pPr>
-      <w:bookmarkStart w:id="14" w:name="_Toc241772708"/>
+      <w:bookmarkStart w:id="14" w:name="_Toc242104135"/>
       <w:r>
         <w:t>2.9 Кэш и Redis</w:t>
       </w:r>
@@ -5628,7 +5700,7 @@
       <w:pPr>
         <w:pStyle w:val="21"/>
       </w:pPr>
-      <w:bookmarkStart w:id="15" w:name="_Toc241772709"/>
+      <w:bookmarkStart w:id="15" w:name="_Toc242104136"/>
       <w:r>
         <w:t>2.10 Локализация клиентской части</w:t>
       </w:r>
@@ -5823,12 +5895,132 @@
       <w:pPr>
         <w:pStyle w:val="21"/>
       </w:pPr>
-      <w:bookmarkStart w:id="16" w:name="_Toc241772710"/>
+      <w:bookmarkStart w:id="16" w:name="_Toc242104137"/>
       <w:r>
         <w:lastRenderedPageBreak/>
-        <w:t>2.11 Регламентные задания</w:t>
+        <w:t>2.11 Валюты и курсы</w:t>
       </w:r>
       <w:bookmarkEnd w:id="16"/>
+    </w:p>
+    <w:p>
+      <w:r>
+        <w:t xml:space="preserve">Пересчёт сумм между валютами выполняется только функциями модуля </w:t>
+      </w:r>
+      <w:r>
+        <w:rPr>
+          <w:rFonts w:ascii="Courier New" w:eastAsia="Courier New" w:hAnsi="Courier New" w:cs="Courier New"/>
+          <w:sz w:val="22"/>
+        </w:rPr>
+        <w:t>apps/finances/currency.py</w:t>
+      </w:r>
+      <w:r>
+        <w:t xml:space="preserve">: </w:t>
+      </w:r>
+      <w:r>
+        <w:rPr>
+          <w:rFonts w:ascii="Courier New" w:eastAsia="Courier New" w:hAnsi="Courier New" w:cs="Courier New"/>
+          <w:sz w:val="22"/>
+        </w:rPr>
+        <w:t>cross_rate</w:t>
+      </w:r>
+      <w:r>
+        <w:t xml:space="preserve"> (кросс-курс на дату через сум), </w:t>
+      </w:r>
+      <w:r>
+        <w:rPr>
+          <w:rFonts w:ascii="Courier New" w:eastAsia="Courier New" w:hAnsi="Courier New" w:cs="Courier New"/>
+          <w:sz w:val="22"/>
+        </w:rPr>
+        <w:t>convert</w:t>
+      </w:r>
+      <w:r>
+        <w:t xml:space="preserve"> (сумма на дату), класс </w:t>
+      </w:r>
+      <w:r>
+        <w:rPr>
+          <w:rFonts w:ascii="Courier New" w:eastAsia="Courier New" w:hAnsi="Courier New" w:cs="Courier New"/>
+          <w:sz w:val="22"/>
+        </w:rPr>
+        <w:t>Converter</w:t>
+      </w:r>
+      <w:r>
+        <w:t xml:space="preserve"> (приведение множества сумм к одной валюте без обращения к ЦБ, с перечнем валют без курса — для отчётов и дашборда). Кросс-курс в вычислениях не округляется: у пары сум → доллар он порядка 0,00008, и округление до 8 знаков давало ошибку до нескольких долларов на договорах в миллиарды сумов. Для записи курса в сделку или платёж используется </w:t>
+      </w:r>
+      <w:r>
+        <w:rPr>
+          <w:rFonts w:ascii="Courier New" w:eastAsia="Courier New" w:hAnsi="Courier New" w:cs="Courier New"/>
+          <w:sz w:val="22"/>
+        </w:rPr>
+        <w:t>stored_rate</w:t>
+      </w:r>
+      <w:r>
+        <w:t xml:space="preserve"> (12 знаков). Итоговая сумма округляется функцией </w:t>
+      </w:r>
+      <w:r>
+        <w:rPr>
+          <w:rFonts w:ascii="Courier New" w:eastAsia="Courier New" w:hAnsi="Courier New" w:cs="Courier New"/>
+          <w:sz w:val="22"/>
+        </w:rPr>
+        <w:t>money</w:t>
+      </w:r>
+      <w:r>
+        <w:t xml:space="preserve"> до 0,01 по правилу «половина вверх».</w:t>
+      </w:r>
+    </w:p>
+    <w:p>
+      <w:r>
+        <w:t xml:space="preserve">Курс хранится в модели </w:t>
+      </w:r>
+      <w:r>
+        <w:rPr>
+          <w:rFonts w:ascii="Courier New" w:eastAsia="Courier New" w:hAnsi="Courier New" w:cs="Courier New"/>
+          <w:sz w:val="22"/>
+        </w:rPr>
+        <w:t>ExchangeRate</w:t>
+      </w:r>
+      <w:r>
+        <w:t xml:space="preserve"> как число сумов за единицу валюты; запись без компании — курс ЦБ, с компанией — ручной курс. Валюта сделок и поддерживаемые валюты компании возвращаются функциями </w:t>
+      </w:r>
+      <w:r>
+        <w:rPr>
+          <w:rFonts w:ascii="Courier New" w:eastAsia="Courier New" w:hAnsi="Courier New" w:cs="Courier New"/>
+          <w:sz w:val="22"/>
+        </w:rPr>
+        <w:t>company_base_currency</w:t>
+      </w:r>
+      <w:r>
+        <w:t xml:space="preserve"> и </w:t>
+      </w:r>
+      <w:r>
+        <w:rPr>
+          <w:rFonts w:ascii="Courier New" w:eastAsia="Courier New" w:hAnsi="Courier New" w:cs="Courier New"/>
+          <w:sz w:val="22"/>
+        </w:rPr>
+        <w:t>supported_currencies</w:t>
+      </w:r>
+      <w:r>
+        <w:t xml:space="preserve">. Отсутствие курса сообщается исключением </w:t>
+      </w:r>
+      <w:r>
+        <w:rPr>
+          <w:rFonts w:ascii="Courier New" w:eastAsia="Courier New" w:hAnsi="Courier New" w:cs="Courier New"/>
+          <w:sz w:val="22"/>
+        </w:rPr>
+        <w:t>RateUnavailable</w:t>
+      </w:r>
+      <w:r>
+        <w:t>, текст которого показывается пользователю.</w:t>
+      </w:r>
+    </w:p>
+    <w:p>
+      <w:pPr>
+        <w:pStyle w:val="21"/>
+      </w:pPr>
+      <w:bookmarkStart w:id="17" w:name="_Toc242104138"/>
+      <w:r>
+        <w:t>2.12 Регламентные задания</w:t>
+      </w:r>
+      <w:bookmarkEnd w:id="17"/>
     </w:p>
     <w:p>
       <w:r>
@@ -5880,22 +6072,22 @@
         <w:pStyle w:val="1"/>
         <w:pageBreakBefore/>
       </w:pPr>
-      <w:bookmarkStart w:id="17" w:name="_Toc241772711"/>
+      <w:bookmarkStart w:id="18" w:name="_Toc242104139"/>
       <w:r>
         <w:lastRenderedPageBreak/>
         <w:t>3 Обращение к программе</w:t>
       </w:r>
-      <w:bookmarkEnd w:id="17"/>
+      <w:bookmarkEnd w:id="18"/>
     </w:p>
     <w:p>
       <w:pPr>
         <w:pStyle w:val="21"/>
       </w:pPr>
-      <w:bookmarkStart w:id="18" w:name="_Toc241772712"/>
+      <w:bookmarkStart w:id="19" w:name="_Toc242104140"/>
       <w:r>
         <w:t>3.1 Программный интерфейс для клиентского приложения</w:t>
       </w:r>
-      <w:bookmarkEnd w:id="18"/>
+      <w:bookmarkEnd w:id="19"/>
     </w:p>
     <w:p>
       <w:r>
@@ -6041,11 +6233,11 @@
       <w:pPr>
         <w:pStyle w:val="21"/>
       </w:pPr>
-      <w:bookmarkStart w:id="19" w:name="_Toc241772713"/>
+      <w:bookmarkStart w:id="20" w:name="_Toc242104141"/>
       <w:r>
         <w:t>3.2 Публичный API для партнёров</w:t>
       </w:r>
-      <w:bookmarkEnd w:id="19"/>
+      <w:bookmarkEnd w:id="20"/>
     </w:p>
     <w:p>
       <w:r>
@@ -6507,12 +6699,12 @@
         <w:pStyle w:val="1"/>
         <w:pageBreakBefore/>
       </w:pPr>
-      <w:bookmarkStart w:id="20" w:name="_Toc241772714"/>
+      <w:bookmarkStart w:id="21" w:name="_Toc242104142"/>
       <w:r>
         <w:lastRenderedPageBreak/>
         <w:t>4 Входные и выходные данные</w:t>
       </w:r>
-      <w:bookmarkEnd w:id="20"/>
+      <w:bookmarkEnd w:id="21"/>
     </w:p>
     <w:p>
       <w:r>
@@ -6536,7 +6728,7 @@
         <w:t>ГГГГ-ММ-ДД</w:t>
       </w:r>
       <w:r>
-        <w:t>, дата и время — с часовым поясом). Денежные суммы — десятичные числа в виде строки или числа с двумя знаками после запятой; валюта — отдельным полем (</w:t>
+        <w:t>, дата и время — с часовым поясом). Денежные суммы — десятичные числа в виде строки или числа с двумя знаками после запятой; валюта — отдельным полем, буквенным кодом из перечня системы (</w:t>
       </w:r>
       <w:r>
         <w:rPr>
@@ -6566,7 +6758,77 @@
         <w:t>EUR</w:t>
       </w:r>
       <w:r>
-        <w:t>). Коды классификаторов — строки латиницей (документ «Описание информационного обеспечения системы», приложение Б).</w:t>
+        <w:t xml:space="preserve">, </w:t>
+      </w:r>
+      <w:r>
+        <w:rPr>
+          <w:rFonts w:ascii="Courier New" w:eastAsia="Courier New" w:hAnsi="Courier New" w:cs="Courier New"/>
+          <w:sz w:val="22"/>
+        </w:rPr>
+        <w:t>RUB</w:t>
+      </w:r>
+      <w:r>
+        <w:t xml:space="preserve">, </w:t>
+      </w:r>
+      <w:r>
+        <w:rPr>
+          <w:rFonts w:ascii="Courier New" w:eastAsia="Courier New" w:hAnsi="Courier New" w:cs="Courier New"/>
+          <w:sz w:val="22"/>
+        </w:rPr>
+        <w:t>CNY</w:t>
+      </w:r>
+      <w:r>
+        <w:t xml:space="preserve">, </w:t>
+      </w:r>
+      <w:r>
+        <w:rPr>
+          <w:rFonts w:ascii="Courier New" w:eastAsia="Courier New" w:hAnsi="Courier New" w:cs="Courier New"/>
+          <w:sz w:val="22"/>
+        </w:rPr>
+        <w:t>KZT</w:t>
+      </w:r>
+      <w:r>
+        <w:t xml:space="preserve">, </w:t>
+      </w:r>
+      <w:r>
+        <w:rPr>
+          <w:rFonts w:ascii="Courier New" w:eastAsia="Courier New" w:hAnsi="Courier New" w:cs="Courier New"/>
+          <w:sz w:val="22"/>
+        </w:rPr>
+        <w:t>GBP</w:t>
+      </w:r>
+      <w:r>
+        <w:t xml:space="preserve">, </w:t>
+      </w:r>
+      <w:r>
+        <w:rPr>
+          <w:rFonts w:ascii="Courier New" w:eastAsia="Courier New" w:hAnsi="Courier New" w:cs="Courier New"/>
+          <w:sz w:val="22"/>
+        </w:rPr>
+        <w:t>AED</w:t>
+      </w:r>
+      <w:r>
+        <w:t xml:space="preserve">, </w:t>
+      </w:r>
+      <w:r>
+        <w:rPr>
+          <w:rFonts w:ascii="Courier New" w:eastAsia="Courier New" w:hAnsi="Courier New" w:cs="Courier New"/>
+          <w:sz w:val="22"/>
+        </w:rPr>
+        <w:t>TRY</w:t>
+      </w:r>
+      <w:r>
+        <w:t xml:space="preserve">). Цена объекта в публичном API сопровождается полем </w:t>
+      </w:r>
+      <w:r>
+        <w:rPr>
+          <w:rFonts w:ascii="Courier New" w:eastAsia="Courier New" w:hAnsi="Courier New" w:cs="Courier New"/>
+          <w:sz w:val="22"/>
+        </w:rPr>
+        <w:t>price_currency</w:t>
+      </w:r>
+      <w:r>
+        <w:t xml:space="preserve"> — валютой прайса проекта. Коды классификаторов — строки латиницей (документ «Описание информационного обеспечения системы», приложение Б).</w:t>
       </w:r>
     </w:p>
     <w:p>
@@ -6579,22 +6841,22 @@
         <w:pStyle w:val="1"/>
         <w:pageBreakBefore/>
       </w:pPr>
-      <w:bookmarkStart w:id="21" w:name="_Toc241772715"/>
+      <w:bookmarkStart w:id="22" w:name="_Toc242104143"/>
       <w:r>
         <w:lastRenderedPageBreak/>
         <w:t>5 Сообщения</w:t>
       </w:r>
-      <w:bookmarkEnd w:id="21"/>
+      <w:bookmarkEnd w:id="22"/>
     </w:p>
     <w:p>
       <w:pPr>
         <w:pStyle w:val="21"/>
       </w:pPr>
-      <w:bookmarkStart w:id="22" w:name="_Toc241772716"/>
+      <w:bookmarkStart w:id="23" w:name="_Toc242104144"/>
       <w:r>
         <w:t>5.1 Коды ответов</w:t>
       </w:r>
-      <w:bookmarkEnd w:id="22"/>
+      <w:bookmarkEnd w:id="23"/>
     </w:p>
     <w:p>
       <w:pPr>
@@ -6921,11 +7183,11 @@
       <w:pPr>
         <w:pStyle w:val="21"/>
       </w:pPr>
-      <w:bookmarkStart w:id="23" w:name="_Toc241772717"/>
+      <w:bookmarkStart w:id="24" w:name="_Toc242104145"/>
       <w:r>
         <w:t>5.2 Порядок внесения изменений</w:t>
       </w:r>
-      <w:bookmarkEnd w:id="23"/>
+      <w:bookmarkEnd w:id="24"/>
     </w:p>
     <w:p>
       <w:r>
@@ -7166,7 +7428,7 @@
         <w:ind w:firstLine="0"/>
         <w:jc w:val="center"/>
       </w:pPr>
-      <w:bookmarkStart w:id="24" w:name="_Toc241772718"/>
+      <w:bookmarkStart w:id="25" w:name="_Toc242104146"/>
       <w:r>
         <w:lastRenderedPageBreak/>
         <w:t>Приложение А</w:t>
@@ -7184,17 +7446,17 @@
         <w:br/>
         <w:t>Маршруты программного интерфейса</w:t>
       </w:r>
-      <w:bookmarkEnd w:id="24"/>
+      <w:bookmarkEnd w:id="25"/>
     </w:p>
     <w:p>
       <w:pPr>
         <w:pStyle w:val="21"/>
       </w:pPr>
-      <w:bookmarkStart w:id="25" w:name="_Toc241772719"/>
+      <w:bookmarkStart w:id="26" w:name="_Toc242104147"/>
       <w:r>
         <w:t>А.1 Перечень маршрутов</w:t>
       </w:r>
-      <w:bookmarkEnd w:id="25"/>
+      <w:bookmarkEnd w:id="26"/>
     </w:p>
     <w:p>
       <w:r>
@@ -10765,6 +11027,202 @@
                 <w:rFonts w:ascii="Courier New" w:eastAsia="Courier New" w:hAnsi="Courier New" w:cs="Courier New"/>
                 <w:sz w:val="18"/>
               </w:rPr>
+              <w:t>/api/finances/currency-settings/</w:t>
+            </w:r>
+          </w:p>
+        </w:tc>
+        <w:tc>
+          <w:tcPr>
+            <w:tcW w:w="1559" w:type="dxa"/>
+          </w:tcPr>
+          <w:p>
+            <w:pPr>
+              <w:pStyle w:val="GostTable"/>
+            </w:pPr>
+            <w:r>
+              <w:t>GET, PATCH</w:t>
+            </w:r>
+          </w:p>
+        </w:tc>
+        <w:tc>
+          <w:tcPr>
+            <w:tcW w:w="2962" w:type="dxa"/>
+          </w:tcPr>
+          <w:p>
+            <w:pPr>
+              <w:pStyle w:val="GostTable"/>
+            </w:pPr>
+            <w:r>
+              <w:t>Валюта сделок и поддерживаемые валюты компании</w:t>
+            </w:r>
+          </w:p>
+        </w:tc>
+      </w:tr>
+      <w:tr>
+        <w:trPr>
+          <w:cantSplit/>
+          <w:jc w:val="center"/>
+        </w:trPr>
+        <w:tc>
+          <w:tcPr>
+            <w:tcW w:w="4833" w:type="dxa"/>
+          </w:tcPr>
+          <w:p>
+            <w:pPr>
+              <w:pStyle w:val="GostTable"/>
+            </w:pPr>
+            <w:r>
+              <w:rPr>
+                <w:rFonts w:ascii="Courier New" w:eastAsia="Courier New" w:hAnsi="Courier New" w:cs="Courier New"/>
+                <w:sz w:val="18"/>
+              </w:rPr>
+              <w:t>/api/finances/exchange-rates/</w:t>
+            </w:r>
+          </w:p>
+        </w:tc>
+        <w:tc>
+          <w:tcPr>
+            <w:tcW w:w="1559" w:type="dxa"/>
+          </w:tcPr>
+          <w:p>
+            <w:pPr>
+              <w:pStyle w:val="GostTable"/>
+            </w:pPr>
+            <w:r>
+              <w:t>GET, POST</w:t>
+            </w:r>
+          </w:p>
+        </w:tc>
+        <w:tc>
+          <w:tcPr>
+            <w:tcW w:w="2962" w:type="dxa"/>
+          </w:tcPr>
+          <w:p>
+            <w:pPr>
+              <w:pStyle w:val="GostTable"/>
+            </w:pPr>
+            <w:r>
+              <w:t>GET — курсы на дату (по умолчанию сегодня) для поддерживаемых валют</w:t>
+            </w:r>
+          </w:p>
+        </w:tc>
+      </w:tr>
+      <w:tr>
+        <w:trPr>
+          <w:cantSplit/>
+          <w:jc w:val="center"/>
+        </w:trPr>
+        <w:tc>
+          <w:tcPr>
+            <w:tcW w:w="4833" w:type="dxa"/>
+          </w:tcPr>
+          <w:p>
+            <w:pPr>
+              <w:pStyle w:val="GostTable"/>
+            </w:pPr>
+            <w:r>
+              <w:rPr>
+                <w:rFonts w:ascii="Courier New" w:eastAsia="Courier New" w:hAnsi="Courier New" w:cs="Courier New"/>
+                <w:sz w:val="18"/>
+              </w:rPr>
+              <w:t>/api/finances/exchange-rates/refresh/</w:t>
+            </w:r>
+          </w:p>
+        </w:tc>
+        <w:tc>
+          <w:tcPr>
+            <w:tcW w:w="1559" w:type="dxa"/>
+          </w:tcPr>
+          <w:p>
+            <w:pPr>
+              <w:pStyle w:val="GostTable"/>
+            </w:pPr>
+            <w:r>
+              <w:t>POST</w:t>
+            </w:r>
+          </w:p>
+        </w:tc>
+        <w:tc>
+          <w:tcPr>
+            <w:tcW w:w="2962" w:type="dxa"/>
+          </w:tcPr>
+          <w:p>
+            <w:pPr>
+              <w:pStyle w:val="GostTable"/>
+            </w:pPr>
+            <w:r>
+              <w:t>Загрузка актуальных курсов ЦБ по кнопке</w:t>
+            </w:r>
+          </w:p>
+        </w:tc>
+      </w:tr>
+      <w:tr>
+        <w:trPr>
+          <w:cantSplit/>
+          <w:jc w:val="center"/>
+        </w:trPr>
+        <w:tc>
+          <w:tcPr>
+            <w:tcW w:w="4833" w:type="dxa"/>
+          </w:tcPr>
+          <w:p>
+            <w:pPr>
+              <w:pStyle w:val="GostTable"/>
+            </w:pPr>
+            <w:r>
+              <w:rPr>
+                <w:rFonts w:ascii="Courier New" w:eastAsia="Courier New" w:hAnsi="Courier New" w:cs="Courier New"/>
+                <w:sz w:val="18"/>
+              </w:rPr>
+              <w:t>/api/finances/exchange-rates/&lt;int:pk&gt;/</w:t>
+            </w:r>
+          </w:p>
+        </w:tc>
+        <w:tc>
+          <w:tcPr>
+            <w:tcW w:w="1559" w:type="dxa"/>
+          </w:tcPr>
+          <w:p>
+            <w:pPr>
+              <w:pStyle w:val="GostTable"/>
+            </w:pPr>
+            <w:r>
+              <w:t>DELETE</w:t>
+            </w:r>
+          </w:p>
+        </w:tc>
+        <w:tc>
+          <w:tcPr>
+            <w:tcW w:w="2962" w:type="dxa"/>
+          </w:tcPr>
+          <w:p>
+            <w:pPr>
+              <w:pStyle w:val="GostTable"/>
+            </w:pPr>
+            <w:r>
+              <w:t>Удаление ручного курса своей компании. Курсы ЦБ не удаляются</w:t>
+            </w:r>
+          </w:p>
+        </w:tc>
+      </w:tr>
+      <w:tr>
+        <w:trPr>
+          <w:cantSplit/>
+          <w:jc w:val="center"/>
+        </w:trPr>
+        <w:tc>
+          <w:tcPr>
+            <w:tcW w:w="4833" w:type="dxa"/>
+          </w:tcPr>
+          <w:p>
+            <w:pPr>
+              <w:pStyle w:val="GostTable"/>
+            </w:pPr>
+            <w:r>
+              <w:rPr>
+                <w:rFonts w:ascii="Courier New" w:eastAsia="Courier New" w:hAnsi="Courier New" w:cs="Courier New"/>
+                <w:sz w:val="18"/>
+              </w:rPr>
               <w:t>/api/templates/</w:t>
             </w:r>
           </w:p>
@@ -11298,6 +11756,7 @@
         <w:pStyle w:val="GostCaption"/>
       </w:pPr>
       <w:r>
+        <w:lastRenderedPageBreak/>
         <w:t>Таблица А.7 – Маршруты API: задачи</w:t>
       </w:r>
     </w:p>
@@ -11753,7 +12212,6 @@
                 <w:rFonts w:ascii="Courier New" w:eastAsia="Courier New" w:hAnsi="Courier New" w:cs="Courier New"/>
                 <w:sz w:val="18"/>
               </w:rPr>
-              <w:lastRenderedPageBreak/>
               <w:t>/api/tasks/&lt;id&gt;/add_comment/</w:t>
             </w:r>
           </w:p>
@@ -13444,6 +13902,7 @@
                 <w:rFonts w:ascii="Courier New" w:eastAsia="Courier New" w:hAnsi="Courier New" w:cs="Courier New"/>
                 <w:sz w:val="18"/>
               </w:rPr>
+              <w:lastRenderedPageBreak/>
               <w:t>/api/permissions/partner-api-keys/</w:t>
             </w:r>
           </w:p>
@@ -13672,12 +14131,12 @@
         <w:ind w:firstLine="0"/>
         <w:jc w:val="center"/>
       </w:pPr>
-      <w:bookmarkStart w:id="26" w:name="_Toc241772720"/>
+      <w:bookmarkStart w:id="27" w:name="_Toc242104148"/>
       <w:r>
         <w:lastRenderedPageBreak/>
         <w:t>ЛИСТ РЕГИСТРАЦИИ ИЗМЕНЕНИЙ</w:t>
       </w:r>
-      <w:bookmarkEnd w:id="26"/>
+      <w:bookmarkEnd w:id="27"/>
     </w:p>
     <w:tbl>
       <w:tblPr>
@@ -15760,31 +16219,31 @@
       </w:rPr>
     </w:lvl>
   </w:abstractNum>
-  <w:num w:numId="1" w16cid:durableId="1509758278">
+  <w:num w:numId="1" w16cid:durableId="725884327">
     <w:abstractNumId w:val="8"/>
   </w:num>
-  <w:num w:numId="2" w16cid:durableId="2039044179">
+  <w:num w:numId="2" w16cid:durableId="697972380">
     <w:abstractNumId w:val="6"/>
   </w:num>
-  <w:num w:numId="3" w16cid:durableId="136335841">
+  <w:num w:numId="3" w16cid:durableId="1380591971">
     <w:abstractNumId w:val="5"/>
   </w:num>
-  <w:num w:numId="4" w16cid:durableId="1848784036">
+  <w:num w:numId="4" w16cid:durableId="1545412352">
     <w:abstractNumId w:val="4"/>
   </w:num>
-  <w:num w:numId="5" w16cid:durableId="1421027915">
+  <w:num w:numId="5" w16cid:durableId="1575310220">
     <w:abstractNumId w:val="7"/>
   </w:num>
-  <w:num w:numId="6" w16cid:durableId="631332395">
+  <w:num w:numId="6" w16cid:durableId="1118524114">
     <w:abstractNumId w:val="3"/>
   </w:num>
-  <w:num w:numId="7" w16cid:durableId="79328757">
+  <w:num w:numId="7" w16cid:durableId="1486362896">
     <w:abstractNumId w:val="2"/>
   </w:num>
-  <w:num w:numId="8" w16cid:durableId="999503542">
+  <w:num w:numId="8" w16cid:durableId="838957924">
     <w:abstractNumId w:val="1"/>
   </w:num>
-  <w:num w:numId="9" w16cid:durableId="122041731">
+  <w:num w:numId="9" w16cid:durableId="216823656">
     <w:abstractNumId w:val="0"/>
   </w:num>
 </w:numbering>
@@ -27317,7 +27776,7 @@
     <w:autoRedefine/>
     <w:uiPriority w:val="39"/>
     <w:unhideWhenUsed/>
-    <w:rsid w:val="00765970"/>
+    <w:rsid w:val="00276F80"/>
     <w:pPr>
       <w:spacing w:after="100"/>
     </w:pPr>
@@ -27329,7 +27788,7 @@
     <w:autoRedefine/>
     <w:uiPriority w:val="39"/>
     <w:unhideWhenUsed/>
-    <w:rsid w:val="00765970"/>
+    <w:rsid w:val="00276F80"/>
     <w:pPr>
       <w:spacing w:after="100"/>
       <w:ind w:left="240"/>
@@ -27342,7 +27801,7 @@
     <w:autoRedefine/>
     <w:uiPriority w:val="39"/>
     <w:unhideWhenUsed/>
-    <w:rsid w:val="00765970"/>
+    <w:rsid w:val="00276F80"/>
     <w:pPr>
       <w:spacing w:after="100"/>
       <w:ind w:left="480"/>
@@ -27353,7 +27812,7 @@
     <w:basedOn w:val="a2"/>
     <w:uiPriority w:val="99"/>
     <w:unhideWhenUsed/>
-    <w:rsid w:val="00765970"/>
+    <w:rsid w:val="00276F80"/>
     <w:rPr>
       <w:color w:val="0000FF" w:themeColor="hyperlink"/>
       <w:u w:val="single"/>

--- a/docs/gost/out/09_33_Руководство_программиста.docx
+++ b/docs/gost/out/09_33_Руководство_программиста.docx
@@ -610,7 +610,7 @@
       <w:r>
         <w:fldChar w:fldCharType="separate"/>
       </w:r>
-      <w:hyperlink w:anchor="_Toc242104121" w:history="1">
+      <w:hyperlink w:anchor="_Toc242106024" w:history="1">
         <w:r>
           <w:rPr>
             <w:rStyle w:val="aff8"/>
@@ -637,7 +637,7 @@
             <w:noProof/>
             <w:webHidden/>
           </w:rPr>
-          <w:instrText xml:space="preserve"> PAGEREF _Toc242104121 \h </w:instrText>
+          <w:instrText xml:space="preserve"> PAGEREF _Toc242106024 \h </w:instrText>
         </w:r>
         <w:r>
           <w:rPr>
@@ -683,7 +683,7 @@
           <w14:ligatures w14:val="standardContextual"/>
         </w:rPr>
       </w:pPr>
-      <w:hyperlink w:anchor="_Toc242104122" w:history="1">
+      <w:hyperlink w:anchor="_Toc242106025" w:history="1">
         <w:r>
           <w:rPr>
             <w:rStyle w:val="aff8"/>
@@ -710,7 +710,7 @@
             <w:noProof/>
             <w:webHidden/>
           </w:rPr>
-          <w:instrText xml:space="preserve"> PAGEREF _Toc242104122 \h </w:instrText>
+          <w:instrText xml:space="preserve"> PAGEREF _Toc242106025 \h </w:instrText>
         </w:r>
         <w:r>
           <w:rPr>
@@ -756,7 +756,7 @@
           <w14:ligatures w14:val="standardContextual"/>
         </w:rPr>
       </w:pPr>
-      <w:hyperlink w:anchor="_Toc242104123" w:history="1">
+      <w:hyperlink w:anchor="_Toc242106026" w:history="1">
         <w:r>
           <w:rPr>
             <w:rStyle w:val="aff8"/>
@@ -783,7 +783,7 @@
             <w:noProof/>
             <w:webHidden/>
           </w:rPr>
-          <w:instrText xml:space="preserve"> PAGEREF _Toc242104123 \h </w:instrText>
+          <w:instrText xml:space="preserve"> PAGEREF _Toc242106026 \h </w:instrText>
         </w:r>
         <w:r>
           <w:rPr>
@@ -829,7 +829,7 @@
           <w14:ligatures w14:val="standardContextual"/>
         </w:rPr>
       </w:pPr>
-      <w:hyperlink w:anchor="_Toc242104124" w:history="1">
+      <w:hyperlink w:anchor="_Toc242106027" w:history="1">
         <w:r>
           <w:rPr>
             <w:rStyle w:val="aff8"/>
@@ -856,7 +856,7 @@
             <w:noProof/>
             <w:webHidden/>
           </w:rPr>
-          <w:instrText xml:space="preserve"> PAGEREF _Toc242104124 \h </w:instrText>
+          <w:instrText xml:space="preserve"> PAGEREF _Toc242106027 \h </w:instrText>
         </w:r>
         <w:r>
           <w:rPr>
@@ -902,7 +902,7 @@
           <w14:ligatures w14:val="standardContextual"/>
         </w:rPr>
       </w:pPr>
-      <w:hyperlink w:anchor="_Toc242104125" w:history="1">
+      <w:hyperlink w:anchor="_Toc242106028" w:history="1">
         <w:r>
           <w:rPr>
             <w:rStyle w:val="aff8"/>
@@ -929,7 +929,7 @@
             <w:noProof/>
             <w:webHidden/>
           </w:rPr>
-          <w:instrText xml:space="preserve"> PAGEREF _Toc242104125 \h </w:instrText>
+          <w:instrText xml:space="preserve"> PAGEREF _Toc242106028 \h </w:instrText>
         </w:r>
         <w:r>
           <w:rPr>
@@ -975,7 +975,7 @@
           <w14:ligatures w14:val="standardContextual"/>
         </w:rPr>
       </w:pPr>
-      <w:hyperlink w:anchor="_Toc242104126" w:history="1">
+      <w:hyperlink w:anchor="_Toc242106029" w:history="1">
         <w:r>
           <w:rPr>
             <w:rStyle w:val="aff8"/>
@@ -1002,7 +1002,7 @@
             <w:noProof/>
             <w:webHidden/>
           </w:rPr>
-          <w:instrText xml:space="preserve"> PAGEREF _Toc242104126 \h </w:instrText>
+          <w:instrText xml:space="preserve"> PAGEREF _Toc242106029 \h </w:instrText>
         </w:r>
         <w:r>
           <w:rPr>
@@ -1048,7 +1048,7 @@
           <w14:ligatures w14:val="standardContextual"/>
         </w:rPr>
       </w:pPr>
-      <w:hyperlink w:anchor="_Toc242104127" w:history="1">
+      <w:hyperlink w:anchor="_Toc242106030" w:history="1">
         <w:r>
           <w:rPr>
             <w:rStyle w:val="aff8"/>
@@ -1075,7 +1075,7 @@
             <w:noProof/>
             <w:webHidden/>
           </w:rPr>
-          <w:instrText xml:space="preserve"> PAGEREF _Toc242104127 \h </w:instrText>
+          <w:instrText xml:space="preserve"> PAGEREF _Toc242106030 \h </w:instrText>
         </w:r>
         <w:r>
           <w:rPr>
@@ -1121,7 +1121,7 @@
           <w14:ligatures w14:val="standardContextual"/>
         </w:rPr>
       </w:pPr>
-      <w:hyperlink w:anchor="_Toc242104128" w:history="1">
+      <w:hyperlink w:anchor="_Toc242106031" w:history="1">
         <w:r>
           <w:rPr>
             <w:rStyle w:val="aff8"/>
@@ -1148,7 +1148,7 @@
             <w:noProof/>
             <w:webHidden/>
           </w:rPr>
-          <w:instrText xml:space="preserve"> PAGEREF _Toc242104128 \h </w:instrText>
+          <w:instrText xml:space="preserve"> PAGEREF _Toc242106031 \h </w:instrText>
         </w:r>
         <w:r>
           <w:rPr>
@@ -1194,7 +1194,7 @@
           <w14:ligatures w14:val="standardContextual"/>
         </w:rPr>
       </w:pPr>
-      <w:hyperlink w:anchor="_Toc242104129" w:history="1">
+      <w:hyperlink w:anchor="_Toc242106032" w:history="1">
         <w:r>
           <w:rPr>
             <w:rStyle w:val="aff8"/>
@@ -1221,7 +1221,7 @@
             <w:noProof/>
             <w:webHidden/>
           </w:rPr>
-          <w:instrText xml:space="preserve"> PAGEREF _Toc242104129 \h </w:instrText>
+          <w:instrText xml:space="preserve"> PAGEREF _Toc242106032 \h </w:instrText>
         </w:r>
         <w:r>
           <w:rPr>
@@ -1267,7 +1267,7 @@
           <w14:ligatures w14:val="standardContextual"/>
         </w:rPr>
       </w:pPr>
-      <w:hyperlink w:anchor="_Toc242104130" w:history="1">
+      <w:hyperlink w:anchor="_Toc242106033" w:history="1">
         <w:r>
           <w:rPr>
             <w:rStyle w:val="aff8"/>
@@ -1294,7 +1294,7 @@
             <w:noProof/>
             <w:webHidden/>
           </w:rPr>
-          <w:instrText xml:space="preserve"> PAGEREF _Toc242104130 \h </w:instrText>
+          <w:instrText xml:space="preserve"> PAGEREF _Toc242106033 \h </w:instrText>
         </w:r>
         <w:r>
           <w:rPr>
@@ -1340,7 +1340,7 @@
           <w14:ligatures w14:val="standardContextual"/>
         </w:rPr>
       </w:pPr>
-      <w:hyperlink w:anchor="_Toc242104131" w:history="1">
+      <w:hyperlink w:anchor="_Toc242106034" w:history="1">
         <w:r>
           <w:rPr>
             <w:rStyle w:val="aff8"/>
@@ -1367,7 +1367,7 @@
             <w:noProof/>
             <w:webHidden/>
           </w:rPr>
-          <w:instrText xml:space="preserve"> PAGEREF _Toc242104131 \h </w:instrText>
+          <w:instrText xml:space="preserve"> PAGEREF _Toc242106034 \h </w:instrText>
         </w:r>
         <w:r>
           <w:rPr>
@@ -1413,7 +1413,7 @@
           <w14:ligatures w14:val="standardContextual"/>
         </w:rPr>
       </w:pPr>
-      <w:hyperlink w:anchor="_Toc242104132" w:history="1">
+      <w:hyperlink w:anchor="_Toc242106035" w:history="1">
         <w:r>
           <w:rPr>
             <w:rStyle w:val="aff8"/>
@@ -1440,7 +1440,7 @@
             <w:noProof/>
             <w:webHidden/>
           </w:rPr>
-          <w:instrText xml:space="preserve"> PAGEREF _Toc242104132 \h </w:instrText>
+          <w:instrText xml:space="preserve"> PAGEREF _Toc242106035 \h </w:instrText>
         </w:r>
         <w:r>
           <w:rPr>
@@ -1486,7 +1486,7 @@
           <w14:ligatures w14:val="standardContextual"/>
         </w:rPr>
       </w:pPr>
-      <w:hyperlink w:anchor="_Toc242104133" w:history="1">
+      <w:hyperlink w:anchor="_Toc242106036" w:history="1">
         <w:r>
           <w:rPr>
             <w:rStyle w:val="aff8"/>
@@ -1513,7 +1513,7 @@
             <w:noProof/>
             <w:webHidden/>
           </w:rPr>
-          <w:instrText xml:space="preserve"> PAGEREF _Toc242104133 \h </w:instrText>
+          <w:instrText xml:space="preserve"> PAGEREF _Toc242106036 \h </w:instrText>
         </w:r>
         <w:r>
           <w:rPr>
@@ -1559,7 +1559,7 @@
           <w14:ligatures w14:val="standardContextual"/>
         </w:rPr>
       </w:pPr>
-      <w:hyperlink w:anchor="_Toc242104134" w:history="1">
+      <w:hyperlink w:anchor="_Toc242106037" w:history="1">
         <w:r>
           <w:rPr>
             <w:rStyle w:val="aff8"/>
@@ -1586,7 +1586,7 @@
             <w:noProof/>
             <w:webHidden/>
           </w:rPr>
-          <w:instrText xml:space="preserve"> PAGEREF _Toc242104134 \h </w:instrText>
+          <w:instrText xml:space="preserve"> PAGEREF _Toc242106037 \h </w:instrText>
         </w:r>
         <w:r>
           <w:rPr>
@@ -1632,7 +1632,7 @@
           <w14:ligatures w14:val="standardContextual"/>
         </w:rPr>
       </w:pPr>
-      <w:hyperlink w:anchor="_Toc242104135" w:history="1">
+      <w:hyperlink w:anchor="_Toc242106038" w:history="1">
         <w:r>
           <w:rPr>
             <w:rStyle w:val="aff8"/>
@@ -1659,7 +1659,7 @@
             <w:noProof/>
             <w:webHidden/>
           </w:rPr>
-          <w:instrText xml:space="preserve"> PAGEREF _Toc242104135 \h </w:instrText>
+          <w:instrText xml:space="preserve"> PAGEREF _Toc242106038 \h </w:instrText>
         </w:r>
         <w:r>
           <w:rPr>
@@ -1705,7 +1705,7 @@
           <w14:ligatures w14:val="standardContextual"/>
         </w:rPr>
       </w:pPr>
-      <w:hyperlink w:anchor="_Toc242104136" w:history="1">
+      <w:hyperlink w:anchor="_Toc242106039" w:history="1">
         <w:r>
           <w:rPr>
             <w:rStyle w:val="aff8"/>
@@ -1732,7 +1732,7 @@
             <w:noProof/>
             <w:webHidden/>
           </w:rPr>
-          <w:instrText xml:space="preserve"> PAGEREF _Toc242104136 \h </w:instrText>
+          <w:instrText xml:space="preserve"> PAGEREF _Toc242106039 \h </w:instrText>
         </w:r>
         <w:r>
           <w:rPr>
@@ -1778,7 +1778,7 @@
           <w14:ligatures w14:val="standardContextual"/>
         </w:rPr>
       </w:pPr>
-      <w:hyperlink w:anchor="_Toc242104137" w:history="1">
+      <w:hyperlink w:anchor="_Toc242106040" w:history="1">
         <w:r>
           <w:rPr>
             <w:rStyle w:val="aff8"/>
@@ -1805,7 +1805,7 @@
             <w:noProof/>
             <w:webHidden/>
           </w:rPr>
-          <w:instrText xml:space="preserve"> PAGEREF _Toc242104137 \h </w:instrText>
+          <w:instrText xml:space="preserve"> PAGEREF _Toc242106040 \h </w:instrText>
         </w:r>
         <w:r>
           <w:rPr>
@@ -1851,7 +1851,7 @@
           <w14:ligatures w14:val="standardContextual"/>
         </w:rPr>
       </w:pPr>
-      <w:hyperlink w:anchor="_Toc242104138" w:history="1">
+      <w:hyperlink w:anchor="_Toc242106041" w:history="1">
         <w:r>
           <w:rPr>
             <w:rStyle w:val="aff8"/>
@@ -1878,7 +1878,7 @@
             <w:noProof/>
             <w:webHidden/>
           </w:rPr>
-          <w:instrText xml:space="preserve"> PAGEREF _Toc242104138 \h </w:instrText>
+          <w:instrText xml:space="preserve"> PAGEREF _Toc242106041 \h </w:instrText>
         </w:r>
         <w:r>
           <w:rPr>
@@ -1924,7 +1924,7 @@
           <w14:ligatures w14:val="standardContextual"/>
         </w:rPr>
       </w:pPr>
-      <w:hyperlink w:anchor="_Toc242104139" w:history="1">
+      <w:hyperlink w:anchor="_Toc242106042" w:history="1">
         <w:r>
           <w:rPr>
             <w:rStyle w:val="aff8"/>
@@ -1951,7 +1951,7 @@
             <w:noProof/>
             <w:webHidden/>
           </w:rPr>
-          <w:instrText xml:space="preserve"> PAGEREF _Toc242104139 \h </w:instrText>
+          <w:instrText xml:space="preserve"> PAGEREF _Toc242106042 \h </w:instrText>
         </w:r>
         <w:r>
           <w:rPr>
@@ -1997,7 +1997,7 @@
           <w14:ligatures w14:val="standardContextual"/>
         </w:rPr>
       </w:pPr>
-      <w:hyperlink w:anchor="_Toc242104140" w:history="1">
+      <w:hyperlink w:anchor="_Toc242106043" w:history="1">
         <w:r>
           <w:rPr>
             <w:rStyle w:val="aff8"/>
@@ -2024,7 +2024,7 @@
             <w:noProof/>
             <w:webHidden/>
           </w:rPr>
-          <w:instrText xml:space="preserve"> PAGEREF _Toc242104140 \h </w:instrText>
+          <w:instrText xml:space="preserve"> PAGEREF _Toc242106043 \h </w:instrText>
         </w:r>
         <w:r>
           <w:rPr>
@@ -2070,7 +2070,7 @@
           <w14:ligatures w14:val="standardContextual"/>
         </w:rPr>
       </w:pPr>
-      <w:hyperlink w:anchor="_Toc242104141" w:history="1">
+      <w:hyperlink w:anchor="_Toc242106044" w:history="1">
         <w:r>
           <w:rPr>
             <w:rStyle w:val="aff8"/>
@@ -2097,7 +2097,7 @@
             <w:noProof/>
             <w:webHidden/>
           </w:rPr>
-          <w:instrText xml:space="preserve"> PAGEREF _Toc242104141 \h </w:instrText>
+          <w:instrText xml:space="preserve"> PAGEREF _Toc242106044 \h </w:instrText>
         </w:r>
         <w:r>
           <w:rPr>
@@ -2143,7 +2143,7 @@
           <w14:ligatures w14:val="standardContextual"/>
         </w:rPr>
       </w:pPr>
-      <w:hyperlink w:anchor="_Toc242104142" w:history="1">
+      <w:hyperlink w:anchor="_Toc242106045" w:history="1">
         <w:r>
           <w:rPr>
             <w:rStyle w:val="aff8"/>
@@ -2170,7 +2170,7 @@
             <w:noProof/>
             <w:webHidden/>
           </w:rPr>
-          <w:instrText xml:space="preserve"> PAGEREF _Toc242104142 \h </w:instrText>
+          <w:instrText xml:space="preserve"> PAGEREF _Toc242106045 \h </w:instrText>
         </w:r>
         <w:r>
           <w:rPr>
@@ -2216,7 +2216,7 @@
           <w14:ligatures w14:val="standardContextual"/>
         </w:rPr>
       </w:pPr>
-      <w:hyperlink w:anchor="_Toc242104143" w:history="1">
+      <w:hyperlink w:anchor="_Toc242106046" w:history="1">
         <w:r>
           <w:rPr>
             <w:rStyle w:val="aff8"/>
@@ -2243,7 +2243,7 @@
             <w:noProof/>
             <w:webHidden/>
           </w:rPr>
-          <w:instrText xml:space="preserve"> PAGEREF _Toc242104143 \h </w:instrText>
+          <w:instrText xml:space="preserve"> PAGEREF _Toc242106046 \h </w:instrText>
         </w:r>
         <w:r>
           <w:rPr>
@@ -2289,7 +2289,7 @@
           <w14:ligatures w14:val="standardContextual"/>
         </w:rPr>
       </w:pPr>
-      <w:hyperlink w:anchor="_Toc242104144" w:history="1">
+      <w:hyperlink w:anchor="_Toc242106047" w:history="1">
         <w:r>
           <w:rPr>
             <w:rStyle w:val="aff8"/>
@@ -2316,7 +2316,7 @@
             <w:noProof/>
             <w:webHidden/>
           </w:rPr>
-          <w:instrText xml:space="preserve"> PAGEREF _Toc242104144 \h </w:instrText>
+          <w:instrText xml:space="preserve"> PAGEREF _Toc242106047 \h </w:instrText>
         </w:r>
         <w:r>
           <w:rPr>
@@ -2362,7 +2362,7 @@
           <w14:ligatures w14:val="standardContextual"/>
         </w:rPr>
       </w:pPr>
-      <w:hyperlink w:anchor="_Toc242104145" w:history="1">
+      <w:hyperlink w:anchor="_Toc242106048" w:history="1">
         <w:r>
           <w:rPr>
             <w:rStyle w:val="aff8"/>
@@ -2389,7 +2389,7 @@
             <w:noProof/>
             <w:webHidden/>
           </w:rPr>
-          <w:instrText xml:space="preserve"> PAGEREF _Toc242104145 \h </w:instrText>
+          <w:instrText xml:space="preserve"> PAGEREF _Toc242106048 \h </w:instrText>
         </w:r>
         <w:r>
           <w:rPr>
@@ -2435,7 +2435,7 @@
           <w14:ligatures w14:val="standardContextual"/>
         </w:rPr>
       </w:pPr>
-      <w:hyperlink w:anchor="_Toc242104146" w:history="1">
+      <w:hyperlink w:anchor="_Toc242106049" w:history="1">
         <w:r>
           <w:rPr>
             <w:rStyle w:val="aff8"/>
@@ -2462,7 +2462,7 @@
             <w:noProof/>
             <w:webHidden/>
           </w:rPr>
-          <w:instrText xml:space="preserve"> PAGEREF _Toc242104146 \h </w:instrText>
+          <w:instrText xml:space="preserve"> PAGEREF _Toc242106049 \h </w:instrText>
         </w:r>
         <w:r>
           <w:rPr>
@@ -2508,7 +2508,7 @@
           <w14:ligatures w14:val="standardContextual"/>
         </w:rPr>
       </w:pPr>
-      <w:hyperlink w:anchor="_Toc242104147" w:history="1">
+      <w:hyperlink w:anchor="_Toc242106050" w:history="1">
         <w:r>
           <w:rPr>
             <w:rStyle w:val="aff8"/>
@@ -2535,7 +2535,7 @@
             <w:noProof/>
             <w:webHidden/>
           </w:rPr>
-          <w:instrText xml:space="preserve"> PAGEREF _Toc242104147 \h </w:instrText>
+          <w:instrText xml:space="preserve"> PAGEREF _Toc242106050 \h </w:instrText>
         </w:r>
         <w:r>
           <w:rPr>
@@ -2581,7 +2581,7 @@
           <w14:ligatures w14:val="standardContextual"/>
         </w:rPr>
       </w:pPr>
-      <w:hyperlink w:anchor="_Toc242104148" w:history="1">
+      <w:hyperlink w:anchor="_Toc242106051" w:history="1">
         <w:r>
           <w:rPr>
             <w:rStyle w:val="aff8"/>
@@ -2608,7 +2608,7 @@
             <w:noProof/>
             <w:webHidden/>
           </w:rPr>
-          <w:instrText xml:space="preserve"> PAGEREF _Toc242104148 \h </w:instrText>
+          <w:instrText xml:space="preserve"> PAGEREF _Toc242106051 \h </w:instrText>
         </w:r>
         <w:r>
           <w:rPr>
@@ -2654,7 +2654,7 @@
         <w:ind w:firstLine="0"/>
         <w:jc w:val="center"/>
       </w:pPr>
-      <w:bookmarkStart w:id="0" w:name="_Toc242104121"/>
+      <w:bookmarkStart w:id="0" w:name="_Toc242106024"/>
       <w:r>
         <w:lastRenderedPageBreak/>
         <w:t>ПЕРЕЧЕНЬ ТЕРМИНОВ И СОКРАЩЕНИЙ</w:t>
@@ -3916,7 +3916,7 @@
         <w:pStyle w:val="1"/>
         <w:pageBreakBefore/>
       </w:pPr>
-      <w:bookmarkStart w:id="1" w:name="_Toc242104122"/>
+      <w:bookmarkStart w:id="1" w:name="_Toc242106025"/>
       <w:r>
         <w:lastRenderedPageBreak/>
         <w:t>1 Назначение и условия применения программы</w:t>
@@ -3927,7 +3927,7 @@
       <w:pPr>
         <w:pStyle w:val="21"/>
       </w:pPr>
-      <w:bookmarkStart w:id="2" w:name="_Toc242104123"/>
+      <w:bookmarkStart w:id="2" w:name="_Toc242106026"/>
       <w:r>
         <w:t>1.1 Назначение</w:t>
       </w:r>
@@ -3942,7 +3942,7 @@
       <w:pPr>
         <w:pStyle w:val="21"/>
       </w:pPr>
-      <w:bookmarkStart w:id="3" w:name="_Toc242104124"/>
+      <w:bookmarkStart w:id="3" w:name="_Toc242106027"/>
       <w:r>
         <w:t>1.2 Условия применения</w:t>
       </w:r>
@@ -4048,7 +4048,7 @@
         <w:pStyle w:val="1"/>
         <w:pageBreakBefore/>
       </w:pPr>
-      <w:bookmarkStart w:id="4" w:name="_Toc242104125"/>
+      <w:bookmarkStart w:id="4" w:name="_Toc242106028"/>
       <w:r>
         <w:lastRenderedPageBreak/>
         <w:t>2 Характеристики программы</w:t>
@@ -4059,7 +4059,7 @@
       <w:pPr>
         <w:pStyle w:val="21"/>
       </w:pPr>
-      <w:bookmarkStart w:id="5" w:name="_Toc242104126"/>
+      <w:bookmarkStart w:id="5" w:name="_Toc242106029"/>
       <w:r>
         <w:t>2.1 Структура исходных текстов</w:t>
       </w:r>
@@ -4457,7 +4457,7 @@
       <w:pPr>
         <w:pStyle w:val="21"/>
       </w:pPr>
-      <w:bookmarkStart w:id="6" w:name="_Toc242104127"/>
+      <w:bookmarkStart w:id="6" w:name="_Toc242106030"/>
       <w:r>
         <w:t>2.2 Разграничение доступа</w:t>
       </w:r>
@@ -4803,7 +4803,7 @@
       <w:pPr>
         <w:pStyle w:val="31"/>
       </w:pPr>
-      <w:bookmarkStart w:id="7" w:name="_Toc242104128"/>
+      <w:bookmarkStart w:id="7" w:name="_Toc242106031"/>
       <w:r>
         <w:t>2.2.1 Добавление нового ресурса</w:t>
       </w:r>
@@ -4968,7 +4968,7 @@
       <w:pPr>
         <w:pStyle w:val="21"/>
       </w:pPr>
-      <w:bookmarkStart w:id="8" w:name="_Toc242104129"/>
+      <w:bookmarkStart w:id="8" w:name="_Toc242106032"/>
       <w:r>
         <w:t>2.3 Изоляция компаний</w:t>
       </w:r>
@@ -5094,7 +5094,7 @@
       <w:pPr>
         <w:pStyle w:val="21"/>
       </w:pPr>
-      <w:bookmarkStart w:id="9" w:name="_Toc242104130"/>
+      <w:bookmarkStart w:id="9" w:name="_Toc242106033"/>
       <w:r>
         <w:t>2.4 Мягкое удаление</w:t>
       </w:r>
@@ -5219,7 +5219,7 @@
       <w:pPr>
         <w:pStyle w:val="21"/>
       </w:pPr>
-      <w:bookmarkStart w:id="10" w:name="_Toc242104131"/>
+      <w:bookmarkStart w:id="10" w:name="_Toc242106034"/>
       <w:r>
         <w:t>2.5 Журналы изменений</w:t>
       </w:r>
@@ -5324,7 +5324,7 @@
       <w:pPr>
         <w:pStyle w:val="21"/>
       </w:pPr>
-      <w:bookmarkStart w:id="11" w:name="_Toc242104132"/>
+      <w:bookmarkStart w:id="11" w:name="_Toc242106035"/>
       <w:r>
         <w:t>2.6 Транзакции и конкурентный доступ</w:t>
       </w:r>
@@ -5359,7 +5359,7 @@
       <w:pPr>
         <w:pStyle w:val="21"/>
       </w:pPr>
-      <w:bookmarkStart w:id="12" w:name="_Toc242104133"/>
+      <w:bookmarkStart w:id="12" w:name="_Toc242106036"/>
       <w:r>
         <w:t>2.7 Выдача файлов</w:t>
       </w:r>
@@ -5524,7 +5524,7 @@
       <w:pPr>
         <w:pStyle w:val="21"/>
       </w:pPr>
-      <w:bookmarkStart w:id="13" w:name="_Toc242104134"/>
+      <w:bookmarkStart w:id="13" w:name="_Toc242106037"/>
       <w:r>
         <w:lastRenderedPageBreak/>
         <w:t>2.8 Постраничная выдача и ошибки</w:t>
@@ -5655,7 +5655,7 @@
       <w:pPr>
         <w:pStyle w:val="21"/>
       </w:pPr>
-      <w:bookmarkStart w:id="14" w:name="_Toc242104135"/>
+      <w:bookmarkStart w:id="14" w:name="_Toc242106038"/>
       <w:r>
         <w:t>2.9 Кэш и Redis</w:t>
       </w:r>
@@ -5700,7 +5700,7 @@
       <w:pPr>
         <w:pStyle w:val="21"/>
       </w:pPr>
-      <w:bookmarkStart w:id="15" w:name="_Toc242104136"/>
+      <w:bookmarkStart w:id="15" w:name="_Toc242106039"/>
       <w:r>
         <w:t>2.10 Локализация клиентской части</w:t>
       </w:r>
@@ -5895,7 +5895,7 @@
       <w:pPr>
         <w:pStyle w:val="21"/>
       </w:pPr>
-      <w:bookmarkStart w:id="16" w:name="_Toc242104137"/>
+      <w:bookmarkStart w:id="16" w:name="_Toc242106040"/>
       <w:r>
         <w:lastRenderedPageBreak/>
         <w:t>2.11 Валюты и курсы</w:t>
@@ -6016,7 +6016,7 @@
       <w:pPr>
         <w:pStyle w:val="21"/>
       </w:pPr>
-      <w:bookmarkStart w:id="17" w:name="_Toc242104138"/>
+      <w:bookmarkStart w:id="17" w:name="_Toc242106041"/>
       <w:r>
         <w:t>2.12 Регламентные задания</w:t>
       </w:r>
@@ -6072,7 +6072,7 @@
         <w:pStyle w:val="1"/>
         <w:pageBreakBefore/>
       </w:pPr>
-      <w:bookmarkStart w:id="18" w:name="_Toc242104139"/>
+      <w:bookmarkStart w:id="18" w:name="_Toc242106042"/>
       <w:r>
         <w:lastRenderedPageBreak/>
         <w:t>3 Обращение к программе</w:t>
@@ -6083,7 +6083,7 @@
       <w:pPr>
         <w:pStyle w:val="21"/>
       </w:pPr>
-      <w:bookmarkStart w:id="19" w:name="_Toc242104140"/>
+      <w:bookmarkStart w:id="19" w:name="_Toc242106043"/>
       <w:r>
         <w:t>3.1 Программный интерфейс для клиентского приложения</w:t>
       </w:r>
@@ -6233,7 +6233,7 @@
       <w:pPr>
         <w:pStyle w:val="21"/>
       </w:pPr>
-      <w:bookmarkStart w:id="20" w:name="_Toc242104141"/>
+      <w:bookmarkStart w:id="20" w:name="_Toc242106044"/>
       <w:r>
         <w:t>3.2 Публичный API для партнёров</w:t>
       </w:r>
@@ -6699,7 +6699,7 @@
         <w:pStyle w:val="1"/>
         <w:pageBreakBefore/>
       </w:pPr>
-      <w:bookmarkStart w:id="21" w:name="_Toc242104142"/>
+      <w:bookmarkStart w:id="21" w:name="_Toc242106045"/>
       <w:r>
         <w:lastRenderedPageBreak/>
         <w:t>4 Входные и выходные данные</w:t>
@@ -6841,7 +6841,7 @@
         <w:pStyle w:val="1"/>
         <w:pageBreakBefore/>
       </w:pPr>
-      <w:bookmarkStart w:id="22" w:name="_Toc242104143"/>
+      <w:bookmarkStart w:id="22" w:name="_Toc242106046"/>
       <w:r>
         <w:lastRenderedPageBreak/>
         <w:t>5 Сообщения</w:t>
@@ -6852,7 +6852,7 @@
       <w:pPr>
         <w:pStyle w:val="21"/>
       </w:pPr>
-      <w:bookmarkStart w:id="23" w:name="_Toc242104144"/>
+      <w:bookmarkStart w:id="23" w:name="_Toc242106047"/>
       <w:r>
         <w:t>5.1 Коды ответов</w:t>
       </w:r>
@@ -7183,7 +7183,7 @@
       <w:pPr>
         <w:pStyle w:val="21"/>
       </w:pPr>
-      <w:bookmarkStart w:id="24" w:name="_Toc242104145"/>
+      <w:bookmarkStart w:id="24" w:name="_Toc242106048"/>
       <w:r>
         <w:t>5.2 Порядок внесения изменений</w:t>
       </w:r>
@@ -7428,7 +7428,7 @@
         <w:ind w:firstLine="0"/>
         <w:jc w:val="center"/>
       </w:pPr>
-      <w:bookmarkStart w:id="25" w:name="_Toc242104146"/>
+      <w:bookmarkStart w:id="25" w:name="_Toc242106049"/>
       <w:r>
         <w:lastRenderedPageBreak/>
         <w:t>Приложение А</w:t>
@@ -7452,7 +7452,7 @@
       <w:pPr>
         <w:pStyle w:val="21"/>
       </w:pPr>
-      <w:bookmarkStart w:id="26" w:name="_Toc242104147"/>
+      <w:bookmarkStart w:id="26" w:name="_Toc242106050"/>
       <w:r>
         <w:t>А.1 Перечень маршрутов</w:t>
       </w:r>
@@ -14131,7 +14131,7 @@
         <w:ind w:firstLine="0"/>
         <w:jc w:val="center"/>
       </w:pPr>
-      <w:bookmarkStart w:id="27" w:name="_Toc242104148"/>
+      <w:bookmarkStart w:id="27" w:name="_Toc242106051"/>
       <w:r>
         <w:lastRenderedPageBreak/>
         <w:t>ЛИСТ РЕГИСТРАЦИИ ИЗМЕНЕНИЙ</w:t>
@@ -16219,31 +16219,31 @@
       </w:rPr>
     </w:lvl>
   </w:abstractNum>
-  <w:num w:numId="1" w16cid:durableId="725884327">
+  <w:num w:numId="1" w16cid:durableId="473372027">
     <w:abstractNumId w:val="8"/>
   </w:num>
-  <w:num w:numId="2" w16cid:durableId="697972380">
+  <w:num w:numId="2" w16cid:durableId="404571450">
     <w:abstractNumId w:val="6"/>
   </w:num>
-  <w:num w:numId="3" w16cid:durableId="1380591971">
+  <w:num w:numId="3" w16cid:durableId="1892419200">
     <w:abstractNumId w:val="5"/>
   </w:num>
-  <w:num w:numId="4" w16cid:durableId="1545412352">
+  <w:num w:numId="4" w16cid:durableId="1814368477">
     <w:abstractNumId w:val="4"/>
   </w:num>
-  <w:num w:numId="5" w16cid:durableId="1575310220">
+  <w:num w:numId="5" w16cid:durableId="1890876608">
     <w:abstractNumId w:val="7"/>
   </w:num>
-  <w:num w:numId="6" w16cid:durableId="1118524114">
+  <w:num w:numId="6" w16cid:durableId="1498230691">
     <w:abstractNumId w:val="3"/>
   </w:num>
-  <w:num w:numId="7" w16cid:durableId="1486362896">
+  <w:num w:numId="7" w16cid:durableId="906571897">
     <w:abstractNumId w:val="2"/>
   </w:num>
-  <w:num w:numId="8" w16cid:durableId="838957924">
+  <w:num w:numId="8" w16cid:durableId="648902205">
     <w:abstractNumId w:val="1"/>
   </w:num>
-  <w:num w:numId="9" w16cid:durableId="216823656">
+  <w:num w:numId="9" w16cid:durableId="142819552">
     <w:abstractNumId w:val="0"/>
   </w:num>
 </w:numbering>
@@ -27776,7 +27776,7 @@
     <w:autoRedefine/>
     <w:uiPriority w:val="39"/>
     <w:unhideWhenUsed/>
-    <w:rsid w:val="00276F80"/>
+    <w:rsid w:val="00E16863"/>
     <w:pPr>
       <w:spacing w:after="100"/>
     </w:pPr>
@@ -27788,7 +27788,7 @@
     <w:autoRedefine/>
     <w:uiPriority w:val="39"/>
     <w:unhideWhenUsed/>
-    <w:rsid w:val="00276F80"/>
+    <w:rsid w:val="00E16863"/>
     <w:pPr>
       <w:spacing w:after="100"/>
       <w:ind w:left="240"/>
@@ -27801,7 +27801,7 @@
     <w:autoRedefine/>
     <w:uiPriority w:val="39"/>
     <w:unhideWhenUsed/>
-    <w:rsid w:val="00276F80"/>
+    <w:rsid w:val="00E16863"/>
     <w:pPr>
       <w:spacing w:after="100"/>
       <w:ind w:left="480"/>
@@ -27812,7 +27812,7 @@
     <w:basedOn w:val="a2"/>
     <w:uiPriority w:val="99"/>
     <w:unhideWhenUsed/>
-    <w:rsid w:val="00276F80"/>
+    <w:rsid w:val="00E16863"/>
     <w:rPr>
       <w:color w:val="0000FF" w:themeColor="hyperlink"/>
       <w:u w:val="single"/>

--- a/docs/gost/out/09_33_Руководство_программиста.docx
+++ b/docs/gost/out/09_33_Руководство_программиста.docx
@@ -610,7 +610,7 @@
       <w:r>
         <w:fldChar w:fldCharType="separate"/>
       </w:r>
-      <w:hyperlink w:anchor="_Toc242106024" w:history="1">
+      <w:hyperlink w:anchor="_Toc242137364" w:history="1">
         <w:r>
           <w:rPr>
             <w:rStyle w:val="aff8"/>
@@ -637,7 +637,7 @@
             <w:noProof/>
             <w:webHidden/>
           </w:rPr>
-          <w:instrText xml:space="preserve"> PAGEREF _Toc242106024 \h </w:instrText>
+          <w:instrText xml:space="preserve"> PAGEREF _Toc242137364 \h </w:instrText>
         </w:r>
         <w:r>
           <w:rPr>
@@ -683,7 +683,7 @@
           <w14:ligatures w14:val="standardContextual"/>
         </w:rPr>
       </w:pPr>
-      <w:hyperlink w:anchor="_Toc242106025" w:history="1">
+      <w:hyperlink w:anchor="_Toc242137365" w:history="1">
         <w:r>
           <w:rPr>
             <w:rStyle w:val="aff8"/>
@@ -710,7 +710,7 @@
             <w:noProof/>
             <w:webHidden/>
           </w:rPr>
-          <w:instrText xml:space="preserve"> PAGEREF _Toc242106025 \h </w:instrText>
+          <w:instrText xml:space="preserve"> PAGEREF _Toc242137365 \h </w:instrText>
         </w:r>
         <w:r>
           <w:rPr>
@@ -756,7 +756,7 @@
           <w14:ligatures w14:val="standardContextual"/>
         </w:rPr>
       </w:pPr>
-      <w:hyperlink w:anchor="_Toc242106026" w:history="1">
+      <w:hyperlink w:anchor="_Toc242137366" w:history="1">
         <w:r>
           <w:rPr>
             <w:rStyle w:val="aff8"/>
@@ -783,7 +783,7 @@
             <w:noProof/>
             <w:webHidden/>
           </w:rPr>
-          <w:instrText xml:space="preserve"> PAGEREF _Toc242106026 \h </w:instrText>
+          <w:instrText xml:space="preserve"> PAGEREF _Toc242137366 \h </w:instrText>
         </w:r>
         <w:r>
           <w:rPr>
@@ -829,7 +829,7 @@
           <w14:ligatures w14:val="standardContextual"/>
         </w:rPr>
       </w:pPr>
-      <w:hyperlink w:anchor="_Toc242106027" w:history="1">
+      <w:hyperlink w:anchor="_Toc242137367" w:history="1">
         <w:r>
           <w:rPr>
             <w:rStyle w:val="aff8"/>
@@ -856,7 +856,7 @@
             <w:noProof/>
             <w:webHidden/>
           </w:rPr>
-          <w:instrText xml:space="preserve"> PAGEREF _Toc242106027 \h </w:instrText>
+          <w:instrText xml:space="preserve"> PAGEREF _Toc242137367 \h </w:instrText>
         </w:r>
         <w:r>
           <w:rPr>
@@ -902,7 +902,7 @@
           <w14:ligatures w14:val="standardContextual"/>
         </w:rPr>
       </w:pPr>
-      <w:hyperlink w:anchor="_Toc242106028" w:history="1">
+      <w:hyperlink w:anchor="_Toc242137368" w:history="1">
         <w:r>
           <w:rPr>
             <w:rStyle w:val="aff8"/>
@@ -929,7 +929,7 @@
             <w:noProof/>
             <w:webHidden/>
           </w:rPr>
-          <w:instrText xml:space="preserve"> PAGEREF _Toc242106028 \h </w:instrText>
+          <w:instrText xml:space="preserve"> PAGEREF _Toc242137368 \h </w:instrText>
         </w:r>
         <w:r>
           <w:rPr>
@@ -975,7 +975,7 @@
           <w14:ligatures w14:val="standardContextual"/>
         </w:rPr>
       </w:pPr>
-      <w:hyperlink w:anchor="_Toc242106029" w:history="1">
+      <w:hyperlink w:anchor="_Toc242137369" w:history="1">
         <w:r>
           <w:rPr>
             <w:rStyle w:val="aff8"/>
@@ -1002,7 +1002,7 @@
             <w:noProof/>
             <w:webHidden/>
           </w:rPr>
-          <w:instrText xml:space="preserve"> PAGEREF _Toc242106029 \h </w:instrText>
+          <w:instrText xml:space="preserve"> PAGEREF _Toc242137369 \h </w:instrText>
         </w:r>
         <w:r>
           <w:rPr>
@@ -1048,7 +1048,7 @@
           <w14:ligatures w14:val="standardContextual"/>
         </w:rPr>
       </w:pPr>
-      <w:hyperlink w:anchor="_Toc242106030" w:history="1">
+      <w:hyperlink w:anchor="_Toc242137370" w:history="1">
         <w:r>
           <w:rPr>
             <w:rStyle w:val="aff8"/>
@@ -1075,7 +1075,7 @@
             <w:noProof/>
             <w:webHidden/>
           </w:rPr>
-          <w:instrText xml:space="preserve"> PAGEREF _Toc242106030 \h </w:instrText>
+          <w:instrText xml:space="preserve"> PAGEREF _Toc242137370 \h </w:instrText>
         </w:r>
         <w:r>
           <w:rPr>
@@ -1121,7 +1121,7 @@
           <w14:ligatures w14:val="standardContextual"/>
         </w:rPr>
       </w:pPr>
-      <w:hyperlink w:anchor="_Toc242106031" w:history="1">
+      <w:hyperlink w:anchor="_Toc242137371" w:history="1">
         <w:r>
           <w:rPr>
             <w:rStyle w:val="aff8"/>
@@ -1148,7 +1148,7 @@
             <w:noProof/>
             <w:webHidden/>
           </w:rPr>
-          <w:instrText xml:space="preserve"> PAGEREF _Toc242106031 \h </w:instrText>
+          <w:instrText xml:space="preserve"> PAGEREF _Toc242137371 \h </w:instrText>
         </w:r>
         <w:r>
           <w:rPr>
@@ -1194,7 +1194,7 @@
           <w14:ligatures w14:val="standardContextual"/>
         </w:rPr>
       </w:pPr>
-      <w:hyperlink w:anchor="_Toc242106032" w:history="1">
+      <w:hyperlink w:anchor="_Toc242137372" w:history="1">
         <w:r>
           <w:rPr>
             <w:rStyle w:val="aff8"/>
@@ -1221,7 +1221,7 @@
             <w:noProof/>
             <w:webHidden/>
           </w:rPr>
-          <w:instrText xml:space="preserve"> PAGEREF _Toc242106032 \h </w:instrText>
+          <w:instrText xml:space="preserve"> PAGEREF _Toc242137372 \h </w:instrText>
         </w:r>
         <w:r>
           <w:rPr>
@@ -1267,7 +1267,7 @@
           <w14:ligatures w14:val="standardContextual"/>
         </w:rPr>
       </w:pPr>
-      <w:hyperlink w:anchor="_Toc242106033" w:history="1">
+      <w:hyperlink w:anchor="_Toc242137373" w:history="1">
         <w:r>
           <w:rPr>
             <w:rStyle w:val="aff8"/>
@@ -1294,7 +1294,7 @@
             <w:noProof/>
             <w:webHidden/>
           </w:rPr>
-          <w:instrText xml:space="preserve"> PAGEREF _Toc242106033 \h </w:instrText>
+          <w:instrText xml:space="preserve"> PAGEREF _Toc242137373 \h </w:instrText>
         </w:r>
         <w:r>
           <w:rPr>
@@ -1340,7 +1340,7 @@
           <w14:ligatures w14:val="standardContextual"/>
         </w:rPr>
       </w:pPr>
-      <w:hyperlink w:anchor="_Toc242106034" w:history="1">
+      <w:hyperlink w:anchor="_Toc242137374" w:history="1">
         <w:r>
           <w:rPr>
             <w:rStyle w:val="aff8"/>
@@ -1367,7 +1367,7 @@
             <w:noProof/>
             <w:webHidden/>
           </w:rPr>
-          <w:instrText xml:space="preserve"> PAGEREF _Toc242106034 \h </w:instrText>
+          <w:instrText xml:space="preserve"> PAGEREF _Toc242137374 \h </w:instrText>
         </w:r>
         <w:r>
           <w:rPr>
@@ -1413,7 +1413,7 @@
           <w14:ligatures w14:val="standardContextual"/>
         </w:rPr>
       </w:pPr>
-      <w:hyperlink w:anchor="_Toc242106035" w:history="1">
+      <w:hyperlink w:anchor="_Toc242137375" w:history="1">
         <w:r>
           <w:rPr>
             <w:rStyle w:val="aff8"/>
@@ -1440,7 +1440,7 @@
             <w:noProof/>
             <w:webHidden/>
           </w:rPr>
-          <w:instrText xml:space="preserve"> PAGEREF _Toc242106035 \h </w:instrText>
+          <w:instrText xml:space="preserve"> PAGEREF _Toc242137375 \h </w:instrText>
         </w:r>
         <w:r>
           <w:rPr>
@@ -1486,7 +1486,7 @@
           <w14:ligatures w14:val="standardContextual"/>
         </w:rPr>
       </w:pPr>
-      <w:hyperlink w:anchor="_Toc242106036" w:history="1">
+      <w:hyperlink w:anchor="_Toc242137376" w:history="1">
         <w:r>
           <w:rPr>
             <w:rStyle w:val="aff8"/>
@@ -1513,7 +1513,7 @@
             <w:noProof/>
             <w:webHidden/>
           </w:rPr>
-          <w:instrText xml:space="preserve"> PAGEREF _Toc242106036 \h </w:instrText>
+          <w:instrText xml:space="preserve"> PAGEREF _Toc242137376 \h </w:instrText>
         </w:r>
         <w:r>
           <w:rPr>
@@ -1559,7 +1559,7 @@
           <w14:ligatures w14:val="standardContextual"/>
         </w:rPr>
       </w:pPr>
-      <w:hyperlink w:anchor="_Toc242106037" w:history="1">
+      <w:hyperlink w:anchor="_Toc242137377" w:history="1">
         <w:r>
           <w:rPr>
             <w:rStyle w:val="aff8"/>
@@ -1586,7 +1586,7 @@
             <w:noProof/>
             <w:webHidden/>
           </w:rPr>
-          <w:instrText xml:space="preserve"> PAGEREF _Toc242106037 \h </w:instrText>
+          <w:instrText xml:space="preserve"> PAGEREF _Toc242137377 \h </w:instrText>
         </w:r>
         <w:r>
           <w:rPr>
@@ -1632,7 +1632,7 @@
           <w14:ligatures w14:val="standardContextual"/>
         </w:rPr>
       </w:pPr>
-      <w:hyperlink w:anchor="_Toc242106038" w:history="1">
+      <w:hyperlink w:anchor="_Toc242137378" w:history="1">
         <w:r>
           <w:rPr>
             <w:rStyle w:val="aff8"/>
@@ -1659,7 +1659,7 @@
             <w:noProof/>
             <w:webHidden/>
           </w:rPr>
-          <w:instrText xml:space="preserve"> PAGEREF _Toc242106038 \h </w:instrText>
+          <w:instrText xml:space="preserve"> PAGEREF _Toc242137378 \h </w:instrText>
         </w:r>
         <w:r>
           <w:rPr>
@@ -1705,7 +1705,7 @@
           <w14:ligatures w14:val="standardContextual"/>
         </w:rPr>
       </w:pPr>
-      <w:hyperlink w:anchor="_Toc242106039" w:history="1">
+      <w:hyperlink w:anchor="_Toc242137379" w:history="1">
         <w:r>
           <w:rPr>
             <w:rStyle w:val="aff8"/>
@@ -1732,7 +1732,7 @@
             <w:noProof/>
             <w:webHidden/>
           </w:rPr>
-          <w:instrText xml:space="preserve"> PAGEREF _Toc242106039 \h </w:instrText>
+          <w:instrText xml:space="preserve"> PAGEREF _Toc242137379 \h </w:instrText>
         </w:r>
         <w:r>
           <w:rPr>
@@ -1778,7 +1778,7 @@
           <w14:ligatures w14:val="standardContextual"/>
         </w:rPr>
       </w:pPr>
-      <w:hyperlink w:anchor="_Toc242106040" w:history="1">
+      <w:hyperlink w:anchor="_Toc242137380" w:history="1">
         <w:r>
           <w:rPr>
             <w:rStyle w:val="aff8"/>
@@ -1805,7 +1805,7 @@
             <w:noProof/>
             <w:webHidden/>
           </w:rPr>
-          <w:instrText xml:space="preserve"> PAGEREF _Toc242106040 \h </w:instrText>
+          <w:instrText xml:space="preserve"> PAGEREF _Toc242137380 \h </w:instrText>
         </w:r>
         <w:r>
           <w:rPr>
@@ -1851,7 +1851,7 @@
           <w14:ligatures w14:val="standardContextual"/>
         </w:rPr>
       </w:pPr>
-      <w:hyperlink w:anchor="_Toc242106041" w:history="1">
+      <w:hyperlink w:anchor="_Toc242137381" w:history="1">
         <w:r>
           <w:rPr>
             <w:rStyle w:val="aff8"/>
@@ -1878,7 +1878,7 @@
             <w:noProof/>
             <w:webHidden/>
           </w:rPr>
-          <w:instrText xml:space="preserve"> PAGEREF _Toc242106041 \h </w:instrText>
+          <w:instrText xml:space="preserve"> PAGEREF _Toc242137381 \h </w:instrText>
         </w:r>
         <w:r>
           <w:rPr>
@@ -1924,7 +1924,7 @@
           <w14:ligatures w14:val="standardContextual"/>
         </w:rPr>
       </w:pPr>
-      <w:hyperlink w:anchor="_Toc242106042" w:history="1">
+      <w:hyperlink w:anchor="_Toc242137382" w:history="1">
         <w:r>
           <w:rPr>
             <w:rStyle w:val="aff8"/>
@@ -1951,7 +1951,7 @@
             <w:noProof/>
             <w:webHidden/>
           </w:rPr>
-          <w:instrText xml:space="preserve"> PAGEREF _Toc242106042 \h </w:instrText>
+          <w:instrText xml:space="preserve"> PAGEREF _Toc242137382 \h </w:instrText>
         </w:r>
         <w:r>
           <w:rPr>
@@ -1997,7 +1997,7 @@
           <w14:ligatures w14:val="standardContextual"/>
         </w:rPr>
       </w:pPr>
-      <w:hyperlink w:anchor="_Toc242106043" w:history="1">
+      <w:hyperlink w:anchor="_Toc242137383" w:history="1">
         <w:r>
           <w:rPr>
             <w:rStyle w:val="aff8"/>
@@ -2024,7 +2024,7 @@
             <w:noProof/>
             <w:webHidden/>
           </w:rPr>
-          <w:instrText xml:space="preserve"> PAGEREF _Toc242106043 \h </w:instrText>
+          <w:instrText xml:space="preserve"> PAGEREF _Toc242137383 \h </w:instrText>
         </w:r>
         <w:r>
           <w:rPr>
@@ -2070,7 +2070,7 @@
           <w14:ligatures w14:val="standardContextual"/>
         </w:rPr>
       </w:pPr>
-      <w:hyperlink w:anchor="_Toc242106044" w:history="1">
+      <w:hyperlink w:anchor="_Toc242137384" w:history="1">
         <w:r>
           <w:rPr>
             <w:rStyle w:val="aff8"/>
@@ -2097,7 +2097,7 @@
             <w:noProof/>
             <w:webHidden/>
           </w:rPr>
-          <w:instrText xml:space="preserve"> PAGEREF _Toc242106044 \h </w:instrText>
+          <w:instrText xml:space="preserve"> PAGEREF _Toc242137384 \h </w:instrText>
         </w:r>
         <w:r>
           <w:rPr>
@@ -2143,7 +2143,7 @@
           <w14:ligatures w14:val="standardContextual"/>
         </w:rPr>
       </w:pPr>
-      <w:hyperlink w:anchor="_Toc242106045" w:history="1">
+      <w:hyperlink w:anchor="_Toc242137385" w:history="1">
         <w:r>
           <w:rPr>
             <w:rStyle w:val="aff8"/>
@@ -2170,7 +2170,7 @@
             <w:noProof/>
             <w:webHidden/>
           </w:rPr>
-          <w:instrText xml:space="preserve"> PAGEREF _Toc242106045 \h </w:instrText>
+          <w:instrText xml:space="preserve"> PAGEREF _Toc242137385 \h </w:instrText>
         </w:r>
         <w:r>
           <w:rPr>
@@ -2216,7 +2216,7 @@
           <w14:ligatures w14:val="standardContextual"/>
         </w:rPr>
       </w:pPr>
-      <w:hyperlink w:anchor="_Toc242106046" w:history="1">
+      <w:hyperlink w:anchor="_Toc242137386" w:history="1">
         <w:r>
           <w:rPr>
             <w:rStyle w:val="aff8"/>
@@ -2243,7 +2243,7 @@
             <w:noProof/>
             <w:webHidden/>
           </w:rPr>
-          <w:instrText xml:space="preserve"> PAGEREF _Toc242106046 \h </w:instrText>
+          <w:instrText xml:space="preserve"> PAGEREF _Toc242137386 \h </w:instrText>
         </w:r>
         <w:r>
           <w:rPr>
@@ -2289,7 +2289,7 @@
           <w14:ligatures w14:val="standardContextual"/>
         </w:rPr>
       </w:pPr>
-      <w:hyperlink w:anchor="_Toc242106047" w:history="1">
+      <w:hyperlink w:anchor="_Toc242137387" w:history="1">
         <w:r>
           <w:rPr>
             <w:rStyle w:val="aff8"/>
@@ -2316,7 +2316,7 @@
             <w:noProof/>
             <w:webHidden/>
           </w:rPr>
-          <w:instrText xml:space="preserve"> PAGEREF _Toc242106047 \h </w:instrText>
+          <w:instrText xml:space="preserve"> PAGEREF _Toc242137387 \h </w:instrText>
         </w:r>
         <w:r>
           <w:rPr>
@@ -2362,7 +2362,7 @@
           <w14:ligatures w14:val="standardContextual"/>
         </w:rPr>
       </w:pPr>
-      <w:hyperlink w:anchor="_Toc242106048" w:history="1">
+      <w:hyperlink w:anchor="_Toc242137388" w:history="1">
         <w:r>
           <w:rPr>
             <w:rStyle w:val="aff8"/>
@@ -2389,7 +2389,7 @@
             <w:noProof/>
             <w:webHidden/>
           </w:rPr>
-          <w:instrText xml:space="preserve"> PAGEREF _Toc242106048 \h </w:instrText>
+          <w:instrText xml:space="preserve"> PAGEREF _Toc242137388 \h </w:instrText>
         </w:r>
         <w:r>
           <w:rPr>
@@ -2435,7 +2435,7 @@
           <w14:ligatures w14:val="standardContextual"/>
         </w:rPr>
       </w:pPr>
-      <w:hyperlink w:anchor="_Toc242106049" w:history="1">
+      <w:hyperlink w:anchor="_Toc242137389" w:history="1">
         <w:r>
           <w:rPr>
             <w:rStyle w:val="aff8"/>
@@ -2462,7 +2462,7 @@
             <w:noProof/>
             <w:webHidden/>
           </w:rPr>
-          <w:instrText xml:space="preserve"> PAGEREF _Toc242106049 \h </w:instrText>
+          <w:instrText xml:space="preserve"> PAGEREF _Toc242137389 \h </w:instrText>
         </w:r>
         <w:r>
           <w:rPr>
@@ -2508,7 +2508,7 @@
           <w14:ligatures w14:val="standardContextual"/>
         </w:rPr>
       </w:pPr>
-      <w:hyperlink w:anchor="_Toc242106050" w:history="1">
+      <w:hyperlink w:anchor="_Toc242137390" w:history="1">
         <w:r>
           <w:rPr>
             <w:rStyle w:val="aff8"/>
@@ -2535,7 +2535,7 @@
             <w:noProof/>
             <w:webHidden/>
           </w:rPr>
-          <w:instrText xml:space="preserve"> PAGEREF _Toc242106050 \h </w:instrText>
+          <w:instrText xml:space="preserve"> PAGEREF _Toc242137390 \h </w:instrText>
         </w:r>
         <w:r>
           <w:rPr>
@@ -2581,7 +2581,7 @@
           <w14:ligatures w14:val="standardContextual"/>
         </w:rPr>
       </w:pPr>
-      <w:hyperlink w:anchor="_Toc242106051" w:history="1">
+      <w:hyperlink w:anchor="_Toc242137391" w:history="1">
         <w:r>
           <w:rPr>
             <w:rStyle w:val="aff8"/>
@@ -2608,7 +2608,7 @@
             <w:noProof/>
             <w:webHidden/>
           </w:rPr>
-          <w:instrText xml:space="preserve"> PAGEREF _Toc242106051 \h </w:instrText>
+          <w:instrText xml:space="preserve"> PAGEREF _Toc242137391 \h </w:instrText>
         </w:r>
         <w:r>
           <w:rPr>
@@ -2654,7 +2654,7 @@
         <w:ind w:firstLine="0"/>
         <w:jc w:val="center"/>
       </w:pPr>
-      <w:bookmarkStart w:id="0" w:name="_Toc242106024"/>
+      <w:bookmarkStart w:id="0" w:name="_Toc242137364"/>
       <w:r>
         <w:lastRenderedPageBreak/>
         <w:t>ПЕРЕЧЕНЬ ТЕРМИНОВ И СОКРАЩЕНИЙ</w:t>
@@ -3916,7 +3916,7 @@
         <w:pStyle w:val="1"/>
         <w:pageBreakBefore/>
       </w:pPr>
-      <w:bookmarkStart w:id="1" w:name="_Toc242106025"/>
+      <w:bookmarkStart w:id="1" w:name="_Toc242137365"/>
       <w:r>
         <w:lastRenderedPageBreak/>
         <w:t>1 Назначение и условия применения программы</w:t>
@@ -3927,7 +3927,7 @@
       <w:pPr>
         <w:pStyle w:val="21"/>
       </w:pPr>
-      <w:bookmarkStart w:id="2" w:name="_Toc242106026"/>
+      <w:bookmarkStart w:id="2" w:name="_Toc242137366"/>
       <w:r>
         <w:t>1.1 Назначение</w:t>
       </w:r>
@@ -3942,7 +3942,7 @@
       <w:pPr>
         <w:pStyle w:val="21"/>
       </w:pPr>
-      <w:bookmarkStart w:id="3" w:name="_Toc242106027"/>
+      <w:bookmarkStart w:id="3" w:name="_Toc242137367"/>
       <w:r>
         <w:t>1.2 Условия применения</w:t>
       </w:r>
@@ -4048,7 +4048,7 @@
         <w:pStyle w:val="1"/>
         <w:pageBreakBefore/>
       </w:pPr>
-      <w:bookmarkStart w:id="4" w:name="_Toc242106028"/>
+      <w:bookmarkStart w:id="4" w:name="_Toc242137368"/>
       <w:r>
         <w:lastRenderedPageBreak/>
         <w:t>2 Характеристики программы</w:t>
@@ -4059,7 +4059,7 @@
       <w:pPr>
         <w:pStyle w:val="21"/>
       </w:pPr>
-      <w:bookmarkStart w:id="5" w:name="_Toc242106029"/>
+      <w:bookmarkStart w:id="5" w:name="_Toc242137369"/>
       <w:r>
         <w:t>2.1 Структура исходных текстов</w:t>
       </w:r>
@@ -4457,7 +4457,7 @@
       <w:pPr>
         <w:pStyle w:val="21"/>
       </w:pPr>
-      <w:bookmarkStart w:id="6" w:name="_Toc242106030"/>
+      <w:bookmarkStart w:id="6" w:name="_Toc242137370"/>
       <w:r>
         <w:t>2.2 Разграничение доступа</w:t>
       </w:r>
@@ -4803,7 +4803,7 @@
       <w:pPr>
         <w:pStyle w:val="31"/>
       </w:pPr>
-      <w:bookmarkStart w:id="7" w:name="_Toc242106031"/>
+      <w:bookmarkStart w:id="7" w:name="_Toc242137371"/>
       <w:r>
         <w:t>2.2.1 Добавление нового ресурса</w:t>
       </w:r>
@@ -4968,7 +4968,7 @@
       <w:pPr>
         <w:pStyle w:val="21"/>
       </w:pPr>
-      <w:bookmarkStart w:id="8" w:name="_Toc242106032"/>
+      <w:bookmarkStart w:id="8" w:name="_Toc242137372"/>
       <w:r>
         <w:t>2.3 Изоляция компаний</w:t>
       </w:r>
@@ -5094,7 +5094,7 @@
       <w:pPr>
         <w:pStyle w:val="21"/>
       </w:pPr>
-      <w:bookmarkStart w:id="9" w:name="_Toc242106033"/>
+      <w:bookmarkStart w:id="9" w:name="_Toc242137373"/>
       <w:r>
         <w:t>2.4 Мягкое удаление</w:t>
       </w:r>
@@ -5219,7 +5219,7 @@
       <w:pPr>
         <w:pStyle w:val="21"/>
       </w:pPr>
-      <w:bookmarkStart w:id="10" w:name="_Toc242106034"/>
+      <w:bookmarkStart w:id="10" w:name="_Toc242137374"/>
       <w:r>
         <w:t>2.5 Журналы изменений</w:t>
       </w:r>
@@ -5324,7 +5324,7 @@
       <w:pPr>
         <w:pStyle w:val="21"/>
       </w:pPr>
-      <w:bookmarkStart w:id="11" w:name="_Toc242106035"/>
+      <w:bookmarkStart w:id="11" w:name="_Toc242137375"/>
       <w:r>
         <w:t>2.6 Транзакции и конкурентный доступ</w:t>
       </w:r>
@@ -5359,7 +5359,7 @@
       <w:pPr>
         <w:pStyle w:val="21"/>
       </w:pPr>
-      <w:bookmarkStart w:id="12" w:name="_Toc242106036"/>
+      <w:bookmarkStart w:id="12" w:name="_Toc242137376"/>
       <w:r>
         <w:t>2.7 Выдача файлов</w:t>
       </w:r>
@@ -5524,7 +5524,7 @@
       <w:pPr>
         <w:pStyle w:val="21"/>
       </w:pPr>
-      <w:bookmarkStart w:id="13" w:name="_Toc242106037"/>
+      <w:bookmarkStart w:id="13" w:name="_Toc242137377"/>
       <w:r>
         <w:lastRenderedPageBreak/>
         <w:t>2.8 Постраничная выдача и ошибки</w:t>
@@ -5655,7 +5655,7 @@
       <w:pPr>
         <w:pStyle w:val="21"/>
       </w:pPr>
-      <w:bookmarkStart w:id="14" w:name="_Toc242106038"/>
+      <w:bookmarkStart w:id="14" w:name="_Toc242137378"/>
       <w:r>
         <w:t>2.9 Кэш и Redis</w:t>
       </w:r>
@@ -5700,7 +5700,7 @@
       <w:pPr>
         <w:pStyle w:val="21"/>
       </w:pPr>
-      <w:bookmarkStart w:id="15" w:name="_Toc242106039"/>
+      <w:bookmarkStart w:id="15" w:name="_Toc242137379"/>
       <w:r>
         <w:t>2.10 Локализация клиентской части</w:t>
       </w:r>
@@ -5892,12 +5892,101 @@
       </w:r>
     </w:p>
     <w:p>
+      <w:r>
+        <w:t>е) Язык, определённый по браузеру (</w:t>
+      </w:r>
+      <w:r>
+        <w:rPr>
+          <w:rFonts w:ascii="Courier New" w:eastAsia="Courier New" w:hAnsi="Courier New" w:cs="Courier New"/>
+          <w:sz w:val="22"/>
+        </w:rPr>
+        <w:t>ru-RU</w:t>
+      </w:r>
+      <w:r>
+        <w:t>), приводится к коду языка (</w:t>
+      </w:r>
+      <w:r>
+        <w:rPr>
+          <w:rFonts w:ascii="Courier New" w:eastAsia="Courier New" w:hAnsi="Courier New" w:cs="Courier New"/>
+          <w:sz w:val="22"/>
+        </w:rPr>
+        <w:t>ru</w:t>
+      </w:r>
+      <w:r>
+        <w:t xml:space="preserve">) параметром </w:t>
+      </w:r>
+      <w:r>
+        <w:rPr>
+          <w:rFonts w:ascii="Courier New" w:eastAsia="Courier New" w:hAnsi="Courier New" w:cs="Courier New"/>
+          <w:sz w:val="22"/>
+        </w:rPr>
+        <w:t>convertDetectedLanguage</w:t>
+      </w:r>
+      <w:r>
+        <w:t xml:space="preserve"> в </w:t>
+      </w:r>
+      <w:r>
+        <w:rPr>
+          <w:rFonts w:ascii="Courier New" w:eastAsia="Courier New" w:hAnsi="Courier New" w:cs="Courier New"/>
+          <w:sz w:val="22"/>
+        </w:rPr>
+        <w:t>i18n/config.ts</w:t>
+      </w:r>
+      <w:r>
+        <w:t>: тема, таблицы и форматы дат сравнивают язык с кодом.</w:t>
+      </w:r>
+    </w:p>
+    <w:p>
+      <w:pPr>
+        <w:pStyle w:val="GostNote"/>
+      </w:pPr>
+      <w:r>
+        <w:lastRenderedPageBreak/>
+        <w:t xml:space="preserve">Примечание – В клиентской части включён параметр </w:t>
+      </w:r>
+      <w:r>
+        <w:rPr>
+          <w:rFonts w:ascii="Courier New" w:eastAsia="Courier New" w:hAnsi="Courier New" w:cs="Courier New"/>
+        </w:rPr>
+        <w:t>verbatimModuleSyntax</w:t>
+      </w:r>
+      <w:r>
+        <w:t>: типы импортируются как типы (</w:t>
+      </w:r>
+      <w:r>
+        <w:rPr>
+          <w:rFonts w:ascii="Courier New" w:eastAsia="Courier New" w:hAnsi="Courier New" w:cs="Courier New"/>
+        </w:rPr>
+        <w:t>import type { … }</w:t>
+      </w:r>
+      <w:r>
+        <w:t xml:space="preserve"> или </w:t>
+      </w:r>
+      <w:r>
+        <w:rPr>
+          <w:rFonts w:ascii="Courier New" w:eastAsia="Courier New" w:hAnsi="Courier New" w:cs="Courier New"/>
+        </w:rPr>
+        <w:t>{ type … }</w:t>
+      </w:r>
+      <w:r>
+        <w:t>). Тип, импортированный как значение, не мешает сборке, но в режиме разработки (</w:t>
+      </w:r>
+      <w:r>
+        <w:rPr>
+          <w:rFonts w:ascii="Courier New" w:eastAsia="Courier New" w:hAnsi="Courier New" w:cs="Courier New"/>
+        </w:rPr>
+        <w:t>npm run dev</w:t>
+      </w:r>
+      <w:r>
+        <w:t>) приложение не запускается — страница остаётся пустой с ошибкой «does not provide an export named …» в консоли.</w:t>
+      </w:r>
+    </w:p>
+    <w:p>
       <w:pPr>
         <w:pStyle w:val="21"/>
       </w:pPr>
-      <w:bookmarkStart w:id="16" w:name="_Toc242106040"/>
-      <w:r>
-        <w:lastRenderedPageBreak/>
+      <w:bookmarkStart w:id="16" w:name="_Toc242137380"/>
+      <w:r>
         <w:t>2.11 Валюты и курсы</w:t>
       </w:r>
       <w:bookmarkEnd w:id="16"/>
@@ -6016,7 +6105,7 @@
       <w:pPr>
         <w:pStyle w:val="21"/>
       </w:pPr>
-      <w:bookmarkStart w:id="17" w:name="_Toc242106041"/>
+      <w:bookmarkStart w:id="17" w:name="_Toc242137381"/>
       <w:r>
         <w:t>2.12 Регламентные задания</w:t>
       </w:r>
@@ -6072,7 +6161,7 @@
         <w:pStyle w:val="1"/>
         <w:pageBreakBefore/>
       </w:pPr>
-      <w:bookmarkStart w:id="18" w:name="_Toc242106042"/>
+      <w:bookmarkStart w:id="18" w:name="_Toc242137382"/>
       <w:r>
         <w:lastRenderedPageBreak/>
         <w:t>3 Обращение к программе</w:t>
@@ -6083,7 +6172,7 @@
       <w:pPr>
         <w:pStyle w:val="21"/>
       </w:pPr>
-      <w:bookmarkStart w:id="19" w:name="_Toc242106043"/>
+      <w:bookmarkStart w:id="19" w:name="_Toc242137383"/>
       <w:r>
         <w:t>3.1 Программный интерфейс для клиентского приложения</w:t>
       </w:r>
@@ -6233,7 +6322,7 @@
       <w:pPr>
         <w:pStyle w:val="21"/>
       </w:pPr>
-      <w:bookmarkStart w:id="20" w:name="_Toc242106044"/>
+      <w:bookmarkStart w:id="20" w:name="_Toc242137384"/>
       <w:r>
         <w:t>3.2 Публичный API для партнёров</w:t>
       </w:r>
@@ -6699,7 +6788,7 @@
         <w:pStyle w:val="1"/>
         <w:pageBreakBefore/>
       </w:pPr>
-      <w:bookmarkStart w:id="21" w:name="_Toc242106045"/>
+      <w:bookmarkStart w:id="21" w:name="_Toc242137385"/>
       <w:r>
         <w:lastRenderedPageBreak/>
         <w:t>4 Входные и выходные данные</w:t>
@@ -6841,7 +6930,7 @@
         <w:pStyle w:val="1"/>
         <w:pageBreakBefore/>
       </w:pPr>
-      <w:bookmarkStart w:id="22" w:name="_Toc242106046"/>
+      <w:bookmarkStart w:id="22" w:name="_Toc242137386"/>
       <w:r>
         <w:lastRenderedPageBreak/>
         <w:t>5 Сообщения</w:t>
@@ -6852,7 +6941,7 @@
       <w:pPr>
         <w:pStyle w:val="21"/>
       </w:pPr>
-      <w:bookmarkStart w:id="23" w:name="_Toc242106047"/>
+      <w:bookmarkStart w:id="23" w:name="_Toc242137387"/>
       <w:r>
         <w:t>5.1 Коды ответов</w:t>
       </w:r>
@@ -7183,7 +7272,7 @@
       <w:pPr>
         <w:pStyle w:val="21"/>
       </w:pPr>
-      <w:bookmarkStart w:id="24" w:name="_Toc242106048"/>
+      <w:bookmarkStart w:id="24" w:name="_Toc242137388"/>
       <w:r>
         <w:t>5.2 Порядок внесения изменений</w:t>
       </w:r>
@@ -7428,7 +7517,7 @@
         <w:ind w:firstLine="0"/>
         <w:jc w:val="center"/>
       </w:pPr>
-      <w:bookmarkStart w:id="25" w:name="_Toc242106049"/>
+      <w:bookmarkStart w:id="25" w:name="_Toc242137389"/>
       <w:r>
         <w:lastRenderedPageBreak/>
         <w:t>Приложение А</w:t>
@@ -7452,7 +7541,7 @@
       <w:pPr>
         <w:pStyle w:val="21"/>
       </w:pPr>
-      <w:bookmarkStart w:id="26" w:name="_Toc242106050"/>
+      <w:bookmarkStart w:id="26" w:name="_Toc242137390"/>
       <w:r>
         <w:t>А.1 Перечень маршрутов</w:t>
       </w:r>
@@ -11223,6 +11312,114 @@
                 <w:rFonts w:ascii="Courier New" w:eastAsia="Courier New" w:hAnsi="Courier New" w:cs="Courier New"/>
                 <w:sz w:val="18"/>
               </w:rPr>
+              <w:t>/api/finances/installment-plans/</w:t>
+            </w:r>
+          </w:p>
+        </w:tc>
+        <w:tc>
+          <w:tcPr>
+            <w:tcW w:w="1559" w:type="dxa"/>
+          </w:tcPr>
+          <w:p>
+            <w:pPr>
+              <w:pStyle w:val="GostTable"/>
+            </w:pPr>
+            <w:r>
+              <w:t>GET, POST</w:t>
+            </w:r>
+          </w:p>
+        </w:tc>
+        <w:tc>
+          <w:tcPr>
+            <w:tcW w:w="2962" w:type="dxa"/>
+          </w:tcPr>
+          <w:p>
+            <w:pPr>
+              <w:pStyle w:val="GostTable"/>
+            </w:pPr>
+            <w:r>
+              <w:t>GET — условия компании (с `</w:t>
+            </w:r>
+            <w:r>
+              <w:rPr>
+                <w:rFonts w:ascii="Courier New" w:eastAsia="Courier New" w:hAnsi="Courier New" w:cs="Courier New"/>
+                <w:sz w:val="18"/>
+              </w:rPr>
+              <w:t>all=1</w:t>
+            </w:r>
+            <w:r>
+              <w:t>` — и отключённые); POST — новое условие</w:t>
+            </w:r>
+          </w:p>
+        </w:tc>
+      </w:tr>
+      <w:tr>
+        <w:trPr>
+          <w:cantSplit/>
+          <w:jc w:val="center"/>
+        </w:trPr>
+        <w:tc>
+          <w:tcPr>
+            <w:tcW w:w="4833" w:type="dxa"/>
+          </w:tcPr>
+          <w:p>
+            <w:pPr>
+              <w:pStyle w:val="GostTable"/>
+            </w:pPr>
+            <w:r>
+              <w:rPr>
+                <w:rFonts w:ascii="Courier New" w:eastAsia="Courier New" w:hAnsi="Courier New" w:cs="Courier New"/>
+                <w:sz w:val="18"/>
+              </w:rPr>
+              <w:t>/api/finances/installment-plans/&lt;int:pk&gt;/</w:t>
+            </w:r>
+          </w:p>
+        </w:tc>
+        <w:tc>
+          <w:tcPr>
+            <w:tcW w:w="1559" w:type="dxa"/>
+          </w:tcPr>
+          <w:p>
+            <w:pPr>
+              <w:pStyle w:val="GostTable"/>
+            </w:pPr>
+            <w:r>
+              <w:t>DELETE, PATCH</w:t>
+            </w:r>
+          </w:p>
+        </w:tc>
+        <w:tc>
+          <w:tcPr>
+            <w:tcW w:w="2962" w:type="dxa"/>
+          </w:tcPr>
+          <w:p>
+            <w:pPr>
+              <w:pStyle w:val="GostTable"/>
+            </w:pPr>
+            <w:r>
+              <w:t>PATCH — изменить условие, DELETE — удалить. Только условия своей компании</w:t>
+            </w:r>
+          </w:p>
+        </w:tc>
+      </w:tr>
+      <w:tr>
+        <w:trPr>
+          <w:cantSplit/>
+          <w:jc w:val="center"/>
+        </w:trPr>
+        <w:tc>
+          <w:tcPr>
+            <w:tcW w:w="4833" w:type="dxa"/>
+          </w:tcPr>
+          <w:p>
+            <w:pPr>
+              <w:pStyle w:val="GostTable"/>
+            </w:pPr>
+            <w:r>
+              <w:rPr>
+                <w:rFonts w:ascii="Courier New" w:eastAsia="Courier New" w:hAnsi="Courier New" w:cs="Courier New"/>
+                <w:sz w:val="18"/>
+              </w:rPr>
               <w:t>/api/templates/</w:t>
             </w:r>
           </w:p>
@@ -11625,6 +11822,7 @@
                 <w:rFonts w:ascii="Courier New" w:eastAsia="Courier New" w:hAnsi="Courier New" w:cs="Courier New"/>
                 <w:sz w:val="18"/>
               </w:rPr>
+              <w:lastRenderedPageBreak/>
               <w:t>/api/reports/employee-plan-fact/</w:t>
             </w:r>
           </w:p>
@@ -11756,7 +11954,6 @@
         <w:pStyle w:val="GostCaption"/>
       </w:pPr>
       <w:r>
-        <w:lastRenderedPageBreak/>
         <w:t>Таблица А.7 – Маршруты API: задачи</w:t>
       </w:r>
     </w:p>
@@ -13672,6 +13869,7 @@
                 <w:rFonts w:ascii="Courier New" w:eastAsia="Courier New" w:hAnsi="Courier New" w:cs="Courier New"/>
                 <w:sz w:val="18"/>
               </w:rPr>
+              <w:lastRenderedPageBreak/>
               <w:t>/api/permissions/user-profiles/&lt;id&gt;/permissions/</w:t>
             </w:r>
           </w:p>
@@ -13902,7 +14100,6 @@
                 <w:rFonts w:ascii="Courier New" w:eastAsia="Courier New" w:hAnsi="Courier New" w:cs="Courier New"/>
                 <w:sz w:val="18"/>
               </w:rPr>
-              <w:lastRenderedPageBreak/>
               <w:t>/api/permissions/partner-api-keys/</w:t>
             </w:r>
           </w:p>
@@ -14131,7 +14328,7 @@
         <w:ind w:firstLine="0"/>
         <w:jc w:val="center"/>
       </w:pPr>
-      <w:bookmarkStart w:id="27" w:name="_Toc242106051"/>
+      <w:bookmarkStart w:id="27" w:name="_Toc242137391"/>
       <w:r>
         <w:lastRenderedPageBreak/>
         <w:t>ЛИСТ РЕГИСТРАЦИИ ИЗМЕНЕНИЙ</w:t>
@@ -16219,31 +16416,31 @@
       </w:rPr>
     </w:lvl>
   </w:abstractNum>
-  <w:num w:numId="1" w16cid:durableId="473372027">
+  <w:num w:numId="1" w16cid:durableId="928732335">
     <w:abstractNumId w:val="8"/>
   </w:num>
-  <w:num w:numId="2" w16cid:durableId="404571450">
+  <w:num w:numId="2" w16cid:durableId="713845542">
     <w:abstractNumId w:val="6"/>
   </w:num>
-  <w:num w:numId="3" w16cid:durableId="1892419200">
+  <w:num w:numId="3" w16cid:durableId="1746684623">
     <w:abstractNumId w:val="5"/>
   </w:num>
-  <w:num w:numId="4" w16cid:durableId="1814368477">
+  <w:num w:numId="4" w16cid:durableId="1933663199">
     <w:abstractNumId w:val="4"/>
   </w:num>
-  <w:num w:numId="5" w16cid:durableId="1890876608">
+  <w:num w:numId="5" w16cid:durableId="1730834691">
     <w:abstractNumId w:val="7"/>
   </w:num>
-  <w:num w:numId="6" w16cid:durableId="1498230691">
+  <w:num w:numId="6" w16cid:durableId="1010836186">
     <w:abstractNumId w:val="3"/>
   </w:num>
-  <w:num w:numId="7" w16cid:durableId="906571897">
+  <w:num w:numId="7" w16cid:durableId="536503255">
     <w:abstractNumId w:val="2"/>
   </w:num>
-  <w:num w:numId="8" w16cid:durableId="648902205">
+  <w:num w:numId="8" w16cid:durableId="253515622">
     <w:abstractNumId w:val="1"/>
   </w:num>
-  <w:num w:numId="9" w16cid:durableId="142819552">
+  <w:num w:numId="9" w16cid:durableId="2025128206">
     <w:abstractNumId w:val="0"/>
   </w:num>
 </w:numbering>
@@ -27776,7 +27973,7 @@
     <w:autoRedefine/>
     <w:uiPriority w:val="39"/>
     <w:unhideWhenUsed/>
-    <w:rsid w:val="00E16863"/>
+    <w:rsid w:val="00421E49"/>
     <w:pPr>
       <w:spacing w:after="100"/>
     </w:pPr>
@@ -27788,7 +27985,7 @@
     <w:autoRedefine/>
     <w:uiPriority w:val="39"/>
     <w:unhideWhenUsed/>
-    <w:rsid w:val="00E16863"/>
+    <w:rsid w:val="00421E49"/>
     <w:pPr>
       <w:spacing w:after="100"/>
       <w:ind w:left="240"/>
@@ -27801,7 +27998,7 @@
     <w:autoRedefine/>
     <w:uiPriority w:val="39"/>
     <w:unhideWhenUsed/>
-    <w:rsid w:val="00E16863"/>
+    <w:rsid w:val="00421E49"/>
     <w:pPr>
       <w:spacing w:after="100"/>
       <w:ind w:left="480"/>
@@ -27812,7 +28009,7 @@
     <w:basedOn w:val="a2"/>
     <w:uiPriority w:val="99"/>
     <w:unhideWhenUsed/>
-    <w:rsid w:val="00E16863"/>
+    <w:rsid w:val="00421E49"/>
     <w:rPr>
       <w:color w:val="0000FF" w:themeColor="hyperlink"/>
       <w:u w:val="single"/>

--- a/docs/gost/out/09_33_Руководство_программиста.docx
+++ b/docs/gost/out/09_33_Руководство_программиста.docx
@@ -610,7 +610,7 @@
       <w:r>
         <w:fldChar w:fldCharType="separate"/>
       </w:r>
-      <w:hyperlink w:anchor="_Toc242137364" w:history="1">
+      <w:hyperlink w:anchor="_Toc242175532" w:history="1">
         <w:r>
           <w:rPr>
             <w:rStyle w:val="aff8"/>
@@ -637,7 +637,7 @@
             <w:noProof/>
             <w:webHidden/>
           </w:rPr>
-          <w:instrText xml:space="preserve"> PAGEREF _Toc242137364 \h </w:instrText>
+          <w:instrText xml:space="preserve"> PAGEREF _Toc242175532 \h </w:instrText>
         </w:r>
         <w:r>
           <w:rPr>
@@ -683,7 +683,7 @@
           <w14:ligatures w14:val="standardContextual"/>
         </w:rPr>
       </w:pPr>
-      <w:hyperlink w:anchor="_Toc242137365" w:history="1">
+      <w:hyperlink w:anchor="_Toc242175533" w:history="1">
         <w:r>
           <w:rPr>
             <w:rStyle w:val="aff8"/>
@@ -710,7 +710,7 @@
             <w:noProof/>
             <w:webHidden/>
           </w:rPr>
-          <w:instrText xml:space="preserve"> PAGEREF _Toc242137365 \h </w:instrText>
+          <w:instrText xml:space="preserve"> PAGEREF _Toc242175533 \h </w:instrText>
         </w:r>
         <w:r>
           <w:rPr>
@@ -756,7 +756,7 @@
           <w14:ligatures w14:val="standardContextual"/>
         </w:rPr>
       </w:pPr>
-      <w:hyperlink w:anchor="_Toc242137366" w:history="1">
+      <w:hyperlink w:anchor="_Toc242175534" w:history="1">
         <w:r>
           <w:rPr>
             <w:rStyle w:val="aff8"/>
@@ -783,7 +783,7 @@
             <w:noProof/>
             <w:webHidden/>
           </w:rPr>
-          <w:instrText xml:space="preserve"> PAGEREF _Toc242137366 \h </w:instrText>
+          <w:instrText xml:space="preserve"> PAGEREF _Toc242175534 \h </w:instrText>
         </w:r>
         <w:r>
           <w:rPr>
@@ -829,7 +829,7 @@
           <w14:ligatures w14:val="standardContextual"/>
         </w:rPr>
       </w:pPr>
-      <w:hyperlink w:anchor="_Toc242137367" w:history="1">
+      <w:hyperlink w:anchor="_Toc242175535" w:history="1">
         <w:r>
           <w:rPr>
             <w:rStyle w:val="aff8"/>
@@ -856,7 +856,7 @@
             <w:noProof/>
             <w:webHidden/>
           </w:rPr>
-          <w:instrText xml:space="preserve"> PAGEREF _Toc242137367 \h </w:instrText>
+          <w:instrText xml:space="preserve"> PAGEREF _Toc242175535 \h </w:instrText>
         </w:r>
         <w:r>
           <w:rPr>
@@ -902,7 +902,7 @@
           <w14:ligatures w14:val="standardContextual"/>
         </w:rPr>
       </w:pPr>
-      <w:hyperlink w:anchor="_Toc242137368" w:history="1">
+      <w:hyperlink w:anchor="_Toc242175536" w:history="1">
         <w:r>
           <w:rPr>
             <w:rStyle w:val="aff8"/>
@@ -929,7 +929,7 @@
             <w:noProof/>
             <w:webHidden/>
           </w:rPr>
-          <w:instrText xml:space="preserve"> PAGEREF _Toc242137368 \h </w:instrText>
+          <w:instrText xml:space="preserve"> PAGEREF _Toc242175536 \h </w:instrText>
         </w:r>
         <w:r>
           <w:rPr>
@@ -975,7 +975,7 @@
           <w14:ligatures w14:val="standardContextual"/>
         </w:rPr>
       </w:pPr>
-      <w:hyperlink w:anchor="_Toc242137369" w:history="1">
+      <w:hyperlink w:anchor="_Toc242175537" w:history="1">
         <w:r>
           <w:rPr>
             <w:rStyle w:val="aff8"/>
@@ -1002,7 +1002,7 @@
             <w:noProof/>
             <w:webHidden/>
           </w:rPr>
-          <w:instrText xml:space="preserve"> PAGEREF _Toc242137369 \h </w:instrText>
+          <w:instrText xml:space="preserve"> PAGEREF _Toc242175537 \h </w:instrText>
         </w:r>
         <w:r>
           <w:rPr>
@@ -1048,7 +1048,7 @@
           <w14:ligatures w14:val="standardContextual"/>
         </w:rPr>
       </w:pPr>
-      <w:hyperlink w:anchor="_Toc242137370" w:history="1">
+      <w:hyperlink w:anchor="_Toc242175538" w:history="1">
         <w:r>
           <w:rPr>
             <w:rStyle w:val="aff8"/>
@@ -1075,7 +1075,7 @@
             <w:noProof/>
             <w:webHidden/>
           </w:rPr>
-          <w:instrText xml:space="preserve"> PAGEREF _Toc242137370 \h </w:instrText>
+          <w:instrText xml:space="preserve"> PAGEREF _Toc242175538 \h </w:instrText>
         </w:r>
         <w:r>
           <w:rPr>
@@ -1121,7 +1121,7 @@
           <w14:ligatures w14:val="standardContextual"/>
         </w:rPr>
       </w:pPr>
-      <w:hyperlink w:anchor="_Toc242137371" w:history="1">
+      <w:hyperlink w:anchor="_Toc242175539" w:history="1">
         <w:r>
           <w:rPr>
             <w:rStyle w:val="aff8"/>
@@ -1148,7 +1148,7 @@
             <w:noProof/>
             <w:webHidden/>
           </w:rPr>
-          <w:instrText xml:space="preserve"> PAGEREF _Toc242137371 \h </w:instrText>
+          <w:instrText xml:space="preserve"> PAGEREF _Toc242175539 \h </w:instrText>
         </w:r>
         <w:r>
           <w:rPr>
@@ -1194,7 +1194,7 @@
           <w14:ligatures w14:val="standardContextual"/>
         </w:rPr>
       </w:pPr>
-      <w:hyperlink w:anchor="_Toc242137372" w:history="1">
+      <w:hyperlink w:anchor="_Toc242175540" w:history="1">
         <w:r>
           <w:rPr>
             <w:rStyle w:val="aff8"/>
@@ -1221,7 +1221,7 @@
             <w:noProof/>
             <w:webHidden/>
           </w:rPr>
-          <w:instrText xml:space="preserve"> PAGEREF _Toc242137372 \h </w:instrText>
+          <w:instrText xml:space="preserve"> PAGEREF _Toc242175540 \h </w:instrText>
         </w:r>
         <w:r>
           <w:rPr>
@@ -1267,7 +1267,7 @@
           <w14:ligatures w14:val="standardContextual"/>
         </w:rPr>
       </w:pPr>
-      <w:hyperlink w:anchor="_Toc242137373" w:history="1">
+      <w:hyperlink w:anchor="_Toc242175541" w:history="1">
         <w:r>
           <w:rPr>
             <w:rStyle w:val="aff8"/>
@@ -1294,7 +1294,7 @@
             <w:noProof/>
             <w:webHidden/>
           </w:rPr>
-          <w:instrText xml:space="preserve"> PAGEREF _Toc242137373 \h </w:instrText>
+          <w:instrText xml:space="preserve"> PAGEREF _Toc242175541 \h </w:instrText>
         </w:r>
         <w:r>
           <w:rPr>
@@ -1340,7 +1340,7 @@
           <w14:ligatures w14:val="standardContextual"/>
         </w:rPr>
       </w:pPr>
-      <w:hyperlink w:anchor="_Toc242137374" w:history="1">
+      <w:hyperlink w:anchor="_Toc242175542" w:history="1">
         <w:r>
           <w:rPr>
             <w:rStyle w:val="aff8"/>
@@ -1367,7 +1367,7 @@
             <w:noProof/>
             <w:webHidden/>
           </w:rPr>
-          <w:instrText xml:space="preserve"> PAGEREF _Toc242137374 \h </w:instrText>
+          <w:instrText xml:space="preserve"> PAGEREF _Toc242175542 \h </w:instrText>
         </w:r>
         <w:r>
           <w:rPr>
@@ -1413,7 +1413,7 @@
           <w14:ligatures w14:val="standardContextual"/>
         </w:rPr>
       </w:pPr>
-      <w:hyperlink w:anchor="_Toc242137375" w:history="1">
+      <w:hyperlink w:anchor="_Toc242175543" w:history="1">
         <w:r>
           <w:rPr>
             <w:rStyle w:val="aff8"/>
@@ -1440,7 +1440,7 @@
             <w:noProof/>
             <w:webHidden/>
           </w:rPr>
-          <w:instrText xml:space="preserve"> PAGEREF _Toc242137375 \h </w:instrText>
+          <w:instrText xml:space="preserve"> PAGEREF _Toc242175543 \h </w:instrText>
         </w:r>
         <w:r>
           <w:rPr>
@@ -1486,7 +1486,7 @@
           <w14:ligatures w14:val="standardContextual"/>
         </w:rPr>
       </w:pPr>
-      <w:hyperlink w:anchor="_Toc242137376" w:history="1">
+      <w:hyperlink w:anchor="_Toc242175544" w:history="1">
         <w:r>
           <w:rPr>
             <w:rStyle w:val="aff8"/>
@@ -1513,7 +1513,7 @@
             <w:noProof/>
             <w:webHidden/>
           </w:rPr>
-          <w:instrText xml:space="preserve"> PAGEREF _Toc242137376 \h </w:instrText>
+          <w:instrText xml:space="preserve"> PAGEREF _Toc242175544 \h </w:instrText>
         </w:r>
         <w:r>
           <w:rPr>
@@ -1559,7 +1559,7 @@
           <w14:ligatures w14:val="standardContextual"/>
         </w:rPr>
       </w:pPr>
-      <w:hyperlink w:anchor="_Toc242137377" w:history="1">
+      <w:hyperlink w:anchor="_Toc242175545" w:history="1">
         <w:r>
           <w:rPr>
             <w:rStyle w:val="aff8"/>
@@ -1586,7 +1586,7 @@
             <w:noProof/>
             <w:webHidden/>
           </w:rPr>
-          <w:instrText xml:space="preserve"> PAGEREF _Toc242137377 \h </w:instrText>
+          <w:instrText xml:space="preserve"> PAGEREF _Toc242175545 \h </w:instrText>
         </w:r>
         <w:r>
           <w:rPr>
@@ -1632,7 +1632,7 @@
           <w14:ligatures w14:val="standardContextual"/>
         </w:rPr>
       </w:pPr>
-      <w:hyperlink w:anchor="_Toc242137378" w:history="1">
+      <w:hyperlink w:anchor="_Toc242175546" w:history="1">
         <w:r>
           <w:rPr>
             <w:rStyle w:val="aff8"/>
@@ -1659,7 +1659,7 @@
             <w:noProof/>
             <w:webHidden/>
           </w:rPr>
-          <w:instrText xml:space="preserve"> PAGEREF _Toc242137378 \h </w:instrText>
+          <w:instrText xml:space="preserve"> PAGEREF _Toc242175546 \h </w:instrText>
         </w:r>
         <w:r>
           <w:rPr>
@@ -1705,7 +1705,7 @@
           <w14:ligatures w14:val="standardContextual"/>
         </w:rPr>
       </w:pPr>
-      <w:hyperlink w:anchor="_Toc242137379" w:history="1">
+      <w:hyperlink w:anchor="_Toc242175547" w:history="1">
         <w:r>
           <w:rPr>
             <w:rStyle w:val="aff8"/>
@@ -1732,7 +1732,7 @@
             <w:noProof/>
             <w:webHidden/>
           </w:rPr>
-          <w:instrText xml:space="preserve"> PAGEREF _Toc242137379 \h </w:instrText>
+          <w:instrText xml:space="preserve"> PAGEREF _Toc242175547 \h </w:instrText>
         </w:r>
         <w:r>
           <w:rPr>
@@ -1778,7 +1778,7 @@
           <w14:ligatures w14:val="standardContextual"/>
         </w:rPr>
       </w:pPr>
-      <w:hyperlink w:anchor="_Toc242137380" w:history="1">
+      <w:hyperlink w:anchor="_Toc242175548" w:history="1">
         <w:r>
           <w:rPr>
             <w:rStyle w:val="aff8"/>
@@ -1805,7 +1805,7 @@
             <w:noProof/>
             <w:webHidden/>
           </w:rPr>
-          <w:instrText xml:space="preserve"> PAGEREF _Toc242137380 \h </w:instrText>
+          <w:instrText xml:space="preserve"> PAGEREF _Toc242175548 \h </w:instrText>
         </w:r>
         <w:r>
           <w:rPr>
@@ -1851,7 +1851,7 @@
           <w14:ligatures w14:val="standardContextual"/>
         </w:rPr>
       </w:pPr>
-      <w:hyperlink w:anchor="_Toc242137381" w:history="1">
+      <w:hyperlink w:anchor="_Toc242175549" w:history="1">
         <w:r>
           <w:rPr>
             <w:rStyle w:val="aff8"/>
@@ -1878,7 +1878,7 @@
             <w:noProof/>
             <w:webHidden/>
           </w:rPr>
-          <w:instrText xml:space="preserve"> PAGEREF _Toc242137381 \h </w:instrText>
+          <w:instrText xml:space="preserve"> PAGEREF _Toc242175549 \h </w:instrText>
         </w:r>
         <w:r>
           <w:rPr>
@@ -1924,7 +1924,7 @@
           <w14:ligatures w14:val="standardContextual"/>
         </w:rPr>
       </w:pPr>
-      <w:hyperlink w:anchor="_Toc242137382" w:history="1">
+      <w:hyperlink w:anchor="_Toc242175550" w:history="1">
         <w:r>
           <w:rPr>
             <w:rStyle w:val="aff8"/>
@@ -1951,7 +1951,7 @@
             <w:noProof/>
             <w:webHidden/>
           </w:rPr>
-          <w:instrText xml:space="preserve"> PAGEREF _Toc242137382 \h </w:instrText>
+          <w:instrText xml:space="preserve"> PAGEREF _Toc242175550 \h </w:instrText>
         </w:r>
         <w:r>
           <w:rPr>
@@ -1997,7 +1997,7 @@
           <w14:ligatures w14:val="standardContextual"/>
         </w:rPr>
       </w:pPr>
-      <w:hyperlink w:anchor="_Toc242137383" w:history="1">
+      <w:hyperlink w:anchor="_Toc242175551" w:history="1">
         <w:r>
           <w:rPr>
             <w:rStyle w:val="aff8"/>
@@ -2024,7 +2024,7 @@
             <w:noProof/>
             <w:webHidden/>
           </w:rPr>
-          <w:instrText xml:space="preserve"> PAGEREF _Toc242137383 \h </w:instrText>
+          <w:instrText xml:space="preserve"> PAGEREF _Toc242175551 \h </w:instrText>
         </w:r>
         <w:r>
           <w:rPr>
@@ -2070,7 +2070,7 @@
           <w14:ligatures w14:val="standardContextual"/>
         </w:rPr>
       </w:pPr>
-      <w:hyperlink w:anchor="_Toc242137384" w:history="1">
+      <w:hyperlink w:anchor="_Toc242175552" w:history="1">
         <w:r>
           <w:rPr>
             <w:rStyle w:val="aff8"/>
@@ -2097,7 +2097,7 @@
             <w:noProof/>
             <w:webHidden/>
           </w:rPr>
-          <w:instrText xml:space="preserve"> PAGEREF _Toc242137384 \h </w:instrText>
+          <w:instrText xml:space="preserve"> PAGEREF _Toc242175552 \h </w:instrText>
         </w:r>
         <w:r>
           <w:rPr>
@@ -2143,7 +2143,7 @@
           <w14:ligatures w14:val="standardContextual"/>
         </w:rPr>
       </w:pPr>
-      <w:hyperlink w:anchor="_Toc242137385" w:history="1">
+      <w:hyperlink w:anchor="_Toc242175553" w:history="1">
         <w:r>
           <w:rPr>
             <w:rStyle w:val="aff8"/>
@@ -2170,7 +2170,7 @@
             <w:noProof/>
             <w:webHidden/>
           </w:rPr>
-          <w:instrText xml:space="preserve"> PAGEREF _Toc242137385 \h </w:instrText>
+          <w:instrText xml:space="preserve"> PAGEREF _Toc242175553 \h </w:instrText>
         </w:r>
         <w:r>
           <w:rPr>
@@ -2216,7 +2216,7 @@
           <w14:ligatures w14:val="standardContextual"/>
         </w:rPr>
       </w:pPr>
-      <w:hyperlink w:anchor="_Toc242137386" w:history="1">
+      <w:hyperlink w:anchor="_Toc242175554" w:history="1">
         <w:r>
           <w:rPr>
             <w:rStyle w:val="aff8"/>
@@ -2243,7 +2243,7 @@
             <w:noProof/>
             <w:webHidden/>
           </w:rPr>
-          <w:instrText xml:space="preserve"> PAGEREF _Toc242137386 \h </w:instrText>
+          <w:instrText xml:space="preserve"> PAGEREF _Toc242175554 \h </w:instrText>
         </w:r>
         <w:r>
           <w:rPr>
@@ -2289,7 +2289,7 @@
           <w14:ligatures w14:val="standardContextual"/>
         </w:rPr>
       </w:pPr>
-      <w:hyperlink w:anchor="_Toc242137387" w:history="1">
+      <w:hyperlink w:anchor="_Toc242175555" w:history="1">
         <w:r>
           <w:rPr>
             <w:rStyle w:val="aff8"/>
@@ -2316,7 +2316,7 @@
             <w:noProof/>
             <w:webHidden/>
           </w:rPr>
-          <w:instrText xml:space="preserve"> PAGEREF _Toc242137387 \h </w:instrText>
+          <w:instrText xml:space="preserve"> PAGEREF _Toc242175555 \h </w:instrText>
         </w:r>
         <w:r>
           <w:rPr>
@@ -2362,7 +2362,7 @@
           <w14:ligatures w14:val="standardContextual"/>
         </w:rPr>
       </w:pPr>
-      <w:hyperlink w:anchor="_Toc242137388" w:history="1">
+      <w:hyperlink w:anchor="_Toc242175556" w:history="1">
         <w:r>
           <w:rPr>
             <w:rStyle w:val="aff8"/>
@@ -2389,7 +2389,7 @@
             <w:noProof/>
             <w:webHidden/>
           </w:rPr>
-          <w:instrText xml:space="preserve"> PAGEREF _Toc242137388 \h </w:instrText>
+          <w:instrText xml:space="preserve"> PAGEREF _Toc242175556 \h </w:instrText>
         </w:r>
         <w:r>
           <w:rPr>
@@ -2435,7 +2435,7 @@
           <w14:ligatures w14:val="standardContextual"/>
         </w:rPr>
       </w:pPr>
-      <w:hyperlink w:anchor="_Toc242137389" w:history="1">
+      <w:hyperlink w:anchor="_Toc242175557" w:history="1">
         <w:r>
           <w:rPr>
             <w:rStyle w:val="aff8"/>
@@ -2462,7 +2462,7 @@
             <w:noProof/>
             <w:webHidden/>
           </w:rPr>
-          <w:instrText xml:space="preserve"> PAGEREF _Toc242137389 \h </w:instrText>
+          <w:instrText xml:space="preserve"> PAGEREF _Toc242175557 \h </w:instrText>
         </w:r>
         <w:r>
           <w:rPr>
@@ -2508,7 +2508,7 @@
           <w14:ligatures w14:val="standardContextual"/>
         </w:rPr>
       </w:pPr>
-      <w:hyperlink w:anchor="_Toc242137390" w:history="1">
+      <w:hyperlink w:anchor="_Toc242175558" w:history="1">
         <w:r>
           <w:rPr>
             <w:rStyle w:val="aff8"/>
@@ -2535,7 +2535,7 @@
             <w:noProof/>
             <w:webHidden/>
           </w:rPr>
-          <w:instrText xml:space="preserve"> PAGEREF _Toc242137390 \h </w:instrText>
+          <w:instrText xml:space="preserve"> PAGEREF _Toc242175558 \h </w:instrText>
         </w:r>
         <w:r>
           <w:rPr>
@@ -2581,7 +2581,7 @@
           <w14:ligatures w14:val="standardContextual"/>
         </w:rPr>
       </w:pPr>
-      <w:hyperlink w:anchor="_Toc242137391" w:history="1">
+      <w:hyperlink w:anchor="_Toc242175559" w:history="1">
         <w:r>
           <w:rPr>
             <w:rStyle w:val="aff8"/>
@@ -2608,7 +2608,7 @@
             <w:noProof/>
             <w:webHidden/>
           </w:rPr>
-          <w:instrText xml:space="preserve"> PAGEREF _Toc242137391 \h </w:instrText>
+          <w:instrText xml:space="preserve"> PAGEREF _Toc242175559 \h </w:instrText>
         </w:r>
         <w:r>
           <w:rPr>
@@ -2654,7 +2654,7 @@
         <w:ind w:firstLine="0"/>
         <w:jc w:val="center"/>
       </w:pPr>
-      <w:bookmarkStart w:id="0" w:name="_Toc242137364"/>
+      <w:bookmarkStart w:id="0" w:name="_Toc242175532"/>
       <w:r>
         <w:lastRenderedPageBreak/>
         <w:t>ПЕРЕЧЕНЬ ТЕРМИНОВ И СОКРАЩЕНИЙ</w:t>
@@ -3916,7 +3916,7 @@
         <w:pStyle w:val="1"/>
         <w:pageBreakBefore/>
       </w:pPr>
-      <w:bookmarkStart w:id="1" w:name="_Toc242137365"/>
+      <w:bookmarkStart w:id="1" w:name="_Toc242175533"/>
       <w:r>
         <w:lastRenderedPageBreak/>
         <w:t>1 Назначение и условия применения программы</w:t>
@@ -3927,7 +3927,7 @@
       <w:pPr>
         <w:pStyle w:val="21"/>
       </w:pPr>
-      <w:bookmarkStart w:id="2" w:name="_Toc242137366"/>
+      <w:bookmarkStart w:id="2" w:name="_Toc242175534"/>
       <w:r>
         <w:t>1.1 Назначение</w:t>
       </w:r>
@@ -3942,7 +3942,7 @@
       <w:pPr>
         <w:pStyle w:val="21"/>
       </w:pPr>
-      <w:bookmarkStart w:id="3" w:name="_Toc242137367"/>
+      <w:bookmarkStart w:id="3" w:name="_Toc242175535"/>
       <w:r>
         <w:t>1.2 Условия применения</w:t>
       </w:r>
@@ -4048,7 +4048,7 @@
         <w:pStyle w:val="1"/>
         <w:pageBreakBefore/>
       </w:pPr>
-      <w:bookmarkStart w:id="4" w:name="_Toc242137368"/>
+      <w:bookmarkStart w:id="4" w:name="_Toc242175536"/>
       <w:r>
         <w:lastRenderedPageBreak/>
         <w:t>2 Характеристики программы</w:t>
@@ -4059,7 +4059,7 @@
       <w:pPr>
         <w:pStyle w:val="21"/>
       </w:pPr>
-      <w:bookmarkStart w:id="5" w:name="_Toc242137369"/>
+      <w:bookmarkStart w:id="5" w:name="_Toc242175537"/>
       <w:r>
         <w:t>2.1 Структура исходных текстов</w:t>
       </w:r>
@@ -4457,7 +4457,7 @@
       <w:pPr>
         <w:pStyle w:val="21"/>
       </w:pPr>
-      <w:bookmarkStart w:id="6" w:name="_Toc242137370"/>
+      <w:bookmarkStart w:id="6" w:name="_Toc242175538"/>
       <w:r>
         <w:t>2.2 Разграничение доступа</w:t>
       </w:r>
@@ -4803,7 +4803,7 @@
       <w:pPr>
         <w:pStyle w:val="31"/>
       </w:pPr>
-      <w:bookmarkStart w:id="7" w:name="_Toc242137371"/>
+      <w:bookmarkStart w:id="7" w:name="_Toc242175539"/>
       <w:r>
         <w:t>2.2.1 Добавление нового ресурса</w:t>
       </w:r>
@@ -4968,7 +4968,7 @@
       <w:pPr>
         <w:pStyle w:val="21"/>
       </w:pPr>
-      <w:bookmarkStart w:id="8" w:name="_Toc242137372"/>
+      <w:bookmarkStart w:id="8" w:name="_Toc242175540"/>
       <w:r>
         <w:t>2.3 Изоляция компаний</w:t>
       </w:r>
@@ -5094,7 +5094,7 @@
       <w:pPr>
         <w:pStyle w:val="21"/>
       </w:pPr>
-      <w:bookmarkStart w:id="9" w:name="_Toc242137373"/>
+      <w:bookmarkStart w:id="9" w:name="_Toc242175541"/>
       <w:r>
         <w:t>2.4 Мягкое удаление</w:t>
       </w:r>
@@ -5219,7 +5219,7 @@
       <w:pPr>
         <w:pStyle w:val="21"/>
       </w:pPr>
-      <w:bookmarkStart w:id="10" w:name="_Toc242137374"/>
+      <w:bookmarkStart w:id="10" w:name="_Toc242175542"/>
       <w:r>
         <w:t>2.5 Журналы изменений</w:t>
       </w:r>
@@ -5324,7 +5324,7 @@
       <w:pPr>
         <w:pStyle w:val="21"/>
       </w:pPr>
-      <w:bookmarkStart w:id="11" w:name="_Toc242137375"/>
+      <w:bookmarkStart w:id="11" w:name="_Toc242175543"/>
       <w:r>
         <w:t>2.6 Транзакции и конкурентный доступ</w:t>
       </w:r>
@@ -5359,7 +5359,7 @@
       <w:pPr>
         <w:pStyle w:val="21"/>
       </w:pPr>
-      <w:bookmarkStart w:id="12" w:name="_Toc242137376"/>
+      <w:bookmarkStart w:id="12" w:name="_Toc242175544"/>
       <w:r>
         <w:t>2.7 Выдача файлов</w:t>
       </w:r>
@@ -5524,7 +5524,7 @@
       <w:pPr>
         <w:pStyle w:val="21"/>
       </w:pPr>
-      <w:bookmarkStart w:id="13" w:name="_Toc242137377"/>
+      <w:bookmarkStart w:id="13" w:name="_Toc242175545"/>
       <w:r>
         <w:lastRenderedPageBreak/>
         <w:t>2.8 Постраничная выдача и ошибки</w:t>
@@ -5655,7 +5655,7 @@
       <w:pPr>
         <w:pStyle w:val="21"/>
       </w:pPr>
-      <w:bookmarkStart w:id="14" w:name="_Toc242137378"/>
+      <w:bookmarkStart w:id="14" w:name="_Toc242175546"/>
       <w:r>
         <w:t>2.9 Кэш и Redis</w:t>
       </w:r>
@@ -5700,7 +5700,7 @@
       <w:pPr>
         <w:pStyle w:val="21"/>
       </w:pPr>
-      <w:bookmarkStart w:id="15" w:name="_Toc242137379"/>
+      <w:bookmarkStart w:id="15" w:name="_Toc242175547"/>
       <w:r>
         <w:t>2.10 Локализация клиентской части</w:t>
       </w:r>
@@ -5937,11 +5937,76 @@
       </w:r>
     </w:p>
     <w:p>
+      <w:r>
+        <w:lastRenderedPageBreak/>
+        <w:t xml:space="preserve">а) Денежные суммы и числа выводятся функциями </w:t>
+      </w:r>
+      <w:r>
+        <w:rPr>
+          <w:rFonts w:ascii="Courier New" w:eastAsia="Courier New" w:hAnsi="Courier New" w:cs="Courier New"/>
+          <w:sz w:val="22"/>
+        </w:rPr>
+        <w:t>formatMoney</w:t>
+      </w:r>
+      <w:r>
+        <w:t xml:space="preserve"> и </w:t>
+      </w:r>
+      <w:r>
+        <w:rPr>
+          <w:rFonts w:ascii="Courier New" w:eastAsia="Courier New" w:hAnsi="Courier New" w:cs="Courier New"/>
+          <w:sz w:val="22"/>
+        </w:rPr>
+        <w:t>formatNumber</w:t>
+      </w:r>
+      <w:r>
+        <w:t xml:space="preserve"> (</w:t>
+      </w:r>
+      <w:r>
+        <w:rPr>
+          <w:rFonts w:ascii="Courier New" w:eastAsia="Courier New" w:hAnsi="Courier New" w:cs="Courier New"/>
+          <w:sz w:val="22"/>
+        </w:rPr>
+        <w:t>utils/currency.ts</w:t>
+      </w:r>
+      <w:r>
+        <w:t xml:space="preserve">): разряды разделяются неразрывным пробелом на всех языках, десятичный разделитель — по языку. </w:t>
+      </w:r>
+      <w:r>
+        <w:rPr>
+          <w:rFonts w:ascii="Courier New" w:eastAsia="Courier New" w:hAnsi="Courier New" w:cs="Courier New"/>
+          <w:sz w:val="22"/>
+        </w:rPr>
+        <w:t>toLocaleString()</w:t>
+      </w:r>
+      <w:r>
+        <w:t xml:space="preserve"> для сумм не используется: в английском интерфейсе он ставит запятые. Копирование отформатированной суммы со страницы или из поля отдаёт число без пробелов и кода валюты (</w:t>
+      </w:r>
+      <w:r>
+        <w:rPr>
+          <w:rFonts w:ascii="Courier New" w:eastAsia="Courier New" w:hAnsi="Courier New" w:cs="Courier New"/>
+          <w:sz w:val="22"/>
+        </w:rPr>
+        <w:t>installNumberCopyHandler</w:t>
+      </w:r>
+      <w:r>
+        <w:t xml:space="preserve">, подключается в </w:t>
+      </w:r>
+      <w:r>
+        <w:rPr>
+          <w:rFonts w:ascii="Courier New" w:eastAsia="Courier New" w:hAnsi="Courier New" w:cs="Courier New"/>
+          <w:sz w:val="22"/>
+        </w:rPr>
+        <w:t>main.tsx</w:t>
+      </w:r>
+      <w:r>
+        <w:t>).</w:t>
+      </w:r>
+    </w:p>
+    <w:p>
       <w:pPr>
         <w:pStyle w:val="GostNote"/>
       </w:pPr>
       <w:r>
-        <w:lastRenderedPageBreak/>
         <w:t xml:space="preserve">Примечание – В клиентской части включён параметр </w:t>
       </w:r>
       <w:r>
@@ -5985,7 +6050,7 @@
       <w:pPr>
         <w:pStyle w:val="21"/>
       </w:pPr>
-      <w:bookmarkStart w:id="16" w:name="_Toc242137380"/>
+      <w:bookmarkStart w:id="16" w:name="_Toc242175548"/>
       <w:r>
         <w:t>2.11 Валюты и курсы</w:t>
       </w:r>
@@ -6105,7 +6170,7 @@
       <w:pPr>
         <w:pStyle w:val="21"/>
       </w:pPr>
-      <w:bookmarkStart w:id="17" w:name="_Toc242137381"/>
+      <w:bookmarkStart w:id="17" w:name="_Toc242175549"/>
       <w:r>
         <w:t>2.12 Регламентные задания</w:t>
       </w:r>
@@ -6161,7 +6226,7 @@
         <w:pStyle w:val="1"/>
         <w:pageBreakBefore/>
       </w:pPr>
-      <w:bookmarkStart w:id="18" w:name="_Toc242137382"/>
+      <w:bookmarkStart w:id="18" w:name="_Toc242175550"/>
       <w:r>
         <w:lastRenderedPageBreak/>
         <w:t>3 Обращение к программе</w:t>
@@ -6172,7 +6237,7 @@
       <w:pPr>
         <w:pStyle w:val="21"/>
       </w:pPr>
-      <w:bookmarkStart w:id="19" w:name="_Toc242137383"/>
+      <w:bookmarkStart w:id="19" w:name="_Toc242175551"/>
       <w:r>
         <w:t>3.1 Программный интерфейс для клиентского приложения</w:t>
       </w:r>
@@ -6322,7 +6387,7 @@
       <w:pPr>
         <w:pStyle w:val="21"/>
       </w:pPr>
-      <w:bookmarkStart w:id="20" w:name="_Toc242137384"/>
+      <w:bookmarkStart w:id="20" w:name="_Toc242175552"/>
       <w:r>
         <w:t>3.2 Публичный API для партнёров</w:t>
       </w:r>
@@ -6788,7 +6853,7 @@
         <w:pStyle w:val="1"/>
         <w:pageBreakBefore/>
       </w:pPr>
-      <w:bookmarkStart w:id="21" w:name="_Toc242137385"/>
+      <w:bookmarkStart w:id="21" w:name="_Toc242175553"/>
       <w:r>
         <w:lastRenderedPageBreak/>
         <w:t>4 Входные и выходные данные</w:t>
@@ -6930,7 +6995,7 @@
         <w:pStyle w:val="1"/>
         <w:pageBreakBefore/>
       </w:pPr>
-      <w:bookmarkStart w:id="22" w:name="_Toc242137386"/>
+      <w:bookmarkStart w:id="22" w:name="_Toc242175554"/>
       <w:r>
         <w:lastRenderedPageBreak/>
         <w:t>5 Сообщения</w:t>
@@ -6941,7 +7006,7 @@
       <w:pPr>
         <w:pStyle w:val="21"/>
       </w:pPr>
-      <w:bookmarkStart w:id="23" w:name="_Toc242137387"/>
+      <w:bookmarkStart w:id="23" w:name="_Toc242175555"/>
       <w:r>
         <w:t>5.1 Коды ответов</w:t>
       </w:r>
@@ -7272,7 +7337,7 @@
       <w:pPr>
         <w:pStyle w:val="21"/>
       </w:pPr>
-      <w:bookmarkStart w:id="24" w:name="_Toc242137388"/>
+      <w:bookmarkStart w:id="24" w:name="_Toc242175556"/>
       <w:r>
         <w:t>5.2 Порядок внесения изменений</w:t>
       </w:r>
@@ -7517,7 +7582,7 @@
         <w:ind w:firstLine="0"/>
         <w:jc w:val="center"/>
       </w:pPr>
-      <w:bookmarkStart w:id="25" w:name="_Toc242137389"/>
+      <w:bookmarkStart w:id="25" w:name="_Toc242175557"/>
       <w:r>
         <w:lastRenderedPageBreak/>
         <w:t>Приложение А</w:t>
@@ -7541,7 +7606,7 @@
       <w:pPr>
         <w:pStyle w:val="21"/>
       </w:pPr>
-      <w:bookmarkStart w:id="26" w:name="_Toc242137390"/>
+      <w:bookmarkStart w:id="26" w:name="_Toc242175558"/>
       <w:r>
         <w:t>А.1 Перечень маршрутов</w:t>
       </w:r>
@@ -10801,7 +10866,7 @@
               <w:pStyle w:val="GostTable"/>
             </w:pPr>
             <w:r>
-              <w:t>DELETE</w:t>
+              <w:t>DELETE, GET, PATCH, PUT</w:t>
             </w:r>
           </w:p>
         </w:tc>
@@ -10813,6 +10878,9 @@
             <w:pPr>
               <w:pStyle w:val="GostTable"/>
             </w:pPr>
+            <w:r>
+              <w:t>Правка (название, план оплаты) и удаление типа платежа</w:t>
+            </w:r>
           </w:p>
         </w:tc>
       </w:tr>
@@ -10893,7 +10961,7 @@
               <w:pStyle w:val="GostTable"/>
             </w:pPr>
             <w:r>
-              <w:t>DELETE</w:t>
+              <w:t>DELETE, GET, PATCH, PUT</w:t>
             </w:r>
           </w:p>
         </w:tc>
@@ -10905,6 +10973,9 @@
             <w:pPr>
               <w:pStyle w:val="GostTable"/>
             </w:pPr>
+            <w:r>
+              <w:t>Правка (название, реквизиты) и удаление счёта получателя</w:t>
+            </w:r>
           </w:p>
         </w:tc>
       </w:tr>
@@ -11290,114 +11361,6 @@
             </w:pPr>
             <w:r>
               <w:t>Удаление ручного курса своей компании. Курсы ЦБ не удаляются</w:t>
-            </w:r>
-          </w:p>
-        </w:tc>
-      </w:tr>
-      <w:tr>
-        <w:trPr>
-          <w:cantSplit/>
-          <w:jc w:val="center"/>
-        </w:trPr>
-        <w:tc>
-          <w:tcPr>
-            <w:tcW w:w="4833" w:type="dxa"/>
-          </w:tcPr>
-          <w:p>
-            <w:pPr>
-              <w:pStyle w:val="GostTable"/>
-            </w:pPr>
-            <w:r>
-              <w:rPr>
-                <w:rFonts w:ascii="Courier New" w:eastAsia="Courier New" w:hAnsi="Courier New" w:cs="Courier New"/>
-                <w:sz w:val="18"/>
-              </w:rPr>
-              <w:t>/api/finances/installment-plans/</w:t>
-            </w:r>
-          </w:p>
-        </w:tc>
-        <w:tc>
-          <w:tcPr>
-            <w:tcW w:w="1559" w:type="dxa"/>
-          </w:tcPr>
-          <w:p>
-            <w:pPr>
-              <w:pStyle w:val="GostTable"/>
-            </w:pPr>
-            <w:r>
-              <w:t>GET, POST</w:t>
-            </w:r>
-          </w:p>
-        </w:tc>
-        <w:tc>
-          <w:tcPr>
-            <w:tcW w:w="2962" w:type="dxa"/>
-          </w:tcPr>
-          <w:p>
-            <w:pPr>
-              <w:pStyle w:val="GostTable"/>
-            </w:pPr>
-            <w:r>
-              <w:t>GET — условия компании (с `</w:t>
-            </w:r>
-            <w:r>
-              <w:rPr>
-                <w:rFonts w:ascii="Courier New" w:eastAsia="Courier New" w:hAnsi="Courier New" w:cs="Courier New"/>
-                <w:sz w:val="18"/>
-              </w:rPr>
-              <w:t>all=1</w:t>
-            </w:r>
-            <w:r>
-              <w:t>` — и отключённые); POST — новое условие</w:t>
-            </w:r>
-          </w:p>
-        </w:tc>
-      </w:tr>
-      <w:tr>
-        <w:trPr>
-          <w:cantSplit/>
-          <w:jc w:val="center"/>
-        </w:trPr>
-        <w:tc>
-          <w:tcPr>
-            <w:tcW w:w="4833" w:type="dxa"/>
-          </w:tcPr>
-          <w:p>
-            <w:pPr>
-              <w:pStyle w:val="GostTable"/>
-            </w:pPr>
-            <w:r>
-              <w:rPr>
-                <w:rFonts w:ascii="Courier New" w:eastAsia="Courier New" w:hAnsi="Courier New" w:cs="Courier New"/>
-                <w:sz w:val="18"/>
-              </w:rPr>
-              <w:t>/api/finances/installment-plans/&lt;int:pk&gt;/</w:t>
-            </w:r>
-          </w:p>
-        </w:tc>
-        <w:tc>
-          <w:tcPr>
-            <w:tcW w:w="1559" w:type="dxa"/>
-          </w:tcPr>
-          <w:p>
-            <w:pPr>
-              <w:pStyle w:val="GostTable"/>
-            </w:pPr>
-            <w:r>
-              <w:t>DELETE, PATCH</w:t>
-            </w:r>
-          </w:p>
-        </w:tc>
-        <w:tc>
-          <w:tcPr>
-            <w:tcW w:w="2962" w:type="dxa"/>
-          </w:tcPr>
-          <w:p>
-            <w:pPr>
-              <w:pStyle w:val="GostTable"/>
-            </w:pPr>
-            <w:r>
-              <w:t>PATCH — изменить условие, DELETE — удалить. Только условия своей компании</w:t>
             </w:r>
           </w:p>
         </w:tc>
@@ -11822,7 +11785,6 @@
                 <w:rFonts w:ascii="Courier New" w:eastAsia="Courier New" w:hAnsi="Courier New" w:cs="Courier New"/>
                 <w:sz w:val="18"/>
               </w:rPr>
-              <w:lastRenderedPageBreak/>
               <w:t>/api/reports/employee-plan-fact/</w:t>
             </w:r>
           </w:p>
@@ -11954,6 +11916,7 @@
         <w:pStyle w:val="GostCaption"/>
       </w:pPr>
       <w:r>
+        <w:lastRenderedPageBreak/>
         <w:t>Таблица А.7 – Маршруты API: задачи</w:t>
       </w:r>
     </w:p>
@@ -13869,7 +13832,6 @@
                 <w:rFonts w:ascii="Courier New" w:eastAsia="Courier New" w:hAnsi="Courier New" w:cs="Courier New"/>
                 <w:sz w:val="18"/>
               </w:rPr>
-              <w:lastRenderedPageBreak/>
               <w:t>/api/permissions/user-profiles/&lt;id&gt;/permissions/</w:t>
             </w:r>
           </w:p>
@@ -14100,6 +14062,7 @@
                 <w:rFonts w:ascii="Courier New" w:eastAsia="Courier New" w:hAnsi="Courier New" w:cs="Courier New"/>
                 <w:sz w:val="18"/>
               </w:rPr>
+              <w:lastRenderedPageBreak/>
               <w:t>/api/permissions/partner-api-keys/</w:t>
             </w:r>
           </w:p>
@@ -14328,7 +14291,7 @@
         <w:ind w:firstLine="0"/>
         <w:jc w:val="center"/>
       </w:pPr>
-      <w:bookmarkStart w:id="27" w:name="_Toc242137391"/>
+      <w:bookmarkStart w:id="27" w:name="_Toc242175559"/>
       <w:r>
         <w:lastRenderedPageBreak/>
         <w:t>ЛИСТ РЕГИСТРАЦИИ ИЗМЕНЕНИЙ</w:t>
@@ -16416,31 +16379,31 @@
       </w:rPr>
     </w:lvl>
   </w:abstractNum>
-  <w:num w:numId="1" w16cid:durableId="928732335">
+  <w:num w:numId="1" w16cid:durableId="148249827">
     <w:abstractNumId w:val="8"/>
   </w:num>
-  <w:num w:numId="2" w16cid:durableId="713845542">
+  <w:num w:numId="2" w16cid:durableId="135807455">
     <w:abstractNumId w:val="6"/>
   </w:num>
-  <w:num w:numId="3" w16cid:durableId="1746684623">
+  <w:num w:numId="3" w16cid:durableId="1285237176">
     <w:abstractNumId w:val="5"/>
   </w:num>
-  <w:num w:numId="4" w16cid:durableId="1933663199">
+  <w:num w:numId="4" w16cid:durableId="135682718">
     <w:abstractNumId w:val="4"/>
   </w:num>
-  <w:num w:numId="5" w16cid:durableId="1730834691">
+  <w:num w:numId="5" w16cid:durableId="1969583038">
     <w:abstractNumId w:val="7"/>
   </w:num>
-  <w:num w:numId="6" w16cid:durableId="1010836186">
+  <w:num w:numId="6" w16cid:durableId="2027366825">
     <w:abstractNumId w:val="3"/>
   </w:num>
-  <w:num w:numId="7" w16cid:durableId="536503255">
+  <w:num w:numId="7" w16cid:durableId="722023796">
     <w:abstractNumId w:val="2"/>
   </w:num>
-  <w:num w:numId="8" w16cid:durableId="253515622">
+  <w:num w:numId="8" w16cid:durableId="1529022779">
     <w:abstractNumId w:val="1"/>
   </w:num>
-  <w:num w:numId="9" w16cid:durableId="2025128206">
+  <w:num w:numId="9" w16cid:durableId="1432314656">
     <w:abstractNumId w:val="0"/>
   </w:num>
 </w:numbering>
@@ -27973,7 +27936,7 @@
     <w:autoRedefine/>
     <w:uiPriority w:val="39"/>
     <w:unhideWhenUsed/>
-    <w:rsid w:val="00421E49"/>
+    <w:rsid w:val="009D0AE5"/>
     <w:pPr>
       <w:spacing w:after="100"/>
     </w:pPr>
@@ -27985,7 +27948,7 @@
     <w:autoRedefine/>
     <w:uiPriority w:val="39"/>
     <w:unhideWhenUsed/>
-    <w:rsid w:val="00421E49"/>
+    <w:rsid w:val="009D0AE5"/>
     <w:pPr>
       <w:spacing w:after="100"/>
       <w:ind w:left="240"/>
@@ -27998,7 +27961,7 @@
     <w:autoRedefine/>
     <w:uiPriority w:val="39"/>
     <w:unhideWhenUsed/>
-    <w:rsid w:val="00421E49"/>
+    <w:rsid w:val="009D0AE5"/>
     <w:pPr>
       <w:spacing w:after="100"/>
       <w:ind w:left="480"/>
@@ -28009,7 +27972,7 @@
     <w:basedOn w:val="a2"/>
     <w:uiPriority w:val="99"/>
     <w:unhideWhenUsed/>
-    <w:rsid w:val="00421E49"/>
+    <w:rsid w:val="009D0AE5"/>
     <w:rPr>
       <w:color w:val="0000FF" w:themeColor="hyperlink"/>
       <w:u w:val="single"/>

--- a/docs/gost/out/09_33_Руководство_программиста.docx
+++ b/docs/gost/out/09_33_Руководство_программиста.docx
@@ -610,7 +610,7 @@
       <w:r>
         <w:fldChar w:fldCharType="separate"/>
       </w:r>
-      <w:hyperlink w:anchor="_Toc242175532" w:history="1">
+      <w:hyperlink w:anchor="_Toc242192830" w:history="1">
         <w:r>
           <w:rPr>
             <w:rStyle w:val="aff8"/>
@@ -637,7 +637,7 @@
             <w:noProof/>
             <w:webHidden/>
           </w:rPr>
-          <w:instrText xml:space="preserve"> PAGEREF _Toc242175532 \h </w:instrText>
+          <w:instrText xml:space="preserve"> PAGEREF _Toc242192830 \h </w:instrText>
         </w:r>
         <w:r>
           <w:rPr>
@@ -683,7 +683,7 @@
           <w14:ligatures w14:val="standardContextual"/>
         </w:rPr>
       </w:pPr>
-      <w:hyperlink w:anchor="_Toc242175533" w:history="1">
+      <w:hyperlink w:anchor="_Toc242192831" w:history="1">
         <w:r>
           <w:rPr>
             <w:rStyle w:val="aff8"/>
@@ -710,7 +710,7 @@
             <w:noProof/>
             <w:webHidden/>
           </w:rPr>
-          <w:instrText xml:space="preserve"> PAGEREF _Toc242175533 \h </w:instrText>
+          <w:instrText xml:space="preserve"> PAGEREF _Toc242192831 \h </w:instrText>
         </w:r>
         <w:r>
           <w:rPr>
@@ -756,7 +756,7 @@
           <w14:ligatures w14:val="standardContextual"/>
         </w:rPr>
       </w:pPr>
-      <w:hyperlink w:anchor="_Toc242175534" w:history="1">
+      <w:hyperlink w:anchor="_Toc242192832" w:history="1">
         <w:r>
           <w:rPr>
             <w:rStyle w:val="aff8"/>
@@ -783,7 +783,7 @@
             <w:noProof/>
             <w:webHidden/>
           </w:rPr>
-          <w:instrText xml:space="preserve"> PAGEREF _Toc242175534 \h </w:instrText>
+          <w:instrText xml:space="preserve"> PAGEREF _Toc242192832 \h </w:instrText>
         </w:r>
         <w:r>
           <w:rPr>
@@ -829,7 +829,7 @@
           <w14:ligatures w14:val="standardContextual"/>
         </w:rPr>
       </w:pPr>
-      <w:hyperlink w:anchor="_Toc242175535" w:history="1">
+      <w:hyperlink w:anchor="_Toc242192833" w:history="1">
         <w:r>
           <w:rPr>
             <w:rStyle w:val="aff8"/>
@@ -856,7 +856,7 @@
             <w:noProof/>
             <w:webHidden/>
           </w:rPr>
-          <w:instrText xml:space="preserve"> PAGEREF _Toc242175535 \h </w:instrText>
+          <w:instrText xml:space="preserve"> PAGEREF _Toc242192833 \h </w:instrText>
         </w:r>
         <w:r>
           <w:rPr>
@@ -902,7 +902,7 @@
           <w14:ligatures w14:val="standardContextual"/>
         </w:rPr>
       </w:pPr>
-      <w:hyperlink w:anchor="_Toc242175536" w:history="1">
+      <w:hyperlink w:anchor="_Toc242192834" w:history="1">
         <w:r>
           <w:rPr>
             <w:rStyle w:val="aff8"/>
@@ -929,7 +929,7 @@
             <w:noProof/>
             <w:webHidden/>
           </w:rPr>
-          <w:instrText xml:space="preserve"> PAGEREF _Toc242175536 \h </w:instrText>
+          <w:instrText xml:space="preserve"> PAGEREF _Toc242192834 \h </w:instrText>
         </w:r>
         <w:r>
           <w:rPr>
@@ -975,7 +975,7 @@
           <w14:ligatures w14:val="standardContextual"/>
         </w:rPr>
       </w:pPr>
-      <w:hyperlink w:anchor="_Toc242175537" w:history="1">
+      <w:hyperlink w:anchor="_Toc242192835" w:history="1">
         <w:r>
           <w:rPr>
             <w:rStyle w:val="aff8"/>
@@ -1002,7 +1002,7 @@
             <w:noProof/>
             <w:webHidden/>
           </w:rPr>
-          <w:instrText xml:space="preserve"> PAGEREF _Toc242175537 \h </w:instrText>
+          <w:instrText xml:space="preserve"> PAGEREF _Toc242192835 \h </w:instrText>
         </w:r>
         <w:r>
           <w:rPr>
@@ -1048,7 +1048,7 @@
           <w14:ligatures w14:val="standardContextual"/>
         </w:rPr>
       </w:pPr>
-      <w:hyperlink w:anchor="_Toc242175538" w:history="1">
+      <w:hyperlink w:anchor="_Toc242192836" w:history="1">
         <w:r>
           <w:rPr>
             <w:rStyle w:val="aff8"/>
@@ -1075,7 +1075,7 @@
             <w:noProof/>
             <w:webHidden/>
           </w:rPr>
-          <w:instrText xml:space="preserve"> PAGEREF _Toc242175538 \h </w:instrText>
+          <w:instrText xml:space="preserve"> PAGEREF _Toc242192836 \h </w:instrText>
         </w:r>
         <w:r>
           <w:rPr>
@@ -1121,7 +1121,7 @@
           <w14:ligatures w14:val="standardContextual"/>
         </w:rPr>
       </w:pPr>
-      <w:hyperlink w:anchor="_Toc242175539" w:history="1">
+      <w:hyperlink w:anchor="_Toc242192837" w:history="1">
         <w:r>
           <w:rPr>
             <w:rStyle w:val="aff8"/>
@@ -1148,7 +1148,7 @@
             <w:noProof/>
             <w:webHidden/>
           </w:rPr>
-          <w:instrText xml:space="preserve"> PAGEREF _Toc242175539 \h </w:instrText>
+          <w:instrText xml:space="preserve"> PAGEREF _Toc242192837 \h </w:instrText>
         </w:r>
         <w:r>
           <w:rPr>
@@ -1194,7 +1194,7 @@
           <w14:ligatures w14:val="standardContextual"/>
         </w:rPr>
       </w:pPr>
-      <w:hyperlink w:anchor="_Toc242175540" w:history="1">
+      <w:hyperlink w:anchor="_Toc242192838" w:history="1">
         <w:r>
           <w:rPr>
             <w:rStyle w:val="aff8"/>
@@ -1221,7 +1221,7 @@
             <w:noProof/>
             <w:webHidden/>
           </w:rPr>
-          <w:instrText xml:space="preserve"> PAGEREF _Toc242175540 \h </w:instrText>
+          <w:instrText xml:space="preserve"> PAGEREF _Toc242192838 \h </w:instrText>
         </w:r>
         <w:r>
           <w:rPr>
@@ -1267,7 +1267,7 @@
           <w14:ligatures w14:val="standardContextual"/>
         </w:rPr>
       </w:pPr>
-      <w:hyperlink w:anchor="_Toc242175541" w:history="1">
+      <w:hyperlink w:anchor="_Toc242192839" w:history="1">
         <w:r>
           <w:rPr>
             <w:rStyle w:val="aff8"/>
@@ -1294,7 +1294,7 @@
             <w:noProof/>
             <w:webHidden/>
           </w:rPr>
-          <w:instrText xml:space="preserve"> PAGEREF _Toc242175541 \h </w:instrText>
+          <w:instrText xml:space="preserve"> PAGEREF _Toc242192839 \h </w:instrText>
         </w:r>
         <w:r>
           <w:rPr>
@@ -1340,7 +1340,7 @@
           <w14:ligatures w14:val="standardContextual"/>
         </w:rPr>
       </w:pPr>
-      <w:hyperlink w:anchor="_Toc242175542" w:history="1">
+      <w:hyperlink w:anchor="_Toc242192840" w:history="1">
         <w:r>
           <w:rPr>
             <w:rStyle w:val="aff8"/>
@@ -1367,7 +1367,7 @@
             <w:noProof/>
             <w:webHidden/>
           </w:rPr>
-          <w:instrText xml:space="preserve"> PAGEREF _Toc242175542 \h </w:instrText>
+          <w:instrText xml:space="preserve"> PAGEREF _Toc242192840 \h </w:instrText>
         </w:r>
         <w:r>
           <w:rPr>
@@ -1413,7 +1413,7 @@
           <w14:ligatures w14:val="standardContextual"/>
         </w:rPr>
       </w:pPr>
-      <w:hyperlink w:anchor="_Toc242175543" w:history="1">
+      <w:hyperlink w:anchor="_Toc242192841" w:history="1">
         <w:r>
           <w:rPr>
             <w:rStyle w:val="aff8"/>
@@ -1440,7 +1440,7 @@
             <w:noProof/>
             <w:webHidden/>
           </w:rPr>
-          <w:instrText xml:space="preserve"> PAGEREF _Toc242175543 \h </w:instrText>
+          <w:instrText xml:space="preserve"> PAGEREF _Toc242192841 \h </w:instrText>
         </w:r>
         <w:r>
           <w:rPr>
@@ -1486,7 +1486,7 @@
           <w14:ligatures w14:val="standardContextual"/>
         </w:rPr>
       </w:pPr>
-      <w:hyperlink w:anchor="_Toc242175544" w:history="1">
+      <w:hyperlink w:anchor="_Toc242192842" w:history="1">
         <w:r>
           <w:rPr>
             <w:rStyle w:val="aff8"/>
@@ -1513,7 +1513,7 @@
             <w:noProof/>
             <w:webHidden/>
           </w:rPr>
-          <w:instrText xml:space="preserve"> PAGEREF _Toc242175544 \h </w:instrText>
+          <w:instrText xml:space="preserve"> PAGEREF _Toc242192842 \h </w:instrText>
         </w:r>
         <w:r>
           <w:rPr>
@@ -1559,7 +1559,7 @@
           <w14:ligatures w14:val="standardContextual"/>
         </w:rPr>
       </w:pPr>
-      <w:hyperlink w:anchor="_Toc242175545" w:history="1">
+      <w:hyperlink w:anchor="_Toc242192843" w:history="1">
         <w:r>
           <w:rPr>
             <w:rStyle w:val="aff8"/>
@@ -1586,7 +1586,7 @@
             <w:noProof/>
             <w:webHidden/>
           </w:rPr>
-          <w:instrText xml:space="preserve"> PAGEREF _Toc242175545 \h </w:instrText>
+          <w:instrText xml:space="preserve"> PAGEREF _Toc242192843 \h </w:instrText>
         </w:r>
         <w:r>
           <w:rPr>
@@ -1632,7 +1632,7 @@
           <w14:ligatures w14:val="standardContextual"/>
         </w:rPr>
       </w:pPr>
-      <w:hyperlink w:anchor="_Toc242175546" w:history="1">
+      <w:hyperlink w:anchor="_Toc242192844" w:history="1">
         <w:r>
           <w:rPr>
             <w:rStyle w:val="aff8"/>
@@ -1659,7 +1659,7 @@
             <w:noProof/>
             <w:webHidden/>
           </w:rPr>
-          <w:instrText xml:space="preserve"> PAGEREF _Toc242175546 \h </w:instrText>
+          <w:instrText xml:space="preserve"> PAGEREF _Toc242192844 \h </w:instrText>
         </w:r>
         <w:r>
           <w:rPr>
@@ -1705,7 +1705,7 @@
           <w14:ligatures w14:val="standardContextual"/>
         </w:rPr>
       </w:pPr>
-      <w:hyperlink w:anchor="_Toc242175547" w:history="1">
+      <w:hyperlink w:anchor="_Toc242192845" w:history="1">
         <w:r>
           <w:rPr>
             <w:rStyle w:val="aff8"/>
@@ -1732,7 +1732,7 @@
             <w:noProof/>
             <w:webHidden/>
           </w:rPr>
-          <w:instrText xml:space="preserve"> PAGEREF _Toc242175547 \h </w:instrText>
+          <w:instrText xml:space="preserve"> PAGEREF _Toc242192845 \h </w:instrText>
         </w:r>
         <w:r>
           <w:rPr>
@@ -1778,7 +1778,7 @@
           <w14:ligatures w14:val="standardContextual"/>
         </w:rPr>
       </w:pPr>
-      <w:hyperlink w:anchor="_Toc242175548" w:history="1">
+      <w:hyperlink w:anchor="_Toc242192846" w:history="1">
         <w:r>
           <w:rPr>
             <w:rStyle w:val="aff8"/>
@@ -1805,7 +1805,7 @@
             <w:noProof/>
             <w:webHidden/>
           </w:rPr>
-          <w:instrText xml:space="preserve"> PAGEREF _Toc242175548 \h </w:instrText>
+          <w:instrText xml:space="preserve"> PAGEREF _Toc242192846 \h </w:instrText>
         </w:r>
         <w:r>
           <w:rPr>
@@ -1851,7 +1851,7 @@
           <w14:ligatures w14:val="standardContextual"/>
         </w:rPr>
       </w:pPr>
-      <w:hyperlink w:anchor="_Toc242175549" w:history="1">
+      <w:hyperlink w:anchor="_Toc242192847" w:history="1">
         <w:r>
           <w:rPr>
             <w:rStyle w:val="aff8"/>
@@ -1878,7 +1878,7 @@
             <w:noProof/>
             <w:webHidden/>
           </w:rPr>
-          <w:instrText xml:space="preserve"> PAGEREF _Toc242175549 \h </w:instrText>
+          <w:instrText xml:space="preserve"> PAGEREF _Toc242192847 \h </w:instrText>
         </w:r>
         <w:r>
           <w:rPr>
@@ -1924,7 +1924,7 @@
           <w14:ligatures w14:val="standardContextual"/>
         </w:rPr>
       </w:pPr>
-      <w:hyperlink w:anchor="_Toc242175550" w:history="1">
+      <w:hyperlink w:anchor="_Toc242192848" w:history="1">
         <w:r>
           <w:rPr>
             <w:rStyle w:val="aff8"/>
@@ -1951,7 +1951,7 @@
             <w:noProof/>
             <w:webHidden/>
           </w:rPr>
-          <w:instrText xml:space="preserve"> PAGEREF _Toc242175550 \h </w:instrText>
+          <w:instrText xml:space="preserve"> PAGEREF _Toc242192848 \h </w:instrText>
         </w:r>
         <w:r>
           <w:rPr>
@@ -1997,7 +1997,7 @@
           <w14:ligatures w14:val="standardContextual"/>
         </w:rPr>
       </w:pPr>
-      <w:hyperlink w:anchor="_Toc242175551" w:history="1">
+      <w:hyperlink w:anchor="_Toc242192849" w:history="1">
         <w:r>
           <w:rPr>
             <w:rStyle w:val="aff8"/>
@@ -2024,7 +2024,7 @@
             <w:noProof/>
             <w:webHidden/>
           </w:rPr>
-          <w:instrText xml:space="preserve"> PAGEREF _Toc242175551 \h </w:instrText>
+          <w:instrText xml:space="preserve"> PAGEREF _Toc242192849 \h </w:instrText>
         </w:r>
         <w:r>
           <w:rPr>
@@ -2070,7 +2070,7 @@
           <w14:ligatures w14:val="standardContextual"/>
         </w:rPr>
       </w:pPr>
-      <w:hyperlink w:anchor="_Toc242175552" w:history="1">
+      <w:hyperlink w:anchor="_Toc242192850" w:history="1">
         <w:r>
           <w:rPr>
             <w:rStyle w:val="aff8"/>
@@ -2097,7 +2097,7 @@
             <w:noProof/>
             <w:webHidden/>
           </w:rPr>
-          <w:instrText xml:space="preserve"> PAGEREF _Toc242175552 \h </w:instrText>
+          <w:instrText xml:space="preserve"> PAGEREF _Toc242192850 \h </w:instrText>
         </w:r>
         <w:r>
           <w:rPr>
@@ -2143,7 +2143,7 @@
           <w14:ligatures w14:val="standardContextual"/>
         </w:rPr>
       </w:pPr>
-      <w:hyperlink w:anchor="_Toc242175553" w:history="1">
+      <w:hyperlink w:anchor="_Toc242192851" w:history="1">
         <w:r>
           <w:rPr>
             <w:rStyle w:val="aff8"/>
@@ -2170,7 +2170,7 @@
             <w:noProof/>
             <w:webHidden/>
           </w:rPr>
-          <w:instrText xml:space="preserve"> PAGEREF _Toc242175553 \h </w:instrText>
+          <w:instrText xml:space="preserve"> PAGEREF _Toc242192851 \h </w:instrText>
         </w:r>
         <w:r>
           <w:rPr>
@@ -2216,7 +2216,7 @@
           <w14:ligatures w14:val="standardContextual"/>
         </w:rPr>
       </w:pPr>
-      <w:hyperlink w:anchor="_Toc242175554" w:history="1">
+      <w:hyperlink w:anchor="_Toc242192852" w:history="1">
         <w:r>
           <w:rPr>
             <w:rStyle w:val="aff8"/>
@@ -2243,7 +2243,7 @@
             <w:noProof/>
             <w:webHidden/>
           </w:rPr>
-          <w:instrText xml:space="preserve"> PAGEREF _Toc242175554 \h </w:instrText>
+          <w:instrText xml:space="preserve"> PAGEREF _Toc242192852 \h </w:instrText>
         </w:r>
         <w:r>
           <w:rPr>
@@ -2289,7 +2289,7 @@
           <w14:ligatures w14:val="standardContextual"/>
         </w:rPr>
       </w:pPr>
-      <w:hyperlink w:anchor="_Toc242175555" w:history="1">
+      <w:hyperlink w:anchor="_Toc242192853" w:history="1">
         <w:r>
           <w:rPr>
             <w:rStyle w:val="aff8"/>
@@ -2316,7 +2316,7 @@
             <w:noProof/>
             <w:webHidden/>
           </w:rPr>
-          <w:instrText xml:space="preserve"> PAGEREF _Toc242175555 \h </w:instrText>
+          <w:instrText xml:space="preserve"> PAGEREF _Toc242192853 \h </w:instrText>
         </w:r>
         <w:r>
           <w:rPr>
@@ -2362,7 +2362,7 @@
           <w14:ligatures w14:val="standardContextual"/>
         </w:rPr>
       </w:pPr>
-      <w:hyperlink w:anchor="_Toc242175556" w:history="1">
+      <w:hyperlink w:anchor="_Toc242192854" w:history="1">
         <w:r>
           <w:rPr>
             <w:rStyle w:val="aff8"/>
@@ -2389,7 +2389,7 @@
             <w:noProof/>
             <w:webHidden/>
           </w:rPr>
-          <w:instrText xml:space="preserve"> PAGEREF _Toc242175556 \h </w:instrText>
+          <w:instrText xml:space="preserve"> PAGEREF _Toc242192854 \h </w:instrText>
         </w:r>
         <w:r>
           <w:rPr>
@@ -2435,7 +2435,7 @@
           <w14:ligatures w14:val="standardContextual"/>
         </w:rPr>
       </w:pPr>
-      <w:hyperlink w:anchor="_Toc242175557" w:history="1">
+      <w:hyperlink w:anchor="_Toc242192855" w:history="1">
         <w:r>
           <w:rPr>
             <w:rStyle w:val="aff8"/>
@@ -2462,7 +2462,7 @@
             <w:noProof/>
             <w:webHidden/>
           </w:rPr>
-          <w:instrText xml:space="preserve"> PAGEREF _Toc242175557 \h </w:instrText>
+          <w:instrText xml:space="preserve"> PAGEREF _Toc242192855 \h </w:instrText>
         </w:r>
         <w:r>
           <w:rPr>
@@ -2508,7 +2508,7 @@
           <w14:ligatures w14:val="standardContextual"/>
         </w:rPr>
       </w:pPr>
-      <w:hyperlink w:anchor="_Toc242175558" w:history="1">
+      <w:hyperlink w:anchor="_Toc242192856" w:history="1">
         <w:r>
           <w:rPr>
             <w:rStyle w:val="aff8"/>
@@ -2535,7 +2535,7 @@
             <w:noProof/>
             <w:webHidden/>
           </w:rPr>
-          <w:instrText xml:space="preserve"> PAGEREF _Toc242175558 \h </w:instrText>
+          <w:instrText xml:space="preserve"> PAGEREF _Toc242192856 \h </w:instrText>
         </w:r>
         <w:r>
           <w:rPr>
@@ -2581,7 +2581,7 @@
           <w14:ligatures w14:val="standardContextual"/>
         </w:rPr>
       </w:pPr>
-      <w:hyperlink w:anchor="_Toc242175559" w:history="1">
+      <w:hyperlink w:anchor="_Toc242192857" w:history="1">
         <w:r>
           <w:rPr>
             <w:rStyle w:val="aff8"/>
@@ -2608,7 +2608,7 @@
             <w:noProof/>
             <w:webHidden/>
           </w:rPr>
-          <w:instrText xml:space="preserve"> PAGEREF _Toc242175559 \h </w:instrText>
+          <w:instrText xml:space="preserve"> PAGEREF _Toc242192857 \h </w:instrText>
         </w:r>
         <w:r>
           <w:rPr>
@@ -2654,7 +2654,7 @@
         <w:ind w:firstLine="0"/>
         <w:jc w:val="center"/>
       </w:pPr>
-      <w:bookmarkStart w:id="0" w:name="_Toc242175532"/>
+      <w:bookmarkStart w:id="0" w:name="_Toc242192830"/>
       <w:r>
         <w:lastRenderedPageBreak/>
         <w:t>ПЕРЕЧЕНЬ ТЕРМИНОВ И СОКРАЩЕНИЙ</w:t>
@@ -3916,7 +3916,7 @@
         <w:pStyle w:val="1"/>
         <w:pageBreakBefore/>
       </w:pPr>
-      <w:bookmarkStart w:id="1" w:name="_Toc242175533"/>
+      <w:bookmarkStart w:id="1" w:name="_Toc242192831"/>
       <w:r>
         <w:lastRenderedPageBreak/>
         <w:t>1 Назначение и условия применения программы</w:t>
@@ -3927,7 +3927,7 @@
       <w:pPr>
         <w:pStyle w:val="21"/>
       </w:pPr>
-      <w:bookmarkStart w:id="2" w:name="_Toc242175534"/>
+      <w:bookmarkStart w:id="2" w:name="_Toc242192832"/>
       <w:r>
         <w:t>1.1 Назначение</w:t>
       </w:r>
@@ -3942,7 +3942,7 @@
       <w:pPr>
         <w:pStyle w:val="21"/>
       </w:pPr>
-      <w:bookmarkStart w:id="3" w:name="_Toc242175535"/>
+      <w:bookmarkStart w:id="3" w:name="_Toc242192833"/>
       <w:r>
         <w:t>1.2 Условия применения</w:t>
       </w:r>
@@ -4048,7 +4048,7 @@
         <w:pStyle w:val="1"/>
         <w:pageBreakBefore/>
       </w:pPr>
-      <w:bookmarkStart w:id="4" w:name="_Toc242175536"/>
+      <w:bookmarkStart w:id="4" w:name="_Toc242192834"/>
       <w:r>
         <w:lastRenderedPageBreak/>
         <w:t>2 Характеристики программы</w:t>
@@ -4059,7 +4059,7 @@
       <w:pPr>
         <w:pStyle w:val="21"/>
       </w:pPr>
-      <w:bookmarkStart w:id="5" w:name="_Toc242175537"/>
+      <w:bookmarkStart w:id="5" w:name="_Toc242192835"/>
       <w:r>
         <w:t>2.1 Структура исходных текстов</w:t>
       </w:r>
@@ -4457,7 +4457,7 @@
       <w:pPr>
         <w:pStyle w:val="21"/>
       </w:pPr>
-      <w:bookmarkStart w:id="6" w:name="_Toc242175538"/>
+      <w:bookmarkStart w:id="6" w:name="_Toc242192836"/>
       <w:r>
         <w:t>2.2 Разграничение доступа</w:t>
       </w:r>
@@ -4803,7 +4803,7 @@
       <w:pPr>
         <w:pStyle w:val="31"/>
       </w:pPr>
-      <w:bookmarkStart w:id="7" w:name="_Toc242175539"/>
+      <w:bookmarkStart w:id="7" w:name="_Toc242192837"/>
       <w:r>
         <w:t>2.2.1 Добавление нового ресурса</w:t>
       </w:r>
@@ -4968,7 +4968,7 @@
       <w:pPr>
         <w:pStyle w:val="21"/>
       </w:pPr>
-      <w:bookmarkStart w:id="8" w:name="_Toc242175540"/>
+      <w:bookmarkStart w:id="8" w:name="_Toc242192838"/>
       <w:r>
         <w:t>2.3 Изоляция компаний</w:t>
       </w:r>
@@ -5094,7 +5094,7 @@
       <w:pPr>
         <w:pStyle w:val="21"/>
       </w:pPr>
-      <w:bookmarkStart w:id="9" w:name="_Toc242175541"/>
+      <w:bookmarkStart w:id="9" w:name="_Toc242192839"/>
       <w:r>
         <w:t>2.4 Мягкое удаление</w:t>
       </w:r>
@@ -5219,7 +5219,7 @@
       <w:pPr>
         <w:pStyle w:val="21"/>
       </w:pPr>
-      <w:bookmarkStart w:id="10" w:name="_Toc242175542"/>
+      <w:bookmarkStart w:id="10" w:name="_Toc242192840"/>
       <w:r>
         <w:t>2.5 Журналы изменений</w:t>
       </w:r>
@@ -5324,7 +5324,7 @@
       <w:pPr>
         <w:pStyle w:val="21"/>
       </w:pPr>
-      <w:bookmarkStart w:id="11" w:name="_Toc242175543"/>
+      <w:bookmarkStart w:id="11" w:name="_Toc242192841"/>
       <w:r>
         <w:t>2.6 Транзакции и конкурентный доступ</w:t>
       </w:r>
@@ -5359,7 +5359,7 @@
       <w:pPr>
         <w:pStyle w:val="21"/>
       </w:pPr>
-      <w:bookmarkStart w:id="12" w:name="_Toc242175544"/>
+      <w:bookmarkStart w:id="12" w:name="_Toc242192842"/>
       <w:r>
         <w:t>2.7 Выдача файлов</w:t>
       </w:r>
@@ -5524,7 +5524,7 @@
       <w:pPr>
         <w:pStyle w:val="21"/>
       </w:pPr>
-      <w:bookmarkStart w:id="13" w:name="_Toc242175545"/>
+      <w:bookmarkStart w:id="13" w:name="_Toc242192843"/>
       <w:r>
         <w:lastRenderedPageBreak/>
         <w:t>2.8 Постраничная выдача и ошибки</w:t>
@@ -5655,7 +5655,7 @@
       <w:pPr>
         <w:pStyle w:val="21"/>
       </w:pPr>
-      <w:bookmarkStart w:id="14" w:name="_Toc242175546"/>
+      <w:bookmarkStart w:id="14" w:name="_Toc242192844"/>
       <w:r>
         <w:t>2.9 Кэш и Redis</w:t>
       </w:r>
@@ -5700,7 +5700,7 @@
       <w:pPr>
         <w:pStyle w:val="21"/>
       </w:pPr>
-      <w:bookmarkStart w:id="15" w:name="_Toc242175547"/>
+      <w:bookmarkStart w:id="15" w:name="_Toc242192845"/>
       <w:r>
         <w:t>2.10 Локализация клиентской части</w:t>
       </w:r>
@@ -6050,7 +6050,7 @@
       <w:pPr>
         <w:pStyle w:val="21"/>
       </w:pPr>
-      <w:bookmarkStart w:id="16" w:name="_Toc242175548"/>
+      <w:bookmarkStart w:id="16" w:name="_Toc242192846"/>
       <w:r>
         <w:t>2.11 Валюты и курсы</w:t>
       </w:r>
@@ -6170,7 +6170,7 @@
       <w:pPr>
         <w:pStyle w:val="21"/>
       </w:pPr>
-      <w:bookmarkStart w:id="17" w:name="_Toc242175549"/>
+      <w:bookmarkStart w:id="17" w:name="_Toc242192847"/>
       <w:r>
         <w:t>2.12 Регламентные задания</w:t>
       </w:r>
@@ -6226,7 +6226,7 @@
         <w:pStyle w:val="1"/>
         <w:pageBreakBefore/>
       </w:pPr>
-      <w:bookmarkStart w:id="18" w:name="_Toc242175550"/>
+      <w:bookmarkStart w:id="18" w:name="_Toc242192848"/>
       <w:r>
         <w:lastRenderedPageBreak/>
         <w:t>3 Обращение к программе</w:t>
@@ -6237,7 +6237,7 @@
       <w:pPr>
         <w:pStyle w:val="21"/>
       </w:pPr>
-      <w:bookmarkStart w:id="19" w:name="_Toc242175551"/>
+      <w:bookmarkStart w:id="19" w:name="_Toc242192849"/>
       <w:r>
         <w:t>3.1 Программный интерфейс для клиентского приложения</w:t>
       </w:r>
@@ -6387,7 +6387,7 @@
       <w:pPr>
         <w:pStyle w:val="21"/>
       </w:pPr>
-      <w:bookmarkStart w:id="20" w:name="_Toc242175552"/>
+      <w:bookmarkStart w:id="20" w:name="_Toc242192850"/>
       <w:r>
         <w:t>3.2 Публичный API для партнёров</w:t>
       </w:r>
@@ -6853,7 +6853,7 @@
         <w:pStyle w:val="1"/>
         <w:pageBreakBefore/>
       </w:pPr>
-      <w:bookmarkStart w:id="21" w:name="_Toc242175553"/>
+      <w:bookmarkStart w:id="21" w:name="_Toc242192851"/>
       <w:r>
         <w:lastRenderedPageBreak/>
         <w:t>4 Входные и выходные данные</w:t>
@@ -6995,7 +6995,7 @@
         <w:pStyle w:val="1"/>
         <w:pageBreakBefore/>
       </w:pPr>
-      <w:bookmarkStart w:id="22" w:name="_Toc242175554"/>
+      <w:bookmarkStart w:id="22" w:name="_Toc242192852"/>
       <w:r>
         <w:lastRenderedPageBreak/>
         <w:t>5 Сообщения</w:t>
@@ -7006,7 +7006,7 @@
       <w:pPr>
         <w:pStyle w:val="21"/>
       </w:pPr>
-      <w:bookmarkStart w:id="23" w:name="_Toc242175555"/>
+      <w:bookmarkStart w:id="23" w:name="_Toc242192853"/>
       <w:r>
         <w:t>5.1 Коды ответов</w:t>
       </w:r>
@@ -7337,7 +7337,7 @@
       <w:pPr>
         <w:pStyle w:val="21"/>
       </w:pPr>
-      <w:bookmarkStart w:id="24" w:name="_Toc242175556"/>
+      <w:bookmarkStart w:id="24" w:name="_Toc242192854"/>
       <w:r>
         <w:t>5.2 Порядок внесения изменений</w:t>
       </w:r>
@@ -7582,7 +7582,7 @@
         <w:ind w:firstLine="0"/>
         <w:jc w:val="center"/>
       </w:pPr>
-      <w:bookmarkStart w:id="25" w:name="_Toc242175557"/>
+      <w:bookmarkStart w:id="25" w:name="_Toc242192855"/>
       <w:r>
         <w:lastRenderedPageBreak/>
         <w:t>Приложение А</w:t>
@@ -7606,7 +7606,7 @@
       <w:pPr>
         <w:pStyle w:val="21"/>
       </w:pPr>
-      <w:bookmarkStart w:id="26" w:name="_Toc242175558"/>
+      <w:bookmarkStart w:id="26" w:name="_Toc242192856"/>
       <w:r>
         <w:t>А.1 Перечень маршрутов</w:t>
       </w:r>
@@ -14291,7 +14291,7 @@
         <w:ind w:firstLine="0"/>
         <w:jc w:val="center"/>
       </w:pPr>
-      <w:bookmarkStart w:id="27" w:name="_Toc242175559"/>
+      <w:bookmarkStart w:id="27" w:name="_Toc242192857"/>
       <w:r>
         <w:lastRenderedPageBreak/>
         <w:t>ЛИСТ РЕГИСТРАЦИИ ИЗМЕНЕНИЙ</w:t>
@@ -16379,31 +16379,31 @@
       </w:rPr>
     </w:lvl>
   </w:abstractNum>
-  <w:num w:numId="1" w16cid:durableId="148249827">
+  <w:num w:numId="1" w16cid:durableId="208764733">
     <w:abstractNumId w:val="8"/>
   </w:num>
-  <w:num w:numId="2" w16cid:durableId="135807455">
+  <w:num w:numId="2" w16cid:durableId="720134670">
     <w:abstractNumId w:val="6"/>
   </w:num>
-  <w:num w:numId="3" w16cid:durableId="1285237176">
+  <w:num w:numId="3" w16cid:durableId="1559778870">
     <w:abstractNumId w:val="5"/>
   </w:num>
-  <w:num w:numId="4" w16cid:durableId="135682718">
+  <w:num w:numId="4" w16cid:durableId="656029978">
     <w:abstractNumId w:val="4"/>
   </w:num>
-  <w:num w:numId="5" w16cid:durableId="1969583038">
+  <w:num w:numId="5" w16cid:durableId="1149982624">
     <w:abstractNumId w:val="7"/>
   </w:num>
-  <w:num w:numId="6" w16cid:durableId="2027366825">
+  <w:num w:numId="6" w16cid:durableId="1735009740">
     <w:abstractNumId w:val="3"/>
   </w:num>
-  <w:num w:numId="7" w16cid:durableId="722023796">
+  <w:num w:numId="7" w16cid:durableId="1566067359">
     <w:abstractNumId w:val="2"/>
   </w:num>
-  <w:num w:numId="8" w16cid:durableId="1529022779">
+  <w:num w:numId="8" w16cid:durableId="1184706608">
     <w:abstractNumId w:val="1"/>
   </w:num>
-  <w:num w:numId="9" w16cid:durableId="1432314656">
+  <w:num w:numId="9" w16cid:durableId="188682899">
     <w:abstractNumId w:val="0"/>
   </w:num>
 </w:numbering>
@@ -27936,7 +27936,7 @@
     <w:autoRedefine/>
     <w:uiPriority w:val="39"/>
     <w:unhideWhenUsed/>
-    <w:rsid w:val="009D0AE5"/>
+    <w:rsid w:val="00744E80"/>
     <w:pPr>
       <w:spacing w:after="100"/>
     </w:pPr>
@@ -27948,7 +27948,7 @@
     <w:autoRedefine/>
     <w:uiPriority w:val="39"/>
     <w:unhideWhenUsed/>
-    <w:rsid w:val="009D0AE5"/>
+    <w:rsid w:val="00744E80"/>
     <w:pPr>
       <w:spacing w:after="100"/>
       <w:ind w:left="240"/>
@@ -27961,7 +27961,7 @@
     <w:autoRedefine/>
     <w:uiPriority w:val="39"/>
     <w:unhideWhenUsed/>
-    <w:rsid w:val="009D0AE5"/>
+    <w:rsid w:val="00744E80"/>
     <w:pPr>
       <w:spacing w:after="100"/>
       <w:ind w:left="480"/>
@@ -27972,7 +27972,7 @@
     <w:basedOn w:val="a2"/>
     <w:uiPriority w:val="99"/>
     <w:unhideWhenUsed/>
-    <w:rsid w:val="009D0AE5"/>
+    <w:rsid w:val="00744E80"/>
     <w:rPr>
       <w:color w:val="0000FF" w:themeColor="hyperlink"/>
       <w:u w:val="single"/>

--- a/docs/gost/out/09_33_Руководство_программиста.docx
+++ b/docs/gost/out/09_33_Руководство_программиста.docx
@@ -610,7 +610,7 @@
       <w:r>
         <w:fldChar w:fldCharType="separate"/>
       </w:r>
-      <w:hyperlink w:anchor="_Toc242192830" w:history="1">
+      <w:hyperlink w:anchor="_Toc242194512" w:history="1">
         <w:r>
           <w:rPr>
             <w:rStyle w:val="aff8"/>
@@ -637,7 +637,7 @@
             <w:noProof/>
             <w:webHidden/>
           </w:rPr>
-          <w:instrText xml:space="preserve"> PAGEREF _Toc242192830 \h </w:instrText>
+          <w:instrText xml:space="preserve"> PAGEREF _Toc242194512 \h </w:instrText>
         </w:r>
         <w:r>
           <w:rPr>
@@ -683,7 +683,7 @@
           <w14:ligatures w14:val="standardContextual"/>
         </w:rPr>
       </w:pPr>
-      <w:hyperlink w:anchor="_Toc242192831" w:history="1">
+      <w:hyperlink w:anchor="_Toc242194513" w:history="1">
         <w:r>
           <w:rPr>
             <w:rStyle w:val="aff8"/>
@@ -710,7 +710,7 @@
             <w:noProof/>
             <w:webHidden/>
           </w:rPr>
-          <w:instrText xml:space="preserve"> PAGEREF _Toc242192831 \h </w:instrText>
+          <w:instrText xml:space="preserve"> PAGEREF _Toc242194513 \h </w:instrText>
         </w:r>
         <w:r>
           <w:rPr>
@@ -756,7 +756,7 @@
           <w14:ligatures w14:val="standardContextual"/>
         </w:rPr>
       </w:pPr>
-      <w:hyperlink w:anchor="_Toc242192832" w:history="1">
+      <w:hyperlink w:anchor="_Toc242194514" w:history="1">
         <w:r>
           <w:rPr>
             <w:rStyle w:val="aff8"/>
@@ -783,7 +783,7 @@
             <w:noProof/>
             <w:webHidden/>
           </w:rPr>
-          <w:instrText xml:space="preserve"> PAGEREF _Toc242192832 \h </w:instrText>
+          <w:instrText xml:space="preserve"> PAGEREF _Toc242194514 \h </w:instrText>
         </w:r>
         <w:r>
           <w:rPr>
@@ -829,7 +829,7 @@
           <w14:ligatures w14:val="standardContextual"/>
         </w:rPr>
       </w:pPr>
-      <w:hyperlink w:anchor="_Toc242192833" w:history="1">
+      <w:hyperlink w:anchor="_Toc242194515" w:history="1">
         <w:r>
           <w:rPr>
             <w:rStyle w:val="aff8"/>
@@ -856,7 +856,7 @@
             <w:noProof/>
             <w:webHidden/>
           </w:rPr>
-          <w:instrText xml:space="preserve"> PAGEREF _Toc242192833 \h </w:instrText>
+          <w:instrText xml:space="preserve"> PAGEREF _Toc242194515 \h </w:instrText>
         </w:r>
         <w:r>
           <w:rPr>
@@ -902,7 +902,7 @@
           <w14:ligatures w14:val="standardContextual"/>
         </w:rPr>
       </w:pPr>
-      <w:hyperlink w:anchor="_Toc242192834" w:history="1">
+      <w:hyperlink w:anchor="_Toc242194516" w:history="1">
         <w:r>
           <w:rPr>
             <w:rStyle w:val="aff8"/>
@@ -929,7 +929,7 @@
             <w:noProof/>
             <w:webHidden/>
           </w:rPr>
-          <w:instrText xml:space="preserve"> PAGEREF _Toc242192834 \h </w:instrText>
+          <w:instrText xml:space="preserve"> PAGEREF _Toc242194516 \h </w:instrText>
         </w:r>
         <w:r>
           <w:rPr>
@@ -975,7 +975,7 @@
           <w14:ligatures w14:val="standardContextual"/>
         </w:rPr>
       </w:pPr>
-      <w:hyperlink w:anchor="_Toc242192835" w:history="1">
+      <w:hyperlink w:anchor="_Toc242194517" w:history="1">
         <w:r>
           <w:rPr>
             <w:rStyle w:val="aff8"/>
@@ -1002,7 +1002,7 @@
             <w:noProof/>
             <w:webHidden/>
           </w:rPr>
-          <w:instrText xml:space="preserve"> PAGEREF _Toc242192835 \h </w:instrText>
+          <w:instrText xml:space="preserve"> PAGEREF _Toc242194517 \h </w:instrText>
         </w:r>
         <w:r>
           <w:rPr>
@@ -1048,7 +1048,7 @@
           <w14:ligatures w14:val="standardContextual"/>
         </w:rPr>
       </w:pPr>
-      <w:hyperlink w:anchor="_Toc242192836" w:history="1">
+      <w:hyperlink w:anchor="_Toc242194518" w:history="1">
         <w:r>
           <w:rPr>
             <w:rStyle w:val="aff8"/>
@@ -1075,7 +1075,7 @@
             <w:noProof/>
             <w:webHidden/>
           </w:rPr>
-          <w:instrText xml:space="preserve"> PAGEREF _Toc242192836 \h </w:instrText>
+          <w:instrText xml:space="preserve"> PAGEREF _Toc242194518 \h </w:instrText>
         </w:r>
         <w:r>
           <w:rPr>
@@ -1121,7 +1121,7 @@
           <w14:ligatures w14:val="standardContextual"/>
         </w:rPr>
       </w:pPr>
-      <w:hyperlink w:anchor="_Toc242192837" w:history="1">
+      <w:hyperlink w:anchor="_Toc242194519" w:history="1">
         <w:r>
           <w:rPr>
             <w:rStyle w:val="aff8"/>
@@ -1148,7 +1148,7 @@
             <w:noProof/>
             <w:webHidden/>
           </w:rPr>
-          <w:instrText xml:space="preserve"> PAGEREF _Toc242192837 \h </w:instrText>
+          <w:instrText xml:space="preserve"> PAGEREF _Toc242194519 \h </w:instrText>
         </w:r>
         <w:r>
           <w:rPr>
@@ -1194,7 +1194,7 @@
           <w14:ligatures w14:val="standardContextual"/>
         </w:rPr>
       </w:pPr>
-      <w:hyperlink w:anchor="_Toc242192838" w:history="1">
+      <w:hyperlink w:anchor="_Toc242194520" w:history="1">
         <w:r>
           <w:rPr>
             <w:rStyle w:val="aff8"/>
@@ -1221,7 +1221,7 @@
             <w:noProof/>
             <w:webHidden/>
           </w:rPr>
-          <w:instrText xml:space="preserve"> PAGEREF _Toc242192838 \h </w:instrText>
+          <w:instrText xml:space="preserve"> PAGEREF _Toc242194520 \h </w:instrText>
         </w:r>
         <w:r>
           <w:rPr>
@@ -1267,7 +1267,7 @@
           <w14:ligatures w14:val="standardContextual"/>
         </w:rPr>
       </w:pPr>
-      <w:hyperlink w:anchor="_Toc242192839" w:history="1">
+      <w:hyperlink w:anchor="_Toc242194521" w:history="1">
         <w:r>
           <w:rPr>
             <w:rStyle w:val="aff8"/>
@@ -1294,7 +1294,7 @@
             <w:noProof/>
             <w:webHidden/>
           </w:rPr>
-          <w:instrText xml:space="preserve"> PAGEREF _Toc242192839 \h </w:instrText>
+          <w:instrText xml:space="preserve"> PAGEREF _Toc242194521 \h </w:instrText>
         </w:r>
         <w:r>
           <w:rPr>
@@ -1340,7 +1340,7 @@
           <w14:ligatures w14:val="standardContextual"/>
         </w:rPr>
       </w:pPr>
-      <w:hyperlink w:anchor="_Toc242192840" w:history="1">
+      <w:hyperlink w:anchor="_Toc242194522" w:history="1">
         <w:r>
           <w:rPr>
             <w:rStyle w:val="aff8"/>
@@ -1367,7 +1367,7 @@
             <w:noProof/>
             <w:webHidden/>
           </w:rPr>
-          <w:instrText xml:space="preserve"> PAGEREF _Toc242192840 \h </w:instrText>
+          <w:instrText xml:space="preserve"> PAGEREF _Toc242194522 \h </w:instrText>
         </w:r>
         <w:r>
           <w:rPr>
@@ -1413,7 +1413,7 @@
           <w14:ligatures w14:val="standardContextual"/>
         </w:rPr>
       </w:pPr>
-      <w:hyperlink w:anchor="_Toc242192841" w:history="1">
+      <w:hyperlink w:anchor="_Toc242194523" w:history="1">
         <w:r>
           <w:rPr>
             <w:rStyle w:val="aff8"/>
@@ -1440,7 +1440,7 @@
             <w:noProof/>
             <w:webHidden/>
           </w:rPr>
-          <w:instrText xml:space="preserve"> PAGEREF _Toc242192841 \h </w:instrText>
+          <w:instrText xml:space="preserve"> PAGEREF _Toc242194523 \h </w:instrText>
         </w:r>
         <w:r>
           <w:rPr>
@@ -1486,7 +1486,7 @@
           <w14:ligatures w14:val="standardContextual"/>
         </w:rPr>
       </w:pPr>
-      <w:hyperlink w:anchor="_Toc242192842" w:history="1">
+      <w:hyperlink w:anchor="_Toc242194524" w:history="1">
         <w:r>
           <w:rPr>
             <w:rStyle w:val="aff8"/>
@@ -1513,7 +1513,7 @@
             <w:noProof/>
             <w:webHidden/>
           </w:rPr>
-          <w:instrText xml:space="preserve"> PAGEREF _Toc242192842 \h </w:instrText>
+          <w:instrText xml:space="preserve"> PAGEREF _Toc242194524 \h </w:instrText>
         </w:r>
         <w:r>
           <w:rPr>
@@ -1559,7 +1559,7 @@
           <w14:ligatures w14:val="standardContextual"/>
         </w:rPr>
       </w:pPr>
-      <w:hyperlink w:anchor="_Toc242192843" w:history="1">
+      <w:hyperlink w:anchor="_Toc242194525" w:history="1">
         <w:r>
           <w:rPr>
             <w:rStyle w:val="aff8"/>
@@ -1586,7 +1586,7 @@
             <w:noProof/>
             <w:webHidden/>
           </w:rPr>
-          <w:instrText xml:space="preserve"> PAGEREF _Toc242192843 \h </w:instrText>
+          <w:instrText xml:space="preserve"> PAGEREF _Toc242194525 \h </w:instrText>
         </w:r>
         <w:r>
           <w:rPr>
@@ -1632,7 +1632,7 @@
           <w14:ligatures w14:val="standardContextual"/>
         </w:rPr>
       </w:pPr>
-      <w:hyperlink w:anchor="_Toc242192844" w:history="1">
+      <w:hyperlink w:anchor="_Toc242194526" w:history="1">
         <w:r>
           <w:rPr>
             <w:rStyle w:val="aff8"/>
@@ -1659,7 +1659,7 @@
             <w:noProof/>
             <w:webHidden/>
           </w:rPr>
-          <w:instrText xml:space="preserve"> PAGEREF _Toc242192844 \h </w:instrText>
+          <w:instrText xml:space="preserve"> PAGEREF _Toc242194526 \h </w:instrText>
         </w:r>
         <w:r>
           <w:rPr>
@@ -1705,7 +1705,7 @@
           <w14:ligatures w14:val="standardContextual"/>
         </w:rPr>
       </w:pPr>
-      <w:hyperlink w:anchor="_Toc242192845" w:history="1">
+      <w:hyperlink w:anchor="_Toc242194527" w:history="1">
         <w:r>
           <w:rPr>
             <w:rStyle w:val="aff8"/>
@@ -1732,7 +1732,7 @@
             <w:noProof/>
             <w:webHidden/>
           </w:rPr>
-          <w:instrText xml:space="preserve"> PAGEREF _Toc242192845 \h </w:instrText>
+          <w:instrText xml:space="preserve"> PAGEREF _Toc242194527 \h </w:instrText>
         </w:r>
         <w:r>
           <w:rPr>
@@ -1778,7 +1778,7 @@
           <w14:ligatures w14:val="standardContextual"/>
         </w:rPr>
       </w:pPr>
-      <w:hyperlink w:anchor="_Toc242192846" w:history="1">
+      <w:hyperlink w:anchor="_Toc242194528" w:history="1">
         <w:r>
           <w:rPr>
             <w:rStyle w:val="aff8"/>
@@ -1805,7 +1805,7 @@
             <w:noProof/>
             <w:webHidden/>
           </w:rPr>
-          <w:instrText xml:space="preserve"> PAGEREF _Toc242192846 \h </w:instrText>
+          <w:instrText xml:space="preserve"> PAGEREF _Toc242194528 \h </w:instrText>
         </w:r>
         <w:r>
           <w:rPr>
@@ -1851,7 +1851,7 @@
           <w14:ligatures w14:val="standardContextual"/>
         </w:rPr>
       </w:pPr>
-      <w:hyperlink w:anchor="_Toc242192847" w:history="1">
+      <w:hyperlink w:anchor="_Toc242194529" w:history="1">
         <w:r>
           <w:rPr>
             <w:rStyle w:val="aff8"/>
@@ -1878,7 +1878,7 @@
             <w:noProof/>
             <w:webHidden/>
           </w:rPr>
-          <w:instrText xml:space="preserve"> PAGEREF _Toc242192847 \h </w:instrText>
+          <w:instrText xml:space="preserve"> PAGEREF _Toc242194529 \h </w:instrText>
         </w:r>
         <w:r>
           <w:rPr>
@@ -1924,7 +1924,7 @@
           <w14:ligatures w14:val="standardContextual"/>
         </w:rPr>
       </w:pPr>
-      <w:hyperlink w:anchor="_Toc242192848" w:history="1">
+      <w:hyperlink w:anchor="_Toc242194530" w:history="1">
         <w:r>
           <w:rPr>
             <w:rStyle w:val="aff8"/>
@@ -1951,7 +1951,7 @@
             <w:noProof/>
             <w:webHidden/>
           </w:rPr>
-          <w:instrText xml:space="preserve"> PAGEREF _Toc242192848 \h </w:instrText>
+          <w:instrText xml:space="preserve"> PAGEREF _Toc242194530 \h </w:instrText>
         </w:r>
         <w:r>
           <w:rPr>
@@ -1997,7 +1997,7 @@
           <w14:ligatures w14:val="standardContextual"/>
         </w:rPr>
       </w:pPr>
-      <w:hyperlink w:anchor="_Toc242192849" w:history="1">
+      <w:hyperlink w:anchor="_Toc242194531" w:history="1">
         <w:r>
           <w:rPr>
             <w:rStyle w:val="aff8"/>
@@ -2024,7 +2024,7 @@
             <w:noProof/>
             <w:webHidden/>
           </w:rPr>
-          <w:instrText xml:space="preserve"> PAGEREF _Toc242192849 \h </w:instrText>
+          <w:instrText xml:space="preserve"> PAGEREF _Toc242194531 \h </w:instrText>
         </w:r>
         <w:r>
           <w:rPr>
@@ -2070,7 +2070,7 @@
           <w14:ligatures w14:val="standardContextual"/>
         </w:rPr>
       </w:pPr>
-      <w:hyperlink w:anchor="_Toc242192850" w:history="1">
+      <w:hyperlink w:anchor="_Toc242194532" w:history="1">
         <w:r>
           <w:rPr>
             <w:rStyle w:val="aff8"/>
@@ -2097,7 +2097,7 @@
             <w:noProof/>
             <w:webHidden/>
           </w:rPr>
-          <w:instrText xml:space="preserve"> PAGEREF _Toc242192850 \h </w:instrText>
+          <w:instrText xml:space="preserve"> PAGEREF _Toc242194532 \h </w:instrText>
         </w:r>
         <w:r>
           <w:rPr>
@@ -2143,7 +2143,7 @@
           <w14:ligatures w14:val="standardContextual"/>
         </w:rPr>
       </w:pPr>
-      <w:hyperlink w:anchor="_Toc242192851" w:history="1">
+      <w:hyperlink w:anchor="_Toc242194533" w:history="1">
         <w:r>
           <w:rPr>
             <w:rStyle w:val="aff8"/>
@@ -2170,7 +2170,7 @@
             <w:noProof/>
             <w:webHidden/>
           </w:rPr>
-          <w:instrText xml:space="preserve"> PAGEREF _Toc242192851 \h </w:instrText>
+          <w:instrText xml:space="preserve"> PAGEREF _Toc242194533 \h </w:instrText>
         </w:r>
         <w:r>
           <w:rPr>
@@ -2216,7 +2216,7 @@
           <w14:ligatures w14:val="standardContextual"/>
         </w:rPr>
       </w:pPr>
-      <w:hyperlink w:anchor="_Toc242192852" w:history="1">
+      <w:hyperlink w:anchor="_Toc242194534" w:history="1">
         <w:r>
           <w:rPr>
             <w:rStyle w:val="aff8"/>
@@ -2243,7 +2243,7 @@
             <w:noProof/>
             <w:webHidden/>
           </w:rPr>
-          <w:instrText xml:space="preserve"> PAGEREF _Toc242192852 \h </w:instrText>
+          <w:instrText xml:space="preserve"> PAGEREF _Toc242194534 \h </w:instrText>
         </w:r>
         <w:r>
           <w:rPr>
@@ -2289,7 +2289,7 @@
           <w14:ligatures w14:val="standardContextual"/>
         </w:rPr>
       </w:pPr>
-      <w:hyperlink w:anchor="_Toc242192853" w:history="1">
+      <w:hyperlink w:anchor="_Toc242194535" w:history="1">
         <w:r>
           <w:rPr>
             <w:rStyle w:val="aff8"/>
@@ -2316,7 +2316,7 @@
             <w:noProof/>
             <w:webHidden/>
           </w:rPr>
-          <w:instrText xml:space="preserve"> PAGEREF _Toc242192853 \h </w:instrText>
+          <w:instrText xml:space="preserve"> PAGEREF _Toc242194535 \h </w:instrText>
         </w:r>
         <w:r>
           <w:rPr>
@@ -2362,7 +2362,7 @@
           <w14:ligatures w14:val="standardContextual"/>
         </w:rPr>
       </w:pPr>
-      <w:hyperlink w:anchor="_Toc242192854" w:history="1">
+      <w:hyperlink w:anchor="_Toc242194536" w:history="1">
         <w:r>
           <w:rPr>
             <w:rStyle w:val="aff8"/>
@@ -2389,7 +2389,7 @@
             <w:noProof/>
             <w:webHidden/>
           </w:rPr>
-          <w:instrText xml:space="preserve"> PAGEREF _Toc242192854 \h </w:instrText>
+          <w:instrText xml:space="preserve"> PAGEREF _Toc242194536 \h </w:instrText>
         </w:r>
         <w:r>
           <w:rPr>
@@ -2435,7 +2435,7 @@
           <w14:ligatures w14:val="standardContextual"/>
         </w:rPr>
       </w:pPr>
-      <w:hyperlink w:anchor="_Toc242192855" w:history="1">
+      <w:hyperlink w:anchor="_Toc242194537" w:history="1">
         <w:r>
           <w:rPr>
             <w:rStyle w:val="aff8"/>
@@ -2462,7 +2462,7 @@
             <w:noProof/>
             <w:webHidden/>
           </w:rPr>
-          <w:instrText xml:space="preserve"> PAGEREF _Toc242192855 \h </w:instrText>
+          <w:instrText xml:space="preserve"> PAGEREF _Toc242194537 \h </w:instrText>
         </w:r>
         <w:r>
           <w:rPr>
@@ -2508,7 +2508,7 @@
           <w14:ligatures w14:val="standardContextual"/>
         </w:rPr>
       </w:pPr>
-      <w:hyperlink w:anchor="_Toc242192856" w:history="1">
+      <w:hyperlink w:anchor="_Toc242194538" w:history="1">
         <w:r>
           <w:rPr>
             <w:rStyle w:val="aff8"/>
@@ -2535,7 +2535,7 @@
             <w:noProof/>
             <w:webHidden/>
           </w:rPr>
-          <w:instrText xml:space="preserve"> PAGEREF _Toc242192856 \h </w:instrText>
+          <w:instrText xml:space="preserve"> PAGEREF _Toc242194538 \h </w:instrText>
         </w:r>
         <w:r>
           <w:rPr>
@@ -2581,7 +2581,7 @@
           <w14:ligatures w14:val="standardContextual"/>
         </w:rPr>
       </w:pPr>
-      <w:hyperlink w:anchor="_Toc242192857" w:history="1">
+      <w:hyperlink w:anchor="_Toc242194539" w:history="1">
         <w:r>
           <w:rPr>
             <w:rStyle w:val="aff8"/>
@@ -2608,7 +2608,7 @@
             <w:noProof/>
             <w:webHidden/>
           </w:rPr>
-          <w:instrText xml:space="preserve"> PAGEREF _Toc242192857 \h </w:instrText>
+          <w:instrText xml:space="preserve"> PAGEREF _Toc242194539 \h </w:instrText>
         </w:r>
         <w:r>
           <w:rPr>
@@ -2654,7 +2654,7 @@
         <w:ind w:firstLine="0"/>
         <w:jc w:val="center"/>
       </w:pPr>
-      <w:bookmarkStart w:id="0" w:name="_Toc242192830"/>
+      <w:bookmarkStart w:id="0" w:name="_Toc242194512"/>
       <w:r>
         <w:lastRenderedPageBreak/>
         <w:t>ПЕРЕЧЕНЬ ТЕРМИНОВ И СОКРАЩЕНИЙ</w:t>
@@ -3916,7 +3916,7 @@
         <w:pStyle w:val="1"/>
         <w:pageBreakBefore/>
       </w:pPr>
-      <w:bookmarkStart w:id="1" w:name="_Toc242192831"/>
+      <w:bookmarkStart w:id="1" w:name="_Toc242194513"/>
       <w:r>
         <w:lastRenderedPageBreak/>
         <w:t>1 Назначение и условия применения программы</w:t>
@@ -3927,7 +3927,7 @@
       <w:pPr>
         <w:pStyle w:val="21"/>
       </w:pPr>
-      <w:bookmarkStart w:id="2" w:name="_Toc242192832"/>
+      <w:bookmarkStart w:id="2" w:name="_Toc242194514"/>
       <w:r>
         <w:t>1.1 Назначение</w:t>
       </w:r>
@@ -3942,7 +3942,7 @@
       <w:pPr>
         <w:pStyle w:val="21"/>
       </w:pPr>
-      <w:bookmarkStart w:id="3" w:name="_Toc242192833"/>
+      <w:bookmarkStart w:id="3" w:name="_Toc242194515"/>
       <w:r>
         <w:t>1.2 Условия применения</w:t>
       </w:r>
@@ -4048,7 +4048,7 @@
         <w:pStyle w:val="1"/>
         <w:pageBreakBefore/>
       </w:pPr>
-      <w:bookmarkStart w:id="4" w:name="_Toc242192834"/>
+      <w:bookmarkStart w:id="4" w:name="_Toc242194516"/>
       <w:r>
         <w:lastRenderedPageBreak/>
         <w:t>2 Характеристики программы</w:t>
@@ -4059,7 +4059,7 @@
       <w:pPr>
         <w:pStyle w:val="21"/>
       </w:pPr>
-      <w:bookmarkStart w:id="5" w:name="_Toc242192835"/>
+      <w:bookmarkStart w:id="5" w:name="_Toc242194517"/>
       <w:r>
         <w:t>2.1 Структура исходных текстов</w:t>
       </w:r>
@@ -4457,7 +4457,7 @@
       <w:pPr>
         <w:pStyle w:val="21"/>
       </w:pPr>
-      <w:bookmarkStart w:id="6" w:name="_Toc242192836"/>
+      <w:bookmarkStart w:id="6" w:name="_Toc242194518"/>
       <w:r>
         <w:t>2.2 Разграничение доступа</w:t>
       </w:r>
@@ -4803,7 +4803,7 @@
       <w:pPr>
         <w:pStyle w:val="31"/>
       </w:pPr>
-      <w:bookmarkStart w:id="7" w:name="_Toc242192837"/>
+      <w:bookmarkStart w:id="7" w:name="_Toc242194519"/>
       <w:r>
         <w:t>2.2.1 Добавление нового ресурса</w:t>
       </w:r>
@@ -4968,7 +4968,7 @@
       <w:pPr>
         <w:pStyle w:val="21"/>
       </w:pPr>
-      <w:bookmarkStart w:id="8" w:name="_Toc242192838"/>
+      <w:bookmarkStart w:id="8" w:name="_Toc242194520"/>
       <w:r>
         <w:t>2.3 Изоляция компаний</w:t>
       </w:r>
@@ -5094,7 +5094,7 @@
       <w:pPr>
         <w:pStyle w:val="21"/>
       </w:pPr>
-      <w:bookmarkStart w:id="9" w:name="_Toc242192839"/>
+      <w:bookmarkStart w:id="9" w:name="_Toc242194521"/>
       <w:r>
         <w:t>2.4 Мягкое удаление</w:t>
       </w:r>
@@ -5219,7 +5219,7 @@
       <w:pPr>
         <w:pStyle w:val="21"/>
       </w:pPr>
-      <w:bookmarkStart w:id="10" w:name="_Toc242192840"/>
+      <w:bookmarkStart w:id="10" w:name="_Toc242194522"/>
       <w:r>
         <w:t>2.5 Журналы изменений</w:t>
       </w:r>
@@ -5324,7 +5324,7 @@
       <w:pPr>
         <w:pStyle w:val="21"/>
       </w:pPr>
-      <w:bookmarkStart w:id="11" w:name="_Toc242192841"/>
+      <w:bookmarkStart w:id="11" w:name="_Toc242194523"/>
       <w:r>
         <w:t>2.6 Транзакции и конкурентный доступ</w:t>
       </w:r>
@@ -5359,7 +5359,7 @@
       <w:pPr>
         <w:pStyle w:val="21"/>
       </w:pPr>
-      <w:bookmarkStart w:id="12" w:name="_Toc242192842"/>
+      <w:bookmarkStart w:id="12" w:name="_Toc242194524"/>
       <w:r>
         <w:t>2.7 Выдача файлов</w:t>
       </w:r>
@@ -5524,7 +5524,7 @@
       <w:pPr>
         <w:pStyle w:val="21"/>
       </w:pPr>
-      <w:bookmarkStart w:id="13" w:name="_Toc242192843"/>
+      <w:bookmarkStart w:id="13" w:name="_Toc242194525"/>
       <w:r>
         <w:lastRenderedPageBreak/>
         <w:t>2.8 Постраничная выдача и ошибки</w:t>
@@ -5655,7 +5655,7 @@
       <w:pPr>
         <w:pStyle w:val="21"/>
       </w:pPr>
-      <w:bookmarkStart w:id="14" w:name="_Toc242192844"/>
+      <w:bookmarkStart w:id="14" w:name="_Toc242194526"/>
       <w:r>
         <w:t>2.9 Кэш и Redis</w:t>
       </w:r>
@@ -5700,7 +5700,7 @@
       <w:pPr>
         <w:pStyle w:val="21"/>
       </w:pPr>
-      <w:bookmarkStart w:id="15" w:name="_Toc242192845"/>
+      <w:bookmarkStart w:id="15" w:name="_Toc242194527"/>
       <w:r>
         <w:t>2.10 Локализация клиентской части</w:t>
       </w:r>
@@ -6050,7 +6050,7 @@
       <w:pPr>
         <w:pStyle w:val="21"/>
       </w:pPr>
-      <w:bookmarkStart w:id="16" w:name="_Toc242192846"/>
+      <w:bookmarkStart w:id="16" w:name="_Toc242194528"/>
       <w:r>
         <w:t>2.11 Валюты и курсы</w:t>
       </w:r>
@@ -6170,7 +6170,7 @@
       <w:pPr>
         <w:pStyle w:val="21"/>
       </w:pPr>
-      <w:bookmarkStart w:id="17" w:name="_Toc242192847"/>
+      <w:bookmarkStart w:id="17" w:name="_Toc242194529"/>
       <w:r>
         <w:t>2.12 Регламентные задания</w:t>
       </w:r>
@@ -6226,7 +6226,7 @@
         <w:pStyle w:val="1"/>
         <w:pageBreakBefore/>
       </w:pPr>
-      <w:bookmarkStart w:id="18" w:name="_Toc242192848"/>
+      <w:bookmarkStart w:id="18" w:name="_Toc242194530"/>
       <w:r>
         <w:lastRenderedPageBreak/>
         <w:t>3 Обращение к программе</w:t>
@@ -6237,7 +6237,7 @@
       <w:pPr>
         <w:pStyle w:val="21"/>
       </w:pPr>
-      <w:bookmarkStart w:id="19" w:name="_Toc242192849"/>
+      <w:bookmarkStart w:id="19" w:name="_Toc242194531"/>
       <w:r>
         <w:t>3.1 Программный интерфейс для клиентского приложения</w:t>
       </w:r>
@@ -6387,7 +6387,7 @@
       <w:pPr>
         <w:pStyle w:val="21"/>
       </w:pPr>
-      <w:bookmarkStart w:id="20" w:name="_Toc242192850"/>
+      <w:bookmarkStart w:id="20" w:name="_Toc242194532"/>
       <w:r>
         <w:t>3.2 Публичный API для партнёров</w:t>
       </w:r>
@@ -6853,7 +6853,7 @@
         <w:pStyle w:val="1"/>
         <w:pageBreakBefore/>
       </w:pPr>
-      <w:bookmarkStart w:id="21" w:name="_Toc242192851"/>
+      <w:bookmarkStart w:id="21" w:name="_Toc242194533"/>
       <w:r>
         <w:lastRenderedPageBreak/>
         <w:t>4 Входные и выходные данные</w:t>
@@ -6995,7 +6995,7 @@
         <w:pStyle w:val="1"/>
         <w:pageBreakBefore/>
       </w:pPr>
-      <w:bookmarkStart w:id="22" w:name="_Toc242192852"/>
+      <w:bookmarkStart w:id="22" w:name="_Toc242194534"/>
       <w:r>
         <w:lastRenderedPageBreak/>
         <w:t>5 Сообщения</w:t>
@@ -7006,7 +7006,7 @@
       <w:pPr>
         <w:pStyle w:val="21"/>
       </w:pPr>
-      <w:bookmarkStart w:id="23" w:name="_Toc242192853"/>
+      <w:bookmarkStart w:id="23" w:name="_Toc242194535"/>
       <w:r>
         <w:t>5.1 Коды ответов</w:t>
       </w:r>
@@ -7337,7 +7337,7 @@
       <w:pPr>
         <w:pStyle w:val="21"/>
       </w:pPr>
-      <w:bookmarkStart w:id="24" w:name="_Toc242192854"/>
+      <w:bookmarkStart w:id="24" w:name="_Toc242194536"/>
       <w:r>
         <w:t>5.2 Порядок внесения изменений</w:t>
       </w:r>
@@ -7582,7 +7582,7 @@
         <w:ind w:firstLine="0"/>
         <w:jc w:val="center"/>
       </w:pPr>
-      <w:bookmarkStart w:id="25" w:name="_Toc242192855"/>
+      <w:bookmarkStart w:id="25" w:name="_Toc242194537"/>
       <w:r>
         <w:lastRenderedPageBreak/>
         <w:t>Приложение А</w:t>
@@ -7606,7 +7606,7 @@
       <w:pPr>
         <w:pStyle w:val="21"/>
       </w:pPr>
-      <w:bookmarkStart w:id="26" w:name="_Toc242192856"/>
+      <w:bookmarkStart w:id="26" w:name="_Toc242194538"/>
       <w:r>
         <w:t>А.1 Перечень маршрутов</w:t>
       </w:r>
@@ -14291,7 +14291,7 @@
         <w:ind w:firstLine="0"/>
         <w:jc w:val="center"/>
       </w:pPr>
-      <w:bookmarkStart w:id="27" w:name="_Toc242192857"/>
+      <w:bookmarkStart w:id="27" w:name="_Toc242194539"/>
       <w:r>
         <w:lastRenderedPageBreak/>
         <w:t>ЛИСТ РЕГИСТРАЦИИ ИЗМЕНЕНИЙ</w:t>
@@ -16379,31 +16379,31 @@
       </w:rPr>
     </w:lvl>
   </w:abstractNum>
-  <w:num w:numId="1" w16cid:durableId="208764733">
+  <w:num w:numId="1" w16cid:durableId="1837190364">
     <w:abstractNumId w:val="8"/>
   </w:num>
-  <w:num w:numId="2" w16cid:durableId="720134670">
+  <w:num w:numId="2" w16cid:durableId="484006704">
     <w:abstractNumId w:val="6"/>
   </w:num>
-  <w:num w:numId="3" w16cid:durableId="1559778870">
+  <w:num w:numId="3" w16cid:durableId="2129815536">
     <w:abstractNumId w:val="5"/>
   </w:num>
-  <w:num w:numId="4" w16cid:durableId="656029978">
+  <w:num w:numId="4" w16cid:durableId="1658001201">
     <w:abstractNumId w:val="4"/>
   </w:num>
-  <w:num w:numId="5" w16cid:durableId="1149982624">
+  <w:num w:numId="5" w16cid:durableId="917447258">
     <w:abstractNumId w:val="7"/>
   </w:num>
-  <w:num w:numId="6" w16cid:durableId="1735009740">
+  <w:num w:numId="6" w16cid:durableId="1049651917">
     <w:abstractNumId w:val="3"/>
   </w:num>
-  <w:num w:numId="7" w16cid:durableId="1566067359">
+  <w:num w:numId="7" w16cid:durableId="882595591">
     <w:abstractNumId w:val="2"/>
   </w:num>
-  <w:num w:numId="8" w16cid:durableId="1184706608">
+  <w:num w:numId="8" w16cid:durableId="1596089022">
     <w:abstractNumId w:val="1"/>
   </w:num>
-  <w:num w:numId="9" w16cid:durableId="188682899">
+  <w:num w:numId="9" w16cid:durableId="1365015003">
     <w:abstractNumId w:val="0"/>
   </w:num>
 </w:numbering>
@@ -27936,7 +27936,7 @@
     <w:autoRedefine/>
     <w:uiPriority w:val="39"/>
     <w:unhideWhenUsed/>
-    <w:rsid w:val="00744E80"/>
+    <w:rsid w:val="00345906"/>
     <w:pPr>
       <w:spacing w:after="100"/>
     </w:pPr>
@@ -27948,7 +27948,7 @@
     <w:autoRedefine/>
     <w:uiPriority w:val="39"/>
     <w:unhideWhenUsed/>
-    <w:rsid w:val="00744E80"/>
+    <w:rsid w:val="00345906"/>
     <w:pPr>
       <w:spacing w:after="100"/>
       <w:ind w:left="240"/>
@@ -27961,7 +27961,7 @@
     <w:autoRedefine/>
     <w:uiPriority w:val="39"/>
     <w:unhideWhenUsed/>
-    <w:rsid w:val="00744E80"/>
+    <w:rsid w:val="00345906"/>
     <w:pPr>
       <w:spacing w:after="100"/>
       <w:ind w:left="480"/>
@@ -27972,7 +27972,7 @@
     <w:basedOn w:val="a2"/>
     <w:uiPriority w:val="99"/>
     <w:unhideWhenUsed/>
-    <w:rsid w:val="00744E80"/>
+    <w:rsid w:val="00345906"/>
     <w:rPr>
       <w:color w:val="0000FF" w:themeColor="hyperlink"/>
       <w:u w:val="single"/>

--- a/docs/gost/out/09_33_Руководство_программиста.docx
+++ b/docs/gost/out/09_33_Руководство_программиста.docx
@@ -610,7 +610,7 @@
       <w:r>
         <w:fldChar w:fldCharType="separate"/>
       </w:r>
-      <w:hyperlink w:anchor="_Toc242194512" w:history="1">
+      <w:hyperlink w:anchor="_Toc242436792" w:history="1">
         <w:r>
           <w:rPr>
             <w:rStyle w:val="aff8"/>
@@ -637,7 +637,7 @@
             <w:noProof/>
             <w:webHidden/>
           </w:rPr>
-          <w:instrText xml:space="preserve"> PAGEREF _Toc242194512 \h </w:instrText>
+          <w:instrText xml:space="preserve"> PAGEREF _Toc242436792 \h </w:instrText>
         </w:r>
         <w:r>
           <w:rPr>
@@ -683,7 +683,7 @@
           <w14:ligatures w14:val="standardContextual"/>
         </w:rPr>
       </w:pPr>
-      <w:hyperlink w:anchor="_Toc242194513" w:history="1">
+      <w:hyperlink w:anchor="_Toc242436793" w:history="1">
         <w:r>
           <w:rPr>
             <w:rStyle w:val="aff8"/>
@@ -710,7 +710,7 @@
             <w:noProof/>
             <w:webHidden/>
           </w:rPr>
-          <w:instrText xml:space="preserve"> PAGEREF _Toc242194513 \h </w:instrText>
+          <w:instrText xml:space="preserve"> PAGEREF _Toc242436793 \h </w:instrText>
         </w:r>
         <w:r>
           <w:rPr>
@@ -756,7 +756,7 @@
           <w14:ligatures w14:val="standardContextual"/>
         </w:rPr>
       </w:pPr>
-      <w:hyperlink w:anchor="_Toc242194514" w:history="1">
+      <w:hyperlink w:anchor="_Toc242436794" w:history="1">
         <w:r>
           <w:rPr>
             <w:rStyle w:val="aff8"/>
@@ -783,7 +783,7 @@
             <w:noProof/>
             <w:webHidden/>
           </w:rPr>
-          <w:instrText xml:space="preserve"> PAGEREF _Toc242194514 \h </w:instrText>
+          <w:instrText xml:space="preserve"> PAGEREF _Toc242436794 \h </w:instrText>
         </w:r>
         <w:r>
           <w:rPr>
@@ -829,7 +829,7 @@
           <w14:ligatures w14:val="standardContextual"/>
         </w:rPr>
       </w:pPr>
-      <w:hyperlink w:anchor="_Toc242194515" w:history="1">
+      <w:hyperlink w:anchor="_Toc242436795" w:history="1">
         <w:r>
           <w:rPr>
             <w:rStyle w:val="aff8"/>
@@ -856,7 +856,7 @@
             <w:noProof/>
             <w:webHidden/>
           </w:rPr>
-          <w:instrText xml:space="preserve"> PAGEREF _Toc242194515 \h </w:instrText>
+          <w:instrText xml:space="preserve"> PAGEREF _Toc242436795 \h </w:instrText>
         </w:r>
         <w:r>
           <w:rPr>
@@ -902,7 +902,7 @@
           <w14:ligatures w14:val="standardContextual"/>
         </w:rPr>
       </w:pPr>
-      <w:hyperlink w:anchor="_Toc242194516" w:history="1">
+      <w:hyperlink w:anchor="_Toc242436796" w:history="1">
         <w:r>
           <w:rPr>
             <w:rStyle w:val="aff8"/>
@@ -929,7 +929,7 @@
             <w:noProof/>
             <w:webHidden/>
           </w:rPr>
-          <w:instrText xml:space="preserve"> PAGEREF _Toc242194516 \h </w:instrText>
+          <w:instrText xml:space="preserve"> PAGEREF _Toc242436796 \h </w:instrText>
         </w:r>
         <w:r>
           <w:rPr>
@@ -975,7 +975,7 @@
           <w14:ligatures w14:val="standardContextual"/>
         </w:rPr>
       </w:pPr>
-      <w:hyperlink w:anchor="_Toc242194517" w:history="1">
+      <w:hyperlink w:anchor="_Toc242436797" w:history="1">
         <w:r>
           <w:rPr>
             <w:rStyle w:val="aff8"/>
@@ -1002,7 +1002,7 @@
             <w:noProof/>
             <w:webHidden/>
           </w:rPr>
-          <w:instrText xml:space="preserve"> PAGEREF _Toc242194517 \h </w:instrText>
+          <w:instrText xml:space="preserve"> PAGEREF _Toc242436797 \h </w:instrText>
         </w:r>
         <w:r>
           <w:rPr>
@@ -1048,7 +1048,7 @@
           <w14:ligatures w14:val="standardContextual"/>
         </w:rPr>
       </w:pPr>
-      <w:hyperlink w:anchor="_Toc242194518" w:history="1">
+      <w:hyperlink w:anchor="_Toc242436798" w:history="1">
         <w:r>
           <w:rPr>
             <w:rStyle w:val="aff8"/>
@@ -1075,7 +1075,7 @@
             <w:noProof/>
             <w:webHidden/>
           </w:rPr>
-          <w:instrText xml:space="preserve"> PAGEREF _Toc242194518 \h </w:instrText>
+          <w:instrText xml:space="preserve"> PAGEREF _Toc242436798 \h </w:instrText>
         </w:r>
         <w:r>
           <w:rPr>
@@ -1121,7 +1121,7 @@
           <w14:ligatures w14:val="standardContextual"/>
         </w:rPr>
       </w:pPr>
-      <w:hyperlink w:anchor="_Toc242194519" w:history="1">
+      <w:hyperlink w:anchor="_Toc242436799" w:history="1">
         <w:r>
           <w:rPr>
             <w:rStyle w:val="aff8"/>
@@ -1148,7 +1148,7 @@
             <w:noProof/>
             <w:webHidden/>
           </w:rPr>
-          <w:instrText xml:space="preserve"> PAGEREF _Toc242194519 \h </w:instrText>
+          <w:instrText xml:space="preserve"> PAGEREF _Toc242436799 \h </w:instrText>
         </w:r>
         <w:r>
           <w:rPr>
@@ -1194,7 +1194,7 @@
           <w14:ligatures w14:val="standardContextual"/>
         </w:rPr>
       </w:pPr>
-      <w:hyperlink w:anchor="_Toc242194520" w:history="1">
+      <w:hyperlink w:anchor="_Toc242436800" w:history="1">
         <w:r>
           <w:rPr>
             <w:rStyle w:val="aff8"/>
@@ -1221,7 +1221,7 @@
             <w:noProof/>
             <w:webHidden/>
           </w:rPr>
-          <w:instrText xml:space="preserve"> PAGEREF _Toc242194520 \h </w:instrText>
+          <w:instrText xml:space="preserve"> PAGEREF _Toc242436800 \h </w:instrText>
         </w:r>
         <w:r>
           <w:rPr>
@@ -1267,7 +1267,7 @@
           <w14:ligatures w14:val="standardContextual"/>
         </w:rPr>
       </w:pPr>
-      <w:hyperlink w:anchor="_Toc242194521" w:history="1">
+      <w:hyperlink w:anchor="_Toc242436801" w:history="1">
         <w:r>
           <w:rPr>
             <w:rStyle w:val="aff8"/>
@@ -1294,7 +1294,7 @@
             <w:noProof/>
             <w:webHidden/>
           </w:rPr>
-          <w:instrText xml:space="preserve"> PAGEREF _Toc242194521 \h </w:instrText>
+          <w:instrText xml:space="preserve"> PAGEREF _Toc242436801 \h </w:instrText>
         </w:r>
         <w:r>
           <w:rPr>
@@ -1340,7 +1340,7 @@
           <w14:ligatures w14:val="standardContextual"/>
         </w:rPr>
       </w:pPr>
-      <w:hyperlink w:anchor="_Toc242194522" w:history="1">
+      <w:hyperlink w:anchor="_Toc242436802" w:history="1">
         <w:r>
           <w:rPr>
             <w:rStyle w:val="aff8"/>
@@ -1367,7 +1367,7 @@
             <w:noProof/>
             <w:webHidden/>
           </w:rPr>
-          <w:instrText xml:space="preserve"> PAGEREF _Toc242194522 \h </w:instrText>
+          <w:instrText xml:space="preserve"> PAGEREF _Toc242436802 \h </w:instrText>
         </w:r>
         <w:r>
           <w:rPr>
@@ -1413,7 +1413,7 @@
           <w14:ligatures w14:val="standardContextual"/>
         </w:rPr>
       </w:pPr>
-      <w:hyperlink w:anchor="_Toc242194523" w:history="1">
+      <w:hyperlink w:anchor="_Toc242436803" w:history="1">
         <w:r>
           <w:rPr>
             <w:rStyle w:val="aff8"/>
@@ -1440,7 +1440,7 @@
             <w:noProof/>
             <w:webHidden/>
           </w:rPr>
-          <w:instrText xml:space="preserve"> PAGEREF _Toc242194523 \h </w:instrText>
+          <w:instrText xml:space="preserve"> PAGEREF _Toc242436803 \h </w:instrText>
         </w:r>
         <w:r>
           <w:rPr>
@@ -1486,7 +1486,7 @@
           <w14:ligatures w14:val="standardContextual"/>
         </w:rPr>
       </w:pPr>
-      <w:hyperlink w:anchor="_Toc242194524" w:history="1">
+      <w:hyperlink w:anchor="_Toc242436804" w:history="1">
         <w:r>
           <w:rPr>
             <w:rStyle w:val="aff8"/>
@@ -1513,7 +1513,7 @@
             <w:noProof/>
             <w:webHidden/>
           </w:rPr>
-          <w:instrText xml:space="preserve"> PAGEREF _Toc242194524 \h </w:instrText>
+          <w:instrText xml:space="preserve"> PAGEREF _Toc242436804 \h </w:instrText>
         </w:r>
         <w:r>
           <w:rPr>
@@ -1559,7 +1559,7 @@
           <w14:ligatures w14:val="standardContextual"/>
         </w:rPr>
       </w:pPr>
-      <w:hyperlink w:anchor="_Toc242194525" w:history="1">
+      <w:hyperlink w:anchor="_Toc242436805" w:history="1">
         <w:r>
           <w:rPr>
             <w:rStyle w:val="aff8"/>
@@ -1586,7 +1586,7 @@
             <w:noProof/>
             <w:webHidden/>
           </w:rPr>
-          <w:instrText xml:space="preserve"> PAGEREF _Toc242194525 \h </w:instrText>
+          <w:instrText xml:space="preserve"> PAGEREF _Toc242436805 \h </w:instrText>
         </w:r>
         <w:r>
           <w:rPr>
@@ -1632,7 +1632,7 @@
           <w14:ligatures w14:val="standardContextual"/>
         </w:rPr>
       </w:pPr>
-      <w:hyperlink w:anchor="_Toc242194526" w:history="1">
+      <w:hyperlink w:anchor="_Toc242436806" w:history="1">
         <w:r>
           <w:rPr>
             <w:rStyle w:val="aff8"/>
@@ -1659,7 +1659,7 @@
             <w:noProof/>
             <w:webHidden/>
           </w:rPr>
-          <w:instrText xml:space="preserve"> PAGEREF _Toc242194526 \h </w:instrText>
+          <w:instrText xml:space="preserve"> PAGEREF _Toc242436806 \h </w:instrText>
         </w:r>
         <w:r>
           <w:rPr>
@@ -1705,7 +1705,7 @@
           <w14:ligatures w14:val="standardContextual"/>
         </w:rPr>
       </w:pPr>
-      <w:hyperlink w:anchor="_Toc242194527" w:history="1">
+      <w:hyperlink w:anchor="_Toc242436807" w:history="1">
         <w:r>
           <w:rPr>
             <w:rStyle w:val="aff8"/>
@@ -1732,7 +1732,7 @@
             <w:noProof/>
             <w:webHidden/>
           </w:rPr>
-          <w:instrText xml:space="preserve"> PAGEREF _Toc242194527 \h </w:instrText>
+          <w:instrText xml:space="preserve"> PAGEREF _Toc242436807 \h </w:instrText>
         </w:r>
         <w:r>
           <w:rPr>
@@ -1778,7 +1778,7 @@
           <w14:ligatures w14:val="standardContextual"/>
         </w:rPr>
       </w:pPr>
-      <w:hyperlink w:anchor="_Toc242194528" w:history="1">
+      <w:hyperlink w:anchor="_Toc242436808" w:history="1">
         <w:r>
           <w:rPr>
             <w:rStyle w:val="aff8"/>
@@ -1805,7 +1805,7 @@
             <w:noProof/>
             <w:webHidden/>
           </w:rPr>
-          <w:instrText xml:space="preserve"> PAGEREF _Toc242194528 \h </w:instrText>
+          <w:instrText xml:space="preserve"> PAGEREF _Toc242436808 \h </w:instrText>
         </w:r>
         <w:r>
           <w:rPr>
@@ -1851,7 +1851,7 @@
           <w14:ligatures w14:val="standardContextual"/>
         </w:rPr>
       </w:pPr>
-      <w:hyperlink w:anchor="_Toc242194529" w:history="1">
+      <w:hyperlink w:anchor="_Toc242436809" w:history="1">
         <w:r>
           <w:rPr>
             <w:rStyle w:val="aff8"/>
@@ -1878,7 +1878,7 @@
             <w:noProof/>
             <w:webHidden/>
           </w:rPr>
-          <w:instrText xml:space="preserve"> PAGEREF _Toc242194529 \h </w:instrText>
+          <w:instrText xml:space="preserve"> PAGEREF _Toc242436809 \h </w:instrText>
         </w:r>
         <w:r>
           <w:rPr>
@@ -1924,7 +1924,7 @@
           <w14:ligatures w14:val="standardContextual"/>
         </w:rPr>
       </w:pPr>
-      <w:hyperlink w:anchor="_Toc242194530" w:history="1">
+      <w:hyperlink w:anchor="_Toc242436810" w:history="1">
         <w:r>
           <w:rPr>
             <w:rStyle w:val="aff8"/>
@@ -1951,7 +1951,7 @@
             <w:noProof/>
             <w:webHidden/>
           </w:rPr>
-          <w:instrText xml:space="preserve"> PAGEREF _Toc242194530 \h </w:instrText>
+          <w:instrText xml:space="preserve"> PAGEREF _Toc242436810 \h </w:instrText>
         </w:r>
         <w:r>
           <w:rPr>
@@ -1997,7 +1997,7 @@
           <w14:ligatures w14:val="standardContextual"/>
         </w:rPr>
       </w:pPr>
-      <w:hyperlink w:anchor="_Toc242194531" w:history="1">
+      <w:hyperlink w:anchor="_Toc242436811" w:history="1">
         <w:r>
           <w:rPr>
             <w:rStyle w:val="aff8"/>
@@ -2024,7 +2024,7 @@
             <w:noProof/>
             <w:webHidden/>
           </w:rPr>
-          <w:instrText xml:space="preserve"> PAGEREF _Toc242194531 \h </w:instrText>
+          <w:instrText xml:space="preserve"> PAGEREF _Toc242436811 \h </w:instrText>
         </w:r>
         <w:r>
           <w:rPr>
@@ -2070,7 +2070,7 @@
           <w14:ligatures w14:val="standardContextual"/>
         </w:rPr>
       </w:pPr>
-      <w:hyperlink w:anchor="_Toc242194532" w:history="1">
+      <w:hyperlink w:anchor="_Toc242436812" w:history="1">
         <w:r>
           <w:rPr>
             <w:rStyle w:val="aff8"/>
@@ -2097,7 +2097,7 @@
             <w:noProof/>
             <w:webHidden/>
           </w:rPr>
-          <w:instrText xml:space="preserve"> PAGEREF _Toc242194532 \h </w:instrText>
+          <w:instrText xml:space="preserve"> PAGEREF _Toc242436812 \h </w:instrText>
         </w:r>
         <w:r>
           <w:rPr>
@@ -2143,7 +2143,7 @@
           <w14:ligatures w14:val="standardContextual"/>
         </w:rPr>
       </w:pPr>
-      <w:hyperlink w:anchor="_Toc242194533" w:history="1">
+      <w:hyperlink w:anchor="_Toc242436813" w:history="1">
         <w:r>
           <w:rPr>
             <w:rStyle w:val="aff8"/>
@@ -2170,7 +2170,7 @@
             <w:noProof/>
             <w:webHidden/>
           </w:rPr>
-          <w:instrText xml:space="preserve"> PAGEREF _Toc242194533 \h </w:instrText>
+          <w:instrText xml:space="preserve"> PAGEREF _Toc242436813 \h </w:instrText>
         </w:r>
         <w:r>
           <w:rPr>
@@ -2216,7 +2216,7 @@
           <w14:ligatures w14:val="standardContextual"/>
         </w:rPr>
       </w:pPr>
-      <w:hyperlink w:anchor="_Toc242194534" w:history="1">
+      <w:hyperlink w:anchor="_Toc242436814" w:history="1">
         <w:r>
           <w:rPr>
             <w:rStyle w:val="aff8"/>
@@ -2243,7 +2243,7 @@
             <w:noProof/>
             <w:webHidden/>
           </w:rPr>
-          <w:instrText xml:space="preserve"> PAGEREF _Toc242194534 \h </w:instrText>
+          <w:instrText xml:space="preserve"> PAGEREF _Toc242436814 \h </w:instrText>
         </w:r>
         <w:r>
           <w:rPr>
@@ -2289,7 +2289,7 @@
           <w14:ligatures w14:val="standardContextual"/>
         </w:rPr>
       </w:pPr>
-      <w:hyperlink w:anchor="_Toc242194535" w:history="1">
+      <w:hyperlink w:anchor="_Toc242436815" w:history="1">
         <w:r>
           <w:rPr>
             <w:rStyle w:val="aff8"/>
@@ -2316,7 +2316,7 @@
             <w:noProof/>
             <w:webHidden/>
           </w:rPr>
-          <w:instrText xml:space="preserve"> PAGEREF _Toc242194535 \h </w:instrText>
+          <w:instrText xml:space="preserve"> PAGEREF _Toc242436815 \h </w:instrText>
         </w:r>
         <w:r>
           <w:rPr>
@@ -2362,7 +2362,7 @@
           <w14:ligatures w14:val="standardContextual"/>
         </w:rPr>
       </w:pPr>
-      <w:hyperlink w:anchor="_Toc242194536" w:history="1">
+      <w:hyperlink w:anchor="_Toc242436816" w:history="1">
         <w:r>
           <w:rPr>
             <w:rStyle w:val="aff8"/>
@@ -2389,7 +2389,7 @@
             <w:noProof/>
             <w:webHidden/>
           </w:rPr>
-          <w:instrText xml:space="preserve"> PAGEREF _Toc242194536 \h </w:instrText>
+          <w:instrText xml:space="preserve"> PAGEREF _Toc242436816 \h </w:instrText>
         </w:r>
         <w:r>
           <w:rPr>
@@ -2435,7 +2435,7 @@
           <w14:ligatures w14:val="standardContextual"/>
         </w:rPr>
       </w:pPr>
-      <w:hyperlink w:anchor="_Toc242194537" w:history="1">
+      <w:hyperlink w:anchor="_Toc242436817" w:history="1">
         <w:r>
           <w:rPr>
             <w:rStyle w:val="aff8"/>
@@ -2462,7 +2462,7 @@
             <w:noProof/>
             <w:webHidden/>
           </w:rPr>
-          <w:instrText xml:space="preserve"> PAGEREF _Toc242194537 \h </w:instrText>
+          <w:instrText xml:space="preserve"> PAGEREF _Toc242436817 \h </w:instrText>
         </w:r>
         <w:r>
           <w:rPr>
@@ -2508,7 +2508,7 @@
           <w14:ligatures w14:val="standardContextual"/>
         </w:rPr>
       </w:pPr>
-      <w:hyperlink w:anchor="_Toc242194538" w:history="1">
+      <w:hyperlink w:anchor="_Toc242436818" w:history="1">
         <w:r>
           <w:rPr>
             <w:rStyle w:val="aff8"/>
@@ -2535,7 +2535,7 @@
             <w:noProof/>
             <w:webHidden/>
           </w:rPr>
-          <w:instrText xml:space="preserve"> PAGEREF _Toc242194538 \h </w:instrText>
+          <w:instrText xml:space="preserve"> PAGEREF _Toc242436818 \h </w:instrText>
         </w:r>
         <w:r>
           <w:rPr>
@@ -2581,7 +2581,7 @@
           <w14:ligatures w14:val="standardContextual"/>
         </w:rPr>
       </w:pPr>
-      <w:hyperlink w:anchor="_Toc242194539" w:history="1">
+      <w:hyperlink w:anchor="_Toc242436819" w:history="1">
         <w:r>
           <w:rPr>
             <w:rStyle w:val="aff8"/>
@@ -2608,7 +2608,7 @@
             <w:noProof/>
             <w:webHidden/>
           </w:rPr>
-          <w:instrText xml:space="preserve"> PAGEREF _Toc242194539 \h </w:instrText>
+          <w:instrText xml:space="preserve"> PAGEREF _Toc242436819 \h </w:instrText>
         </w:r>
         <w:r>
           <w:rPr>
@@ -2654,7 +2654,7 @@
         <w:ind w:firstLine="0"/>
         <w:jc w:val="center"/>
       </w:pPr>
-      <w:bookmarkStart w:id="0" w:name="_Toc242194512"/>
+      <w:bookmarkStart w:id="0" w:name="_Toc242436792"/>
       <w:r>
         <w:lastRenderedPageBreak/>
         <w:t>ПЕРЕЧЕНЬ ТЕРМИНОВ И СОКРАЩЕНИЙ</w:t>
@@ -3916,7 +3916,7 @@
         <w:pStyle w:val="1"/>
         <w:pageBreakBefore/>
       </w:pPr>
-      <w:bookmarkStart w:id="1" w:name="_Toc242194513"/>
+      <w:bookmarkStart w:id="1" w:name="_Toc242436793"/>
       <w:r>
         <w:lastRenderedPageBreak/>
         <w:t>1 Назначение и условия применения программы</w:t>
@@ -3927,7 +3927,7 @@
       <w:pPr>
         <w:pStyle w:val="21"/>
       </w:pPr>
-      <w:bookmarkStart w:id="2" w:name="_Toc242194514"/>
+      <w:bookmarkStart w:id="2" w:name="_Toc242436794"/>
       <w:r>
         <w:t>1.1 Назначение</w:t>
       </w:r>
@@ -3942,7 +3942,7 @@
       <w:pPr>
         <w:pStyle w:val="21"/>
       </w:pPr>
-      <w:bookmarkStart w:id="3" w:name="_Toc242194515"/>
+      <w:bookmarkStart w:id="3" w:name="_Toc242436795"/>
       <w:r>
         <w:t>1.2 Условия применения</w:t>
       </w:r>
@@ -4048,7 +4048,7 @@
         <w:pStyle w:val="1"/>
         <w:pageBreakBefore/>
       </w:pPr>
-      <w:bookmarkStart w:id="4" w:name="_Toc242194516"/>
+      <w:bookmarkStart w:id="4" w:name="_Toc242436796"/>
       <w:r>
         <w:lastRenderedPageBreak/>
         <w:t>2 Характеристики программы</w:t>
@@ -4059,7 +4059,7 @@
       <w:pPr>
         <w:pStyle w:val="21"/>
       </w:pPr>
-      <w:bookmarkStart w:id="5" w:name="_Toc242194517"/>
+      <w:bookmarkStart w:id="5" w:name="_Toc242436797"/>
       <w:r>
         <w:t>2.1 Структура исходных текстов</w:t>
       </w:r>
@@ -4457,7 +4457,7 @@
       <w:pPr>
         <w:pStyle w:val="21"/>
       </w:pPr>
-      <w:bookmarkStart w:id="6" w:name="_Toc242194518"/>
+      <w:bookmarkStart w:id="6" w:name="_Toc242436798"/>
       <w:r>
         <w:t>2.2 Разграничение доступа</w:t>
       </w:r>
@@ -4803,7 +4803,7 @@
       <w:pPr>
         <w:pStyle w:val="31"/>
       </w:pPr>
-      <w:bookmarkStart w:id="7" w:name="_Toc242194519"/>
+      <w:bookmarkStart w:id="7" w:name="_Toc242436799"/>
       <w:r>
         <w:t>2.2.1 Добавление нового ресурса</w:t>
       </w:r>
@@ -4968,7 +4968,7 @@
       <w:pPr>
         <w:pStyle w:val="21"/>
       </w:pPr>
-      <w:bookmarkStart w:id="8" w:name="_Toc242194520"/>
+      <w:bookmarkStart w:id="8" w:name="_Toc242436800"/>
       <w:r>
         <w:t>2.3 Изоляция компаний</w:t>
       </w:r>
@@ -5094,7 +5094,7 @@
       <w:pPr>
         <w:pStyle w:val="21"/>
       </w:pPr>
-      <w:bookmarkStart w:id="9" w:name="_Toc242194521"/>
+      <w:bookmarkStart w:id="9" w:name="_Toc242436801"/>
       <w:r>
         <w:t>2.4 Мягкое удаление</w:t>
       </w:r>
@@ -5219,7 +5219,7 @@
       <w:pPr>
         <w:pStyle w:val="21"/>
       </w:pPr>
-      <w:bookmarkStart w:id="10" w:name="_Toc242194522"/>
+      <w:bookmarkStart w:id="10" w:name="_Toc242436802"/>
       <w:r>
         <w:t>2.5 Журналы изменений</w:t>
       </w:r>
@@ -5324,7 +5324,7 @@
       <w:pPr>
         <w:pStyle w:val="21"/>
       </w:pPr>
-      <w:bookmarkStart w:id="11" w:name="_Toc242194523"/>
+      <w:bookmarkStart w:id="11" w:name="_Toc242436803"/>
       <w:r>
         <w:t>2.6 Транзакции и конкурентный доступ</w:t>
       </w:r>
@@ -5359,7 +5359,7 @@
       <w:pPr>
         <w:pStyle w:val="21"/>
       </w:pPr>
-      <w:bookmarkStart w:id="12" w:name="_Toc242194524"/>
+      <w:bookmarkStart w:id="12" w:name="_Toc242436804"/>
       <w:r>
         <w:t>2.7 Выдача файлов</w:t>
       </w:r>
@@ -5524,7 +5524,7 @@
       <w:pPr>
         <w:pStyle w:val="21"/>
       </w:pPr>
-      <w:bookmarkStart w:id="13" w:name="_Toc242194525"/>
+      <w:bookmarkStart w:id="13" w:name="_Toc242436805"/>
       <w:r>
         <w:lastRenderedPageBreak/>
         <w:t>2.8 Постраничная выдача и ошибки</w:t>
@@ -5655,7 +5655,7 @@
       <w:pPr>
         <w:pStyle w:val="21"/>
       </w:pPr>
-      <w:bookmarkStart w:id="14" w:name="_Toc242194526"/>
+      <w:bookmarkStart w:id="14" w:name="_Toc242436806"/>
       <w:r>
         <w:t>2.9 Кэш и Redis</w:t>
       </w:r>
@@ -5700,7 +5700,7 @@
       <w:pPr>
         <w:pStyle w:val="21"/>
       </w:pPr>
-      <w:bookmarkStart w:id="15" w:name="_Toc242194527"/>
+      <w:bookmarkStart w:id="15" w:name="_Toc242436807"/>
       <w:r>
         <w:t>2.10 Локализация клиентской части</w:t>
       </w:r>
@@ -6050,7 +6050,7 @@
       <w:pPr>
         <w:pStyle w:val="21"/>
       </w:pPr>
-      <w:bookmarkStart w:id="16" w:name="_Toc242194528"/>
+      <w:bookmarkStart w:id="16" w:name="_Toc242436808"/>
       <w:r>
         <w:t>2.11 Валюты и курсы</w:t>
       </w:r>
@@ -6170,7 +6170,7 @@
       <w:pPr>
         <w:pStyle w:val="21"/>
       </w:pPr>
-      <w:bookmarkStart w:id="17" w:name="_Toc242194529"/>
+      <w:bookmarkStart w:id="17" w:name="_Toc242436809"/>
       <w:r>
         <w:t>2.12 Регламентные задания</w:t>
       </w:r>
@@ -6226,7 +6226,7 @@
         <w:pStyle w:val="1"/>
         <w:pageBreakBefore/>
       </w:pPr>
-      <w:bookmarkStart w:id="18" w:name="_Toc242194530"/>
+      <w:bookmarkStart w:id="18" w:name="_Toc242436810"/>
       <w:r>
         <w:lastRenderedPageBreak/>
         <w:t>3 Обращение к программе</w:t>
@@ -6237,7 +6237,7 @@
       <w:pPr>
         <w:pStyle w:val="21"/>
       </w:pPr>
-      <w:bookmarkStart w:id="19" w:name="_Toc242194531"/>
+      <w:bookmarkStart w:id="19" w:name="_Toc242436811"/>
       <w:r>
         <w:t>3.1 Программный интерфейс для клиентского приложения</w:t>
       </w:r>
@@ -6387,7 +6387,7 @@
       <w:pPr>
         <w:pStyle w:val="21"/>
       </w:pPr>
-      <w:bookmarkStart w:id="20" w:name="_Toc242194532"/>
+      <w:bookmarkStart w:id="20" w:name="_Toc242436812"/>
       <w:r>
         <w:t>3.2 Публичный API для партнёров</w:t>
       </w:r>
@@ -6853,7 +6853,7 @@
         <w:pStyle w:val="1"/>
         <w:pageBreakBefore/>
       </w:pPr>
-      <w:bookmarkStart w:id="21" w:name="_Toc242194533"/>
+      <w:bookmarkStart w:id="21" w:name="_Toc242436813"/>
       <w:r>
         <w:lastRenderedPageBreak/>
         <w:t>4 Входные и выходные данные</w:t>
@@ -6995,7 +6995,7 @@
         <w:pStyle w:val="1"/>
         <w:pageBreakBefore/>
       </w:pPr>
-      <w:bookmarkStart w:id="22" w:name="_Toc242194534"/>
+      <w:bookmarkStart w:id="22" w:name="_Toc242436814"/>
       <w:r>
         <w:lastRenderedPageBreak/>
         <w:t>5 Сообщения</w:t>
@@ -7006,7 +7006,7 @@
       <w:pPr>
         <w:pStyle w:val="21"/>
       </w:pPr>
-      <w:bookmarkStart w:id="23" w:name="_Toc242194535"/>
+      <w:bookmarkStart w:id="23" w:name="_Toc242436815"/>
       <w:r>
         <w:t>5.1 Коды ответов</w:t>
       </w:r>
@@ -7337,7 +7337,7 @@
       <w:pPr>
         <w:pStyle w:val="21"/>
       </w:pPr>
-      <w:bookmarkStart w:id="24" w:name="_Toc242194536"/>
+      <w:bookmarkStart w:id="24" w:name="_Toc242436816"/>
       <w:r>
         <w:t>5.2 Порядок внесения изменений</w:t>
       </w:r>
@@ -7582,7 +7582,7 @@
         <w:ind w:firstLine="0"/>
         <w:jc w:val="center"/>
       </w:pPr>
-      <w:bookmarkStart w:id="25" w:name="_Toc242194537"/>
+      <w:bookmarkStart w:id="25" w:name="_Toc242436817"/>
       <w:r>
         <w:lastRenderedPageBreak/>
         <w:t>Приложение А</w:t>
@@ -7606,7 +7606,7 @@
       <w:pPr>
         <w:pStyle w:val="21"/>
       </w:pPr>
-      <w:bookmarkStart w:id="26" w:name="_Toc242194538"/>
+      <w:bookmarkStart w:id="26" w:name="_Toc242436818"/>
       <w:r>
         <w:t>А.1 Перечень маршрутов</w:t>
       </w:r>
@@ -14291,7 +14291,7 @@
         <w:ind w:firstLine="0"/>
         <w:jc w:val="center"/>
       </w:pPr>
-      <w:bookmarkStart w:id="27" w:name="_Toc242194539"/>
+      <w:bookmarkStart w:id="27" w:name="_Toc242436819"/>
       <w:r>
         <w:lastRenderedPageBreak/>
         <w:t>ЛИСТ РЕГИСТРАЦИИ ИЗМЕНЕНИЙ</w:t>
@@ -16379,31 +16379,31 @@
       </w:rPr>
     </w:lvl>
   </w:abstractNum>
-  <w:num w:numId="1" w16cid:durableId="1837190364">
+  <w:num w:numId="1" w16cid:durableId="1595438182">
     <w:abstractNumId w:val="8"/>
   </w:num>
-  <w:num w:numId="2" w16cid:durableId="484006704">
+  <w:num w:numId="2" w16cid:durableId="1185632815">
     <w:abstractNumId w:val="6"/>
   </w:num>
-  <w:num w:numId="3" w16cid:durableId="2129815536">
+  <w:num w:numId="3" w16cid:durableId="461964057">
     <w:abstractNumId w:val="5"/>
   </w:num>
-  <w:num w:numId="4" w16cid:durableId="1658001201">
+  <w:num w:numId="4" w16cid:durableId="1074204977">
     <w:abstractNumId w:val="4"/>
   </w:num>
-  <w:num w:numId="5" w16cid:durableId="917447258">
+  <w:num w:numId="5" w16cid:durableId="593248055">
     <w:abstractNumId w:val="7"/>
   </w:num>
-  <w:num w:numId="6" w16cid:durableId="1049651917">
+  <w:num w:numId="6" w16cid:durableId="1387023153">
     <w:abstractNumId w:val="3"/>
   </w:num>
-  <w:num w:numId="7" w16cid:durableId="882595591">
+  <w:num w:numId="7" w16cid:durableId="1737124407">
     <w:abstractNumId w:val="2"/>
   </w:num>
-  <w:num w:numId="8" w16cid:durableId="1596089022">
+  <w:num w:numId="8" w16cid:durableId="1131903831">
     <w:abstractNumId w:val="1"/>
   </w:num>
-  <w:num w:numId="9" w16cid:durableId="1365015003">
+  <w:num w:numId="9" w16cid:durableId="629825488">
     <w:abstractNumId w:val="0"/>
   </w:num>
 </w:numbering>
@@ -27936,7 +27936,7 @@
     <w:autoRedefine/>
     <w:uiPriority w:val="39"/>
     <w:unhideWhenUsed/>
-    <w:rsid w:val="00345906"/>
+    <w:rsid w:val="004A060B"/>
     <w:pPr>
       <w:spacing w:after="100"/>
     </w:pPr>
@@ -27948,7 +27948,7 @@
     <w:autoRedefine/>
     <w:uiPriority w:val="39"/>
     <w:unhideWhenUsed/>
-    <w:rsid w:val="00345906"/>
+    <w:rsid w:val="004A060B"/>
     <w:pPr>
       <w:spacing w:after="100"/>
       <w:ind w:left="240"/>
@@ -27961,7 +27961,7 @@
     <w:autoRedefine/>
     <w:uiPriority w:val="39"/>
     <w:unhideWhenUsed/>
-    <w:rsid w:val="00345906"/>
+    <w:rsid w:val="004A060B"/>
     <w:pPr>
       <w:spacing w:after="100"/>
       <w:ind w:left="480"/>
@@ -27972,7 +27972,7 @@
     <w:basedOn w:val="a2"/>
     <w:uiPriority w:val="99"/>
     <w:unhideWhenUsed/>
-    <w:rsid w:val="00345906"/>
+    <w:rsid w:val="004A060B"/>
     <w:rPr>
       <w:color w:val="0000FF" w:themeColor="hyperlink"/>
       <w:u w:val="single"/>

--- a/docs/gost/out/09_33_Руководство_программиста.docx
+++ b/docs/gost/out/09_33_Руководство_программиста.docx
@@ -610,7 +610,7 @@
       <w:r>
         <w:fldChar w:fldCharType="separate"/>
       </w:r>
-      <w:hyperlink w:anchor="_Toc242436792" w:history="1">
+      <w:hyperlink w:anchor="_Toc242451145" w:history="1">
         <w:r>
           <w:rPr>
             <w:rStyle w:val="aff8"/>
@@ -637,7 +637,7 @@
             <w:noProof/>
             <w:webHidden/>
           </w:rPr>
-          <w:instrText xml:space="preserve"> PAGEREF _Toc242436792 \h </w:instrText>
+          <w:instrText xml:space="preserve"> PAGEREF _Toc242451145 \h </w:instrText>
         </w:r>
         <w:r>
           <w:rPr>
@@ -683,7 +683,7 @@
           <w14:ligatures w14:val="standardContextual"/>
         </w:rPr>
       </w:pPr>
-      <w:hyperlink w:anchor="_Toc242436793" w:history="1">
+      <w:hyperlink w:anchor="_Toc242451146" w:history="1">
         <w:r>
           <w:rPr>
             <w:rStyle w:val="aff8"/>
@@ -710,7 +710,7 @@
             <w:noProof/>
             <w:webHidden/>
           </w:rPr>
-          <w:instrText xml:space="preserve"> PAGEREF _Toc242436793 \h </w:instrText>
+          <w:instrText xml:space="preserve"> PAGEREF _Toc242451146 \h </w:instrText>
         </w:r>
         <w:r>
           <w:rPr>
@@ -756,7 +756,7 @@
           <w14:ligatures w14:val="standardContextual"/>
         </w:rPr>
       </w:pPr>
-      <w:hyperlink w:anchor="_Toc242436794" w:history="1">
+      <w:hyperlink w:anchor="_Toc242451147" w:history="1">
         <w:r>
           <w:rPr>
             <w:rStyle w:val="aff8"/>
@@ -783,7 +783,7 @@
             <w:noProof/>
             <w:webHidden/>
           </w:rPr>
-          <w:instrText xml:space="preserve"> PAGEREF _Toc242436794 \h </w:instrText>
+          <w:instrText xml:space="preserve"> PAGEREF _Toc242451147 \h </w:instrText>
         </w:r>
         <w:r>
           <w:rPr>
@@ -829,7 +829,7 @@
           <w14:ligatures w14:val="standardContextual"/>
         </w:rPr>
       </w:pPr>
-      <w:hyperlink w:anchor="_Toc242436795" w:history="1">
+      <w:hyperlink w:anchor="_Toc242451148" w:history="1">
         <w:r>
           <w:rPr>
             <w:rStyle w:val="aff8"/>
@@ -856,7 +856,7 @@
             <w:noProof/>
             <w:webHidden/>
           </w:rPr>
-          <w:instrText xml:space="preserve"> PAGEREF _Toc242436795 \h </w:instrText>
+          <w:instrText xml:space="preserve"> PAGEREF _Toc242451148 \h </w:instrText>
         </w:r>
         <w:r>
           <w:rPr>
@@ -902,7 +902,7 @@
           <w14:ligatures w14:val="standardContextual"/>
         </w:rPr>
       </w:pPr>
-      <w:hyperlink w:anchor="_Toc242436796" w:history="1">
+      <w:hyperlink w:anchor="_Toc242451149" w:history="1">
         <w:r>
           <w:rPr>
             <w:rStyle w:val="aff8"/>
@@ -929,7 +929,7 @@
             <w:noProof/>
             <w:webHidden/>
           </w:rPr>
-          <w:instrText xml:space="preserve"> PAGEREF _Toc242436796 \h </w:instrText>
+          <w:instrText xml:space="preserve"> PAGEREF _Toc242451149 \h </w:instrText>
         </w:r>
         <w:r>
           <w:rPr>
@@ -975,7 +975,7 @@
           <w14:ligatures w14:val="standardContextual"/>
         </w:rPr>
       </w:pPr>
-      <w:hyperlink w:anchor="_Toc242436797" w:history="1">
+      <w:hyperlink w:anchor="_Toc242451150" w:history="1">
         <w:r>
           <w:rPr>
             <w:rStyle w:val="aff8"/>
@@ -1002,7 +1002,7 @@
             <w:noProof/>
             <w:webHidden/>
           </w:rPr>
-          <w:instrText xml:space="preserve"> PAGEREF _Toc242436797 \h </w:instrText>
+          <w:instrText xml:space="preserve"> PAGEREF _Toc242451150 \h </w:instrText>
         </w:r>
         <w:r>
           <w:rPr>
@@ -1048,7 +1048,7 @@
           <w14:ligatures w14:val="standardContextual"/>
         </w:rPr>
       </w:pPr>
-      <w:hyperlink w:anchor="_Toc242436798" w:history="1">
+      <w:hyperlink w:anchor="_Toc242451151" w:history="1">
         <w:r>
           <w:rPr>
             <w:rStyle w:val="aff8"/>
@@ -1075,7 +1075,7 @@
             <w:noProof/>
             <w:webHidden/>
           </w:rPr>
-          <w:instrText xml:space="preserve"> PAGEREF _Toc242436798 \h </w:instrText>
+          <w:instrText xml:space="preserve"> PAGEREF _Toc242451151 \h </w:instrText>
         </w:r>
         <w:r>
           <w:rPr>
@@ -1121,7 +1121,7 @@
           <w14:ligatures w14:val="standardContextual"/>
         </w:rPr>
       </w:pPr>
-      <w:hyperlink w:anchor="_Toc242436799" w:history="1">
+      <w:hyperlink w:anchor="_Toc242451152" w:history="1">
         <w:r>
           <w:rPr>
             <w:rStyle w:val="aff8"/>
@@ -1148,7 +1148,7 @@
             <w:noProof/>
             <w:webHidden/>
           </w:rPr>
-          <w:instrText xml:space="preserve"> PAGEREF _Toc242436799 \h </w:instrText>
+          <w:instrText xml:space="preserve"> PAGEREF _Toc242451152 \h </w:instrText>
         </w:r>
         <w:r>
           <w:rPr>
@@ -1194,7 +1194,7 @@
           <w14:ligatures w14:val="standardContextual"/>
         </w:rPr>
       </w:pPr>
-      <w:hyperlink w:anchor="_Toc242436800" w:history="1">
+      <w:hyperlink w:anchor="_Toc242451153" w:history="1">
         <w:r>
           <w:rPr>
             <w:rStyle w:val="aff8"/>
@@ -1221,7 +1221,7 @@
             <w:noProof/>
             <w:webHidden/>
           </w:rPr>
-          <w:instrText xml:space="preserve"> PAGEREF _Toc242436800 \h </w:instrText>
+          <w:instrText xml:space="preserve"> PAGEREF _Toc242451153 \h </w:instrText>
         </w:r>
         <w:r>
           <w:rPr>
@@ -1267,7 +1267,7 @@
           <w14:ligatures w14:val="standardContextual"/>
         </w:rPr>
       </w:pPr>
-      <w:hyperlink w:anchor="_Toc242436801" w:history="1">
+      <w:hyperlink w:anchor="_Toc242451154" w:history="1">
         <w:r>
           <w:rPr>
             <w:rStyle w:val="aff8"/>
@@ -1294,7 +1294,7 @@
             <w:noProof/>
             <w:webHidden/>
           </w:rPr>
-          <w:instrText xml:space="preserve"> PAGEREF _Toc242436801 \h </w:instrText>
+          <w:instrText xml:space="preserve"> PAGEREF _Toc242451154 \h </w:instrText>
         </w:r>
         <w:r>
           <w:rPr>
@@ -1340,7 +1340,7 @@
           <w14:ligatures w14:val="standardContextual"/>
         </w:rPr>
       </w:pPr>
-      <w:hyperlink w:anchor="_Toc242436802" w:history="1">
+      <w:hyperlink w:anchor="_Toc242451155" w:history="1">
         <w:r>
           <w:rPr>
             <w:rStyle w:val="aff8"/>
@@ -1367,7 +1367,7 @@
             <w:noProof/>
             <w:webHidden/>
           </w:rPr>
-          <w:instrText xml:space="preserve"> PAGEREF _Toc242436802 \h </w:instrText>
+          <w:instrText xml:space="preserve"> PAGEREF _Toc242451155 \h </w:instrText>
         </w:r>
         <w:r>
           <w:rPr>
@@ -1413,7 +1413,7 @@
           <w14:ligatures w14:val="standardContextual"/>
         </w:rPr>
       </w:pPr>
-      <w:hyperlink w:anchor="_Toc242436803" w:history="1">
+      <w:hyperlink w:anchor="_Toc242451156" w:history="1">
         <w:r>
           <w:rPr>
             <w:rStyle w:val="aff8"/>
@@ -1440,7 +1440,7 @@
             <w:noProof/>
             <w:webHidden/>
           </w:rPr>
-          <w:instrText xml:space="preserve"> PAGEREF _Toc242436803 \h </w:instrText>
+          <w:instrText xml:space="preserve"> PAGEREF _Toc242451156 \h </w:instrText>
         </w:r>
         <w:r>
           <w:rPr>
@@ -1486,7 +1486,7 @@
           <w14:ligatures w14:val="standardContextual"/>
         </w:rPr>
       </w:pPr>
-      <w:hyperlink w:anchor="_Toc242436804" w:history="1">
+      <w:hyperlink w:anchor="_Toc242451157" w:history="1">
         <w:r>
           <w:rPr>
             <w:rStyle w:val="aff8"/>
@@ -1513,7 +1513,7 @@
             <w:noProof/>
             <w:webHidden/>
           </w:rPr>
-          <w:instrText xml:space="preserve"> PAGEREF _Toc242436804 \h </w:instrText>
+          <w:instrText xml:space="preserve"> PAGEREF _Toc242451157 \h </w:instrText>
         </w:r>
         <w:r>
           <w:rPr>
@@ -1559,7 +1559,7 @@
           <w14:ligatures w14:val="standardContextual"/>
         </w:rPr>
       </w:pPr>
-      <w:hyperlink w:anchor="_Toc242436805" w:history="1">
+      <w:hyperlink w:anchor="_Toc242451158" w:history="1">
         <w:r>
           <w:rPr>
             <w:rStyle w:val="aff8"/>
@@ -1586,7 +1586,7 @@
             <w:noProof/>
             <w:webHidden/>
           </w:rPr>
-          <w:instrText xml:space="preserve"> PAGEREF _Toc242436805 \h </w:instrText>
+          <w:instrText xml:space="preserve"> PAGEREF _Toc242451158 \h </w:instrText>
         </w:r>
         <w:r>
           <w:rPr>
@@ -1632,7 +1632,7 @@
           <w14:ligatures w14:val="standardContextual"/>
         </w:rPr>
       </w:pPr>
-      <w:hyperlink w:anchor="_Toc242436806" w:history="1">
+      <w:hyperlink w:anchor="_Toc242451159" w:history="1">
         <w:r>
           <w:rPr>
             <w:rStyle w:val="aff8"/>
@@ -1659,7 +1659,7 @@
             <w:noProof/>
             <w:webHidden/>
           </w:rPr>
-          <w:instrText xml:space="preserve"> PAGEREF _Toc242436806 \h </w:instrText>
+          <w:instrText xml:space="preserve"> PAGEREF _Toc242451159 \h </w:instrText>
         </w:r>
         <w:r>
           <w:rPr>
@@ -1705,7 +1705,7 @@
           <w14:ligatures w14:val="standardContextual"/>
         </w:rPr>
       </w:pPr>
-      <w:hyperlink w:anchor="_Toc242436807" w:history="1">
+      <w:hyperlink w:anchor="_Toc242451160" w:history="1">
         <w:r>
           <w:rPr>
             <w:rStyle w:val="aff8"/>
@@ -1732,7 +1732,7 @@
             <w:noProof/>
             <w:webHidden/>
           </w:rPr>
-          <w:instrText xml:space="preserve"> PAGEREF _Toc242436807 \h </w:instrText>
+          <w:instrText xml:space="preserve"> PAGEREF _Toc242451160 \h </w:instrText>
         </w:r>
         <w:r>
           <w:rPr>
@@ -1778,7 +1778,7 @@
           <w14:ligatures w14:val="standardContextual"/>
         </w:rPr>
       </w:pPr>
-      <w:hyperlink w:anchor="_Toc242436808" w:history="1">
+      <w:hyperlink w:anchor="_Toc242451161" w:history="1">
         <w:r>
           <w:rPr>
             <w:rStyle w:val="aff8"/>
@@ -1805,7 +1805,7 @@
             <w:noProof/>
             <w:webHidden/>
           </w:rPr>
-          <w:instrText xml:space="preserve"> PAGEREF _Toc242436808 \h </w:instrText>
+          <w:instrText xml:space="preserve"> PAGEREF _Toc242451161 \h </w:instrText>
         </w:r>
         <w:r>
           <w:rPr>
@@ -1851,7 +1851,7 @@
           <w14:ligatures w14:val="standardContextual"/>
         </w:rPr>
       </w:pPr>
-      <w:hyperlink w:anchor="_Toc242436809" w:history="1">
+      <w:hyperlink w:anchor="_Toc242451162" w:history="1">
         <w:r>
           <w:rPr>
             <w:rStyle w:val="aff8"/>
@@ -1878,7 +1878,7 @@
             <w:noProof/>
             <w:webHidden/>
           </w:rPr>
-          <w:instrText xml:space="preserve"> PAGEREF _Toc242436809 \h </w:instrText>
+          <w:instrText xml:space="preserve"> PAGEREF _Toc242451162 \h </w:instrText>
         </w:r>
         <w:r>
           <w:rPr>
@@ -1924,7 +1924,7 @@
           <w14:ligatures w14:val="standardContextual"/>
         </w:rPr>
       </w:pPr>
-      <w:hyperlink w:anchor="_Toc242436810" w:history="1">
+      <w:hyperlink w:anchor="_Toc242451163" w:history="1">
         <w:r>
           <w:rPr>
             <w:rStyle w:val="aff8"/>
@@ -1951,7 +1951,7 @@
             <w:noProof/>
             <w:webHidden/>
           </w:rPr>
-          <w:instrText xml:space="preserve"> PAGEREF _Toc242436810 \h </w:instrText>
+          <w:instrText xml:space="preserve"> PAGEREF _Toc242451163 \h </w:instrText>
         </w:r>
         <w:r>
           <w:rPr>
@@ -1997,7 +1997,7 @@
           <w14:ligatures w14:val="standardContextual"/>
         </w:rPr>
       </w:pPr>
-      <w:hyperlink w:anchor="_Toc242436811" w:history="1">
+      <w:hyperlink w:anchor="_Toc242451164" w:history="1">
         <w:r>
           <w:rPr>
             <w:rStyle w:val="aff8"/>
@@ -2024,7 +2024,7 @@
             <w:noProof/>
             <w:webHidden/>
           </w:rPr>
-          <w:instrText xml:space="preserve"> PAGEREF _Toc242436811 \h </w:instrText>
+          <w:instrText xml:space="preserve"> PAGEREF _Toc242451164 \h </w:instrText>
         </w:r>
         <w:r>
           <w:rPr>
@@ -2070,7 +2070,7 @@
           <w14:ligatures w14:val="standardContextual"/>
         </w:rPr>
       </w:pPr>
-      <w:hyperlink w:anchor="_Toc242436812" w:history="1">
+      <w:hyperlink w:anchor="_Toc242451165" w:history="1">
         <w:r>
           <w:rPr>
             <w:rStyle w:val="aff8"/>
@@ -2097,7 +2097,7 @@
             <w:noProof/>
             <w:webHidden/>
           </w:rPr>
-          <w:instrText xml:space="preserve"> PAGEREF _Toc242436812 \h </w:instrText>
+          <w:instrText xml:space="preserve"> PAGEREF _Toc242451165 \h </w:instrText>
         </w:r>
         <w:r>
           <w:rPr>
@@ -2143,7 +2143,7 @@
           <w14:ligatures w14:val="standardContextual"/>
         </w:rPr>
       </w:pPr>
-      <w:hyperlink w:anchor="_Toc242436813" w:history="1">
+      <w:hyperlink w:anchor="_Toc242451166" w:history="1">
         <w:r>
           <w:rPr>
             <w:rStyle w:val="aff8"/>
@@ -2170,7 +2170,7 @@
             <w:noProof/>
             <w:webHidden/>
           </w:rPr>
-          <w:instrText xml:space="preserve"> PAGEREF _Toc242436813 \h </w:instrText>
+          <w:instrText xml:space="preserve"> PAGEREF _Toc242451166 \h </w:instrText>
         </w:r>
         <w:r>
           <w:rPr>
@@ -2216,7 +2216,7 @@
           <w14:ligatures w14:val="standardContextual"/>
         </w:rPr>
       </w:pPr>
-      <w:hyperlink w:anchor="_Toc242436814" w:history="1">
+      <w:hyperlink w:anchor="_Toc242451167" w:history="1">
         <w:r>
           <w:rPr>
             <w:rStyle w:val="aff8"/>
@@ -2243,7 +2243,7 @@
             <w:noProof/>
             <w:webHidden/>
           </w:rPr>
-          <w:instrText xml:space="preserve"> PAGEREF _Toc242436814 \h </w:instrText>
+          <w:instrText xml:space="preserve"> PAGEREF _Toc242451167 \h </w:instrText>
         </w:r>
         <w:r>
           <w:rPr>
@@ -2289,7 +2289,7 @@
           <w14:ligatures w14:val="standardContextual"/>
         </w:rPr>
       </w:pPr>
-      <w:hyperlink w:anchor="_Toc242436815" w:history="1">
+      <w:hyperlink w:anchor="_Toc242451168" w:history="1">
         <w:r>
           <w:rPr>
             <w:rStyle w:val="aff8"/>
@@ -2316,7 +2316,7 @@
             <w:noProof/>
             <w:webHidden/>
           </w:rPr>
-          <w:instrText xml:space="preserve"> PAGEREF _Toc242436815 \h </w:instrText>
+          <w:instrText xml:space="preserve"> PAGEREF _Toc242451168 \h </w:instrText>
         </w:r>
         <w:r>
           <w:rPr>
@@ -2362,7 +2362,7 @@
           <w14:ligatures w14:val="standardContextual"/>
         </w:rPr>
       </w:pPr>
-      <w:hyperlink w:anchor="_Toc242436816" w:history="1">
+      <w:hyperlink w:anchor="_Toc242451169" w:history="1">
         <w:r>
           <w:rPr>
             <w:rStyle w:val="aff8"/>
@@ -2389,7 +2389,7 @@
             <w:noProof/>
             <w:webHidden/>
           </w:rPr>
-          <w:instrText xml:space="preserve"> PAGEREF _Toc242436816 \h </w:instrText>
+          <w:instrText xml:space="preserve"> PAGEREF _Toc242451169 \h </w:instrText>
         </w:r>
         <w:r>
           <w:rPr>
@@ -2435,7 +2435,7 @@
           <w14:ligatures w14:val="standardContextual"/>
         </w:rPr>
       </w:pPr>
-      <w:hyperlink w:anchor="_Toc242436817" w:history="1">
+      <w:hyperlink w:anchor="_Toc242451170" w:history="1">
         <w:r>
           <w:rPr>
             <w:rStyle w:val="aff8"/>
@@ -2462,7 +2462,7 @@
             <w:noProof/>
             <w:webHidden/>
           </w:rPr>
-          <w:instrText xml:space="preserve"> PAGEREF _Toc242436817 \h </w:instrText>
+          <w:instrText xml:space="preserve"> PAGEREF _Toc242451170 \h </w:instrText>
         </w:r>
         <w:r>
           <w:rPr>
@@ -2508,7 +2508,7 @@
           <w14:ligatures w14:val="standardContextual"/>
         </w:rPr>
       </w:pPr>
-      <w:hyperlink w:anchor="_Toc242436818" w:history="1">
+      <w:hyperlink w:anchor="_Toc242451171" w:history="1">
         <w:r>
           <w:rPr>
             <w:rStyle w:val="aff8"/>
@@ -2535,7 +2535,7 @@
             <w:noProof/>
             <w:webHidden/>
           </w:rPr>
-          <w:instrText xml:space="preserve"> PAGEREF _Toc242436818 \h </w:instrText>
+          <w:instrText xml:space="preserve"> PAGEREF _Toc242451171 \h </w:instrText>
         </w:r>
         <w:r>
           <w:rPr>
@@ -2581,7 +2581,7 @@
           <w14:ligatures w14:val="standardContextual"/>
         </w:rPr>
       </w:pPr>
-      <w:hyperlink w:anchor="_Toc242436819" w:history="1">
+      <w:hyperlink w:anchor="_Toc242451172" w:history="1">
         <w:r>
           <w:rPr>
             <w:rStyle w:val="aff8"/>
@@ -2608,7 +2608,7 @@
             <w:noProof/>
             <w:webHidden/>
           </w:rPr>
-          <w:instrText xml:space="preserve"> PAGEREF _Toc242436819 \h </w:instrText>
+          <w:instrText xml:space="preserve"> PAGEREF _Toc242451172 \h </w:instrText>
         </w:r>
         <w:r>
           <w:rPr>
@@ -2654,7 +2654,7 @@
         <w:ind w:firstLine="0"/>
         <w:jc w:val="center"/>
       </w:pPr>
-      <w:bookmarkStart w:id="0" w:name="_Toc242436792"/>
+      <w:bookmarkStart w:id="0" w:name="_Toc242451145"/>
       <w:r>
         <w:lastRenderedPageBreak/>
         <w:t>ПЕРЕЧЕНЬ ТЕРМИНОВ И СОКРАЩЕНИЙ</w:t>
@@ -3916,7 +3916,7 @@
         <w:pStyle w:val="1"/>
         <w:pageBreakBefore/>
       </w:pPr>
-      <w:bookmarkStart w:id="1" w:name="_Toc242436793"/>
+      <w:bookmarkStart w:id="1" w:name="_Toc242451146"/>
       <w:r>
         <w:lastRenderedPageBreak/>
         <w:t>1 Назначение и условия применения программы</w:t>
@@ -3927,7 +3927,7 @@
       <w:pPr>
         <w:pStyle w:val="21"/>
       </w:pPr>
-      <w:bookmarkStart w:id="2" w:name="_Toc242436794"/>
+      <w:bookmarkStart w:id="2" w:name="_Toc242451147"/>
       <w:r>
         <w:t>1.1 Назначение</w:t>
       </w:r>
@@ -3942,7 +3942,7 @@
       <w:pPr>
         <w:pStyle w:val="21"/>
       </w:pPr>
-      <w:bookmarkStart w:id="3" w:name="_Toc242436795"/>
+      <w:bookmarkStart w:id="3" w:name="_Toc242451148"/>
       <w:r>
         <w:t>1.2 Условия применения</w:t>
       </w:r>
@@ -4048,7 +4048,7 @@
         <w:pStyle w:val="1"/>
         <w:pageBreakBefore/>
       </w:pPr>
-      <w:bookmarkStart w:id="4" w:name="_Toc242436796"/>
+      <w:bookmarkStart w:id="4" w:name="_Toc242451149"/>
       <w:r>
         <w:lastRenderedPageBreak/>
         <w:t>2 Характеристики программы</w:t>
@@ -4059,7 +4059,7 @@
       <w:pPr>
         <w:pStyle w:val="21"/>
       </w:pPr>
-      <w:bookmarkStart w:id="5" w:name="_Toc242436797"/>
+      <w:bookmarkStart w:id="5" w:name="_Toc242451150"/>
       <w:r>
         <w:t>2.1 Структура исходных текстов</w:t>
       </w:r>
@@ -4457,7 +4457,7 @@
       <w:pPr>
         <w:pStyle w:val="21"/>
       </w:pPr>
-      <w:bookmarkStart w:id="6" w:name="_Toc242436798"/>
+      <w:bookmarkStart w:id="6" w:name="_Toc242451151"/>
       <w:r>
         <w:t>2.2 Разграничение доступа</w:t>
       </w:r>
@@ -4803,7 +4803,7 @@
       <w:pPr>
         <w:pStyle w:val="31"/>
       </w:pPr>
-      <w:bookmarkStart w:id="7" w:name="_Toc242436799"/>
+      <w:bookmarkStart w:id="7" w:name="_Toc242451152"/>
       <w:r>
         <w:t>2.2.1 Добавление нового ресурса</w:t>
       </w:r>
@@ -4968,7 +4968,7 @@
       <w:pPr>
         <w:pStyle w:val="21"/>
       </w:pPr>
-      <w:bookmarkStart w:id="8" w:name="_Toc242436800"/>
+      <w:bookmarkStart w:id="8" w:name="_Toc242451153"/>
       <w:r>
         <w:t>2.3 Изоляция компаний</w:t>
       </w:r>
@@ -5094,7 +5094,7 @@
       <w:pPr>
         <w:pStyle w:val="21"/>
       </w:pPr>
-      <w:bookmarkStart w:id="9" w:name="_Toc242436801"/>
+      <w:bookmarkStart w:id="9" w:name="_Toc242451154"/>
       <w:r>
         <w:t>2.4 Мягкое удаление</w:t>
       </w:r>
@@ -5219,7 +5219,7 @@
       <w:pPr>
         <w:pStyle w:val="21"/>
       </w:pPr>
-      <w:bookmarkStart w:id="10" w:name="_Toc242436802"/>
+      <w:bookmarkStart w:id="10" w:name="_Toc242451155"/>
       <w:r>
         <w:t>2.5 Журналы изменений</w:t>
       </w:r>
@@ -5324,7 +5324,7 @@
       <w:pPr>
         <w:pStyle w:val="21"/>
       </w:pPr>
-      <w:bookmarkStart w:id="11" w:name="_Toc242436803"/>
+      <w:bookmarkStart w:id="11" w:name="_Toc242451156"/>
       <w:r>
         <w:t>2.6 Транзакции и конкурентный доступ</w:t>
       </w:r>
@@ -5359,7 +5359,7 @@
       <w:pPr>
         <w:pStyle w:val="21"/>
       </w:pPr>
-      <w:bookmarkStart w:id="12" w:name="_Toc242436804"/>
+      <w:bookmarkStart w:id="12" w:name="_Toc242451157"/>
       <w:r>
         <w:t>2.7 Выдача файлов</w:t>
       </w:r>
@@ -5524,7 +5524,7 @@
       <w:pPr>
         <w:pStyle w:val="21"/>
       </w:pPr>
-      <w:bookmarkStart w:id="13" w:name="_Toc242436805"/>
+      <w:bookmarkStart w:id="13" w:name="_Toc242451158"/>
       <w:r>
         <w:lastRenderedPageBreak/>
         <w:t>2.8 Постраничная выдача и ошибки</w:t>
@@ -5655,7 +5655,7 @@
       <w:pPr>
         <w:pStyle w:val="21"/>
       </w:pPr>
-      <w:bookmarkStart w:id="14" w:name="_Toc242436806"/>
+      <w:bookmarkStart w:id="14" w:name="_Toc242451159"/>
       <w:r>
         <w:t>2.9 Кэш и Redis</w:t>
       </w:r>
@@ -5700,7 +5700,7 @@
       <w:pPr>
         <w:pStyle w:val="21"/>
       </w:pPr>
-      <w:bookmarkStart w:id="15" w:name="_Toc242436807"/>
+      <w:bookmarkStart w:id="15" w:name="_Toc242451160"/>
       <w:r>
         <w:t>2.10 Локализация клиентской части</w:t>
       </w:r>
@@ -6050,7 +6050,7 @@
       <w:pPr>
         <w:pStyle w:val="21"/>
       </w:pPr>
-      <w:bookmarkStart w:id="16" w:name="_Toc242436808"/>
+      <w:bookmarkStart w:id="16" w:name="_Toc242451161"/>
       <w:r>
         <w:t>2.11 Валюты и курсы</w:t>
       </w:r>
@@ -6170,7 +6170,7 @@
       <w:pPr>
         <w:pStyle w:val="21"/>
       </w:pPr>
-      <w:bookmarkStart w:id="17" w:name="_Toc242436809"/>
+      <w:bookmarkStart w:id="17" w:name="_Toc242451162"/>
       <w:r>
         <w:t>2.12 Регламентные задания</w:t>
       </w:r>
@@ -6226,7 +6226,7 @@
         <w:pStyle w:val="1"/>
         <w:pageBreakBefore/>
       </w:pPr>
-      <w:bookmarkStart w:id="18" w:name="_Toc242436810"/>
+      <w:bookmarkStart w:id="18" w:name="_Toc242451163"/>
       <w:r>
         <w:lastRenderedPageBreak/>
         <w:t>3 Обращение к программе</w:t>
@@ -6237,7 +6237,7 @@
       <w:pPr>
         <w:pStyle w:val="21"/>
       </w:pPr>
-      <w:bookmarkStart w:id="19" w:name="_Toc242436811"/>
+      <w:bookmarkStart w:id="19" w:name="_Toc242451164"/>
       <w:r>
         <w:t>3.1 Программный интерфейс для клиентского приложения</w:t>
       </w:r>
@@ -6387,7 +6387,7 @@
       <w:pPr>
         <w:pStyle w:val="21"/>
       </w:pPr>
-      <w:bookmarkStart w:id="20" w:name="_Toc242436812"/>
+      <w:bookmarkStart w:id="20" w:name="_Toc242451165"/>
       <w:r>
         <w:t>3.2 Публичный API для партнёров</w:t>
       </w:r>
@@ -6853,7 +6853,7 @@
         <w:pStyle w:val="1"/>
         <w:pageBreakBefore/>
       </w:pPr>
-      <w:bookmarkStart w:id="21" w:name="_Toc242436813"/>
+      <w:bookmarkStart w:id="21" w:name="_Toc242451166"/>
       <w:r>
         <w:lastRenderedPageBreak/>
         <w:t>4 Входные и выходные данные</w:t>
@@ -6995,7 +6995,7 @@
         <w:pStyle w:val="1"/>
         <w:pageBreakBefore/>
       </w:pPr>
-      <w:bookmarkStart w:id="22" w:name="_Toc242436814"/>
+      <w:bookmarkStart w:id="22" w:name="_Toc242451167"/>
       <w:r>
         <w:lastRenderedPageBreak/>
         <w:t>5 Сообщения</w:t>
@@ -7006,7 +7006,7 @@
       <w:pPr>
         <w:pStyle w:val="21"/>
       </w:pPr>
-      <w:bookmarkStart w:id="23" w:name="_Toc242436815"/>
+      <w:bookmarkStart w:id="23" w:name="_Toc242451168"/>
       <w:r>
         <w:t>5.1 Коды ответов</w:t>
       </w:r>
@@ -7337,7 +7337,7 @@
       <w:pPr>
         <w:pStyle w:val="21"/>
       </w:pPr>
-      <w:bookmarkStart w:id="24" w:name="_Toc242436816"/>
+      <w:bookmarkStart w:id="24" w:name="_Toc242451169"/>
       <w:r>
         <w:t>5.2 Порядок внесения изменений</w:t>
       </w:r>
@@ -7582,7 +7582,7 @@
         <w:ind w:firstLine="0"/>
         <w:jc w:val="center"/>
       </w:pPr>
-      <w:bookmarkStart w:id="25" w:name="_Toc242436817"/>
+      <w:bookmarkStart w:id="25" w:name="_Toc242451170"/>
       <w:r>
         <w:lastRenderedPageBreak/>
         <w:t>Приложение А</w:t>
@@ -7606,7 +7606,7 @@
       <w:pPr>
         <w:pStyle w:val="21"/>
       </w:pPr>
-      <w:bookmarkStart w:id="26" w:name="_Toc242436818"/>
+      <w:bookmarkStart w:id="26" w:name="_Toc242451171"/>
       <w:r>
         <w:t>А.1 Перечень маршрутов</w:t>
       </w:r>
@@ -14291,7 +14291,7 @@
         <w:ind w:firstLine="0"/>
         <w:jc w:val="center"/>
       </w:pPr>
-      <w:bookmarkStart w:id="27" w:name="_Toc242436819"/>
+      <w:bookmarkStart w:id="27" w:name="_Toc242451172"/>
       <w:r>
         <w:lastRenderedPageBreak/>
         <w:t>ЛИСТ РЕГИСТРАЦИИ ИЗМЕНЕНИЙ</w:t>
@@ -16379,31 +16379,31 @@
       </w:rPr>
     </w:lvl>
   </w:abstractNum>
-  <w:num w:numId="1" w16cid:durableId="1595438182">
+  <w:num w:numId="1" w16cid:durableId="75518476">
     <w:abstractNumId w:val="8"/>
   </w:num>
-  <w:num w:numId="2" w16cid:durableId="1185632815">
+  <w:num w:numId="2" w16cid:durableId="706490994">
     <w:abstractNumId w:val="6"/>
   </w:num>
-  <w:num w:numId="3" w16cid:durableId="461964057">
+  <w:num w:numId="3" w16cid:durableId="1546790311">
     <w:abstractNumId w:val="5"/>
   </w:num>
-  <w:num w:numId="4" w16cid:durableId="1074204977">
+  <w:num w:numId="4" w16cid:durableId="54135410">
     <w:abstractNumId w:val="4"/>
   </w:num>
-  <w:num w:numId="5" w16cid:durableId="593248055">
+  <w:num w:numId="5" w16cid:durableId="2136363448">
     <w:abstractNumId w:val="7"/>
   </w:num>
-  <w:num w:numId="6" w16cid:durableId="1387023153">
+  <w:num w:numId="6" w16cid:durableId="1159271480">
     <w:abstractNumId w:val="3"/>
   </w:num>
-  <w:num w:numId="7" w16cid:durableId="1737124407">
+  <w:num w:numId="7" w16cid:durableId="818234432">
     <w:abstractNumId w:val="2"/>
   </w:num>
-  <w:num w:numId="8" w16cid:durableId="1131903831">
+  <w:num w:numId="8" w16cid:durableId="254245237">
     <w:abstractNumId w:val="1"/>
   </w:num>
-  <w:num w:numId="9" w16cid:durableId="629825488">
+  <w:num w:numId="9" w16cid:durableId="1047219025">
     <w:abstractNumId w:val="0"/>
   </w:num>
 </w:numbering>
@@ -27936,7 +27936,7 @@
     <w:autoRedefine/>
     <w:uiPriority w:val="39"/>
     <w:unhideWhenUsed/>
-    <w:rsid w:val="004A060B"/>
+    <w:rsid w:val="005E3590"/>
     <w:pPr>
       <w:spacing w:after="100"/>
     </w:pPr>
@@ -27948,7 +27948,7 @@
     <w:autoRedefine/>
     <w:uiPriority w:val="39"/>
     <w:unhideWhenUsed/>
-    <w:rsid w:val="004A060B"/>
+    <w:rsid w:val="005E3590"/>
     <w:pPr>
       <w:spacing w:after="100"/>
       <w:ind w:left="240"/>
@@ -27961,7 +27961,7 @@
     <w:autoRedefine/>
     <w:uiPriority w:val="39"/>
     <w:unhideWhenUsed/>
-    <w:rsid w:val="004A060B"/>
+    <w:rsid w:val="005E3590"/>
     <w:pPr>
       <w:spacing w:after="100"/>
       <w:ind w:left="480"/>
@@ -27972,7 +27972,7 @@
     <w:basedOn w:val="a2"/>
     <w:uiPriority w:val="99"/>
     <w:unhideWhenUsed/>
-    <w:rsid w:val="004A060B"/>
+    <w:rsid w:val="005E3590"/>
     <w:rPr>
       <w:color w:val="0000FF" w:themeColor="hyperlink"/>
       <w:u w:val="single"/>

--- a/docs/gost/out/09_33_Руководство_программиста.docx
+++ b/docs/gost/out/09_33_Руководство_программиста.docx
@@ -610,7 +610,7 @@
       <w:r>
         <w:fldChar w:fldCharType="separate"/>
       </w:r>
-      <w:hyperlink w:anchor="_Toc242451145" w:history="1">
+      <w:hyperlink w:anchor="_Toc242457803" w:history="1">
         <w:r>
           <w:rPr>
             <w:rStyle w:val="aff8"/>
@@ -637,7 +637,7 @@
             <w:noProof/>
             <w:webHidden/>
           </w:rPr>
-          <w:instrText xml:space="preserve"> PAGEREF _Toc242451145 \h </w:instrText>
+          <w:instrText xml:space="preserve"> PAGEREF _Toc242457803 \h </w:instrText>
         </w:r>
         <w:r>
           <w:rPr>
@@ -683,7 +683,7 @@
           <w14:ligatures w14:val="standardContextual"/>
         </w:rPr>
       </w:pPr>
-      <w:hyperlink w:anchor="_Toc242451146" w:history="1">
+      <w:hyperlink w:anchor="_Toc242457804" w:history="1">
         <w:r>
           <w:rPr>
             <w:rStyle w:val="aff8"/>
@@ -710,7 +710,7 @@
             <w:noProof/>
             <w:webHidden/>
           </w:rPr>
-          <w:instrText xml:space="preserve"> PAGEREF _Toc242451146 \h </w:instrText>
+          <w:instrText xml:space="preserve"> PAGEREF _Toc242457804 \h </w:instrText>
         </w:r>
         <w:r>
           <w:rPr>
@@ -756,7 +756,7 @@
           <w14:ligatures w14:val="standardContextual"/>
         </w:rPr>
       </w:pPr>
-      <w:hyperlink w:anchor="_Toc242451147" w:history="1">
+      <w:hyperlink w:anchor="_Toc242457805" w:history="1">
         <w:r>
           <w:rPr>
             <w:rStyle w:val="aff8"/>
@@ -783,7 +783,7 @@
             <w:noProof/>
             <w:webHidden/>
           </w:rPr>
-          <w:instrText xml:space="preserve"> PAGEREF _Toc242451147 \h </w:instrText>
+          <w:instrText xml:space="preserve"> PAGEREF _Toc242457805 \h </w:instrText>
         </w:r>
         <w:r>
           <w:rPr>
@@ -829,7 +829,7 @@
           <w14:ligatures w14:val="standardContextual"/>
         </w:rPr>
       </w:pPr>
-      <w:hyperlink w:anchor="_Toc242451148" w:history="1">
+      <w:hyperlink w:anchor="_Toc242457806" w:history="1">
         <w:r>
           <w:rPr>
             <w:rStyle w:val="aff8"/>
@@ -856,7 +856,7 @@
             <w:noProof/>
             <w:webHidden/>
           </w:rPr>
-          <w:instrText xml:space="preserve"> PAGEREF _Toc242451148 \h </w:instrText>
+          <w:instrText xml:space="preserve"> PAGEREF _Toc242457806 \h </w:instrText>
         </w:r>
         <w:r>
           <w:rPr>
@@ -902,7 +902,7 @@
           <w14:ligatures w14:val="standardContextual"/>
         </w:rPr>
       </w:pPr>
-      <w:hyperlink w:anchor="_Toc242451149" w:history="1">
+      <w:hyperlink w:anchor="_Toc242457807" w:history="1">
         <w:r>
           <w:rPr>
             <w:rStyle w:val="aff8"/>
@@ -929,7 +929,7 @@
             <w:noProof/>
             <w:webHidden/>
           </w:rPr>
-          <w:instrText xml:space="preserve"> PAGEREF _Toc242451149 \h </w:instrText>
+          <w:instrText xml:space="preserve"> PAGEREF _Toc242457807 \h </w:instrText>
         </w:r>
         <w:r>
           <w:rPr>
@@ -975,7 +975,7 @@
           <w14:ligatures w14:val="standardContextual"/>
         </w:rPr>
       </w:pPr>
-      <w:hyperlink w:anchor="_Toc242451150" w:history="1">
+      <w:hyperlink w:anchor="_Toc242457808" w:history="1">
         <w:r>
           <w:rPr>
             <w:rStyle w:val="aff8"/>
@@ -1002,7 +1002,7 @@
             <w:noProof/>
             <w:webHidden/>
           </w:rPr>
-          <w:instrText xml:space="preserve"> PAGEREF _Toc242451150 \h </w:instrText>
+          <w:instrText xml:space="preserve"> PAGEREF _Toc242457808 \h </w:instrText>
         </w:r>
         <w:r>
           <w:rPr>
@@ -1048,7 +1048,7 @@
           <w14:ligatures w14:val="standardContextual"/>
         </w:rPr>
       </w:pPr>
-      <w:hyperlink w:anchor="_Toc242451151" w:history="1">
+      <w:hyperlink w:anchor="_Toc242457809" w:history="1">
         <w:r>
           <w:rPr>
             <w:rStyle w:val="aff8"/>
@@ -1075,7 +1075,7 @@
             <w:noProof/>
             <w:webHidden/>
           </w:rPr>
-          <w:instrText xml:space="preserve"> PAGEREF _Toc242451151 \h </w:instrText>
+          <w:instrText xml:space="preserve"> PAGEREF _Toc242457809 \h </w:instrText>
         </w:r>
         <w:r>
           <w:rPr>
@@ -1121,7 +1121,7 @@
           <w14:ligatures w14:val="standardContextual"/>
         </w:rPr>
       </w:pPr>
-      <w:hyperlink w:anchor="_Toc242451152" w:history="1">
+      <w:hyperlink w:anchor="_Toc242457810" w:history="1">
         <w:r>
           <w:rPr>
             <w:rStyle w:val="aff8"/>
@@ -1148,7 +1148,7 @@
             <w:noProof/>
             <w:webHidden/>
           </w:rPr>
-          <w:instrText xml:space="preserve"> PAGEREF _Toc242451152 \h </w:instrText>
+          <w:instrText xml:space="preserve"> PAGEREF _Toc242457810 \h </w:instrText>
         </w:r>
         <w:r>
           <w:rPr>
@@ -1194,7 +1194,7 @@
           <w14:ligatures w14:val="standardContextual"/>
         </w:rPr>
       </w:pPr>
-      <w:hyperlink w:anchor="_Toc242451153" w:history="1">
+      <w:hyperlink w:anchor="_Toc242457811" w:history="1">
         <w:r>
           <w:rPr>
             <w:rStyle w:val="aff8"/>
@@ -1221,7 +1221,7 @@
             <w:noProof/>
             <w:webHidden/>
           </w:rPr>
-          <w:instrText xml:space="preserve"> PAGEREF _Toc242451153 \h </w:instrText>
+          <w:instrText xml:space="preserve"> PAGEREF _Toc242457811 \h </w:instrText>
         </w:r>
         <w:r>
           <w:rPr>
@@ -1267,7 +1267,7 @@
           <w14:ligatures w14:val="standardContextual"/>
         </w:rPr>
       </w:pPr>
-      <w:hyperlink w:anchor="_Toc242451154" w:history="1">
+      <w:hyperlink w:anchor="_Toc242457812" w:history="1">
         <w:r>
           <w:rPr>
             <w:rStyle w:val="aff8"/>
@@ -1294,7 +1294,7 @@
             <w:noProof/>
             <w:webHidden/>
           </w:rPr>
-          <w:instrText xml:space="preserve"> PAGEREF _Toc242451154 \h </w:instrText>
+          <w:instrText xml:space="preserve"> PAGEREF _Toc242457812 \h </w:instrText>
         </w:r>
         <w:r>
           <w:rPr>
@@ -1340,7 +1340,7 @@
           <w14:ligatures w14:val="standardContextual"/>
         </w:rPr>
       </w:pPr>
-      <w:hyperlink w:anchor="_Toc242451155" w:history="1">
+      <w:hyperlink w:anchor="_Toc242457813" w:history="1">
         <w:r>
           <w:rPr>
             <w:rStyle w:val="aff8"/>
@@ -1367,7 +1367,7 @@
             <w:noProof/>
             <w:webHidden/>
           </w:rPr>
-          <w:instrText xml:space="preserve"> PAGEREF _Toc242451155 \h </w:instrText>
+          <w:instrText xml:space="preserve"> PAGEREF _Toc242457813 \h </w:instrText>
         </w:r>
         <w:r>
           <w:rPr>
@@ -1413,7 +1413,7 @@
           <w14:ligatures w14:val="standardContextual"/>
         </w:rPr>
       </w:pPr>
-      <w:hyperlink w:anchor="_Toc242451156" w:history="1">
+      <w:hyperlink w:anchor="_Toc242457814" w:history="1">
         <w:r>
           <w:rPr>
             <w:rStyle w:val="aff8"/>
@@ -1440,7 +1440,7 @@
             <w:noProof/>
             <w:webHidden/>
           </w:rPr>
-          <w:instrText xml:space="preserve"> PAGEREF _Toc242451156 \h </w:instrText>
+          <w:instrText xml:space="preserve"> PAGEREF _Toc242457814 \h </w:instrText>
         </w:r>
         <w:r>
           <w:rPr>
@@ -1486,7 +1486,7 @@
           <w14:ligatures w14:val="standardContextual"/>
         </w:rPr>
       </w:pPr>
-      <w:hyperlink w:anchor="_Toc242451157" w:history="1">
+      <w:hyperlink w:anchor="_Toc242457815" w:history="1">
         <w:r>
           <w:rPr>
             <w:rStyle w:val="aff8"/>
@@ -1513,7 +1513,7 @@
             <w:noProof/>
             <w:webHidden/>
           </w:rPr>
-          <w:instrText xml:space="preserve"> PAGEREF _Toc242451157 \h </w:instrText>
+          <w:instrText xml:space="preserve"> PAGEREF _Toc242457815 \h </w:instrText>
         </w:r>
         <w:r>
           <w:rPr>
@@ -1559,7 +1559,7 @@
           <w14:ligatures w14:val="standardContextual"/>
         </w:rPr>
       </w:pPr>
-      <w:hyperlink w:anchor="_Toc242451158" w:history="1">
+      <w:hyperlink w:anchor="_Toc242457816" w:history="1">
         <w:r>
           <w:rPr>
             <w:rStyle w:val="aff8"/>
@@ -1586,7 +1586,7 @@
             <w:noProof/>
             <w:webHidden/>
           </w:rPr>
-          <w:instrText xml:space="preserve"> PAGEREF _Toc242451158 \h </w:instrText>
+          <w:instrText xml:space="preserve"> PAGEREF _Toc242457816 \h </w:instrText>
         </w:r>
         <w:r>
           <w:rPr>
@@ -1632,7 +1632,7 @@
           <w14:ligatures w14:val="standardContextual"/>
         </w:rPr>
       </w:pPr>
-      <w:hyperlink w:anchor="_Toc242451159" w:history="1">
+      <w:hyperlink w:anchor="_Toc242457817" w:history="1">
         <w:r>
           <w:rPr>
             <w:rStyle w:val="aff8"/>
@@ -1659,7 +1659,7 @@
             <w:noProof/>
             <w:webHidden/>
           </w:rPr>
-          <w:instrText xml:space="preserve"> PAGEREF _Toc242451159 \h </w:instrText>
+          <w:instrText xml:space="preserve"> PAGEREF _Toc242457817 \h </w:instrText>
         </w:r>
         <w:r>
           <w:rPr>
@@ -1705,7 +1705,7 @@
           <w14:ligatures w14:val="standardContextual"/>
         </w:rPr>
       </w:pPr>
-      <w:hyperlink w:anchor="_Toc242451160" w:history="1">
+      <w:hyperlink w:anchor="_Toc242457818" w:history="1">
         <w:r>
           <w:rPr>
             <w:rStyle w:val="aff8"/>
@@ -1732,7 +1732,7 @@
             <w:noProof/>
             <w:webHidden/>
           </w:rPr>
-          <w:instrText xml:space="preserve"> PAGEREF _Toc242451160 \h </w:instrText>
+          <w:instrText xml:space="preserve"> PAGEREF _Toc242457818 \h </w:instrText>
         </w:r>
         <w:r>
           <w:rPr>
@@ -1778,7 +1778,7 @@
           <w14:ligatures w14:val="standardContextual"/>
         </w:rPr>
       </w:pPr>
-      <w:hyperlink w:anchor="_Toc242451161" w:history="1">
+      <w:hyperlink w:anchor="_Toc242457819" w:history="1">
         <w:r>
           <w:rPr>
             <w:rStyle w:val="aff8"/>
@@ -1805,7 +1805,7 @@
             <w:noProof/>
             <w:webHidden/>
           </w:rPr>
-          <w:instrText xml:space="preserve"> PAGEREF _Toc242451161 \h </w:instrText>
+          <w:instrText xml:space="preserve"> PAGEREF _Toc242457819 \h </w:instrText>
         </w:r>
         <w:r>
           <w:rPr>
@@ -1851,7 +1851,7 @@
           <w14:ligatures w14:val="standardContextual"/>
         </w:rPr>
       </w:pPr>
-      <w:hyperlink w:anchor="_Toc242451162" w:history="1">
+      <w:hyperlink w:anchor="_Toc242457820" w:history="1">
         <w:r>
           <w:rPr>
             <w:rStyle w:val="aff8"/>
@@ -1878,7 +1878,7 @@
             <w:noProof/>
             <w:webHidden/>
           </w:rPr>
-          <w:instrText xml:space="preserve"> PAGEREF _Toc242451162 \h </w:instrText>
+          <w:instrText xml:space="preserve"> PAGEREF _Toc242457820 \h </w:instrText>
         </w:r>
         <w:r>
           <w:rPr>
@@ -1924,7 +1924,7 @@
           <w14:ligatures w14:val="standardContextual"/>
         </w:rPr>
       </w:pPr>
-      <w:hyperlink w:anchor="_Toc242451163" w:history="1">
+      <w:hyperlink w:anchor="_Toc242457821" w:history="1">
         <w:r>
           <w:rPr>
             <w:rStyle w:val="aff8"/>
@@ -1951,7 +1951,7 @@
             <w:noProof/>
             <w:webHidden/>
           </w:rPr>
-          <w:instrText xml:space="preserve"> PAGEREF _Toc242451163 \h </w:instrText>
+          <w:instrText xml:space="preserve"> PAGEREF _Toc242457821 \h </w:instrText>
         </w:r>
         <w:r>
           <w:rPr>
@@ -1997,7 +1997,7 @@
           <w14:ligatures w14:val="standardContextual"/>
         </w:rPr>
       </w:pPr>
-      <w:hyperlink w:anchor="_Toc242451164" w:history="1">
+      <w:hyperlink w:anchor="_Toc242457822" w:history="1">
         <w:r>
           <w:rPr>
             <w:rStyle w:val="aff8"/>
@@ -2024,7 +2024,7 @@
             <w:noProof/>
             <w:webHidden/>
           </w:rPr>
-          <w:instrText xml:space="preserve"> PAGEREF _Toc242451164 \h </w:instrText>
+          <w:instrText xml:space="preserve"> PAGEREF _Toc242457822 \h </w:instrText>
         </w:r>
         <w:r>
           <w:rPr>
@@ -2070,7 +2070,7 @@
           <w14:ligatures w14:val="standardContextual"/>
         </w:rPr>
       </w:pPr>
-      <w:hyperlink w:anchor="_Toc242451165" w:history="1">
+      <w:hyperlink w:anchor="_Toc242457823" w:history="1">
         <w:r>
           <w:rPr>
             <w:rStyle w:val="aff8"/>
@@ -2097,7 +2097,7 @@
             <w:noProof/>
             <w:webHidden/>
           </w:rPr>
-          <w:instrText xml:space="preserve"> PAGEREF _Toc242451165 \h </w:instrText>
+          <w:instrText xml:space="preserve"> PAGEREF _Toc242457823 \h </w:instrText>
         </w:r>
         <w:r>
           <w:rPr>
@@ -2143,7 +2143,7 @@
           <w14:ligatures w14:val="standardContextual"/>
         </w:rPr>
       </w:pPr>
-      <w:hyperlink w:anchor="_Toc242451166" w:history="1">
+      <w:hyperlink w:anchor="_Toc242457824" w:history="1">
         <w:r>
           <w:rPr>
             <w:rStyle w:val="aff8"/>
@@ -2170,7 +2170,7 @@
             <w:noProof/>
             <w:webHidden/>
           </w:rPr>
-          <w:instrText xml:space="preserve"> PAGEREF _Toc242451166 \h </w:instrText>
+          <w:instrText xml:space="preserve"> PAGEREF _Toc242457824 \h </w:instrText>
         </w:r>
         <w:r>
           <w:rPr>
@@ -2216,7 +2216,7 @@
           <w14:ligatures w14:val="standardContextual"/>
         </w:rPr>
       </w:pPr>
-      <w:hyperlink w:anchor="_Toc242451167" w:history="1">
+      <w:hyperlink w:anchor="_Toc242457825" w:history="1">
         <w:r>
           <w:rPr>
             <w:rStyle w:val="aff8"/>
@@ -2243,7 +2243,7 @@
             <w:noProof/>
             <w:webHidden/>
           </w:rPr>
-          <w:instrText xml:space="preserve"> PAGEREF _Toc242451167 \h </w:instrText>
+          <w:instrText xml:space="preserve"> PAGEREF _Toc242457825 \h </w:instrText>
         </w:r>
         <w:r>
           <w:rPr>
@@ -2289,7 +2289,7 @@
           <w14:ligatures w14:val="standardContextual"/>
         </w:rPr>
       </w:pPr>
-      <w:hyperlink w:anchor="_Toc242451168" w:history="1">
+      <w:hyperlink w:anchor="_Toc242457826" w:history="1">
         <w:r>
           <w:rPr>
             <w:rStyle w:val="aff8"/>
@@ -2316,7 +2316,7 @@
             <w:noProof/>
             <w:webHidden/>
           </w:rPr>
-          <w:instrText xml:space="preserve"> PAGEREF _Toc242451168 \h </w:instrText>
+          <w:instrText xml:space="preserve"> PAGEREF _Toc242457826 \h </w:instrText>
         </w:r>
         <w:r>
           <w:rPr>
@@ -2362,7 +2362,7 @@
           <w14:ligatures w14:val="standardContextual"/>
         </w:rPr>
       </w:pPr>
-      <w:hyperlink w:anchor="_Toc242451169" w:history="1">
+      <w:hyperlink w:anchor="_Toc242457827" w:history="1">
         <w:r>
           <w:rPr>
             <w:rStyle w:val="aff8"/>
@@ -2389,7 +2389,7 @@
             <w:noProof/>
             <w:webHidden/>
           </w:rPr>
-          <w:instrText xml:space="preserve"> PAGEREF _Toc242451169 \h </w:instrText>
+          <w:instrText xml:space="preserve"> PAGEREF _Toc242457827 \h </w:instrText>
         </w:r>
         <w:r>
           <w:rPr>
@@ -2435,7 +2435,7 @@
           <w14:ligatures w14:val="standardContextual"/>
         </w:rPr>
       </w:pPr>
-      <w:hyperlink w:anchor="_Toc242451170" w:history="1">
+      <w:hyperlink w:anchor="_Toc242457828" w:history="1">
         <w:r>
           <w:rPr>
             <w:rStyle w:val="aff8"/>
@@ -2462,7 +2462,7 @@
             <w:noProof/>
             <w:webHidden/>
           </w:rPr>
-          <w:instrText xml:space="preserve"> PAGEREF _Toc242451170 \h </w:instrText>
+          <w:instrText xml:space="preserve"> PAGEREF _Toc242457828 \h </w:instrText>
         </w:r>
         <w:r>
           <w:rPr>
@@ -2508,7 +2508,7 @@
           <w14:ligatures w14:val="standardContextual"/>
         </w:rPr>
       </w:pPr>
-      <w:hyperlink w:anchor="_Toc242451171" w:history="1">
+      <w:hyperlink w:anchor="_Toc242457829" w:history="1">
         <w:r>
           <w:rPr>
             <w:rStyle w:val="aff8"/>
@@ -2535,7 +2535,7 @@
             <w:noProof/>
             <w:webHidden/>
           </w:rPr>
-          <w:instrText xml:space="preserve"> PAGEREF _Toc242451171 \h </w:instrText>
+          <w:instrText xml:space="preserve"> PAGEREF _Toc242457829 \h </w:instrText>
         </w:r>
         <w:r>
           <w:rPr>
@@ -2581,7 +2581,7 @@
           <w14:ligatures w14:val="standardContextual"/>
         </w:rPr>
       </w:pPr>
-      <w:hyperlink w:anchor="_Toc242451172" w:history="1">
+      <w:hyperlink w:anchor="_Toc242457830" w:history="1">
         <w:r>
           <w:rPr>
             <w:rStyle w:val="aff8"/>
@@ -2608,7 +2608,7 @@
             <w:noProof/>
             <w:webHidden/>
           </w:rPr>
-          <w:instrText xml:space="preserve"> PAGEREF _Toc242451172 \h </w:instrText>
+          <w:instrText xml:space="preserve"> PAGEREF _Toc242457830 \h </w:instrText>
         </w:r>
         <w:r>
           <w:rPr>
@@ -2654,7 +2654,7 @@
         <w:ind w:firstLine="0"/>
         <w:jc w:val="center"/>
       </w:pPr>
-      <w:bookmarkStart w:id="0" w:name="_Toc242451145"/>
+      <w:bookmarkStart w:id="0" w:name="_Toc242457803"/>
       <w:r>
         <w:lastRenderedPageBreak/>
         <w:t>ПЕРЕЧЕНЬ ТЕРМИНОВ И СОКРАЩЕНИЙ</w:t>
@@ -3916,7 +3916,7 @@
         <w:pStyle w:val="1"/>
         <w:pageBreakBefore/>
       </w:pPr>
-      <w:bookmarkStart w:id="1" w:name="_Toc242451146"/>
+      <w:bookmarkStart w:id="1" w:name="_Toc242457804"/>
       <w:r>
         <w:lastRenderedPageBreak/>
         <w:t>1 Назначение и условия применения программы</w:t>
@@ -3927,7 +3927,7 @@
       <w:pPr>
         <w:pStyle w:val="21"/>
       </w:pPr>
-      <w:bookmarkStart w:id="2" w:name="_Toc242451147"/>
+      <w:bookmarkStart w:id="2" w:name="_Toc242457805"/>
       <w:r>
         <w:t>1.1 Назначение</w:t>
       </w:r>
@@ -3942,7 +3942,7 @@
       <w:pPr>
         <w:pStyle w:val="21"/>
       </w:pPr>
-      <w:bookmarkStart w:id="3" w:name="_Toc242451148"/>
+      <w:bookmarkStart w:id="3" w:name="_Toc242457806"/>
       <w:r>
         <w:t>1.2 Условия применения</w:t>
       </w:r>
@@ -4048,7 +4048,7 @@
         <w:pStyle w:val="1"/>
         <w:pageBreakBefore/>
       </w:pPr>
-      <w:bookmarkStart w:id="4" w:name="_Toc242451149"/>
+      <w:bookmarkStart w:id="4" w:name="_Toc242457807"/>
       <w:r>
         <w:lastRenderedPageBreak/>
         <w:t>2 Характеристики программы</w:t>
@@ -4059,7 +4059,7 @@
       <w:pPr>
         <w:pStyle w:val="21"/>
       </w:pPr>
-      <w:bookmarkStart w:id="5" w:name="_Toc242451150"/>
+      <w:bookmarkStart w:id="5" w:name="_Toc242457808"/>
       <w:r>
         <w:t>2.1 Структура исходных текстов</w:t>
       </w:r>
@@ -4457,7 +4457,7 @@
       <w:pPr>
         <w:pStyle w:val="21"/>
       </w:pPr>
-      <w:bookmarkStart w:id="6" w:name="_Toc242451151"/>
+      <w:bookmarkStart w:id="6" w:name="_Toc242457809"/>
       <w:r>
         <w:t>2.2 Разграничение доступа</w:t>
       </w:r>
@@ -4803,7 +4803,7 @@
       <w:pPr>
         <w:pStyle w:val="31"/>
       </w:pPr>
-      <w:bookmarkStart w:id="7" w:name="_Toc242451152"/>
+      <w:bookmarkStart w:id="7" w:name="_Toc242457810"/>
       <w:r>
         <w:t>2.2.1 Добавление нового ресурса</w:t>
       </w:r>
@@ -4968,7 +4968,7 @@
       <w:pPr>
         <w:pStyle w:val="21"/>
       </w:pPr>
-      <w:bookmarkStart w:id="8" w:name="_Toc242451153"/>
+      <w:bookmarkStart w:id="8" w:name="_Toc242457811"/>
       <w:r>
         <w:t>2.3 Изоляция компаний</w:t>
       </w:r>
@@ -5094,7 +5094,7 @@
       <w:pPr>
         <w:pStyle w:val="21"/>
       </w:pPr>
-      <w:bookmarkStart w:id="9" w:name="_Toc242451154"/>
+      <w:bookmarkStart w:id="9" w:name="_Toc242457812"/>
       <w:r>
         <w:t>2.4 Мягкое удаление</w:t>
       </w:r>
@@ -5219,7 +5219,7 @@
       <w:pPr>
         <w:pStyle w:val="21"/>
       </w:pPr>
-      <w:bookmarkStart w:id="10" w:name="_Toc242451155"/>
+      <w:bookmarkStart w:id="10" w:name="_Toc242457813"/>
       <w:r>
         <w:t>2.5 Журналы изменений</w:t>
       </w:r>
@@ -5324,7 +5324,7 @@
       <w:pPr>
         <w:pStyle w:val="21"/>
       </w:pPr>
-      <w:bookmarkStart w:id="11" w:name="_Toc242451156"/>
+      <w:bookmarkStart w:id="11" w:name="_Toc242457814"/>
       <w:r>
         <w:t>2.6 Транзакции и конкурентный доступ</w:t>
       </w:r>
@@ -5359,7 +5359,7 @@
       <w:pPr>
         <w:pStyle w:val="21"/>
       </w:pPr>
-      <w:bookmarkStart w:id="12" w:name="_Toc242451157"/>
+      <w:bookmarkStart w:id="12" w:name="_Toc242457815"/>
       <w:r>
         <w:t>2.7 Выдача файлов</w:t>
       </w:r>
@@ -5524,7 +5524,7 @@
       <w:pPr>
         <w:pStyle w:val="21"/>
       </w:pPr>
-      <w:bookmarkStart w:id="13" w:name="_Toc242451158"/>
+      <w:bookmarkStart w:id="13" w:name="_Toc242457816"/>
       <w:r>
         <w:lastRenderedPageBreak/>
         <w:t>2.8 Постраничная выдача и ошибки</w:t>
@@ -5655,7 +5655,7 @@
       <w:pPr>
         <w:pStyle w:val="21"/>
       </w:pPr>
-      <w:bookmarkStart w:id="14" w:name="_Toc242451159"/>
+      <w:bookmarkStart w:id="14" w:name="_Toc242457817"/>
       <w:r>
         <w:t>2.9 Кэш и Redis</w:t>
       </w:r>
@@ -5700,7 +5700,7 @@
       <w:pPr>
         <w:pStyle w:val="21"/>
       </w:pPr>
-      <w:bookmarkStart w:id="15" w:name="_Toc242451160"/>
+      <w:bookmarkStart w:id="15" w:name="_Toc242457818"/>
       <w:r>
         <w:t>2.10 Локализация клиентской части</w:t>
       </w:r>
@@ -6050,7 +6050,7 @@
       <w:pPr>
         <w:pStyle w:val="21"/>
       </w:pPr>
-      <w:bookmarkStart w:id="16" w:name="_Toc242451161"/>
+      <w:bookmarkStart w:id="16" w:name="_Toc242457819"/>
       <w:r>
         <w:t>2.11 Валюты и курсы</w:t>
       </w:r>
@@ -6170,7 +6170,7 @@
       <w:pPr>
         <w:pStyle w:val="21"/>
       </w:pPr>
-      <w:bookmarkStart w:id="17" w:name="_Toc242451162"/>
+      <w:bookmarkStart w:id="17" w:name="_Toc242457820"/>
       <w:r>
         <w:t>2.12 Регламентные задания</w:t>
       </w:r>
@@ -6226,7 +6226,7 @@
         <w:pStyle w:val="1"/>
         <w:pageBreakBefore/>
       </w:pPr>
-      <w:bookmarkStart w:id="18" w:name="_Toc242451163"/>
+      <w:bookmarkStart w:id="18" w:name="_Toc242457821"/>
       <w:r>
         <w:lastRenderedPageBreak/>
         <w:t>3 Обращение к программе</w:t>
@@ -6237,7 +6237,7 @@
       <w:pPr>
         <w:pStyle w:val="21"/>
       </w:pPr>
-      <w:bookmarkStart w:id="19" w:name="_Toc242451164"/>
+      <w:bookmarkStart w:id="19" w:name="_Toc242457822"/>
       <w:r>
         <w:t>3.1 Программный интерфейс для клиентского приложения</w:t>
       </w:r>
@@ -6387,7 +6387,7 @@
       <w:pPr>
         <w:pStyle w:val="21"/>
       </w:pPr>
-      <w:bookmarkStart w:id="20" w:name="_Toc242451165"/>
+      <w:bookmarkStart w:id="20" w:name="_Toc242457823"/>
       <w:r>
         <w:t>3.2 Публичный API для партнёров</w:t>
       </w:r>
@@ -6853,7 +6853,7 @@
         <w:pStyle w:val="1"/>
         <w:pageBreakBefore/>
       </w:pPr>
-      <w:bookmarkStart w:id="21" w:name="_Toc242451166"/>
+      <w:bookmarkStart w:id="21" w:name="_Toc242457824"/>
       <w:r>
         <w:lastRenderedPageBreak/>
         <w:t>4 Входные и выходные данные</w:t>
@@ -6995,7 +6995,7 @@
         <w:pStyle w:val="1"/>
         <w:pageBreakBefore/>
       </w:pPr>
-      <w:bookmarkStart w:id="22" w:name="_Toc242451167"/>
+      <w:bookmarkStart w:id="22" w:name="_Toc242457825"/>
       <w:r>
         <w:lastRenderedPageBreak/>
         <w:t>5 Сообщения</w:t>
@@ -7006,7 +7006,7 @@
       <w:pPr>
         <w:pStyle w:val="21"/>
       </w:pPr>
-      <w:bookmarkStart w:id="23" w:name="_Toc242451168"/>
+      <w:bookmarkStart w:id="23" w:name="_Toc242457826"/>
       <w:r>
         <w:t>5.1 Коды ответов</w:t>
       </w:r>
@@ -7337,7 +7337,7 @@
       <w:pPr>
         <w:pStyle w:val="21"/>
       </w:pPr>
-      <w:bookmarkStart w:id="24" w:name="_Toc242451169"/>
+      <w:bookmarkStart w:id="24" w:name="_Toc242457827"/>
       <w:r>
         <w:t>5.2 Порядок внесения изменений</w:t>
       </w:r>
@@ -7582,7 +7582,7 @@
         <w:ind w:firstLine="0"/>
         <w:jc w:val="center"/>
       </w:pPr>
-      <w:bookmarkStart w:id="25" w:name="_Toc242451170"/>
+      <w:bookmarkStart w:id="25" w:name="_Toc242457828"/>
       <w:r>
         <w:lastRenderedPageBreak/>
         <w:t>Приложение А</w:t>
@@ -7606,7 +7606,7 @@
       <w:pPr>
         <w:pStyle w:val="21"/>
       </w:pPr>
-      <w:bookmarkStart w:id="26" w:name="_Toc242451171"/>
+      <w:bookmarkStart w:id="26" w:name="_Toc242457829"/>
       <w:r>
         <w:t>А.1 Перечень маршрутов</w:t>
       </w:r>
@@ -14291,7 +14291,7 @@
         <w:ind w:firstLine="0"/>
         <w:jc w:val="center"/>
       </w:pPr>
-      <w:bookmarkStart w:id="27" w:name="_Toc242451172"/>
+      <w:bookmarkStart w:id="27" w:name="_Toc242457830"/>
       <w:r>
         <w:lastRenderedPageBreak/>
         <w:t>ЛИСТ РЕГИСТРАЦИИ ИЗМЕНЕНИЙ</w:t>
@@ -16379,31 +16379,31 @@
       </w:rPr>
     </w:lvl>
   </w:abstractNum>
-  <w:num w:numId="1" w16cid:durableId="75518476">
+  <w:num w:numId="1" w16cid:durableId="1936358043">
     <w:abstractNumId w:val="8"/>
   </w:num>
-  <w:num w:numId="2" w16cid:durableId="706490994">
+  <w:num w:numId="2" w16cid:durableId="339936858">
     <w:abstractNumId w:val="6"/>
   </w:num>
-  <w:num w:numId="3" w16cid:durableId="1546790311">
+  <w:num w:numId="3" w16cid:durableId="1978756235">
     <w:abstractNumId w:val="5"/>
   </w:num>
-  <w:num w:numId="4" w16cid:durableId="54135410">
+  <w:num w:numId="4" w16cid:durableId="1672293851">
     <w:abstractNumId w:val="4"/>
   </w:num>
-  <w:num w:numId="5" w16cid:durableId="2136363448">
+  <w:num w:numId="5" w16cid:durableId="1268393665">
     <w:abstractNumId w:val="7"/>
   </w:num>
-  <w:num w:numId="6" w16cid:durableId="1159271480">
+  <w:num w:numId="6" w16cid:durableId="1132094737">
     <w:abstractNumId w:val="3"/>
   </w:num>
-  <w:num w:numId="7" w16cid:durableId="818234432">
+  <w:num w:numId="7" w16cid:durableId="1414014783">
     <w:abstractNumId w:val="2"/>
   </w:num>
-  <w:num w:numId="8" w16cid:durableId="254245237">
+  <w:num w:numId="8" w16cid:durableId="1455366121">
     <w:abstractNumId w:val="1"/>
   </w:num>
-  <w:num w:numId="9" w16cid:durableId="1047219025">
+  <w:num w:numId="9" w16cid:durableId="1583026791">
     <w:abstractNumId w:val="0"/>
   </w:num>
 </w:numbering>
@@ -27936,7 +27936,7 @@
     <w:autoRedefine/>
     <w:uiPriority w:val="39"/>
     <w:unhideWhenUsed/>
-    <w:rsid w:val="005E3590"/>
+    <w:rsid w:val="00930298"/>
     <w:pPr>
       <w:spacing w:after="100"/>
     </w:pPr>
@@ -27948,7 +27948,7 @@
     <w:autoRedefine/>
     <w:uiPriority w:val="39"/>
     <w:unhideWhenUsed/>
-    <w:rsid w:val="005E3590"/>
+    <w:rsid w:val="00930298"/>
     <w:pPr>
       <w:spacing w:after="100"/>
       <w:ind w:left="240"/>
@@ -27961,7 +27961,7 @@
     <w:autoRedefine/>
     <w:uiPriority w:val="39"/>
     <w:unhideWhenUsed/>
-    <w:rsid w:val="005E3590"/>
+    <w:rsid w:val="00930298"/>
     <w:pPr>
       <w:spacing w:after="100"/>
       <w:ind w:left="480"/>
@@ -27972,7 +27972,7 @@
     <w:basedOn w:val="a2"/>
     <w:uiPriority w:val="99"/>
     <w:unhideWhenUsed/>
-    <w:rsid w:val="005E3590"/>
+    <w:rsid w:val="00930298"/>
     <w:rPr>
       <w:color w:val="0000FF" w:themeColor="hyperlink"/>
       <w:u w:val="single"/>

--- a/docs/gost/out/09_33_Руководство_программиста.docx
+++ b/docs/gost/out/09_33_Руководство_программиста.docx
@@ -610,7 +610,7 @@
       <w:r>
         <w:fldChar w:fldCharType="separate"/>
       </w:r>
-      <w:hyperlink w:anchor="_Toc242457803" w:history="1">
+      <w:hyperlink w:anchor="_Toc242459672" w:history="1">
         <w:r>
           <w:rPr>
             <w:rStyle w:val="aff8"/>
@@ -637,7 +637,7 @@
             <w:noProof/>
             <w:webHidden/>
           </w:rPr>
-          <w:instrText xml:space="preserve"> PAGEREF _Toc242457803 \h </w:instrText>
+          <w:instrText xml:space="preserve"> PAGEREF _Toc242459672 \h </w:instrText>
         </w:r>
         <w:r>
           <w:rPr>
@@ -683,7 +683,7 @@
           <w14:ligatures w14:val="standardContextual"/>
         </w:rPr>
       </w:pPr>
-      <w:hyperlink w:anchor="_Toc242457804" w:history="1">
+      <w:hyperlink w:anchor="_Toc242459673" w:history="1">
         <w:r>
           <w:rPr>
             <w:rStyle w:val="aff8"/>
@@ -710,7 +710,7 @@
             <w:noProof/>
             <w:webHidden/>
           </w:rPr>
-          <w:instrText xml:space="preserve"> PAGEREF _Toc242457804 \h </w:instrText>
+          <w:instrText xml:space="preserve"> PAGEREF _Toc242459673 \h </w:instrText>
         </w:r>
         <w:r>
           <w:rPr>
@@ -756,7 +756,7 @@
           <w14:ligatures w14:val="standardContextual"/>
         </w:rPr>
       </w:pPr>
-      <w:hyperlink w:anchor="_Toc242457805" w:history="1">
+      <w:hyperlink w:anchor="_Toc242459674" w:history="1">
         <w:r>
           <w:rPr>
             <w:rStyle w:val="aff8"/>
@@ -783,7 +783,7 @@
             <w:noProof/>
             <w:webHidden/>
           </w:rPr>
-          <w:instrText xml:space="preserve"> PAGEREF _Toc242457805 \h </w:instrText>
+          <w:instrText xml:space="preserve"> PAGEREF _Toc242459674 \h </w:instrText>
         </w:r>
         <w:r>
           <w:rPr>
@@ -829,7 +829,7 @@
           <w14:ligatures w14:val="standardContextual"/>
         </w:rPr>
       </w:pPr>
-      <w:hyperlink w:anchor="_Toc242457806" w:history="1">
+      <w:hyperlink w:anchor="_Toc242459675" w:history="1">
         <w:r>
           <w:rPr>
             <w:rStyle w:val="aff8"/>
@@ -856,7 +856,7 @@
             <w:noProof/>
             <w:webHidden/>
           </w:rPr>
-          <w:instrText xml:space="preserve"> PAGEREF _Toc242457806 \h </w:instrText>
+          <w:instrText xml:space="preserve"> PAGEREF _Toc242459675 \h </w:instrText>
         </w:r>
         <w:r>
           <w:rPr>
@@ -902,7 +902,7 @@
           <w14:ligatures w14:val="standardContextual"/>
         </w:rPr>
       </w:pPr>
-      <w:hyperlink w:anchor="_Toc242457807" w:history="1">
+      <w:hyperlink w:anchor="_Toc242459676" w:history="1">
         <w:r>
           <w:rPr>
             <w:rStyle w:val="aff8"/>
@@ -929,7 +929,7 @@
             <w:noProof/>
             <w:webHidden/>
           </w:rPr>
-          <w:instrText xml:space="preserve"> PAGEREF _Toc242457807 \h </w:instrText>
+          <w:instrText xml:space="preserve"> PAGEREF _Toc242459676 \h </w:instrText>
         </w:r>
         <w:r>
           <w:rPr>
@@ -975,7 +975,7 @@
           <w14:ligatures w14:val="standardContextual"/>
         </w:rPr>
       </w:pPr>
-      <w:hyperlink w:anchor="_Toc242457808" w:history="1">
+      <w:hyperlink w:anchor="_Toc242459677" w:history="1">
         <w:r>
           <w:rPr>
             <w:rStyle w:val="aff8"/>
@@ -1002,7 +1002,7 @@
             <w:noProof/>
             <w:webHidden/>
           </w:rPr>
-          <w:instrText xml:space="preserve"> PAGEREF _Toc242457808 \h </w:instrText>
+          <w:instrText xml:space="preserve"> PAGEREF _Toc242459677 \h </w:instrText>
         </w:r>
         <w:r>
           <w:rPr>
@@ -1048,7 +1048,7 @@
           <w14:ligatures w14:val="standardContextual"/>
         </w:rPr>
       </w:pPr>
-      <w:hyperlink w:anchor="_Toc242457809" w:history="1">
+      <w:hyperlink w:anchor="_Toc242459678" w:history="1">
         <w:r>
           <w:rPr>
             <w:rStyle w:val="aff8"/>
@@ -1075,7 +1075,7 @@
             <w:noProof/>
             <w:webHidden/>
           </w:rPr>
-          <w:instrText xml:space="preserve"> PAGEREF _Toc242457809 \h </w:instrText>
+          <w:instrText xml:space="preserve"> PAGEREF _Toc242459678 \h </w:instrText>
         </w:r>
         <w:r>
           <w:rPr>
@@ -1121,7 +1121,7 @@
           <w14:ligatures w14:val="standardContextual"/>
         </w:rPr>
       </w:pPr>
-      <w:hyperlink w:anchor="_Toc242457810" w:history="1">
+      <w:hyperlink w:anchor="_Toc242459679" w:history="1">
         <w:r>
           <w:rPr>
             <w:rStyle w:val="aff8"/>
@@ -1148,7 +1148,7 @@
             <w:noProof/>
             <w:webHidden/>
           </w:rPr>
-          <w:instrText xml:space="preserve"> PAGEREF _Toc242457810 \h </w:instrText>
+          <w:instrText xml:space="preserve"> PAGEREF _Toc242459679 \h </w:instrText>
         </w:r>
         <w:r>
           <w:rPr>
@@ -1194,7 +1194,7 @@
           <w14:ligatures w14:val="standardContextual"/>
         </w:rPr>
       </w:pPr>
-      <w:hyperlink w:anchor="_Toc242457811" w:history="1">
+      <w:hyperlink w:anchor="_Toc242459680" w:history="1">
         <w:r>
           <w:rPr>
             <w:rStyle w:val="aff8"/>
@@ -1221,7 +1221,7 @@
             <w:noProof/>
             <w:webHidden/>
           </w:rPr>
-          <w:instrText xml:space="preserve"> PAGEREF _Toc242457811 \h </w:instrText>
+          <w:instrText xml:space="preserve"> PAGEREF _Toc242459680 \h </w:instrText>
         </w:r>
         <w:r>
           <w:rPr>
@@ -1267,7 +1267,7 @@
           <w14:ligatures w14:val="standardContextual"/>
         </w:rPr>
       </w:pPr>
-      <w:hyperlink w:anchor="_Toc242457812" w:history="1">
+      <w:hyperlink w:anchor="_Toc242459681" w:history="1">
         <w:r>
           <w:rPr>
             <w:rStyle w:val="aff8"/>
@@ -1294,7 +1294,7 @@
             <w:noProof/>
             <w:webHidden/>
           </w:rPr>
-          <w:instrText xml:space="preserve"> PAGEREF _Toc242457812 \h </w:instrText>
+          <w:instrText xml:space="preserve"> PAGEREF _Toc242459681 \h </w:instrText>
         </w:r>
         <w:r>
           <w:rPr>
@@ -1340,7 +1340,7 @@
           <w14:ligatures w14:val="standardContextual"/>
         </w:rPr>
       </w:pPr>
-      <w:hyperlink w:anchor="_Toc242457813" w:history="1">
+      <w:hyperlink w:anchor="_Toc242459682" w:history="1">
         <w:r>
           <w:rPr>
             <w:rStyle w:val="aff8"/>
@@ -1367,7 +1367,7 @@
             <w:noProof/>
             <w:webHidden/>
           </w:rPr>
-          <w:instrText xml:space="preserve"> PAGEREF _Toc242457813 \h </w:instrText>
+          <w:instrText xml:space="preserve"> PAGEREF _Toc242459682 \h </w:instrText>
         </w:r>
         <w:r>
           <w:rPr>
@@ -1413,7 +1413,7 @@
           <w14:ligatures w14:val="standardContextual"/>
         </w:rPr>
       </w:pPr>
-      <w:hyperlink w:anchor="_Toc242457814" w:history="1">
+      <w:hyperlink w:anchor="_Toc242459683" w:history="1">
         <w:r>
           <w:rPr>
             <w:rStyle w:val="aff8"/>
@@ -1440,7 +1440,7 @@
             <w:noProof/>
             <w:webHidden/>
           </w:rPr>
-          <w:instrText xml:space="preserve"> PAGEREF _Toc242457814 \h </w:instrText>
+          <w:instrText xml:space="preserve"> PAGEREF _Toc242459683 \h </w:instrText>
         </w:r>
         <w:r>
           <w:rPr>
@@ -1486,7 +1486,7 @@
           <w14:ligatures w14:val="standardContextual"/>
         </w:rPr>
       </w:pPr>
-      <w:hyperlink w:anchor="_Toc242457815" w:history="1">
+      <w:hyperlink w:anchor="_Toc242459684" w:history="1">
         <w:r>
           <w:rPr>
             <w:rStyle w:val="aff8"/>
@@ -1513,7 +1513,7 @@
             <w:noProof/>
             <w:webHidden/>
           </w:rPr>
-          <w:instrText xml:space="preserve"> PAGEREF _Toc242457815 \h </w:instrText>
+          <w:instrText xml:space="preserve"> PAGEREF _Toc242459684 \h </w:instrText>
         </w:r>
         <w:r>
           <w:rPr>
@@ -1559,7 +1559,7 @@
           <w14:ligatures w14:val="standardContextual"/>
         </w:rPr>
       </w:pPr>
-      <w:hyperlink w:anchor="_Toc242457816" w:history="1">
+      <w:hyperlink w:anchor="_Toc242459685" w:history="1">
         <w:r>
           <w:rPr>
             <w:rStyle w:val="aff8"/>
@@ -1586,7 +1586,7 @@
             <w:noProof/>
             <w:webHidden/>
           </w:rPr>
-          <w:instrText xml:space="preserve"> PAGEREF _Toc242457816 \h </w:instrText>
+          <w:instrText xml:space="preserve"> PAGEREF _Toc242459685 \h </w:instrText>
         </w:r>
         <w:r>
           <w:rPr>
@@ -1632,7 +1632,7 @@
           <w14:ligatures w14:val="standardContextual"/>
         </w:rPr>
       </w:pPr>
-      <w:hyperlink w:anchor="_Toc242457817" w:history="1">
+      <w:hyperlink w:anchor="_Toc242459686" w:history="1">
         <w:r>
           <w:rPr>
             <w:rStyle w:val="aff8"/>
@@ -1659,7 +1659,7 @@
             <w:noProof/>
             <w:webHidden/>
           </w:rPr>
-          <w:instrText xml:space="preserve"> PAGEREF _Toc242457817 \h </w:instrText>
+          <w:instrText xml:space="preserve"> PAGEREF _Toc242459686 \h </w:instrText>
         </w:r>
         <w:r>
           <w:rPr>
@@ -1705,7 +1705,7 @@
           <w14:ligatures w14:val="standardContextual"/>
         </w:rPr>
       </w:pPr>
-      <w:hyperlink w:anchor="_Toc242457818" w:history="1">
+      <w:hyperlink w:anchor="_Toc242459687" w:history="1">
         <w:r>
           <w:rPr>
             <w:rStyle w:val="aff8"/>
@@ -1732,7 +1732,7 @@
             <w:noProof/>
             <w:webHidden/>
           </w:rPr>
-          <w:instrText xml:space="preserve"> PAGEREF _Toc242457818 \h </w:instrText>
+          <w:instrText xml:space="preserve"> PAGEREF _Toc242459687 \h </w:instrText>
         </w:r>
         <w:r>
           <w:rPr>
@@ -1778,7 +1778,7 @@
           <w14:ligatures w14:val="standardContextual"/>
         </w:rPr>
       </w:pPr>
-      <w:hyperlink w:anchor="_Toc242457819" w:history="1">
+      <w:hyperlink w:anchor="_Toc242459688" w:history="1">
         <w:r>
           <w:rPr>
             <w:rStyle w:val="aff8"/>
@@ -1805,7 +1805,7 @@
             <w:noProof/>
             <w:webHidden/>
           </w:rPr>
-          <w:instrText xml:space="preserve"> PAGEREF _Toc242457819 \h </w:instrText>
+          <w:instrText xml:space="preserve"> PAGEREF _Toc242459688 \h </w:instrText>
         </w:r>
         <w:r>
           <w:rPr>
@@ -1851,7 +1851,7 @@
           <w14:ligatures w14:val="standardContextual"/>
         </w:rPr>
       </w:pPr>
-      <w:hyperlink w:anchor="_Toc242457820" w:history="1">
+      <w:hyperlink w:anchor="_Toc242459689" w:history="1">
         <w:r>
           <w:rPr>
             <w:rStyle w:val="aff8"/>
@@ -1878,7 +1878,7 @@
             <w:noProof/>
             <w:webHidden/>
           </w:rPr>
-          <w:instrText xml:space="preserve"> PAGEREF _Toc242457820 \h </w:instrText>
+          <w:instrText xml:space="preserve"> PAGEREF _Toc242459689 \h </w:instrText>
         </w:r>
         <w:r>
           <w:rPr>
@@ -1924,7 +1924,7 @@
           <w14:ligatures w14:val="standardContextual"/>
         </w:rPr>
       </w:pPr>
-      <w:hyperlink w:anchor="_Toc242457821" w:history="1">
+      <w:hyperlink w:anchor="_Toc242459690" w:history="1">
         <w:r>
           <w:rPr>
             <w:rStyle w:val="aff8"/>
@@ -1951,7 +1951,7 @@
             <w:noProof/>
             <w:webHidden/>
           </w:rPr>
-          <w:instrText xml:space="preserve"> PAGEREF _Toc242457821 \h </w:instrText>
+          <w:instrText xml:space="preserve"> PAGEREF _Toc242459690 \h </w:instrText>
         </w:r>
         <w:r>
           <w:rPr>
@@ -1997,7 +1997,7 @@
           <w14:ligatures w14:val="standardContextual"/>
         </w:rPr>
       </w:pPr>
-      <w:hyperlink w:anchor="_Toc242457822" w:history="1">
+      <w:hyperlink w:anchor="_Toc242459691" w:history="1">
         <w:r>
           <w:rPr>
             <w:rStyle w:val="aff8"/>
@@ -2024,7 +2024,7 @@
             <w:noProof/>
             <w:webHidden/>
           </w:rPr>
-          <w:instrText xml:space="preserve"> PAGEREF _Toc242457822 \h </w:instrText>
+          <w:instrText xml:space="preserve"> PAGEREF _Toc242459691 \h </w:instrText>
         </w:r>
         <w:r>
           <w:rPr>
@@ -2070,7 +2070,7 @@
           <w14:ligatures w14:val="standardContextual"/>
         </w:rPr>
       </w:pPr>
-      <w:hyperlink w:anchor="_Toc242457823" w:history="1">
+      <w:hyperlink w:anchor="_Toc242459692" w:history="1">
         <w:r>
           <w:rPr>
             <w:rStyle w:val="aff8"/>
@@ -2097,7 +2097,7 @@
             <w:noProof/>
             <w:webHidden/>
           </w:rPr>
-          <w:instrText xml:space="preserve"> PAGEREF _Toc242457823 \h </w:instrText>
+          <w:instrText xml:space="preserve"> PAGEREF _Toc242459692 \h </w:instrText>
         </w:r>
         <w:r>
           <w:rPr>
@@ -2143,7 +2143,7 @@
           <w14:ligatures w14:val="standardContextual"/>
         </w:rPr>
       </w:pPr>
-      <w:hyperlink w:anchor="_Toc242457824" w:history="1">
+      <w:hyperlink w:anchor="_Toc242459693" w:history="1">
         <w:r>
           <w:rPr>
             <w:rStyle w:val="aff8"/>
@@ -2170,7 +2170,7 @@
             <w:noProof/>
             <w:webHidden/>
           </w:rPr>
-          <w:instrText xml:space="preserve"> PAGEREF _Toc242457824 \h </w:instrText>
+          <w:instrText xml:space="preserve"> PAGEREF _Toc242459693 \h </w:instrText>
         </w:r>
         <w:r>
           <w:rPr>
@@ -2216,7 +2216,7 @@
           <w14:ligatures w14:val="standardContextual"/>
         </w:rPr>
       </w:pPr>
-      <w:hyperlink w:anchor="_Toc242457825" w:history="1">
+      <w:hyperlink w:anchor="_Toc242459694" w:history="1">
         <w:r>
           <w:rPr>
             <w:rStyle w:val="aff8"/>
@@ -2243,7 +2243,7 @@
             <w:noProof/>
             <w:webHidden/>
           </w:rPr>
-          <w:instrText xml:space="preserve"> PAGEREF _Toc242457825 \h </w:instrText>
+          <w:instrText xml:space="preserve"> PAGEREF _Toc242459694 \h </w:instrText>
         </w:r>
         <w:r>
           <w:rPr>
@@ -2289,7 +2289,7 @@
           <w14:ligatures w14:val="standardContextual"/>
         </w:rPr>
       </w:pPr>
-      <w:hyperlink w:anchor="_Toc242457826" w:history="1">
+      <w:hyperlink w:anchor="_Toc242459695" w:history="1">
         <w:r>
           <w:rPr>
             <w:rStyle w:val="aff8"/>
@@ -2316,7 +2316,7 @@
             <w:noProof/>
             <w:webHidden/>
           </w:rPr>
-          <w:instrText xml:space="preserve"> PAGEREF _Toc242457826 \h </w:instrText>
+          <w:instrText xml:space="preserve"> PAGEREF _Toc242459695 \h </w:instrText>
         </w:r>
         <w:r>
           <w:rPr>
@@ -2362,7 +2362,7 @@
           <w14:ligatures w14:val="standardContextual"/>
         </w:rPr>
       </w:pPr>
-      <w:hyperlink w:anchor="_Toc242457827" w:history="1">
+      <w:hyperlink w:anchor="_Toc242459696" w:history="1">
         <w:r>
           <w:rPr>
             <w:rStyle w:val="aff8"/>
@@ -2389,7 +2389,7 @@
             <w:noProof/>
             <w:webHidden/>
           </w:rPr>
-          <w:instrText xml:space="preserve"> PAGEREF _Toc242457827 \h </w:instrText>
+          <w:instrText xml:space="preserve"> PAGEREF _Toc242459696 \h </w:instrText>
         </w:r>
         <w:r>
           <w:rPr>
@@ -2435,7 +2435,7 @@
           <w14:ligatures w14:val="standardContextual"/>
         </w:rPr>
       </w:pPr>
-      <w:hyperlink w:anchor="_Toc242457828" w:history="1">
+      <w:hyperlink w:anchor="_Toc242459697" w:history="1">
         <w:r>
           <w:rPr>
             <w:rStyle w:val="aff8"/>
@@ -2462,7 +2462,7 @@
             <w:noProof/>
             <w:webHidden/>
           </w:rPr>
-          <w:instrText xml:space="preserve"> PAGEREF _Toc242457828 \h </w:instrText>
+          <w:instrText xml:space="preserve"> PAGEREF _Toc242459697 \h </w:instrText>
         </w:r>
         <w:r>
           <w:rPr>
@@ -2508,7 +2508,7 @@
           <w14:ligatures w14:val="standardContextual"/>
         </w:rPr>
       </w:pPr>
-      <w:hyperlink w:anchor="_Toc242457829" w:history="1">
+      <w:hyperlink w:anchor="_Toc242459698" w:history="1">
         <w:r>
           <w:rPr>
             <w:rStyle w:val="aff8"/>
@@ -2535,7 +2535,7 @@
             <w:noProof/>
             <w:webHidden/>
           </w:rPr>
-          <w:instrText xml:space="preserve"> PAGEREF _Toc242457829 \h </w:instrText>
+          <w:instrText xml:space="preserve"> PAGEREF _Toc242459698 \h </w:instrText>
         </w:r>
         <w:r>
           <w:rPr>
@@ -2581,7 +2581,7 @@
           <w14:ligatures w14:val="standardContextual"/>
         </w:rPr>
       </w:pPr>
-      <w:hyperlink w:anchor="_Toc242457830" w:history="1">
+      <w:hyperlink w:anchor="_Toc242459699" w:history="1">
         <w:r>
           <w:rPr>
             <w:rStyle w:val="aff8"/>
@@ -2608,7 +2608,7 @@
             <w:noProof/>
             <w:webHidden/>
           </w:rPr>
-          <w:instrText xml:space="preserve"> PAGEREF _Toc242457830 \h </w:instrText>
+          <w:instrText xml:space="preserve"> PAGEREF _Toc242459699 \h </w:instrText>
         </w:r>
         <w:r>
           <w:rPr>
@@ -2654,7 +2654,7 @@
         <w:ind w:firstLine="0"/>
         <w:jc w:val="center"/>
       </w:pPr>
-      <w:bookmarkStart w:id="0" w:name="_Toc242457803"/>
+      <w:bookmarkStart w:id="0" w:name="_Toc242459672"/>
       <w:r>
         <w:lastRenderedPageBreak/>
         <w:t>ПЕРЕЧЕНЬ ТЕРМИНОВ И СОКРАЩЕНИЙ</w:t>
@@ -3916,7 +3916,7 @@
         <w:pStyle w:val="1"/>
         <w:pageBreakBefore/>
       </w:pPr>
-      <w:bookmarkStart w:id="1" w:name="_Toc242457804"/>
+      <w:bookmarkStart w:id="1" w:name="_Toc242459673"/>
       <w:r>
         <w:lastRenderedPageBreak/>
         <w:t>1 Назначение и условия применения программы</w:t>
@@ -3927,7 +3927,7 @@
       <w:pPr>
         <w:pStyle w:val="21"/>
       </w:pPr>
-      <w:bookmarkStart w:id="2" w:name="_Toc242457805"/>
+      <w:bookmarkStart w:id="2" w:name="_Toc242459674"/>
       <w:r>
         <w:t>1.1 Назначение</w:t>
       </w:r>
@@ -3942,7 +3942,7 @@
       <w:pPr>
         <w:pStyle w:val="21"/>
       </w:pPr>
-      <w:bookmarkStart w:id="3" w:name="_Toc242457806"/>
+      <w:bookmarkStart w:id="3" w:name="_Toc242459675"/>
       <w:r>
         <w:t>1.2 Условия применения</w:t>
       </w:r>
@@ -4048,7 +4048,7 @@
         <w:pStyle w:val="1"/>
         <w:pageBreakBefore/>
       </w:pPr>
-      <w:bookmarkStart w:id="4" w:name="_Toc242457807"/>
+      <w:bookmarkStart w:id="4" w:name="_Toc242459676"/>
       <w:r>
         <w:lastRenderedPageBreak/>
         <w:t>2 Характеристики программы</w:t>
@@ -4059,7 +4059,7 @@
       <w:pPr>
         <w:pStyle w:val="21"/>
       </w:pPr>
-      <w:bookmarkStart w:id="5" w:name="_Toc242457808"/>
+      <w:bookmarkStart w:id="5" w:name="_Toc242459677"/>
       <w:r>
         <w:t>2.1 Структура исходных текстов</w:t>
       </w:r>
@@ -4457,7 +4457,7 @@
       <w:pPr>
         <w:pStyle w:val="21"/>
       </w:pPr>
-      <w:bookmarkStart w:id="6" w:name="_Toc242457809"/>
+      <w:bookmarkStart w:id="6" w:name="_Toc242459678"/>
       <w:r>
         <w:t>2.2 Разграничение доступа</w:t>
       </w:r>
@@ -4803,7 +4803,7 @@
       <w:pPr>
         <w:pStyle w:val="31"/>
       </w:pPr>
-      <w:bookmarkStart w:id="7" w:name="_Toc242457810"/>
+      <w:bookmarkStart w:id="7" w:name="_Toc242459679"/>
       <w:r>
         <w:t>2.2.1 Добавление нового ресурса</w:t>
       </w:r>
@@ -4968,7 +4968,7 @@
       <w:pPr>
         <w:pStyle w:val="21"/>
       </w:pPr>
-      <w:bookmarkStart w:id="8" w:name="_Toc242457811"/>
+      <w:bookmarkStart w:id="8" w:name="_Toc242459680"/>
       <w:r>
         <w:t>2.3 Изоляция компаний</w:t>
       </w:r>
@@ -5094,7 +5094,7 @@
       <w:pPr>
         <w:pStyle w:val="21"/>
       </w:pPr>
-      <w:bookmarkStart w:id="9" w:name="_Toc242457812"/>
+      <w:bookmarkStart w:id="9" w:name="_Toc242459681"/>
       <w:r>
         <w:t>2.4 Мягкое удаление</w:t>
       </w:r>
@@ -5219,7 +5219,7 @@
       <w:pPr>
         <w:pStyle w:val="21"/>
       </w:pPr>
-      <w:bookmarkStart w:id="10" w:name="_Toc242457813"/>
+      <w:bookmarkStart w:id="10" w:name="_Toc242459682"/>
       <w:r>
         <w:t>2.5 Журналы изменений</w:t>
       </w:r>
@@ -5324,7 +5324,7 @@
       <w:pPr>
         <w:pStyle w:val="21"/>
       </w:pPr>
-      <w:bookmarkStart w:id="11" w:name="_Toc242457814"/>
+      <w:bookmarkStart w:id="11" w:name="_Toc242459683"/>
       <w:r>
         <w:t>2.6 Транзакции и конкурентный доступ</w:t>
       </w:r>
@@ -5359,7 +5359,7 @@
       <w:pPr>
         <w:pStyle w:val="21"/>
       </w:pPr>
-      <w:bookmarkStart w:id="12" w:name="_Toc242457815"/>
+      <w:bookmarkStart w:id="12" w:name="_Toc242459684"/>
       <w:r>
         <w:t>2.7 Выдача файлов</w:t>
       </w:r>
@@ -5524,7 +5524,7 @@
       <w:pPr>
         <w:pStyle w:val="21"/>
       </w:pPr>
-      <w:bookmarkStart w:id="13" w:name="_Toc242457816"/>
+      <w:bookmarkStart w:id="13" w:name="_Toc242459685"/>
       <w:r>
         <w:lastRenderedPageBreak/>
         <w:t>2.8 Постраничная выдача и ошибки</w:t>
@@ -5655,7 +5655,7 @@
       <w:pPr>
         <w:pStyle w:val="21"/>
       </w:pPr>
-      <w:bookmarkStart w:id="14" w:name="_Toc242457817"/>
+      <w:bookmarkStart w:id="14" w:name="_Toc242459686"/>
       <w:r>
         <w:t>2.9 Кэш и Redis</w:t>
       </w:r>
@@ -5700,7 +5700,7 @@
       <w:pPr>
         <w:pStyle w:val="21"/>
       </w:pPr>
-      <w:bookmarkStart w:id="15" w:name="_Toc242457818"/>
+      <w:bookmarkStart w:id="15" w:name="_Toc242459687"/>
       <w:r>
         <w:t>2.10 Локализация клиентской части</w:t>
       </w:r>
@@ -6050,7 +6050,7 @@
       <w:pPr>
         <w:pStyle w:val="21"/>
       </w:pPr>
-      <w:bookmarkStart w:id="16" w:name="_Toc242457819"/>
+      <w:bookmarkStart w:id="16" w:name="_Toc242459688"/>
       <w:r>
         <w:t>2.11 Валюты и курсы</w:t>
       </w:r>
@@ -6170,7 +6170,7 @@
       <w:pPr>
         <w:pStyle w:val="21"/>
       </w:pPr>
-      <w:bookmarkStart w:id="17" w:name="_Toc242457820"/>
+      <w:bookmarkStart w:id="17" w:name="_Toc242459689"/>
       <w:r>
         <w:t>2.12 Регламентные задания</w:t>
       </w:r>
@@ -6226,7 +6226,7 @@
         <w:pStyle w:val="1"/>
         <w:pageBreakBefore/>
       </w:pPr>
-      <w:bookmarkStart w:id="18" w:name="_Toc242457821"/>
+      <w:bookmarkStart w:id="18" w:name="_Toc242459690"/>
       <w:r>
         <w:lastRenderedPageBreak/>
         <w:t>3 Обращение к программе</w:t>
@@ -6237,7 +6237,7 @@
       <w:pPr>
         <w:pStyle w:val="21"/>
       </w:pPr>
-      <w:bookmarkStart w:id="19" w:name="_Toc242457822"/>
+      <w:bookmarkStart w:id="19" w:name="_Toc242459691"/>
       <w:r>
         <w:t>3.1 Программный интерфейс для клиентского приложения</w:t>
       </w:r>
@@ -6387,7 +6387,7 @@
       <w:pPr>
         <w:pStyle w:val="21"/>
       </w:pPr>
-      <w:bookmarkStart w:id="20" w:name="_Toc242457823"/>
+      <w:bookmarkStart w:id="20" w:name="_Toc242459692"/>
       <w:r>
         <w:t>3.2 Публичный API для партнёров</w:t>
       </w:r>
@@ -6853,7 +6853,7 @@
         <w:pStyle w:val="1"/>
         <w:pageBreakBefore/>
       </w:pPr>
-      <w:bookmarkStart w:id="21" w:name="_Toc242457824"/>
+      <w:bookmarkStart w:id="21" w:name="_Toc242459693"/>
       <w:r>
         <w:lastRenderedPageBreak/>
         <w:t>4 Входные и выходные данные</w:t>
@@ -6995,7 +6995,7 @@
         <w:pStyle w:val="1"/>
         <w:pageBreakBefore/>
       </w:pPr>
-      <w:bookmarkStart w:id="22" w:name="_Toc242457825"/>
+      <w:bookmarkStart w:id="22" w:name="_Toc242459694"/>
       <w:r>
         <w:lastRenderedPageBreak/>
         <w:t>5 Сообщения</w:t>
@@ -7006,7 +7006,7 @@
       <w:pPr>
         <w:pStyle w:val="21"/>
       </w:pPr>
-      <w:bookmarkStart w:id="23" w:name="_Toc242457826"/>
+      <w:bookmarkStart w:id="23" w:name="_Toc242459695"/>
       <w:r>
         <w:t>5.1 Коды ответов</w:t>
       </w:r>
@@ -7337,7 +7337,7 @@
       <w:pPr>
         <w:pStyle w:val="21"/>
       </w:pPr>
-      <w:bookmarkStart w:id="24" w:name="_Toc242457827"/>
+      <w:bookmarkStart w:id="24" w:name="_Toc242459696"/>
       <w:r>
         <w:t>5.2 Порядок внесения изменений</w:t>
       </w:r>
@@ -7582,7 +7582,7 @@
         <w:ind w:firstLine="0"/>
         <w:jc w:val="center"/>
       </w:pPr>
-      <w:bookmarkStart w:id="25" w:name="_Toc242457828"/>
+      <w:bookmarkStart w:id="25" w:name="_Toc242459697"/>
       <w:r>
         <w:lastRenderedPageBreak/>
         <w:t>Приложение А</w:t>
@@ -7606,7 +7606,7 @@
       <w:pPr>
         <w:pStyle w:val="21"/>
       </w:pPr>
-      <w:bookmarkStart w:id="26" w:name="_Toc242457829"/>
+      <w:bookmarkStart w:id="26" w:name="_Toc242459698"/>
       <w:r>
         <w:t>А.1 Перечень маршрутов</w:t>
       </w:r>
@@ -14291,7 +14291,7 @@
         <w:ind w:firstLine="0"/>
         <w:jc w:val="center"/>
       </w:pPr>
-      <w:bookmarkStart w:id="27" w:name="_Toc242457830"/>
+      <w:bookmarkStart w:id="27" w:name="_Toc242459699"/>
       <w:r>
         <w:lastRenderedPageBreak/>
         <w:t>ЛИСТ РЕГИСТРАЦИИ ИЗМЕНЕНИЙ</w:t>
@@ -16379,31 +16379,31 @@
       </w:rPr>
     </w:lvl>
   </w:abstractNum>
-  <w:num w:numId="1" w16cid:durableId="1936358043">
+  <w:num w:numId="1" w16cid:durableId="1455055882">
     <w:abstractNumId w:val="8"/>
   </w:num>
-  <w:num w:numId="2" w16cid:durableId="339936858">
+  <w:num w:numId="2" w16cid:durableId="208732919">
     <w:abstractNumId w:val="6"/>
   </w:num>
-  <w:num w:numId="3" w16cid:durableId="1978756235">
+  <w:num w:numId="3" w16cid:durableId="880829299">
     <w:abstractNumId w:val="5"/>
   </w:num>
-  <w:num w:numId="4" w16cid:durableId="1672293851">
+  <w:num w:numId="4" w16cid:durableId="2054231248">
     <w:abstractNumId w:val="4"/>
   </w:num>
-  <w:num w:numId="5" w16cid:durableId="1268393665">
+  <w:num w:numId="5" w16cid:durableId="892623921">
     <w:abstractNumId w:val="7"/>
   </w:num>
-  <w:num w:numId="6" w16cid:durableId="1132094737">
+  <w:num w:numId="6" w16cid:durableId="1395159135">
     <w:abstractNumId w:val="3"/>
   </w:num>
-  <w:num w:numId="7" w16cid:durableId="1414014783">
+  <w:num w:numId="7" w16cid:durableId="1060980879">
     <w:abstractNumId w:val="2"/>
   </w:num>
-  <w:num w:numId="8" w16cid:durableId="1455366121">
+  <w:num w:numId="8" w16cid:durableId="158153373">
     <w:abstractNumId w:val="1"/>
   </w:num>
-  <w:num w:numId="9" w16cid:durableId="1583026791">
+  <w:num w:numId="9" w16cid:durableId="2002006782">
     <w:abstractNumId w:val="0"/>
   </w:num>
 </w:numbering>
@@ -27936,7 +27936,7 @@
     <w:autoRedefine/>
     <w:uiPriority w:val="39"/>
     <w:unhideWhenUsed/>
-    <w:rsid w:val="00930298"/>
+    <w:rsid w:val="00F05769"/>
     <w:pPr>
       <w:spacing w:after="100"/>
     </w:pPr>
@@ -27948,7 +27948,7 @@
     <w:autoRedefine/>
     <w:uiPriority w:val="39"/>
     <w:unhideWhenUsed/>
-    <w:rsid w:val="00930298"/>
+    <w:rsid w:val="00F05769"/>
     <w:pPr>
       <w:spacing w:after="100"/>
       <w:ind w:left="240"/>
@@ -27961,7 +27961,7 @@
     <w:autoRedefine/>
     <w:uiPriority w:val="39"/>
     <w:unhideWhenUsed/>
-    <w:rsid w:val="00930298"/>
+    <w:rsid w:val="00F05769"/>
     <w:pPr>
       <w:spacing w:after="100"/>
       <w:ind w:left="480"/>
@@ -27972,7 +27972,7 @@
     <w:basedOn w:val="a2"/>
     <w:uiPriority w:val="99"/>
     <w:unhideWhenUsed/>
-    <w:rsid w:val="00930298"/>
+    <w:rsid w:val="00F05769"/>
     <w:rPr>
       <w:color w:val="0000FF" w:themeColor="hyperlink"/>
       <w:u w:val="single"/>

--- a/docs/gost/out/09_33_Руководство_программиста.docx
+++ b/docs/gost/out/09_33_Руководство_программиста.docx
@@ -610,7 +610,7 @@
       <w:r>
         <w:fldChar w:fldCharType="separate"/>
       </w:r>
-      <w:hyperlink w:anchor="_Toc242459672" w:history="1">
+      <w:hyperlink w:anchor="_Toc242650266" w:history="1">
         <w:r>
           <w:rPr>
             <w:rStyle w:val="aff8"/>
@@ -637,7 +637,7 @@
             <w:noProof/>
             <w:webHidden/>
           </w:rPr>
-          <w:instrText xml:space="preserve"> PAGEREF _Toc242459672 \h </w:instrText>
+          <w:instrText xml:space="preserve"> PAGEREF _Toc242650266 \h </w:instrText>
         </w:r>
         <w:r>
           <w:rPr>
@@ -683,7 +683,7 @@
           <w14:ligatures w14:val="standardContextual"/>
         </w:rPr>
       </w:pPr>
-      <w:hyperlink w:anchor="_Toc242459673" w:history="1">
+      <w:hyperlink w:anchor="_Toc242650267" w:history="1">
         <w:r>
           <w:rPr>
             <w:rStyle w:val="aff8"/>
@@ -710,7 +710,7 @@
             <w:noProof/>
             <w:webHidden/>
           </w:rPr>
-          <w:instrText xml:space="preserve"> PAGEREF _Toc242459673 \h </w:instrText>
+          <w:instrText xml:space="preserve"> PAGEREF _Toc242650267 \h </w:instrText>
         </w:r>
         <w:r>
           <w:rPr>
@@ -756,7 +756,7 @@
           <w14:ligatures w14:val="standardContextual"/>
         </w:rPr>
       </w:pPr>
-      <w:hyperlink w:anchor="_Toc242459674" w:history="1">
+      <w:hyperlink w:anchor="_Toc242650268" w:history="1">
         <w:r>
           <w:rPr>
             <w:rStyle w:val="aff8"/>
@@ -783,7 +783,7 @@
             <w:noProof/>
             <w:webHidden/>
           </w:rPr>
-          <w:instrText xml:space="preserve"> PAGEREF _Toc242459674 \h </w:instrText>
+          <w:instrText xml:space="preserve"> PAGEREF _Toc242650268 \h </w:instrText>
         </w:r>
         <w:r>
           <w:rPr>
@@ -829,7 +829,7 @@
           <w14:ligatures w14:val="standardContextual"/>
         </w:rPr>
       </w:pPr>
-      <w:hyperlink w:anchor="_Toc242459675" w:history="1">
+      <w:hyperlink w:anchor="_Toc242650269" w:history="1">
         <w:r>
           <w:rPr>
             <w:rStyle w:val="aff8"/>
@@ -856,7 +856,7 @@
             <w:noProof/>
             <w:webHidden/>
           </w:rPr>
-          <w:instrText xml:space="preserve"> PAGEREF _Toc242459675 \h </w:instrText>
+          <w:instrText xml:space="preserve"> PAGEREF _Toc242650269 \h </w:instrText>
         </w:r>
         <w:r>
           <w:rPr>
@@ -902,7 +902,7 @@
           <w14:ligatures w14:val="standardContextual"/>
         </w:rPr>
       </w:pPr>
-      <w:hyperlink w:anchor="_Toc242459676" w:history="1">
+      <w:hyperlink w:anchor="_Toc242650270" w:history="1">
         <w:r>
           <w:rPr>
             <w:rStyle w:val="aff8"/>
@@ -929,7 +929,7 @@
             <w:noProof/>
             <w:webHidden/>
           </w:rPr>
-          <w:instrText xml:space="preserve"> PAGEREF _Toc242459676 \h </w:instrText>
+          <w:instrText xml:space="preserve"> PAGEREF _Toc242650270 \h </w:instrText>
         </w:r>
         <w:r>
           <w:rPr>
@@ -975,7 +975,7 @@
           <w14:ligatures w14:val="standardContextual"/>
         </w:rPr>
       </w:pPr>
-      <w:hyperlink w:anchor="_Toc242459677" w:history="1">
+      <w:hyperlink w:anchor="_Toc242650271" w:history="1">
         <w:r>
           <w:rPr>
             <w:rStyle w:val="aff8"/>
@@ -1002,7 +1002,7 @@
             <w:noProof/>
             <w:webHidden/>
           </w:rPr>
-          <w:instrText xml:space="preserve"> PAGEREF _Toc242459677 \h </w:instrText>
+          <w:instrText xml:space="preserve"> PAGEREF _Toc242650271 \h </w:instrText>
         </w:r>
         <w:r>
           <w:rPr>
@@ -1048,7 +1048,7 @@
           <w14:ligatures w14:val="standardContextual"/>
         </w:rPr>
       </w:pPr>
-      <w:hyperlink w:anchor="_Toc242459678" w:history="1">
+      <w:hyperlink w:anchor="_Toc242650272" w:history="1">
         <w:r>
           <w:rPr>
             <w:rStyle w:val="aff8"/>
@@ -1075,7 +1075,7 @@
             <w:noProof/>
             <w:webHidden/>
           </w:rPr>
-          <w:instrText xml:space="preserve"> PAGEREF _Toc242459678 \h </w:instrText>
+          <w:instrText xml:space="preserve"> PAGEREF _Toc242650272 \h </w:instrText>
         </w:r>
         <w:r>
           <w:rPr>
@@ -1121,7 +1121,7 @@
           <w14:ligatures w14:val="standardContextual"/>
         </w:rPr>
       </w:pPr>
-      <w:hyperlink w:anchor="_Toc242459679" w:history="1">
+      <w:hyperlink w:anchor="_Toc242650273" w:history="1">
         <w:r>
           <w:rPr>
             <w:rStyle w:val="aff8"/>
@@ -1148,7 +1148,7 @@
             <w:noProof/>
             <w:webHidden/>
           </w:rPr>
-          <w:instrText xml:space="preserve"> PAGEREF _Toc242459679 \h </w:instrText>
+          <w:instrText xml:space="preserve"> PAGEREF _Toc242650273 \h </w:instrText>
         </w:r>
         <w:r>
           <w:rPr>
@@ -1194,7 +1194,7 @@
           <w14:ligatures w14:val="standardContextual"/>
         </w:rPr>
       </w:pPr>
-      <w:hyperlink w:anchor="_Toc242459680" w:history="1">
+      <w:hyperlink w:anchor="_Toc242650274" w:history="1">
         <w:r>
           <w:rPr>
             <w:rStyle w:val="aff8"/>
@@ -1221,7 +1221,7 @@
             <w:noProof/>
             <w:webHidden/>
           </w:rPr>
-          <w:instrText xml:space="preserve"> PAGEREF _Toc242459680 \h </w:instrText>
+          <w:instrText xml:space="preserve"> PAGEREF _Toc242650274 \h </w:instrText>
         </w:r>
         <w:r>
           <w:rPr>
@@ -1267,7 +1267,7 @@
           <w14:ligatures w14:val="standardContextual"/>
         </w:rPr>
       </w:pPr>
-      <w:hyperlink w:anchor="_Toc242459681" w:history="1">
+      <w:hyperlink w:anchor="_Toc242650275" w:history="1">
         <w:r>
           <w:rPr>
             <w:rStyle w:val="aff8"/>
@@ -1294,7 +1294,7 @@
             <w:noProof/>
             <w:webHidden/>
           </w:rPr>
-          <w:instrText xml:space="preserve"> PAGEREF _Toc242459681 \h </w:instrText>
+          <w:instrText xml:space="preserve"> PAGEREF _Toc242650275 \h </w:instrText>
         </w:r>
         <w:r>
           <w:rPr>
@@ -1340,7 +1340,7 @@
           <w14:ligatures w14:val="standardContextual"/>
         </w:rPr>
       </w:pPr>
-      <w:hyperlink w:anchor="_Toc242459682" w:history="1">
+      <w:hyperlink w:anchor="_Toc242650276" w:history="1">
         <w:r>
           <w:rPr>
             <w:rStyle w:val="aff8"/>
@@ -1367,7 +1367,7 @@
             <w:noProof/>
             <w:webHidden/>
           </w:rPr>
-          <w:instrText xml:space="preserve"> PAGEREF _Toc242459682 \h </w:instrText>
+          <w:instrText xml:space="preserve"> PAGEREF _Toc242650276 \h </w:instrText>
         </w:r>
         <w:r>
           <w:rPr>
@@ -1413,7 +1413,7 @@
           <w14:ligatures w14:val="standardContextual"/>
         </w:rPr>
       </w:pPr>
-      <w:hyperlink w:anchor="_Toc242459683" w:history="1">
+      <w:hyperlink w:anchor="_Toc242650277" w:history="1">
         <w:r>
           <w:rPr>
             <w:rStyle w:val="aff8"/>
@@ -1440,7 +1440,7 @@
             <w:noProof/>
             <w:webHidden/>
           </w:rPr>
-          <w:instrText xml:space="preserve"> PAGEREF _Toc242459683 \h </w:instrText>
+          <w:instrText xml:space="preserve"> PAGEREF _Toc242650277 \h </w:instrText>
         </w:r>
         <w:r>
           <w:rPr>
@@ -1486,7 +1486,7 @@
           <w14:ligatures w14:val="standardContextual"/>
         </w:rPr>
       </w:pPr>
-      <w:hyperlink w:anchor="_Toc242459684" w:history="1">
+      <w:hyperlink w:anchor="_Toc242650278" w:history="1">
         <w:r>
           <w:rPr>
             <w:rStyle w:val="aff8"/>
@@ -1513,7 +1513,7 @@
             <w:noProof/>
             <w:webHidden/>
           </w:rPr>
-          <w:instrText xml:space="preserve"> PAGEREF _Toc242459684 \h </w:instrText>
+          <w:instrText xml:space="preserve"> PAGEREF _Toc242650278 \h </w:instrText>
         </w:r>
         <w:r>
           <w:rPr>
@@ -1559,7 +1559,7 @@
           <w14:ligatures w14:val="standardContextual"/>
         </w:rPr>
       </w:pPr>
-      <w:hyperlink w:anchor="_Toc242459685" w:history="1">
+      <w:hyperlink w:anchor="_Toc242650279" w:history="1">
         <w:r>
           <w:rPr>
             <w:rStyle w:val="aff8"/>
@@ -1586,7 +1586,7 @@
             <w:noProof/>
             <w:webHidden/>
           </w:rPr>
-          <w:instrText xml:space="preserve"> PAGEREF _Toc242459685 \h </w:instrText>
+          <w:instrText xml:space="preserve"> PAGEREF _Toc242650279 \h </w:instrText>
         </w:r>
         <w:r>
           <w:rPr>
@@ -1632,7 +1632,7 @@
           <w14:ligatures w14:val="standardContextual"/>
         </w:rPr>
       </w:pPr>
-      <w:hyperlink w:anchor="_Toc242459686" w:history="1">
+      <w:hyperlink w:anchor="_Toc242650280" w:history="1">
         <w:r>
           <w:rPr>
             <w:rStyle w:val="aff8"/>
@@ -1659,7 +1659,7 @@
             <w:noProof/>
             <w:webHidden/>
           </w:rPr>
-          <w:instrText xml:space="preserve"> PAGEREF _Toc242459686 \h </w:instrText>
+          <w:instrText xml:space="preserve"> PAGEREF _Toc242650280 \h </w:instrText>
         </w:r>
         <w:r>
           <w:rPr>
@@ -1705,7 +1705,7 @@
           <w14:ligatures w14:val="standardContextual"/>
         </w:rPr>
       </w:pPr>
-      <w:hyperlink w:anchor="_Toc242459687" w:history="1">
+      <w:hyperlink w:anchor="_Toc242650281" w:history="1">
         <w:r>
           <w:rPr>
             <w:rStyle w:val="aff8"/>
@@ -1732,7 +1732,7 @@
             <w:noProof/>
             <w:webHidden/>
           </w:rPr>
-          <w:instrText xml:space="preserve"> PAGEREF _Toc242459687 \h </w:instrText>
+          <w:instrText xml:space="preserve"> PAGEREF _Toc242650281 \h </w:instrText>
         </w:r>
         <w:r>
           <w:rPr>
@@ -1778,7 +1778,7 @@
           <w14:ligatures w14:val="standardContextual"/>
         </w:rPr>
       </w:pPr>
-      <w:hyperlink w:anchor="_Toc242459688" w:history="1">
+      <w:hyperlink w:anchor="_Toc242650282" w:history="1">
         <w:r>
           <w:rPr>
             <w:rStyle w:val="aff8"/>
@@ -1805,7 +1805,7 @@
             <w:noProof/>
             <w:webHidden/>
           </w:rPr>
-          <w:instrText xml:space="preserve"> PAGEREF _Toc242459688 \h </w:instrText>
+          <w:instrText xml:space="preserve"> PAGEREF _Toc242650282 \h </w:instrText>
         </w:r>
         <w:r>
           <w:rPr>
@@ -1851,7 +1851,7 @@
           <w14:ligatures w14:val="standardContextual"/>
         </w:rPr>
       </w:pPr>
-      <w:hyperlink w:anchor="_Toc242459689" w:history="1">
+      <w:hyperlink w:anchor="_Toc242650283" w:history="1">
         <w:r>
           <w:rPr>
             <w:rStyle w:val="aff8"/>
@@ -1878,7 +1878,7 @@
             <w:noProof/>
             <w:webHidden/>
           </w:rPr>
-          <w:instrText xml:space="preserve"> PAGEREF _Toc242459689 \h </w:instrText>
+          <w:instrText xml:space="preserve"> PAGEREF _Toc242650283 \h </w:instrText>
         </w:r>
         <w:r>
           <w:rPr>
@@ -1924,7 +1924,7 @@
           <w14:ligatures w14:val="standardContextual"/>
         </w:rPr>
       </w:pPr>
-      <w:hyperlink w:anchor="_Toc242459690" w:history="1">
+      <w:hyperlink w:anchor="_Toc242650284" w:history="1">
         <w:r>
           <w:rPr>
             <w:rStyle w:val="aff8"/>
@@ -1951,7 +1951,7 @@
             <w:noProof/>
             <w:webHidden/>
           </w:rPr>
-          <w:instrText xml:space="preserve"> PAGEREF _Toc242459690 \h </w:instrText>
+          <w:instrText xml:space="preserve"> PAGEREF _Toc242650284 \h </w:instrText>
         </w:r>
         <w:r>
           <w:rPr>
@@ -1997,7 +1997,7 @@
           <w14:ligatures w14:val="standardContextual"/>
         </w:rPr>
       </w:pPr>
-      <w:hyperlink w:anchor="_Toc242459691" w:history="1">
+      <w:hyperlink w:anchor="_Toc242650285" w:history="1">
         <w:r>
           <w:rPr>
             <w:rStyle w:val="aff8"/>
@@ -2024,7 +2024,7 @@
             <w:noProof/>
             <w:webHidden/>
           </w:rPr>
-          <w:instrText xml:space="preserve"> PAGEREF _Toc242459691 \h </w:instrText>
+          <w:instrText xml:space="preserve"> PAGEREF _Toc242650285 \h </w:instrText>
         </w:r>
         <w:r>
           <w:rPr>
@@ -2070,7 +2070,7 @@
           <w14:ligatures w14:val="standardContextual"/>
         </w:rPr>
       </w:pPr>
-      <w:hyperlink w:anchor="_Toc242459692" w:history="1">
+      <w:hyperlink w:anchor="_Toc242650286" w:history="1">
         <w:r>
           <w:rPr>
             <w:rStyle w:val="aff8"/>
@@ -2097,7 +2097,7 @@
             <w:noProof/>
             <w:webHidden/>
           </w:rPr>
-          <w:instrText xml:space="preserve"> PAGEREF _Toc242459692 \h </w:instrText>
+          <w:instrText xml:space="preserve"> PAGEREF _Toc242650286 \h </w:instrText>
         </w:r>
         <w:r>
           <w:rPr>
@@ -2143,7 +2143,7 @@
           <w14:ligatures w14:val="standardContextual"/>
         </w:rPr>
       </w:pPr>
-      <w:hyperlink w:anchor="_Toc242459693" w:history="1">
+      <w:hyperlink w:anchor="_Toc242650287" w:history="1">
         <w:r>
           <w:rPr>
             <w:rStyle w:val="aff8"/>
@@ -2170,7 +2170,7 @@
             <w:noProof/>
             <w:webHidden/>
           </w:rPr>
-          <w:instrText xml:space="preserve"> PAGEREF _Toc242459693 \h </w:instrText>
+          <w:instrText xml:space="preserve"> PAGEREF _Toc242650287 \h </w:instrText>
         </w:r>
         <w:r>
           <w:rPr>
@@ -2216,7 +2216,7 @@
           <w14:ligatures w14:val="standardContextual"/>
         </w:rPr>
       </w:pPr>
-      <w:hyperlink w:anchor="_Toc242459694" w:history="1">
+      <w:hyperlink w:anchor="_Toc242650288" w:history="1">
         <w:r>
           <w:rPr>
             <w:rStyle w:val="aff8"/>
@@ -2243,7 +2243,7 @@
             <w:noProof/>
             <w:webHidden/>
           </w:rPr>
-          <w:instrText xml:space="preserve"> PAGEREF _Toc242459694 \h </w:instrText>
+          <w:instrText xml:space="preserve"> PAGEREF _Toc242650288 \h </w:instrText>
         </w:r>
         <w:r>
           <w:rPr>
@@ -2289,7 +2289,7 @@
           <w14:ligatures w14:val="standardContextual"/>
         </w:rPr>
       </w:pPr>
-      <w:hyperlink w:anchor="_Toc242459695" w:history="1">
+      <w:hyperlink w:anchor="_Toc242650289" w:history="1">
         <w:r>
           <w:rPr>
             <w:rStyle w:val="aff8"/>
@@ -2316,7 +2316,7 @@
             <w:noProof/>
             <w:webHidden/>
           </w:rPr>
-          <w:instrText xml:space="preserve"> PAGEREF _Toc242459695 \h </w:instrText>
+          <w:instrText xml:space="preserve"> PAGEREF _Toc242650289 \h </w:instrText>
         </w:r>
         <w:r>
           <w:rPr>
@@ -2362,7 +2362,7 @@
           <w14:ligatures w14:val="standardContextual"/>
         </w:rPr>
       </w:pPr>
-      <w:hyperlink w:anchor="_Toc242459696" w:history="1">
+      <w:hyperlink w:anchor="_Toc242650290" w:history="1">
         <w:r>
           <w:rPr>
             <w:rStyle w:val="aff8"/>
@@ -2389,7 +2389,7 @@
             <w:noProof/>
             <w:webHidden/>
           </w:rPr>
-          <w:instrText xml:space="preserve"> PAGEREF _Toc242459696 \h </w:instrText>
+          <w:instrText xml:space="preserve"> PAGEREF _Toc242650290 \h </w:instrText>
         </w:r>
         <w:r>
           <w:rPr>
@@ -2435,7 +2435,7 @@
           <w14:ligatures w14:val="standardContextual"/>
         </w:rPr>
       </w:pPr>
-      <w:hyperlink w:anchor="_Toc242459697" w:history="1">
+      <w:hyperlink w:anchor="_Toc242650291" w:history="1">
         <w:r>
           <w:rPr>
             <w:rStyle w:val="aff8"/>
@@ -2462,7 +2462,7 @@
             <w:noProof/>
             <w:webHidden/>
           </w:rPr>
-          <w:instrText xml:space="preserve"> PAGEREF _Toc242459697 \h </w:instrText>
+          <w:instrText xml:space="preserve"> PAGEREF _Toc242650291 \h </w:instrText>
         </w:r>
         <w:r>
           <w:rPr>
@@ -2508,7 +2508,7 @@
           <w14:ligatures w14:val="standardContextual"/>
         </w:rPr>
       </w:pPr>
-      <w:hyperlink w:anchor="_Toc242459698" w:history="1">
+      <w:hyperlink w:anchor="_Toc242650292" w:history="1">
         <w:r>
           <w:rPr>
             <w:rStyle w:val="aff8"/>
@@ -2535,7 +2535,7 @@
             <w:noProof/>
             <w:webHidden/>
           </w:rPr>
-          <w:instrText xml:space="preserve"> PAGEREF _Toc242459698 \h </w:instrText>
+          <w:instrText xml:space="preserve"> PAGEREF _Toc242650292 \h </w:instrText>
         </w:r>
         <w:r>
           <w:rPr>
@@ -2581,7 +2581,7 @@
           <w14:ligatures w14:val="standardContextual"/>
         </w:rPr>
       </w:pPr>
-      <w:hyperlink w:anchor="_Toc242459699" w:history="1">
+      <w:hyperlink w:anchor="_Toc242650293" w:history="1">
         <w:r>
           <w:rPr>
             <w:rStyle w:val="aff8"/>
@@ -2608,7 +2608,7 @@
             <w:noProof/>
             <w:webHidden/>
           </w:rPr>
-          <w:instrText xml:space="preserve"> PAGEREF _Toc242459699 \h </w:instrText>
+          <w:instrText xml:space="preserve"> PAGEREF _Toc242650293 \h </w:instrText>
         </w:r>
         <w:r>
           <w:rPr>
@@ -2654,7 +2654,7 @@
         <w:ind w:firstLine="0"/>
         <w:jc w:val="center"/>
       </w:pPr>
-      <w:bookmarkStart w:id="0" w:name="_Toc242459672"/>
+      <w:bookmarkStart w:id="0" w:name="_Toc242650266"/>
       <w:r>
         <w:lastRenderedPageBreak/>
         <w:t>ПЕРЕЧЕНЬ ТЕРМИНОВ И СОКРАЩЕНИЙ</w:t>
@@ -3916,7 +3916,7 @@
         <w:pStyle w:val="1"/>
         <w:pageBreakBefore/>
       </w:pPr>
-      <w:bookmarkStart w:id="1" w:name="_Toc242459673"/>
+      <w:bookmarkStart w:id="1" w:name="_Toc242650267"/>
       <w:r>
         <w:lastRenderedPageBreak/>
         <w:t>1 Назначение и условия применения программы</w:t>
@@ -3927,7 +3927,7 @@
       <w:pPr>
         <w:pStyle w:val="21"/>
       </w:pPr>
-      <w:bookmarkStart w:id="2" w:name="_Toc242459674"/>
+      <w:bookmarkStart w:id="2" w:name="_Toc242650268"/>
       <w:r>
         <w:t>1.1 Назначение</w:t>
       </w:r>
@@ -3942,7 +3942,7 @@
       <w:pPr>
         <w:pStyle w:val="21"/>
       </w:pPr>
-      <w:bookmarkStart w:id="3" w:name="_Toc242459675"/>
+      <w:bookmarkStart w:id="3" w:name="_Toc242650269"/>
       <w:r>
         <w:t>1.2 Условия применения</w:t>
       </w:r>
@@ -4048,7 +4048,7 @@
         <w:pStyle w:val="1"/>
         <w:pageBreakBefore/>
       </w:pPr>
-      <w:bookmarkStart w:id="4" w:name="_Toc242459676"/>
+      <w:bookmarkStart w:id="4" w:name="_Toc242650270"/>
       <w:r>
         <w:lastRenderedPageBreak/>
         <w:t>2 Характеристики программы</w:t>
@@ -4059,7 +4059,7 @@
       <w:pPr>
         <w:pStyle w:val="21"/>
       </w:pPr>
-      <w:bookmarkStart w:id="5" w:name="_Toc242459677"/>
+      <w:bookmarkStart w:id="5" w:name="_Toc242650271"/>
       <w:r>
         <w:t>2.1 Структура исходных текстов</w:t>
       </w:r>
@@ -4457,7 +4457,7 @@
       <w:pPr>
         <w:pStyle w:val="21"/>
       </w:pPr>
-      <w:bookmarkStart w:id="6" w:name="_Toc242459678"/>
+      <w:bookmarkStart w:id="6" w:name="_Toc242650272"/>
       <w:r>
         <w:t>2.2 Разграничение доступа</w:t>
       </w:r>
@@ -4803,7 +4803,7 @@
       <w:pPr>
         <w:pStyle w:val="31"/>
       </w:pPr>
-      <w:bookmarkStart w:id="7" w:name="_Toc242459679"/>
+      <w:bookmarkStart w:id="7" w:name="_Toc242650273"/>
       <w:r>
         <w:t>2.2.1 Добавление нового ресурса</w:t>
       </w:r>
@@ -4968,7 +4968,7 @@
       <w:pPr>
         <w:pStyle w:val="21"/>
       </w:pPr>
-      <w:bookmarkStart w:id="8" w:name="_Toc242459680"/>
+      <w:bookmarkStart w:id="8" w:name="_Toc242650274"/>
       <w:r>
         <w:t>2.3 Изоляция компаний</w:t>
       </w:r>
@@ -5094,7 +5094,7 @@
       <w:pPr>
         <w:pStyle w:val="21"/>
       </w:pPr>
-      <w:bookmarkStart w:id="9" w:name="_Toc242459681"/>
+      <w:bookmarkStart w:id="9" w:name="_Toc242650275"/>
       <w:r>
         <w:t>2.4 Мягкое удаление</w:t>
       </w:r>
@@ -5219,7 +5219,7 @@
       <w:pPr>
         <w:pStyle w:val="21"/>
       </w:pPr>
-      <w:bookmarkStart w:id="10" w:name="_Toc242459682"/>
+      <w:bookmarkStart w:id="10" w:name="_Toc242650276"/>
       <w:r>
         <w:t>2.5 Журналы изменений</w:t>
       </w:r>
@@ -5324,7 +5324,7 @@
       <w:pPr>
         <w:pStyle w:val="21"/>
       </w:pPr>
-      <w:bookmarkStart w:id="11" w:name="_Toc242459683"/>
+      <w:bookmarkStart w:id="11" w:name="_Toc242650277"/>
       <w:r>
         <w:t>2.6 Транзакции и конкурентный доступ</w:t>
       </w:r>
@@ -5359,7 +5359,7 @@
       <w:pPr>
         <w:pStyle w:val="21"/>
       </w:pPr>
-      <w:bookmarkStart w:id="12" w:name="_Toc242459684"/>
+      <w:bookmarkStart w:id="12" w:name="_Toc242650278"/>
       <w:r>
         <w:t>2.7 Выдача файлов</w:t>
       </w:r>
@@ -5524,7 +5524,7 @@
       <w:pPr>
         <w:pStyle w:val="21"/>
       </w:pPr>
-      <w:bookmarkStart w:id="13" w:name="_Toc242459685"/>
+      <w:bookmarkStart w:id="13" w:name="_Toc242650279"/>
       <w:r>
         <w:lastRenderedPageBreak/>
         <w:t>2.8 Постраничная выдача и ошибки</w:t>
@@ -5655,7 +5655,7 @@
       <w:pPr>
         <w:pStyle w:val="21"/>
       </w:pPr>
-      <w:bookmarkStart w:id="14" w:name="_Toc242459686"/>
+      <w:bookmarkStart w:id="14" w:name="_Toc242650280"/>
       <w:r>
         <w:t>2.9 Кэш и Redis</w:t>
       </w:r>
@@ -5700,7 +5700,7 @@
       <w:pPr>
         <w:pStyle w:val="21"/>
       </w:pPr>
-      <w:bookmarkStart w:id="15" w:name="_Toc242459687"/>
+      <w:bookmarkStart w:id="15" w:name="_Toc242650281"/>
       <w:r>
         <w:t>2.10 Локализация клиентской части</w:t>
       </w:r>
@@ -6050,7 +6050,7 @@
       <w:pPr>
         <w:pStyle w:val="21"/>
       </w:pPr>
-      <w:bookmarkStart w:id="16" w:name="_Toc242459688"/>
+      <w:bookmarkStart w:id="16" w:name="_Toc242650282"/>
       <w:r>
         <w:t>2.11 Валюты и курсы</w:t>
       </w:r>
@@ -6133,7 +6133,57 @@
         <w:t>ExchangeRate</w:t>
       </w:r>
       <w:r>
-        <w:t xml:space="preserve"> как число сумов за единицу валюты; запись без компании — курс ЦБ, с компанией — ручной курс. Валюта сделок и поддерживаемые валюты компании возвращаются функциями </w:t>
+        <w:t xml:space="preserve"> как число сумов за единицу валюты; запись без компании — курс ЦБ, с компанией — ручной курс. Какие записи используются, определяет поле компании </w:t>
+      </w:r>
+      <w:r>
+        <w:rPr>
+          <w:rFonts w:ascii="Courier New" w:eastAsia="Courier New" w:hAnsi="Courier New" w:cs="Courier New"/>
+          <w:sz w:val="22"/>
+        </w:rPr>
+        <w:t>rate_source</w:t>
+      </w:r>
+      <w:r>
+        <w:t xml:space="preserve"> (</w:t>
+      </w:r>
+      <w:r>
+        <w:rPr>
+          <w:rFonts w:ascii="Courier New" w:eastAsia="Courier New" w:hAnsi="Courier New" w:cs="Courier New"/>
+          <w:sz w:val="22"/>
+        </w:rPr>
+        <w:t>CBU</w:t>
+      </w:r>
+      <w:r>
+        <w:t xml:space="preserve"> или </w:t>
+      </w:r>
+      <w:r>
+        <w:rPr>
+          <w:rFonts w:ascii="Courier New" w:eastAsia="Courier New" w:hAnsi="Courier New" w:cs="Courier New"/>
+          <w:sz w:val="22"/>
+        </w:rPr>
+        <w:t>MANUAL</w:t>
+      </w:r>
+      <w:r>
+        <w:t xml:space="preserve">): функция </w:t>
+      </w:r>
+      <w:r>
+        <w:rPr>
+          <w:rFonts w:ascii="Courier New" w:eastAsia="Courier New" w:hAnsi="Courier New" w:cs="Courier New"/>
+          <w:sz w:val="22"/>
+        </w:rPr>
+        <w:t>_lookup</w:t>
+      </w:r>
+      <w:r>
+        <w:t xml:space="preserve"> выбирает курсы только выбранного источника, </w:t>
+      </w:r>
+      <w:r>
+        <w:rPr>
+          <w:rFonts w:ascii="Courier New" w:eastAsia="Courier New" w:hAnsi="Courier New" w:cs="Courier New"/>
+          <w:sz w:val="22"/>
+        </w:rPr>
+        <w:t>get_rate</w:t>
+      </w:r>
+      <w:r>
+        <w:t xml:space="preserve"> при ручном источнике не загружает курсы ЦБ. Валюта сделок и поддерживаемые валюты компании возвращаются функциями </w:t>
       </w:r>
       <w:r>
         <w:rPr>
@@ -6170,7 +6220,7 @@
       <w:pPr>
         <w:pStyle w:val="21"/>
       </w:pPr>
-      <w:bookmarkStart w:id="17" w:name="_Toc242459689"/>
+      <w:bookmarkStart w:id="17" w:name="_Toc242650283"/>
       <w:r>
         <w:t>2.12 Регламентные задания</w:t>
       </w:r>
@@ -6226,7 +6276,7 @@
         <w:pStyle w:val="1"/>
         <w:pageBreakBefore/>
       </w:pPr>
-      <w:bookmarkStart w:id="18" w:name="_Toc242459690"/>
+      <w:bookmarkStart w:id="18" w:name="_Toc242650284"/>
       <w:r>
         <w:lastRenderedPageBreak/>
         <w:t>3 Обращение к программе</w:t>
@@ -6237,7 +6287,7 @@
       <w:pPr>
         <w:pStyle w:val="21"/>
       </w:pPr>
-      <w:bookmarkStart w:id="19" w:name="_Toc242459691"/>
+      <w:bookmarkStart w:id="19" w:name="_Toc242650285"/>
       <w:r>
         <w:t>3.1 Программный интерфейс для клиентского приложения</w:t>
       </w:r>
@@ -6387,7 +6437,7 @@
       <w:pPr>
         <w:pStyle w:val="21"/>
       </w:pPr>
-      <w:bookmarkStart w:id="20" w:name="_Toc242459692"/>
+      <w:bookmarkStart w:id="20" w:name="_Toc242650286"/>
       <w:r>
         <w:t>3.2 Публичный API для партнёров</w:t>
       </w:r>
@@ -6853,7 +6903,7 @@
         <w:pStyle w:val="1"/>
         <w:pageBreakBefore/>
       </w:pPr>
-      <w:bookmarkStart w:id="21" w:name="_Toc242459693"/>
+      <w:bookmarkStart w:id="21" w:name="_Toc242650287"/>
       <w:r>
         <w:lastRenderedPageBreak/>
         <w:t>4 Входные и выходные данные</w:t>
@@ -6995,7 +7045,7 @@
         <w:pStyle w:val="1"/>
         <w:pageBreakBefore/>
       </w:pPr>
-      <w:bookmarkStart w:id="22" w:name="_Toc242459694"/>
+      <w:bookmarkStart w:id="22" w:name="_Toc242650288"/>
       <w:r>
         <w:lastRenderedPageBreak/>
         <w:t>5 Сообщения</w:t>
@@ -7006,7 +7056,7 @@
       <w:pPr>
         <w:pStyle w:val="21"/>
       </w:pPr>
-      <w:bookmarkStart w:id="23" w:name="_Toc242459695"/>
+      <w:bookmarkStart w:id="23" w:name="_Toc242650289"/>
       <w:r>
         <w:t>5.1 Коды ответов</w:t>
       </w:r>
@@ -7337,7 +7387,7 @@
       <w:pPr>
         <w:pStyle w:val="21"/>
       </w:pPr>
-      <w:bookmarkStart w:id="24" w:name="_Toc242459696"/>
+      <w:bookmarkStart w:id="24" w:name="_Toc242650290"/>
       <w:r>
         <w:t>5.2 Порядок внесения изменений</w:t>
       </w:r>
@@ -7582,7 +7632,7 @@
         <w:ind w:firstLine="0"/>
         <w:jc w:val="center"/>
       </w:pPr>
-      <w:bookmarkStart w:id="25" w:name="_Toc242459697"/>
+      <w:bookmarkStart w:id="25" w:name="_Toc242650291"/>
       <w:r>
         <w:lastRenderedPageBreak/>
         <w:t>Приложение А</w:t>
@@ -7606,7 +7656,7 @@
       <w:pPr>
         <w:pStyle w:val="21"/>
       </w:pPr>
-      <w:bookmarkStart w:id="26" w:name="_Toc242459698"/>
+      <w:bookmarkStart w:id="26" w:name="_Toc242650292"/>
       <w:r>
         <w:t>А.1 Перечень маршрутов</w:t>
       </w:r>
@@ -14291,7 +14341,7 @@
         <w:ind w:firstLine="0"/>
         <w:jc w:val="center"/>
       </w:pPr>
-      <w:bookmarkStart w:id="27" w:name="_Toc242459699"/>
+      <w:bookmarkStart w:id="27" w:name="_Toc242650293"/>
       <w:r>
         <w:lastRenderedPageBreak/>
         <w:t>ЛИСТ РЕГИСТРАЦИИ ИЗМЕНЕНИЙ</w:t>
@@ -16379,31 +16429,31 @@
       </w:rPr>
     </w:lvl>
   </w:abstractNum>
-  <w:num w:numId="1" w16cid:durableId="1455055882">
+  <w:num w:numId="1" w16cid:durableId="1449814183">
     <w:abstractNumId w:val="8"/>
   </w:num>
-  <w:num w:numId="2" w16cid:durableId="208732919">
+  <w:num w:numId="2" w16cid:durableId="847059072">
     <w:abstractNumId w:val="6"/>
   </w:num>
-  <w:num w:numId="3" w16cid:durableId="880829299">
+  <w:num w:numId="3" w16cid:durableId="1071538317">
     <w:abstractNumId w:val="5"/>
   </w:num>
-  <w:num w:numId="4" w16cid:durableId="2054231248">
+  <w:num w:numId="4" w16cid:durableId="1809127287">
     <w:abstractNumId w:val="4"/>
   </w:num>
-  <w:num w:numId="5" w16cid:durableId="892623921">
+  <w:num w:numId="5" w16cid:durableId="263003183">
     <w:abstractNumId w:val="7"/>
   </w:num>
-  <w:num w:numId="6" w16cid:durableId="1395159135">
+  <w:num w:numId="6" w16cid:durableId="456873859">
     <w:abstractNumId w:val="3"/>
   </w:num>
-  <w:num w:numId="7" w16cid:durableId="1060980879">
+  <w:num w:numId="7" w16cid:durableId="1164929987">
     <w:abstractNumId w:val="2"/>
   </w:num>
-  <w:num w:numId="8" w16cid:durableId="158153373">
+  <w:num w:numId="8" w16cid:durableId="2013725702">
     <w:abstractNumId w:val="1"/>
   </w:num>
-  <w:num w:numId="9" w16cid:durableId="2002006782">
+  <w:num w:numId="9" w16cid:durableId="1370449054">
     <w:abstractNumId w:val="0"/>
   </w:num>
 </w:numbering>
@@ -27936,7 +27986,7 @@
     <w:autoRedefine/>
     <w:uiPriority w:val="39"/>
     <w:unhideWhenUsed/>
-    <w:rsid w:val="00F05769"/>
+    <w:rsid w:val="007E5C9C"/>
     <w:pPr>
       <w:spacing w:after="100"/>
     </w:pPr>
@@ -27948,7 +27998,7 @@
     <w:autoRedefine/>
     <w:uiPriority w:val="39"/>
     <w:unhideWhenUsed/>
-    <w:rsid w:val="00F05769"/>
+    <w:rsid w:val="007E5C9C"/>
     <w:pPr>
       <w:spacing w:after="100"/>
       <w:ind w:left="240"/>
@@ -27961,7 +28011,7 @@
     <w:autoRedefine/>
     <w:uiPriority w:val="39"/>
     <w:unhideWhenUsed/>
-    <w:rsid w:val="00F05769"/>
+    <w:rsid w:val="007E5C9C"/>
     <w:pPr>
       <w:spacing w:after="100"/>
       <w:ind w:left="480"/>
@@ -27972,7 +28022,7 @@
     <w:basedOn w:val="a2"/>
     <w:uiPriority w:val="99"/>
     <w:unhideWhenUsed/>
-    <w:rsid w:val="00F05769"/>
+    <w:rsid w:val="007E5C9C"/>
     <w:rPr>
       <w:color w:val="0000FF" w:themeColor="hyperlink"/>
       <w:u w:val="single"/>
